--- a/doc/Documentacion_Tfg.docx
+++ b/doc/Documentacion_Tfg.docx
@@ -99,6 +99,7 @@
           <w:lang w:val="es-ES"/>
         </w:rPr>
       </w:pPr>
+      <w:proofErr w:type="spellStart"/>
       <w:r>
         <w:rPr>
           <w:b/>
@@ -107,6 +108,7 @@
         </w:rPr>
         <w:t>PayFlow</w:t>
       </w:r>
+      <w:proofErr w:type="spellEnd"/>
     </w:p>
     <w:p>
       <w:pPr>
@@ -135,7 +137,35 @@
         <w:rPr>
           <w:lang w:val="es-ES"/>
         </w:rPr>
-        <w:t>Diseño e implementación de una arquitectura de microservicios con Spring Boot 3, React 19, Open Banking (PSD2) y pagos con Stripe</w:t>
+        <w:t xml:space="preserve">Diseño e implementación de una arquitectura de microservicios con Spring Boot 3, </w:t>
+      </w:r>
+      <w:proofErr w:type="spellStart"/>
+      <w:r>
+        <w:rPr>
+          <w:lang w:val="es-ES"/>
+        </w:rPr>
+        <w:t>React</w:t>
+      </w:r>
+      <w:proofErr w:type="spellEnd"/>
+      <w:r>
+        <w:rPr>
+          <w:lang w:val="es-ES"/>
+        </w:rPr>
+        <w:t xml:space="preserve"> 19, Open </w:t>
+      </w:r>
+      <w:proofErr w:type="spellStart"/>
+      <w:r>
+        <w:rPr>
+          <w:lang w:val="es-ES"/>
+        </w:rPr>
+        <w:t>Banking</w:t>
+      </w:r>
+      <w:proofErr w:type="spellEnd"/>
+      <w:r>
+        <w:rPr>
+          <w:lang w:val="es-ES"/>
+        </w:rPr>
+        <w:t xml:space="preserve"> (PSD2) y pagos con Stripe</w:t>
       </w:r>
     </w:p>
     <w:p>
@@ -4214,24 +4244,158 @@
           <w:lang w:val="es-ES"/>
         </w:rPr>
       </w:pPr>
-      <w:r>
-        <w:rPr>
-          <w:lang w:val="es-ES"/>
-        </w:rPr>
-        <w:t>PayFlow es una aplicación web de gestión de finanzas personales orientada al usuario final. Permite llevar un seguimiento de ingresos y gastos, gestionar una cartera digital con transferencias entre usuarios (P2P), conectar cuentas bancarias reales mediante Open Banking (PSD2) a través de la API de Nordigen/GoCardless, y emitir facturas y resúmenes fiscales trimestrales para trabajadores autónomos. Incluye además la contratación de un plan de pago («Autónomos») mediante la pasarela Stripe, un panel de administración de usuarios y roles, y la recuperación de contraseña por correo electrónico.</w:t>
-      </w:r>
-    </w:p>
-    <w:p>
-      <w:pPr>
-        <w:rPr>
-          <w:lang w:val="es-ES"/>
-        </w:rPr>
-      </w:pPr>
-      <w:r>
-        <w:rPr>
-          <w:lang w:val="es-ES"/>
-        </w:rPr>
-        <w:t>El backend sigue una arquitectura de microservicios con Spring Boot 3 y Spring Cloud, y el frontend es una SPA (Single Page Application) desarrollada con React 19 y Vite. Toda la plataforma se orquesta con Docker Compose.</w:t>
+      <w:proofErr w:type="spellStart"/>
+      <w:r>
+        <w:rPr>
+          <w:lang w:val="es-ES"/>
+        </w:rPr>
+        <w:t>PayFlow</w:t>
+      </w:r>
+      <w:proofErr w:type="spellEnd"/>
+      <w:r>
+        <w:rPr>
+          <w:lang w:val="es-ES"/>
+        </w:rPr>
+        <w:t xml:space="preserve"> es una aplicación web de gestión de finanzas personales orientada al usuario final. Permite llevar un seguimiento de ingresos y gastos, gestionar una cartera digital con transferencias entre usuarios (P2P), conectar cuentas bancarias reales mediante Open </w:t>
+      </w:r>
+      <w:proofErr w:type="spellStart"/>
+      <w:r>
+        <w:rPr>
+          <w:lang w:val="es-ES"/>
+        </w:rPr>
+        <w:t>Banking</w:t>
+      </w:r>
+      <w:proofErr w:type="spellEnd"/>
+      <w:r>
+        <w:rPr>
+          <w:lang w:val="es-ES"/>
+        </w:rPr>
+        <w:t xml:space="preserve"> (PSD2) a través de la API de </w:t>
+      </w:r>
+      <w:proofErr w:type="spellStart"/>
+      <w:r>
+        <w:rPr>
+          <w:lang w:val="es-ES"/>
+        </w:rPr>
+        <w:t>Nordigen</w:t>
+      </w:r>
+      <w:proofErr w:type="spellEnd"/>
+      <w:r>
+        <w:rPr>
+          <w:lang w:val="es-ES"/>
+        </w:rPr>
+        <w:t>/</w:t>
+      </w:r>
+      <w:proofErr w:type="spellStart"/>
+      <w:r>
+        <w:rPr>
+          <w:lang w:val="es-ES"/>
+        </w:rPr>
+        <w:t>GoCardless</w:t>
+      </w:r>
+      <w:proofErr w:type="spellEnd"/>
+      <w:r>
+        <w:rPr>
+          <w:lang w:val="es-ES"/>
+        </w:rPr>
+        <w:t>, y emitir facturas y resúmenes fiscales trimestrales para trabajadores autónomos. Incluye además la contratación de un plan de pago («Autónomos») mediante la pasarela Stripe, un panel de administración de usuarios y roles, y la recuperación de contraseña por correo electrónico.</w:t>
+      </w:r>
+    </w:p>
+    <w:p>
+      <w:pPr>
+        <w:rPr>
+          <w:lang w:val="es-ES"/>
+        </w:rPr>
+      </w:pPr>
+      <w:r>
+        <w:rPr>
+          <w:lang w:val="es-ES"/>
+        </w:rPr>
+        <w:t xml:space="preserve">El </w:t>
+      </w:r>
+      <w:proofErr w:type="spellStart"/>
+      <w:r>
+        <w:rPr>
+          <w:lang w:val="es-ES"/>
+        </w:rPr>
+        <w:t>backend</w:t>
+      </w:r>
+      <w:proofErr w:type="spellEnd"/>
+      <w:r>
+        <w:rPr>
+          <w:lang w:val="es-ES"/>
+        </w:rPr>
+        <w:t xml:space="preserve"> sigue una arquitectura de microservicios con Spring Boot 3 y Spring Cloud, y el </w:t>
+      </w:r>
+      <w:proofErr w:type="spellStart"/>
+      <w:r>
+        <w:rPr>
+          <w:lang w:val="es-ES"/>
+        </w:rPr>
+        <w:t>frontend</w:t>
+      </w:r>
+      <w:proofErr w:type="spellEnd"/>
+      <w:r>
+        <w:rPr>
+          <w:lang w:val="es-ES"/>
+        </w:rPr>
+        <w:t xml:space="preserve"> es una SPA (</w:t>
+      </w:r>
+      <w:proofErr w:type="gramStart"/>
+      <w:r>
+        <w:rPr>
+          <w:lang w:val="es-ES"/>
+        </w:rPr>
+        <w:t>Single</w:t>
+      </w:r>
+      <w:proofErr w:type="gramEnd"/>
+      <w:r>
+        <w:rPr>
+          <w:lang w:val="es-ES"/>
+        </w:rPr>
+        <w:t xml:space="preserve"> Page </w:t>
+      </w:r>
+      <w:proofErr w:type="spellStart"/>
+      <w:r>
+        <w:rPr>
+          <w:lang w:val="es-ES"/>
+        </w:rPr>
+        <w:t>Application</w:t>
+      </w:r>
+      <w:proofErr w:type="spellEnd"/>
+      <w:r>
+        <w:rPr>
+          <w:lang w:val="es-ES"/>
+        </w:rPr>
+        <w:t xml:space="preserve">) desarrollada con </w:t>
+      </w:r>
+      <w:proofErr w:type="spellStart"/>
+      <w:r>
+        <w:rPr>
+          <w:lang w:val="es-ES"/>
+        </w:rPr>
+        <w:t>React</w:t>
+      </w:r>
+      <w:proofErr w:type="spellEnd"/>
+      <w:r>
+        <w:rPr>
+          <w:lang w:val="es-ES"/>
+        </w:rPr>
+        <w:t xml:space="preserve"> 19 y Vite. Toda la plataforma se orquesta con Docker </w:t>
+      </w:r>
+      <w:proofErr w:type="spellStart"/>
+      <w:r>
+        <w:rPr>
+          <w:lang w:val="es-ES"/>
+        </w:rPr>
+        <w:t>Compose</w:t>
+      </w:r>
+      <w:proofErr w:type="spellEnd"/>
+      <w:r>
+        <w:rPr>
+          <w:lang w:val="es-ES"/>
+        </w:rPr>
+        <w:t>.</w:t>
       </w:r>
     </w:p>
     <w:p>
@@ -4260,7 +4424,49 @@
         <w:rPr>
           <w:lang w:val="es-ES"/>
         </w:rPr>
-        <w:t>Diseñar, implementar y desplegar una plataforma web de finanzas personales completa y funcional, aplicando los conocimientos del Ciclo Formativo de Grado Superior en DAW, con énfasis en arquitecturas modernas de software (microservicios), seguridad en aplicaciones web (JWT, roles) e integración con servicios externos reales (Open Banking y pagos con Stripe). PayFlow aspira a cubrir un nicho no atendido por las soluciones del mercado: combinar en una sola aplicación cartera P2P, Open Banking europeo y un módulo fiscal para autónomos, con un enfoque en la privacidad del usuario.</w:t>
+        <w:t xml:space="preserve">Diseñar, implementar y desplegar una plataforma web de finanzas personales completa y funcional, aplicando los conocimientos del Ciclo Formativo de Grado Superior en DAW, con énfasis en arquitecturas modernas de software (microservicios), seguridad en aplicaciones web (JWT, roles) e integración con servicios externos reales (Open </w:t>
+      </w:r>
+      <w:proofErr w:type="spellStart"/>
+      <w:r>
+        <w:rPr>
+          <w:lang w:val="es-ES"/>
+        </w:rPr>
+        <w:t>Banking</w:t>
+      </w:r>
+      <w:proofErr w:type="spellEnd"/>
+      <w:r>
+        <w:rPr>
+          <w:lang w:val="es-ES"/>
+        </w:rPr>
+        <w:t xml:space="preserve"> y pagos con Stripe). </w:t>
+      </w:r>
+      <w:proofErr w:type="spellStart"/>
+      <w:r>
+        <w:rPr>
+          <w:lang w:val="es-ES"/>
+        </w:rPr>
+        <w:t>PayFlow</w:t>
+      </w:r>
+      <w:proofErr w:type="spellEnd"/>
+      <w:r>
+        <w:rPr>
+          <w:lang w:val="es-ES"/>
+        </w:rPr>
+        <w:t xml:space="preserve"> aspira a cubrir un nicho no atendido por las soluciones del mercado: combinar en una sola aplicación cartera P2P, Open </w:t>
+      </w:r>
+      <w:proofErr w:type="spellStart"/>
+      <w:r>
+        <w:rPr>
+          <w:lang w:val="es-ES"/>
+        </w:rPr>
+        <w:t>Banking</w:t>
+      </w:r>
+      <w:proofErr w:type="spellEnd"/>
+      <w:r>
+        <w:rPr>
+          <w:lang w:val="es-ES"/>
+        </w:rPr>
+        <w:t xml:space="preserve"> europeo y un módulo fiscal para autónomos, con un enfoque en la privacidad del usuario.</w:t>
       </w:r>
       <w:r>
         <w:rPr>
@@ -4282,9 +4488,22 @@
       </w:pPr>
       <w:bookmarkStart w:id="4" w:name="_Toc231290017"/>
       <w:r>
-        <w:t>1.3. Tecnologías utilizadas</w:t>
+        <w:t xml:space="preserve">1.3. </w:t>
+      </w:r>
+      <w:proofErr w:type="spellStart"/>
+      <w:r>
+        <w:t>Tecnologías</w:t>
+      </w:r>
+      <w:proofErr w:type="spellEnd"/>
+      <w:r>
+        <w:t xml:space="preserve"> </w:t>
+      </w:r>
+      <w:proofErr w:type="spellStart"/>
+      <w:r>
+        <w:t>utilizadas</w:t>
       </w:r>
       <w:bookmarkEnd w:id="4"/>
+      <w:proofErr w:type="spellEnd"/>
     </w:p>
     <w:p>
       <w:r>
@@ -4315,6 +4534,7 @@
             <w:pPr>
               <w:spacing w:line="240" w:lineRule="auto"/>
             </w:pPr>
+            <w:proofErr w:type="spellStart"/>
             <w:r>
               <w:rPr>
                 <w:b/>
@@ -4322,6 +4542,7 @@
               </w:rPr>
               <w:t>Tecnología</w:t>
             </w:r>
+            <w:proofErr w:type="spellEnd"/>
           </w:p>
         </w:tc>
         <w:tc>
@@ -4332,6 +4553,7 @@
             <w:pPr>
               <w:spacing w:line="240" w:lineRule="auto"/>
             </w:pPr>
+            <w:proofErr w:type="spellStart"/>
             <w:r>
               <w:rPr>
                 <w:b/>
@@ -4339,6 +4561,7 @@
               </w:rPr>
               <w:t>Versión</w:t>
             </w:r>
+            <w:proofErr w:type="spellEnd"/>
           </w:p>
         </w:tc>
         <w:tc>
@@ -4354,8 +4577,49 @@
                 <w:b/>
                 <w:sz w:val="20"/>
               </w:rPr>
-              <w:t>Uso en el proyecto</w:t>
-            </w:r>
+              <w:t xml:space="preserve">Uso </w:t>
+            </w:r>
+            <w:proofErr w:type="spellStart"/>
+            <w:r>
+              <w:rPr>
+                <w:b/>
+                <w:sz w:val="20"/>
+              </w:rPr>
+              <w:t>en</w:t>
+            </w:r>
+            <w:proofErr w:type="spellEnd"/>
+            <w:r>
+              <w:rPr>
+                <w:b/>
+                <w:sz w:val="20"/>
+              </w:rPr>
+              <w:t xml:space="preserve"> </w:t>
+            </w:r>
+            <w:proofErr w:type="spellStart"/>
+            <w:r>
+              <w:rPr>
+                <w:b/>
+                <w:sz w:val="20"/>
+              </w:rPr>
+              <w:t>el</w:t>
+            </w:r>
+            <w:proofErr w:type="spellEnd"/>
+            <w:r>
+              <w:rPr>
+                <w:b/>
+                <w:sz w:val="20"/>
+              </w:rPr>
+              <w:t xml:space="preserve"> </w:t>
+            </w:r>
+            <w:proofErr w:type="spellStart"/>
+            <w:r>
+              <w:rPr>
+                <w:b/>
+                <w:sz w:val="20"/>
+              </w:rPr>
+              <w:t>proyecto</w:t>
+            </w:r>
+            <w:proofErr w:type="spellEnd"/>
           </w:p>
         </w:tc>
       </w:tr>
@@ -4546,7 +4810,21 @@
               <w:rPr>
                 <w:sz w:val="20"/>
               </w:rPr>
-              <w:t>Spring Security + JWT (jjwt)</w:t>
+              <w:t>Spring Security + JWT (</w:t>
+            </w:r>
+            <w:proofErr w:type="spellStart"/>
+            <w:r>
+              <w:rPr>
+                <w:sz w:val="20"/>
+              </w:rPr>
+              <w:t>jjwt</w:t>
+            </w:r>
+            <w:proofErr w:type="spellEnd"/>
+            <w:r>
+              <w:rPr>
+                <w:sz w:val="20"/>
+              </w:rPr>
+              <w:t>)</w:t>
             </w:r>
           </w:p>
         </w:tc>
@@ -4713,12 +4991,14 @@
             <w:pPr>
               <w:spacing w:line="240" w:lineRule="auto"/>
             </w:pPr>
+            <w:proofErr w:type="spellStart"/>
             <w:r>
               <w:rPr>
                 <w:sz w:val="20"/>
               </w:rPr>
               <w:t>springdoc-openapi</w:t>
             </w:r>
+            <w:proofErr w:type="spellEnd"/>
           </w:p>
         </w:tc>
         <w:tc>
@@ -4770,12 +5050,28 @@
             <w:pPr>
               <w:spacing w:line="240" w:lineRule="auto"/>
             </w:pPr>
-            <w:r>
-              <w:rPr>
-                <w:sz w:val="20"/>
-              </w:rPr>
-              <w:t>OpenPDF / iText</w:t>
-            </w:r>
+            <w:proofErr w:type="spellStart"/>
+            <w:r>
+              <w:rPr>
+                <w:sz w:val="20"/>
+              </w:rPr>
+              <w:t>OpenPDF</w:t>
+            </w:r>
+            <w:proofErr w:type="spellEnd"/>
+            <w:r>
+              <w:rPr>
+                <w:sz w:val="20"/>
+              </w:rPr>
+              <w:t xml:space="preserve"> / </w:t>
+            </w:r>
+            <w:proofErr w:type="spellStart"/>
+            <w:r>
+              <w:rPr>
+                <w:sz w:val="20"/>
+              </w:rPr>
+              <w:t>iText</w:t>
+            </w:r>
+            <w:proofErr w:type="spellEnd"/>
           </w:p>
         </w:tc>
         <w:tc>
@@ -4902,6 +5198,7 @@
             <w:pPr>
               <w:spacing w:line="240" w:lineRule="auto"/>
             </w:pPr>
+            <w:proofErr w:type="spellStart"/>
             <w:r>
               <w:rPr>
                 <w:b/>
@@ -4909,6 +5206,7 @@
               </w:rPr>
               <w:t>Tecnología</w:t>
             </w:r>
+            <w:proofErr w:type="spellEnd"/>
           </w:p>
         </w:tc>
         <w:tc>
@@ -4919,6 +5217,7 @@
             <w:pPr>
               <w:spacing w:line="240" w:lineRule="auto"/>
             </w:pPr>
+            <w:proofErr w:type="spellStart"/>
             <w:r>
               <w:rPr>
                 <w:b/>
@@ -4926,6 +5225,7 @@
               </w:rPr>
               <w:t>Versión</w:t>
             </w:r>
+            <w:proofErr w:type="spellEnd"/>
           </w:p>
         </w:tc>
         <w:tc>
@@ -4941,8 +5241,49 @@
                 <w:b/>
                 <w:sz w:val="20"/>
               </w:rPr>
-              <w:t>Uso en el proyecto</w:t>
-            </w:r>
+              <w:t xml:space="preserve">Uso </w:t>
+            </w:r>
+            <w:proofErr w:type="spellStart"/>
+            <w:r>
+              <w:rPr>
+                <w:b/>
+                <w:sz w:val="20"/>
+              </w:rPr>
+              <w:t>en</w:t>
+            </w:r>
+            <w:proofErr w:type="spellEnd"/>
+            <w:r>
+              <w:rPr>
+                <w:b/>
+                <w:sz w:val="20"/>
+              </w:rPr>
+              <w:t xml:space="preserve"> </w:t>
+            </w:r>
+            <w:proofErr w:type="spellStart"/>
+            <w:r>
+              <w:rPr>
+                <w:b/>
+                <w:sz w:val="20"/>
+              </w:rPr>
+              <w:t>el</w:t>
+            </w:r>
+            <w:proofErr w:type="spellEnd"/>
+            <w:r>
+              <w:rPr>
+                <w:b/>
+                <w:sz w:val="20"/>
+              </w:rPr>
+              <w:t xml:space="preserve"> </w:t>
+            </w:r>
+            <w:proofErr w:type="spellStart"/>
+            <w:r>
+              <w:rPr>
+                <w:b/>
+                <w:sz w:val="20"/>
+              </w:rPr>
+              <w:t>proyecto</w:t>
+            </w:r>
+            <w:proofErr w:type="spellEnd"/>
           </w:p>
         </w:tc>
       </w:tr>
@@ -5050,12 +5391,21 @@
                 <w:lang w:val="es-ES"/>
               </w:rPr>
             </w:pPr>
+            <w:proofErr w:type="spellStart"/>
             <w:r>
               <w:rPr>
                 <w:sz w:val="20"/>
                 <w:lang w:val="es-ES"/>
               </w:rPr>
-              <w:t>Bundler y servidor de desarrollo</w:t>
+              <w:t>Bundler</w:t>
+            </w:r>
+            <w:proofErr w:type="spellEnd"/>
+            <w:r>
+              <w:rPr>
+                <w:sz w:val="20"/>
+                <w:lang w:val="es-ES"/>
+              </w:rPr>
+              <w:t xml:space="preserve"> y servidor de desarrollo</w:t>
             </w:r>
           </w:p>
         </w:tc>
@@ -5169,7 +5519,23 @@
                 <w:sz w:val="20"/>
                 <w:lang w:val="es-ES"/>
               </w:rPr>
-              <w:t>Sistema de diseño con tokens y estilos con scope local</w:t>
+              <w:t xml:space="preserve">Sistema de diseño con tokens y estilos con </w:t>
+            </w:r>
+            <w:proofErr w:type="spellStart"/>
+            <w:r>
+              <w:rPr>
+                <w:sz w:val="20"/>
+                <w:lang w:val="es-ES"/>
+              </w:rPr>
+              <w:t>scope</w:t>
+            </w:r>
+            <w:proofErr w:type="spellEnd"/>
+            <w:r>
+              <w:rPr>
+                <w:sz w:val="20"/>
+                <w:lang w:val="es-ES"/>
+              </w:rPr>
+              <w:t xml:space="preserve"> local</w:t>
             </w:r>
           </w:p>
         </w:tc>
@@ -5332,12 +5698,42 @@
             <w:pPr>
               <w:spacing w:line="240" w:lineRule="auto"/>
             </w:pPr>
-            <w:r>
-              <w:rPr>
-                <w:sz w:val="20"/>
-              </w:rPr>
-              <w:t>Gráficos financieros interactivos</w:t>
-            </w:r>
+            <w:proofErr w:type="spellStart"/>
+            <w:r>
+              <w:rPr>
+                <w:sz w:val="20"/>
+              </w:rPr>
+              <w:t>Gráficos</w:t>
+            </w:r>
+            <w:proofErr w:type="spellEnd"/>
+            <w:r>
+              <w:rPr>
+                <w:sz w:val="20"/>
+              </w:rPr>
+              <w:t xml:space="preserve"> </w:t>
+            </w:r>
+            <w:proofErr w:type="spellStart"/>
+            <w:r>
+              <w:rPr>
+                <w:sz w:val="20"/>
+              </w:rPr>
+              <w:t>financieros</w:t>
+            </w:r>
+            <w:proofErr w:type="spellEnd"/>
+            <w:r>
+              <w:rPr>
+                <w:sz w:val="20"/>
+              </w:rPr>
+              <w:t xml:space="preserve"> </w:t>
+            </w:r>
+            <w:proofErr w:type="spellStart"/>
+            <w:r>
+              <w:rPr>
+                <w:sz w:val="20"/>
+              </w:rPr>
+              <w:t>interactivos</w:t>
+            </w:r>
+            <w:proofErr w:type="spellEnd"/>
           </w:p>
         </w:tc>
       </w:tr>
@@ -5475,6 +5871,7 @@
             <w:pPr>
               <w:spacing w:line="240" w:lineRule="auto"/>
             </w:pPr>
+            <w:proofErr w:type="spellStart"/>
             <w:r>
               <w:rPr>
                 <w:b/>
@@ -5482,6 +5879,7 @@
               </w:rPr>
               <w:t>Tecnología</w:t>
             </w:r>
+            <w:proofErr w:type="spellEnd"/>
           </w:p>
         </w:tc>
         <w:tc>
@@ -5492,6 +5890,7 @@
             <w:pPr>
               <w:spacing w:line="240" w:lineRule="auto"/>
             </w:pPr>
+            <w:proofErr w:type="spellStart"/>
             <w:r>
               <w:rPr>
                 <w:b/>
@@ -5499,6 +5898,7 @@
               </w:rPr>
               <w:t>Versión</w:t>
             </w:r>
+            <w:proofErr w:type="spellEnd"/>
           </w:p>
         </w:tc>
         <w:tc>
@@ -5514,8 +5914,49 @@
                 <w:b/>
                 <w:sz w:val="20"/>
               </w:rPr>
-              <w:t>Uso en el proyecto</w:t>
-            </w:r>
+              <w:t xml:space="preserve">Uso </w:t>
+            </w:r>
+            <w:proofErr w:type="spellStart"/>
+            <w:r>
+              <w:rPr>
+                <w:b/>
+                <w:sz w:val="20"/>
+              </w:rPr>
+              <w:t>en</w:t>
+            </w:r>
+            <w:proofErr w:type="spellEnd"/>
+            <w:r>
+              <w:rPr>
+                <w:b/>
+                <w:sz w:val="20"/>
+              </w:rPr>
+              <w:t xml:space="preserve"> </w:t>
+            </w:r>
+            <w:proofErr w:type="spellStart"/>
+            <w:r>
+              <w:rPr>
+                <w:b/>
+                <w:sz w:val="20"/>
+              </w:rPr>
+              <w:t>el</w:t>
+            </w:r>
+            <w:proofErr w:type="spellEnd"/>
+            <w:r>
+              <w:rPr>
+                <w:b/>
+                <w:sz w:val="20"/>
+              </w:rPr>
+              <w:t xml:space="preserve"> </w:t>
+            </w:r>
+            <w:proofErr w:type="spellStart"/>
+            <w:r>
+              <w:rPr>
+                <w:b/>
+                <w:sz w:val="20"/>
+              </w:rPr>
+              <w:t>proyecto</w:t>
+            </w:r>
+            <w:proofErr w:type="spellEnd"/>
           </w:p>
         </w:tc>
       </w:tr>
@@ -5628,7 +6069,23 @@
                 <w:sz w:val="20"/>
                 <w:lang w:val="es-ES"/>
               </w:rPr>
-              <w:t>Contenedorización y orquestación del stack completo</w:t>
+              <w:t xml:space="preserve">Contenedorización y orquestación del </w:t>
+            </w:r>
+            <w:proofErr w:type="spellStart"/>
+            <w:r>
+              <w:rPr>
+                <w:sz w:val="20"/>
+                <w:lang w:val="es-ES"/>
+              </w:rPr>
+              <w:t>stack</w:t>
+            </w:r>
+            <w:proofErr w:type="spellEnd"/>
+            <w:r>
+              <w:rPr>
+                <w:sz w:val="20"/>
+                <w:lang w:val="es-ES"/>
+              </w:rPr>
+              <w:t xml:space="preserve"> completo</w:t>
             </w:r>
           </w:p>
         </w:tc>
@@ -5731,11 +6188,19 @@
             <w:pPr>
               <w:spacing w:line="240" w:lineRule="auto"/>
             </w:pPr>
-            <w:r>
-              <w:rPr>
-                <w:sz w:val="20"/>
-              </w:rPr>
-              <w:t>Pruebas end-to-end del frontend</w:t>
+            <w:proofErr w:type="spellStart"/>
+            <w:r>
+              <w:rPr>
+                <w:sz w:val="20"/>
+              </w:rPr>
+              <w:t>Pruebas</w:t>
+            </w:r>
+            <w:proofErr w:type="spellEnd"/>
+            <w:r>
+              <w:rPr>
+                <w:sz w:val="20"/>
+              </w:rPr>
+              <w:t xml:space="preserve"> end-to-end del frontend</w:t>
             </w:r>
           </w:p>
         </w:tc>
@@ -5816,7 +6281,21 @@
         <w:rPr>
           <w:lang w:val="es-ES"/>
         </w:rPr>
-        <w:t>Memoria RAM: 8 GB como mínimo; 16 GB recomendados, ya que se ejecutan simultáneamente siete procesos Java, la base de datos PostgreSQL y el servidor de desarrollo del frontend.</w:t>
+        <w:t xml:space="preserve">Memoria RAM: 8 GB como mínimo; 16 GB recomendados, ya que se ejecutan simultáneamente siete procesos Java, la base de datos PostgreSQL y el servidor de desarrollo del </w:t>
+      </w:r>
+      <w:proofErr w:type="spellStart"/>
+      <w:r>
+        <w:rPr>
+          <w:lang w:val="es-ES"/>
+        </w:rPr>
+        <w:t>frontend</w:t>
+      </w:r>
+      <w:proofErr w:type="spellEnd"/>
+      <w:r>
+        <w:rPr>
+          <w:lang w:val="es-ES"/>
+        </w:rPr>
+        <w:t>.</w:t>
       </w:r>
     </w:p>
     <w:p>
@@ -5830,7 +6309,21 @@
         <w:rPr>
           <w:lang w:val="es-ES"/>
         </w:rPr>
-        <w:t>Espacio en disco: aproximadamente 5 GB libres para las imágenes Docker, dependencias de Maven y npm.</w:t>
+        <w:t xml:space="preserve">Espacio en disco: aproximadamente 5 GB libres para las imágenes Docker, dependencias de Maven y </w:t>
+      </w:r>
+      <w:proofErr w:type="spellStart"/>
+      <w:r>
+        <w:rPr>
+          <w:lang w:val="es-ES"/>
+        </w:rPr>
+        <w:t>npm</w:t>
+      </w:r>
+      <w:proofErr w:type="spellEnd"/>
+      <w:r>
+        <w:rPr>
+          <w:lang w:val="es-ES"/>
+        </w:rPr>
+        <w:t>.</w:t>
       </w:r>
     </w:p>
     <w:p>
@@ -5863,7 +6356,35 @@
         <w:rPr>
           <w:lang w:val="es-ES"/>
         </w:rPr>
-        <w:t>Docker y Docker Compose (opción recomendada: levanta todo el stack con un único comando).</w:t>
+        <w:t xml:space="preserve">Docker y Docker </w:t>
+      </w:r>
+      <w:proofErr w:type="spellStart"/>
+      <w:r>
+        <w:rPr>
+          <w:lang w:val="es-ES"/>
+        </w:rPr>
+        <w:t>Compose</w:t>
+      </w:r>
+      <w:proofErr w:type="spellEnd"/>
+      <w:r>
+        <w:rPr>
+          <w:lang w:val="es-ES"/>
+        </w:rPr>
+        <w:t xml:space="preserve"> (opción recomendada: levanta todo el </w:t>
+      </w:r>
+      <w:proofErr w:type="spellStart"/>
+      <w:r>
+        <w:rPr>
+          <w:lang w:val="es-ES"/>
+        </w:rPr>
+        <w:t>stack</w:t>
+      </w:r>
+      <w:proofErr w:type="spellEnd"/>
+      <w:r>
+        <w:rPr>
+          <w:lang w:val="es-ES"/>
+        </w:rPr>
+        <w:t xml:space="preserve"> con un único comando).</w:t>
       </w:r>
     </w:p>
     <w:p>
@@ -5877,7 +6398,21 @@
         <w:rPr>
           <w:lang w:val="es-ES"/>
         </w:rPr>
-        <w:t>Como alternativa al uso de Docker: JDK 21, Maven 3.9+, Node.js 18+ con npm y PostgreSQL 16 instalados de forma nativa.</w:t>
+        <w:t xml:space="preserve">Como alternativa al uso de Docker: JDK 21, Maven 3.9+, Node.js 18+ con </w:t>
+      </w:r>
+      <w:proofErr w:type="spellStart"/>
+      <w:r>
+        <w:rPr>
+          <w:lang w:val="es-ES"/>
+        </w:rPr>
+        <w:t>npm</w:t>
+      </w:r>
+      <w:proofErr w:type="spellEnd"/>
+      <w:r>
+        <w:rPr>
+          <w:lang w:val="es-ES"/>
+        </w:rPr>
+        <w:t xml:space="preserve"> y PostgreSQL 16 instalados de forma nativa.</w:t>
       </w:r>
     </w:p>
     <w:p>
@@ -5900,9 +6435,22 @@
       </w:pPr>
       <w:bookmarkStart w:id="7" w:name="_Toc231290020"/>
       <w:r>
-        <w:t>2.2. Versiones recomendadas</w:t>
+        <w:t xml:space="preserve">2.2. </w:t>
+      </w:r>
+      <w:proofErr w:type="spellStart"/>
+      <w:r>
+        <w:t>Versiones</w:t>
+      </w:r>
+      <w:proofErr w:type="spellEnd"/>
+      <w:r>
+        <w:t xml:space="preserve"> </w:t>
+      </w:r>
+      <w:proofErr w:type="spellStart"/>
+      <w:r>
+        <w:t>recomendadas</w:t>
       </w:r>
       <w:bookmarkEnd w:id="7"/>
+      <w:proofErr w:type="spellEnd"/>
     </w:p>
     <w:tbl>
       <w:tblPr>
@@ -5927,6 +6475,7 @@
             <w:pPr>
               <w:spacing w:line="240" w:lineRule="auto"/>
             </w:pPr>
+            <w:proofErr w:type="spellStart"/>
             <w:r>
               <w:rPr>
                 <w:b/>
@@ -5934,6 +6483,7 @@
               </w:rPr>
               <w:t>Componente</w:t>
             </w:r>
+            <w:proofErr w:type="spellEnd"/>
           </w:p>
         </w:tc>
         <w:tc>
@@ -5944,13 +6494,31 @@
             <w:pPr>
               <w:spacing w:line="240" w:lineRule="auto"/>
             </w:pPr>
+            <w:proofErr w:type="spellStart"/>
             <w:r>
               <w:rPr>
                 <w:b/>
                 <w:sz w:val="20"/>
               </w:rPr>
-              <w:t>Versión recomendada</w:t>
-            </w:r>
+              <w:t>Versión</w:t>
+            </w:r>
+            <w:proofErr w:type="spellEnd"/>
+            <w:r>
+              <w:rPr>
+                <w:b/>
+                <w:sz w:val="20"/>
+              </w:rPr>
+              <w:t xml:space="preserve"> </w:t>
+            </w:r>
+            <w:proofErr w:type="spellStart"/>
+            <w:r>
+              <w:rPr>
+                <w:b/>
+                <w:sz w:val="20"/>
+              </w:rPr>
+              <w:t>recomendada</w:t>
+            </w:r>
+            <w:proofErr w:type="spellEnd"/>
           </w:p>
         </w:tc>
       </w:tr>
@@ -6152,12 +6720,14 @@
             <w:pPr>
               <w:spacing w:line="240" w:lineRule="auto"/>
             </w:pPr>
+            <w:proofErr w:type="spellStart"/>
             <w:r>
               <w:rPr>
                 <w:sz w:val="20"/>
               </w:rPr>
               <w:t>npm</w:t>
             </w:r>
+            <w:proofErr w:type="spellEnd"/>
           </w:p>
         </w:tc>
         <w:tc>
@@ -6369,9 +6939,22 @@
       </w:pPr>
       <w:bookmarkStart w:id="8" w:name="_Toc231290021"/>
       <w:r>
-        <w:t>3. Arquitectura de la aplicación</w:t>
+        <w:t xml:space="preserve">3. </w:t>
+      </w:r>
+      <w:proofErr w:type="spellStart"/>
+      <w:r>
+        <w:t>Arquitectura</w:t>
+      </w:r>
+      <w:proofErr w:type="spellEnd"/>
+      <w:r>
+        <w:t xml:space="preserve"> de la </w:t>
+      </w:r>
+      <w:proofErr w:type="spellStart"/>
+      <w:r>
+        <w:t>aplicación</w:t>
       </w:r>
       <w:bookmarkEnd w:id="8"/>
+      <w:proofErr w:type="spellEnd"/>
     </w:p>
     <w:p>
       <w:pPr>
@@ -6385,7 +6968,21 @@
         <w:rPr>
           <w:lang w:val="es-ES"/>
         </w:rPr>
-        <w:t>3.1. ¿Por qué microservicios en PayFlow?</w:t>
+        <w:t xml:space="preserve">3.1. ¿Por qué microservicios en </w:t>
+      </w:r>
+      <w:proofErr w:type="spellStart"/>
+      <w:r>
+        <w:rPr>
+          <w:lang w:val="es-ES"/>
+        </w:rPr>
+        <w:t>PayFlow</w:t>
+      </w:r>
+      <w:proofErr w:type="spellEnd"/>
+      <w:r>
+        <w:rPr>
+          <w:lang w:val="es-ES"/>
+        </w:rPr>
+        <w:t>?</w:t>
       </w:r>
       <w:bookmarkEnd w:id="9"/>
     </w:p>
@@ -6416,7 +7013,35 @@
         <w:rPr>
           <w:lang w:val="es-ES"/>
         </w:rPr>
-        <w:t>Aislamiento de fallos y alta disponibilidad. En un monolito, un error en la lógica de facturas puede tumbar toda la aplicación. En PayFlow, si invoicing-service cae, el monedero P2P y las transacciones siguen operando. Cada servicio falla de forma independiente, lo que se traduce directamente en mayor disponibilidad para el usuario final.</w:t>
+        <w:t xml:space="preserve">Aislamiento de fallos y alta disponibilidad. En un monolito, un error en la lógica de facturas puede tumbar toda la aplicación. En </w:t>
+      </w:r>
+      <w:proofErr w:type="spellStart"/>
+      <w:r>
+        <w:rPr>
+          <w:lang w:val="es-ES"/>
+        </w:rPr>
+        <w:t>PayFlow</w:t>
+      </w:r>
+      <w:proofErr w:type="spellEnd"/>
+      <w:r>
+        <w:rPr>
+          <w:lang w:val="es-ES"/>
+        </w:rPr>
+        <w:t xml:space="preserve">, si </w:t>
+      </w:r>
+      <w:proofErr w:type="spellStart"/>
+      <w:r>
+        <w:rPr>
+          <w:lang w:val="es-ES"/>
+        </w:rPr>
+        <w:t>invoicing-service</w:t>
+      </w:r>
+      <w:proofErr w:type="spellEnd"/>
+      <w:r>
+        <w:rPr>
+          <w:lang w:val="es-ES"/>
+        </w:rPr>
+        <w:t xml:space="preserve"> cae, el monedero P2P y las transacciones siguen operando. Cada servicio falla de forma independiente, lo que se traduce directamente en mayor disponibilidad para el usuario final.</w:t>
       </w:r>
       <w:bookmarkEnd w:id="11"/>
     </w:p>
@@ -6432,7 +7057,63 @@
         <w:rPr>
           <w:lang w:val="es-ES"/>
         </w:rPr>
-        <w:t>Escalado selectivo. transaction-service y wallet-service soportarán la mayor carga operacional. Con microservicios, se pueden escalar esos dos servicios horizontalmente —añadiendo instancias registradas en Eureka— sin desperdiciar recursos escalando invoicing-service o bank-service, que tienen tráfico mucho más bajo.</w:t>
+        <w:t xml:space="preserve">Escalado selectivo. </w:t>
+      </w:r>
+      <w:proofErr w:type="spellStart"/>
+      <w:r>
+        <w:rPr>
+          <w:lang w:val="es-ES"/>
+        </w:rPr>
+        <w:t>transaction-service</w:t>
+      </w:r>
+      <w:proofErr w:type="spellEnd"/>
+      <w:r>
+        <w:rPr>
+          <w:lang w:val="es-ES"/>
+        </w:rPr>
+        <w:t xml:space="preserve"> y </w:t>
+      </w:r>
+      <w:proofErr w:type="spellStart"/>
+      <w:r>
+        <w:rPr>
+          <w:lang w:val="es-ES"/>
+        </w:rPr>
+        <w:t>wallet-service</w:t>
+      </w:r>
+      <w:proofErr w:type="spellEnd"/>
+      <w:r>
+        <w:rPr>
+          <w:lang w:val="es-ES"/>
+        </w:rPr>
+        <w:t xml:space="preserve"> soportarán la mayor carga operacional. Con microservicios, se pueden escalar esos dos servicios horizontalmente —añadiendo instancias registradas en Eureka— sin desperdiciar recursos escalando </w:t>
+      </w:r>
+      <w:proofErr w:type="spellStart"/>
+      <w:r>
+        <w:rPr>
+          <w:lang w:val="es-ES"/>
+        </w:rPr>
+        <w:t>invoicing-service</w:t>
+      </w:r>
+      <w:proofErr w:type="spellEnd"/>
+      <w:r>
+        <w:rPr>
+          <w:lang w:val="es-ES"/>
+        </w:rPr>
+        <w:t xml:space="preserve"> o </w:t>
+      </w:r>
+      <w:proofErr w:type="spellStart"/>
+      <w:r>
+        <w:rPr>
+          <w:lang w:val="es-ES"/>
+        </w:rPr>
+        <w:t>bank-service</w:t>
+      </w:r>
+      <w:proofErr w:type="spellEnd"/>
+      <w:r>
+        <w:rPr>
+          <w:lang w:val="es-ES"/>
+        </w:rPr>
+        <w:t>, que tienen tráfico mucho más bajo.</w:t>
       </w:r>
       <w:bookmarkEnd w:id="12"/>
     </w:p>
@@ -6448,7 +7129,35 @@
         <w:rPr>
           <w:lang w:val="es-ES"/>
         </w:rPr>
-        <w:t>Autonomía de base de datos. Cada servicio posee su propio esquema en la base de datos (separación gestionada en init.sql). Esto evita el acoplamiento de datos que hace que los monolitos sean tan difíciles de mantener: ningún servicio puede corromper el modelo de datos de otro, y se puede cambiar el esquema de auth-service sin tocar el resto.</w:t>
+        <w:t xml:space="preserve">Autonomía de base de datos. Cada servicio posee su propio esquema en la base de datos (separación gestionada en </w:t>
+      </w:r>
+      <w:proofErr w:type="spellStart"/>
+      <w:r>
+        <w:rPr>
+          <w:lang w:val="es-ES"/>
+        </w:rPr>
+        <w:t>init.sql</w:t>
+      </w:r>
+      <w:proofErr w:type="spellEnd"/>
+      <w:r>
+        <w:rPr>
+          <w:lang w:val="es-ES"/>
+        </w:rPr>
+        <w:t xml:space="preserve">). Esto evita el acoplamiento de datos que hace que los monolitos sean tan difíciles de mantener: ningún servicio puede corromper el modelo de datos de otro, y se puede cambiar el esquema de </w:t>
+      </w:r>
+      <w:proofErr w:type="spellStart"/>
+      <w:r>
+        <w:rPr>
+          <w:lang w:val="es-ES"/>
+        </w:rPr>
+        <w:t>auth-service</w:t>
+      </w:r>
+      <w:proofErr w:type="spellEnd"/>
+      <w:r>
+        <w:rPr>
+          <w:lang w:val="es-ES"/>
+        </w:rPr>
+        <w:t xml:space="preserve"> sin tocar el resto.</w:t>
       </w:r>
       <w:bookmarkEnd w:id="13"/>
     </w:p>
@@ -6478,7 +7187,35 @@
         <w:rPr>
           <w:lang w:val="es-ES"/>
         </w:rPr>
-        <w:t xml:space="preserve"> de que ninguna petición llegue a los servicios internos. Esto significa que transaction-service o bank-service nunca procesan una petición no autenticada: el perímetro de seguridad está definido en un único punto, pero cada servicio puede añadir su propia capa de autorización si el dominio lo requiere.</w:t>
+        <w:t xml:space="preserve"> de que ninguna petición llegue a los servicios internos. Esto significa que </w:t>
+      </w:r>
+      <w:proofErr w:type="spellStart"/>
+      <w:r>
+        <w:rPr>
+          <w:lang w:val="es-ES"/>
+        </w:rPr>
+        <w:t>transaction-service</w:t>
+      </w:r>
+      <w:proofErr w:type="spellEnd"/>
+      <w:r>
+        <w:rPr>
+          <w:lang w:val="es-ES"/>
+        </w:rPr>
+        <w:t xml:space="preserve"> o </w:t>
+      </w:r>
+      <w:proofErr w:type="spellStart"/>
+      <w:r>
+        <w:rPr>
+          <w:lang w:val="es-ES"/>
+        </w:rPr>
+        <w:t>bank-service</w:t>
+      </w:r>
+      <w:proofErr w:type="spellEnd"/>
+      <w:r>
+        <w:rPr>
+          <w:lang w:val="es-ES"/>
+        </w:rPr>
+        <w:t xml:space="preserve"> nunca procesan una petición no autenticada: el perímetro de seguridad está definido en un único punto, pero cada servicio puede añadir su propia capa de autorización si el dominio lo requiere.</w:t>
       </w:r>
       <w:bookmarkEnd w:id="14"/>
     </w:p>
@@ -6495,7 +7232,119 @@
           <w:lang w:val="es-ES"/>
         </w:rPr>
         <w:lastRenderedPageBreak/>
-        <w:t>Separación de responsabilidades de negocio. Open Banking (bank-service vía Nordigen/GoCardless) tiene una superficie de integración externa con su propio rate limiting, gestión de tokens OAuth y posibles cambios de API. Stripe en auth-service tiene sus propios webhooks. Aislar estas integraciones evita que un cambio de terceros afecte al resto del sistema.</w:t>
+        <w:t xml:space="preserve">Separación de responsabilidades de negocio. Open </w:t>
+      </w:r>
+      <w:proofErr w:type="spellStart"/>
+      <w:r>
+        <w:rPr>
+          <w:lang w:val="es-ES"/>
+        </w:rPr>
+        <w:t>Banking</w:t>
+      </w:r>
+      <w:proofErr w:type="spellEnd"/>
+      <w:r>
+        <w:rPr>
+          <w:lang w:val="es-ES"/>
+        </w:rPr>
+        <w:t xml:space="preserve"> (</w:t>
+      </w:r>
+      <w:proofErr w:type="spellStart"/>
+      <w:r>
+        <w:rPr>
+          <w:lang w:val="es-ES"/>
+        </w:rPr>
+        <w:t>bank-service</w:t>
+      </w:r>
+      <w:proofErr w:type="spellEnd"/>
+      <w:r>
+        <w:rPr>
+          <w:lang w:val="es-ES"/>
+        </w:rPr>
+        <w:t xml:space="preserve"> vía </w:t>
+      </w:r>
+      <w:proofErr w:type="spellStart"/>
+      <w:r>
+        <w:rPr>
+          <w:lang w:val="es-ES"/>
+        </w:rPr>
+        <w:t>Nordigen</w:t>
+      </w:r>
+      <w:proofErr w:type="spellEnd"/>
+      <w:r>
+        <w:rPr>
+          <w:lang w:val="es-ES"/>
+        </w:rPr>
+        <w:t>/</w:t>
+      </w:r>
+      <w:proofErr w:type="spellStart"/>
+      <w:r>
+        <w:rPr>
+          <w:lang w:val="es-ES"/>
+        </w:rPr>
+        <w:t>GoCardless</w:t>
+      </w:r>
+      <w:proofErr w:type="spellEnd"/>
+      <w:r>
+        <w:rPr>
+          <w:lang w:val="es-ES"/>
+        </w:rPr>
+        <w:t xml:space="preserve">) tiene una superficie de integración externa con su propio </w:t>
+      </w:r>
+      <w:proofErr w:type="spellStart"/>
+      <w:r>
+        <w:rPr>
+          <w:lang w:val="es-ES"/>
+        </w:rPr>
+        <w:t>rate</w:t>
+      </w:r>
+      <w:proofErr w:type="spellEnd"/>
+      <w:r>
+        <w:rPr>
+          <w:lang w:val="es-ES"/>
+        </w:rPr>
+        <w:t xml:space="preserve"> </w:t>
+      </w:r>
+      <w:proofErr w:type="spellStart"/>
+      <w:r>
+        <w:rPr>
+          <w:lang w:val="es-ES"/>
+        </w:rPr>
+        <w:t>limiting</w:t>
+      </w:r>
+      <w:proofErr w:type="spellEnd"/>
+      <w:r>
+        <w:rPr>
+          <w:lang w:val="es-ES"/>
+        </w:rPr>
+        <w:t xml:space="preserve">, gestión de tokens OAuth y posibles cambios de API. Stripe en </w:t>
+      </w:r>
+      <w:proofErr w:type="spellStart"/>
+      <w:r>
+        <w:rPr>
+          <w:lang w:val="es-ES"/>
+        </w:rPr>
+        <w:t>auth-service</w:t>
+      </w:r>
+      <w:proofErr w:type="spellEnd"/>
+      <w:r>
+        <w:rPr>
+          <w:lang w:val="es-ES"/>
+        </w:rPr>
+        <w:t xml:space="preserve"> tiene sus propios </w:t>
+      </w:r>
+      <w:proofErr w:type="spellStart"/>
+      <w:r>
+        <w:rPr>
+          <w:lang w:val="es-ES"/>
+        </w:rPr>
+        <w:t>webhooks</w:t>
+      </w:r>
+      <w:proofErr w:type="spellEnd"/>
+      <w:r>
+        <w:rPr>
+          <w:lang w:val="es-ES"/>
+        </w:rPr>
+        <w:t>. Aislar estas integraciones evita que un cambio de terceros afecte al resto del sistema.</w:t>
       </w:r>
       <w:bookmarkEnd w:id="15"/>
     </w:p>
@@ -6511,16 +7360,107 @@
         <w:rPr>
           <w:lang w:val="es-ES"/>
         </w:rPr>
-        <w:t>Despliegue independiente. La orquestación completa vive en un único docker-compose.yml, pero cada servicio tiene su propio ciclo de build. Se puede desplegar un fix en invoicing-service sin necesidad de redeployar ni wallet-service ni transaction-service.</w:t>
+        <w:t xml:space="preserve">Despliegue independiente. La orquestación completa vive en un único </w:t>
+      </w:r>
+      <w:proofErr w:type="spellStart"/>
+      <w:r>
+        <w:rPr>
+          <w:lang w:val="es-ES"/>
+        </w:rPr>
+        <w:t>docker-compose.yml</w:t>
+      </w:r>
+      <w:proofErr w:type="spellEnd"/>
+      <w:r>
+        <w:rPr>
+          <w:lang w:val="es-ES"/>
+        </w:rPr>
+        <w:t xml:space="preserve">, pero cada servicio tiene su propio ciclo de </w:t>
+      </w:r>
+      <w:proofErr w:type="spellStart"/>
+      <w:r>
+        <w:rPr>
+          <w:lang w:val="es-ES"/>
+        </w:rPr>
+        <w:t>build</w:t>
+      </w:r>
+      <w:proofErr w:type="spellEnd"/>
+      <w:r>
+        <w:rPr>
+          <w:lang w:val="es-ES"/>
+        </w:rPr>
+        <w:t xml:space="preserve">. Se puede desplegar un </w:t>
+      </w:r>
+      <w:proofErr w:type="spellStart"/>
+      <w:r>
+        <w:rPr>
+          <w:lang w:val="es-ES"/>
+        </w:rPr>
+        <w:t>fix</w:t>
+      </w:r>
+      <w:proofErr w:type="spellEnd"/>
+      <w:r>
+        <w:rPr>
+          <w:lang w:val="es-ES"/>
+        </w:rPr>
+        <w:t xml:space="preserve"> en </w:t>
+      </w:r>
+      <w:proofErr w:type="spellStart"/>
+      <w:r>
+        <w:rPr>
+          <w:lang w:val="es-ES"/>
+        </w:rPr>
+        <w:t>invoicing-service</w:t>
+      </w:r>
+      <w:proofErr w:type="spellEnd"/>
+      <w:r>
+        <w:rPr>
+          <w:lang w:val="es-ES"/>
+        </w:rPr>
+        <w:t xml:space="preserve"> sin necesidad de </w:t>
+      </w:r>
+      <w:proofErr w:type="spellStart"/>
+      <w:r>
+        <w:rPr>
+          <w:lang w:val="es-ES"/>
+        </w:rPr>
+        <w:t>redeployar</w:t>
+      </w:r>
+      <w:proofErr w:type="spellEnd"/>
+      <w:r>
+        <w:rPr>
+          <w:lang w:val="es-ES"/>
+        </w:rPr>
+        <w:t xml:space="preserve"> ni </w:t>
+      </w:r>
+      <w:proofErr w:type="spellStart"/>
+      <w:r>
+        <w:rPr>
+          <w:lang w:val="es-ES"/>
+        </w:rPr>
+        <w:t>wallet-service</w:t>
+      </w:r>
+      <w:proofErr w:type="spellEnd"/>
+      <w:r>
+        <w:rPr>
+          <w:lang w:val="es-ES"/>
+        </w:rPr>
+        <w:t xml:space="preserve"> ni </w:t>
+      </w:r>
+      <w:proofErr w:type="spellStart"/>
+      <w:r>
+        <w:rPr>
+          <w:lang w:val="es-ES"/>
+        </w:rPr>
+        <w:t>transaction-service</w:t>
+      </w:r>
+      <w:proofErr w:type="spellEnd"/>
+      <w:r>
+        <w:rPr>
+          <w:lang w:val="es-ES"/>
+        </w:rPr>
+        <w:t>.</w:t>
       </w:r>
       <w:bookmarkEnd w:id="16"/>
-    </w:p>
-    <w:p>
-      <w:pPr>
-        <w:rPr>
-          <w:lang w:val="es-ES"/>
-        </w:rPr>
-      </w:pPr>
     </w:p>
     <w:p>
       <w:pPr>
@@ -6595,7 +7535,151 @@
       </w:pPr>
       <w:r>
         <w:rPr>
+          <w:lang w:val="es-ES"/>
+        </w:rPr>
+        <w:t xml:space="preserve">El flujo de datos es el siguiente </w:t>
+      </w:r>
+      <w:proofErr w:type="spellStart"/>
+      <w:r>
+        <w:rPr>
+          <w:lang w:val="es-ES"/>
+        </w:rPr>
+        <w:t>frontend</w:t>
+      </w:r>
+      <w:proofErr w:type="spellEnd"/>
+      <w:r>
+        <w:rPr>
+          <w:lang w:val="es-ES"/>
+        </w:rPr>
+        <w:t xml:space="preserve"> </w:t>
+      </w:r>
+      <w:proofErr w:type="spellStart"/>
+      <w:r>
+        <w:rPr>
+          <w:lang w:val="es-ES"/>
+        </w:rPr>
+        <w:t>React</w:t>
+      </w:r>
+      <w:proofErr w:type="spellEnd"/>
+      <w:r>
+        <w:rPr>
+          <w:lang w:val="es-ES"/>
+        </w:rPr>
+        <w:t xml:space="preserve"> envía todas las peticiones al API Gateway (:8080), que valida el JWT y enruta. El Gateway descubre los servicios mediante Eureka (:8761), donde cada microservicio se registra al arrancar. Los cinco microservicios Spring Boot (</w:t>
+      </w:r>
+      <w:proofErr w:type="spellStart"/>
+      <w:r>
+        <w:rPr>
+          <w:lang w:val="es-ES"/>
+        </w:rPr>
+        <w:t>auth</w:t>
+      </w:r>
+      <w:proofErr w:type="spellEnd"/>
+      <w:r>
+        <w:rPr>
+          <w:lang w:val="es-ES"/>
+        </w:rPr>
+        <w:t xml:space="preserve">, </w:t>
+      </w:r>
+      <w:proofErr w:type="spellStart"/>
+      <w:r>
+        <w:rPr>
+          <w:lang w:val="es-ES"/>
+        </w:rPr>
+        <w:t>transaction</w:t>
+      </w:r>
+      <w:proofErr w:type="spellEnd"/>
+      <w:r>
+        <w:rPr>
+          <w:lang w:val="es-ES"/>
+        </w:rPr>
+        <w:t xml:space="preserve">, </w:t>
+      </w:r>
+      <w:proofErr w:type="spellStart"/>
+      <w:r>
+        <w:rPr>
+          <w:lang w:val="es-ES"/>
+        </w:rPr>
+        <w:t>wallet</w:t>
+      </w:r>
+      <w:proofErr w:type="spellEnd"/>
+      <w:r>
+        <w:rPr>
+          <w:lang w:val="es-ES"/>
+        </w:rPr>
+        <w:t xml:space="preserve">, </w:t>
+      </w:r>
+      <w:proofErr w:type="spellStart"/>
+      <w:r>
+        <w:rPr>
+          <w:lang w:val="es-ES"/>
+        </w:rPr>
+        <w:t>bank</w:t>
+      </w:r>
+      <w:proofErr w:type="spellEnd"/>
+      <w:r>
+        <w:rPr>
+          <w:lang w:val="es-ES"/>
+        </w:rPr>
+        <w:t xml:space="preserve">, </w:t>
+      </w:r>
+      <w:proofErr w:type="spellStart"/>
+      <w:r>
+        <w:rPr>
+          <w:lang w:val="es-ES"/>
+        </w:rPr>
+        <w:t>invoicing</w:t>
+      </w:r>
+      <w:proofErr w:type="spellEnd"/>
+      <w:r>
+        <w:rPr>
+          <w:lang w:val="es-ES"/>
+        </w:rPr>
+        <w:t xml:space="preserve">) tienen cada uno su responsabilidad acotada y su propia base de datos PostgreSQL lo que garantiza el desacoplamiento. Algunos servicios se integran con </w:t>
+      </w:r>
+      <w:proofErr w:type="spellStart"/>
+      <w:r>
+        <w:rPr>
+          <w:lang w:val="es-ES"/>
+        </w:rPr>
+        <w:t>APIs</w:t>
+      </w:r>
+      <w:proofErr w:type="spellEnd"/>
+      <w:r>
+        <w:rPr>
+          <w:lang w:val="es-ES"/>
+        </w:rPr>
+        <w:t xml:space="preserve"> externas: Stripe para pagos y </w:t>
+      </w:r>
+      <w:proofErr w:type="spellStart"/>
+      <w:r>
+        <w:rPr>
+          <w:lang w:val="es-ES"/>
+        </w:rPr>
+        <w:t>Nordigen</w:t>
+      </w:r>
+      <w:proofErr w:type="spellEnd"/>
+      <w:r>
+        <w:rPr>
+          <w:lang w:val="es-ES"/>
+        </w:rPr>
+        <w:t xml:space="preserve"> para acceso bancario bajo PSD2. El flujo es siempre de arriba a abajo: cliente → Gateway → microservicio → su BD y/o servicio externo → respuesta de vuelta.</w:t>
+      </w:r>
+    </w:p>
+    <w:p>
+      <w:pPr>
+        <w:jc w:val="center"/>
+        <w:rPr>
+          <w:sz w:val="20"/>
+          <w:szCs w:val="20"/>
+          <w:lang w:val="es-ES"/>
+        </w:rPr>
+      </w:pPr>
+      <w:r>
+        <w:rPr>
           <w:noProof/>
+          <w:sz w:val="20"/>
+          <w:szCs w:val="20"/>
         </w:rPr>
         <w:lastRenderedPageBreak/>
         <w:drawing>
@@ -6637,21 +7721,116 @@
     </w:p>
     <w:p>
       <w:pPr>
-        <w:rPr>
-          <w:lang w:val="es-ES"/>
-        </w:rPr>
-      </w:pPr>
-      <w:r>
-        <w:rPr>
-          <w:lang w:val="es-ES"/>
-        </w:rPr>
-        <w:t>Flujo de datos de una petición autenticada (ejemplo: consultar el saldo del monedero):</w:t>
-      </w:r>
-    </w:p>
-    <w:p>
-      <w:pPr>
         <w:jc w:val="center"/>
         <w:rPr>
+          <w:sz w:val="20"/>
+          <w:szCs w:val="20"/>
+          <w:lang w:val="es-ES"/>
+        </w:rPr>
+      </w:pPr>
+      <w:r>
+        <w:rPr>
+          <w:sz w:val="20"/>
+          <w:szCs w:val="20"/>
+          <w:lang w:val="es-ES"/>
+        </w:rPr>
+        <w:t xml:space="preserve">El usuario realiza una acción en la SPA y el cliente envía la petición al API Gateway. Si la ruta requiere autenticación, el Gateway valida el token JWT: si no es válido, responde 401 </w:t>
+      </w:r>
+      <w:proofErr w:type="spellStart"/>
+      <w:r>
+        <w:rPr>
+          <w:sz w:val="20"/>
+          <w:szCs w:val="20"/>
+          <w:lang w:val="es-ES"/>
+        </w:rPr>
+        <w:t>Unauthorized</w:t>
+      </w:r>
+      <w:proofErr w:type="spellEnd"/>
+      <w:r>
+        <w:rPr>
+          <w:sz w:val="20"/>
+          <w:szCs w:val="20"/>
+          <w:lang w:val="es-ES"/>
+        </w:rPr>
+        <w:t>; si lo es, reenvía la petición al microservicio con las cabeceras X-</w:t>
+      </w:r>
+      <w:proofErr w:type="spellStart"/>
+      <w:r>
+        <w:rPr>
+          <w:sz w:val="20"/>
+          <w:szCs w:val="20"/>
+          <w:lang w:val="es-ES"/>
+        </w:rPr>
+        <w:t>User</w:t>
+      </w:r>
+      <w:proofErr w:type="spellEnd"/>
+      <w:r>
+        <w:rPr>
+          <w:sz w:val="20"/>
+          <w:szCs w:val="20"/>
+          <w:lang w:val="es-ES"/>
+        </w:rPr>
+        <w:t>-Id, X-</w:t>
+      </w:r>
+      <w:proofErr w:type="spellStart"/>
+      <w:r>
+        <w:rPr>
+          <w:sz w:val="20"/>
+          <w:szCs w:val="20"/>
+          <w:lang w:val="es-ES"/>
+        </w:rPr>
+        <w:t>User</w:t>
+      </w:r>
+      <w:proofErr w:type="spellEnd"/>
+      <w:r>
+        <w:rPr>
+          <w:sz w:val="20"/>
+          <w:szCs w:val="20"/>
+          <w:lang w:val="es-ES"/>
+        </w:rPr>
+        <w:t>-Email y X-</w:t>
+      </w:r>
+      <w:proofErr w:type="spellStart"/>
+      <w:r>
+        <w:rPr>
+          <w:sz w:val="20"/>
+          <w:szCs w:val="20"/>
+          <w:lang w:val="es-ES"/>
+        </w:rPr>
+        <w:t>User</w:t>
+      </w:r>
+      <w:proofErr w:type="spellEnd"/>
+      <w:r>
+        <w:rPr>
+          <w:sz w:val="20"/>
+          <w:szCs w:val="20"/>
+          <w:lang w:val="es-ES"/>
+        </w:rPr>
+        <w:t>-Rol. El microservicio aplica su lógica de negocio, consulta su base de datos PostgreSQL y devuelve la respuesta en JSON, con la que el cliente actualiza la interfaz. Así la autenticación queda centralizada en el Gateway y los microservicios solo confían en las cabeceras que este les inyecta</w:t>
+      </w:r>
+      <w:r>
+        <w:rPr>
+          <w:sz w:val="20"/>
+          <w:szCs w:val="20"/>
+          <w:lang w:val="es-ES"/>
+        </w:rPr>
+        <w:br w:type="page"/>
+      </w:r>
+    </w:p>
+    <w:p>
+      <w:pPr>
+        <w:jc w:val="center"/>
+        <w:rPr>
+          <w:sz w:val="20"/>
+          <w:szCs w:val="20"/>
+          <w:lang w:val="es-ES"/>
+        </w:rPr>
+      </w:pPr>
+    </w:p>
+    <w:p>
+      <w:pPr>
+        <w:jc w:val="center"/>
+        <w:rPr>
           <w:lang w:val="es-ES"/>
         </w:rPr>
       </w:pPr>
@@ -6682,7 +7861,63 @@
         <w:rPr>
           <w:lang w:val="es-ES"/>
         </w:rPr>
-        <w:t>La plataforma se compone de siete microservicios backend (cinco de negocio más el gateway y el registro de servicios) y un frontend. A continuación se describe cada módulo con su descripción, sus funcionalidades y sus dependencias.</w:t>
+        <w:t xml:space="preserve">La plataforma se compone de siete microservicios </w:t>
+      </w:r>
+      <w:proofErr w:type="spellStart"/>
+      <w:r>
+        <w:rPr>
+          <w:lang w:val="es-ES"/>
+        </w:rPr>
+        <w:t>backend</w:t>
+      </w:r>
+      <w:proofErr w:type="spellEnd"/>
+      <w:r>
+        <w:rPr>
+          <w:lang w:val="es-ES"/>
+        </w:rPr>
+        <w:t xml:space="preserve"> (cinco de negocio más el </w:t>
+      </w:r>
+      <w:proofErr w:type="spellStart"/>
+      <w:r>
+        <w:rPr>
+          <w:lang w:val="es-ES"/>
+        </w:rPr>
+        <w:t>gateway</w:t>
+      </w:r>
+      <w:proofErr w:type="spellEnd"/>
+      <w:r>
+        <w:rPr>
+          <w:lang w:val="es-ES"/>
+        </w:rPr>
+        <w:t xml:space="preserve"> y el registro de servicios) y un </w:t>
+      </w:r>
+      <w:proofErr w:type="spellStart"/>
+      <w:r>
+        <w:rPr>
+          <w:lang w:val="es-ES"/>
+        </w:rPr>
+        <w:t>frontend</w:t>
+      </w:r>
+      <w:proofErr w:type="spellEnd"/>
+      <w:r>
+        <w:rPr>
+          <w:lang w:val="es-ES"/>
+        </w:rPr>
+        <w:t xml:space="preserve">. A </w:t>
+      </w:r>
+      <w:proofErr w:type="gramStart"/>
+      <w:r>
+        <w:rPr>
+          <w:lang w:val="es-ES"/>
+        </w:rPr>
+        <w:t>continuación</w:t>
+      </w:r>
+      <w:proofErr w:type="gramEnd"/>
+      <w:r>
+        <w:rPr>
+          <w:lang w:val="es-ES"/>
+        </w:rPr>
+        <w:t xml:space="preserve"> se describe cada módulo con su descripción, sus funcionalidades y sus dependencias.</w:t>
       </w:r>
     </w:p>
     <w:p>
@@ -6697,7 +7932,21 @@
         <w:rPr>
           <w:lang w:val="es-ES"/>
         </w:rPr>
-        <w:t>4.1. Módulo de autenticación (auth-service)</w:t>
+        <w:t>4.1. Módulo de autenticación (</w:t>
+      </w:r>
+      <w:proofErr w:type="spellStart"/>
+      <w:r>
+        <w:rPr>
+          <w:lang w:val="es-ES"/>
+        </w:rPr>
+        <w:t>auth-service</w:t>
+      </w:r>
+      <w:proofErr w:type="spellEnd"/>
+      <w:r>
+        <w:rPr>
+          <w:lang w:val="es-ES"/>
+        </w:rPr>
+        <w:t>)</w:t>
       </w:r>
       <w:bookmarkEnd w:id="19"/>
     </w:p>
@@ -6709,12 +7958,33 @@
         <w:t xml:space="preserve">Descripción: primer punto de contacto del usuario con el sistema. Concentra la identidad, los roles, el panel de administración y los pagos con Stripe. </w:t>
       </w:r>
       <w:r>
-        <w:t>Puerto 8081, base de datos auth_db.</w:t>
-      </w:r>
-    </w:p>
-    <w:p>
-      <w:r>
-        <w:t>Funcionalidades:</w:t>
+        <w:t xml:space="preserve">Puerto 8081, base de </w:t>
+      </w:r>
+      <w:proofErr w:type="spellStart"/>
+      <w:r>
+        <w:t>datos</w:t>
+      </w:r>
+      <w:proofErr w:type="spellEnd"/>
+      <w:r>
+        <w:t xml:space="preserve"> </w:t>
+      </w:r>
+      <w:proofErr w:type="spellStart"/>
+      <w:r>
+        <w:t>auth_db</w:t>
+      </w:r>
+      <w:proofErr w:type="spellEnd"/>
+      <w:r>
+        <w:t>.</w:t>
+      </w:r>
+    </w:p>
+    <w:p>
+      <w:proofErr w:type="spellStart"/>
+      <w:r>
+        <w:t>Funcionalidades</w:t>
+      </w:r>
+      <w:proofErr w:type="spellEnd"/>
+      <w:r>
+        <w:t>:</w:t>
       </w:r>
     </w:p>
     <w:p>
@@ -6722,8 +7992,441 @@
         <w:pStyle w:val="Listaconvietas"/>
       </w:pPr>
       <w:r>
+        <w:t xml:space="preserve">Registro (POST /auth/register) y login (POST /auth/login) con </w:t>
+      </w:r>
+      <w:proofErr w:type="spellStart"/>
+      <w:r>
+        <w:t>emisión</w:t>
+      </w:r>
+      <w:proofErr w:type="spellEnd"/>
+      <w:r>
+        <w:t xml:space="preserve"> de un token JWT (HS256, 24 h).</w:t>
+      </w:r>
+    </w:p>
+    <w:p>
+      <w:pPr>
+        <w:pStyle w:val="Listaconvietas"/>
+        <w:rPr>
+          <w:lang w:val="es-ES"/>
+        </w:rPr>
+      </w:pPr>
+      <w:r>
+        <w:rPr>
+          <w:lang w:val="es-ES"/>
+        </w:rPr>
+        <w:t>Consulta y actualización del perfil (GET y PUT /</w:t>
+      </w:r>
+      <w:proofErr w:type="spellStart"/>
+      <w:r>
+        <w:rPr>
+          <w:lang w:val="es-ES"/>
+        </w:rPr>
+        <w:t>auth</w:t>
+      </w:r>
+      <w:proofErr w:type="spellEnd"/>
+      <w:r>
+        <w:rPr>
+          <w:lang w:val="es-ES"/>
+        </w:rPr>
+        <w:t>/me).</w:t>
+      </w:r>
+    </w:p>
+    <w:p>
+      <w:pPr>
+        <w:pStyle w:val="Listaconvietas"/>
+        <w:rPr>
+          <w:lang w:val="es-ES"/>
+        </w:rPr>
+      </w:pPr>
+      <w:r>
+        <w:rPr>
+          <w:lang w:val="es-ES"/>
+        </w:rPr>
+        <w:t>Recuperación de contraseña por correo electrónico (POST /</w:t>
+      </w:r>
+      <w:proofErr w:type="spellStart"/>
+      <w:r>
+        <w:rPr>
+          <w:lang w:val="es-ES"/>
+        </w:rPr>
+        <w:t>auth</w:t>
+      </w:r>
+      <w:proofErr w:type="spellEnd"/>
+      <w:r>
+        <w:rPr>
+          <w:lang w:val="es-ES"/>
+        </w:rPr>
+        <w:t>/</w:t>
+      </w:r>
+      <w:proofErr w:type="spellStart"/>
+      <w:r>
+        <w:rPr>
+          <w:lang w:val="es-ES"/>
+        </w:rPr>
+        <w:t>reset-</w:t>
+      </w:r>
+      <w:proofErr w:type="gramStart"/>
+      <w:r>
+        <w:rPr>
+          <w:lang w:val="es-ES"/>
+        </w:rPr>
+        <w:t>password</w:t>
+      </w:r>
+      <w:proofErr w:type="spellEnd"/>
+      <w:proofErr w:type="gramEnd"/>
+      <w:r>
+        <w:rPr>
+          <w:lang w:val="es-ES"/>
+        </w:rPr>
+        <w:t>).</w:t>
+      </w:r>
+    </w:p>
+    <w:p>
+      <w:pPr>
+        <w:pStyle w:val="Listaconvietas"/>
+        <w:rPr>
+          <w:lang w:val="es-ES"/>
+        </w:rPr>
+      </w:pPr>
+      <w:r>
+        <w:rPr>
+          <w:lang w:val="es-ES"/>
+        </w:rPr>
+        <w:t>Gestión de roles y panel de administración (/</w:t>
+      </w:r>
+      <w:proofErr w:type="spellStart"/>
+      <w:r>
+        <w:rPr>
+          <w:lang w:val="es-ES"/>
+        </w:rPr>
+        <w:t>admin</w:t>
+      </w:r>
+      <w:proofErr w:type="spellEnd"/>
+      <w:r>
+        <w:rPr>
+          <w:lang w:val="es-ES"/>
+        </w:rPr>
+        <w:t>/</w:t>
+      </w:r>
+      <w:proofErr w:type="spellStart"/>
+      <w:r>
+        <w:rPr>
+          <w:lang w:val="es-ES"/>
+        </w:rPr>
+        <w:t>users</w:t>
+      </w:r>
+      <w:proofErr w:type="spellEnd"/>
+      <w:r>
+        <w:rPr>
+          <w:lang w:val="es-ES"/>
+        </w:rPr>
+        <w:t>): listar, cambiar rol y eliminar usuarios (solo ADMIN).</w:t>
+      </w:r>
+    </w:p>
+    <w:p>
+      <w:pPr>
+        <w:pStyle w:val="Listaconvietas"/>
+        <w:rPr>
+          <w:lang w:val="es-ES"/>
+        </w:rPr>
+      </w:pPr>
+      <w:r>
+        <w:rPr>
+          <w:lang w:val="es-ES"/>
+        </w:rPr>
+        <w:t>Pagos y suscripciones con Stripe (/</w:t>
+      </w:r>
+      <w:proofErr w:type="spellStart"/>
+      <w:r>
+        <w:rPr>
+          <w:lang w:val="es-ES"/>
+        </w:rPr>
+        <w:t>payments</w:t>
+      </w:r>
+      <w:proofErr w:type="spellEnd"/>
+      <w:r>
+        <w:rPr>
+          <w:lang w:val="es-ES"/>
+        </w:rPr>
+        <w:t>/**): crear la sesión de pago del plan «Autónomos» y confirmarla, activando el plan tras verificar el pago y la suscripción.</w:t>
+      </w:r>
+    </w:p>
+    <w:p>
+      <w:pPr>
+        <w:rPr>
+          <w:lang w:val="es-ES"/>
+        </w:rPr>
+      </w:pPr>
+      <w:proofErr w:type="spellStart"/>
+      <w:r>
+        <w:t>Dependencias</w:t>
+      </w:r>
+      <w:proofErr w:type="spellEnd"/>
+      <w:r>
+        <w:t>: PostgreSQL (</w:t>
+      </w:r>
+      <w:proofErr w:type="spellStart"/>
+      <w:r>
+        <w:t>auth_db</w:t>
+      </w:r>
+      <w:proofErr w:type="spellEnd"/>
+      <w:r>
+        <w:t xml:space="preserve">), Eureka, </w:t>
+      </w:r>
+      <w:proofErr w:type="spellStart"/>
+      <w:r>
+        <w:t>jjwt</w:t>
+      </w:r>
+      <w:proofErr w:type="spellEnd"/>
+      <w:r>
+        <w:t xml:space="preserve">, stripe-java, </w:t>
+      </w:r>
+      <w:proofErr w:type="spellStart"/>
+      <w:r>
+        <w:t>springdoc-openapi</w:t>
+      </w:r>
+      <w:proofErr w:type="spellEnd"/>
+      <w:r>
+        <w:t xml:space="preserve">. </w:t>
+      </w:r>
+      <w:r>
+        <w:rPr>
+          <w:lang w:val="es-ES"/>
+        </w:rPr>
+        <w:t xml:space="preserve">Provee la identidad que el resto de </w:t>
+      </w:r>
+      <w:proofErr w:type="gramStart"/>
+      <w:r>
+        <w:rPr>
+          <w:lang w:val="es-ES"/>
+        </w:rPr>
+        <w:t>servicios</w:t>
+      </w:r>
+      <w:proofErr w:type="gramEnd"/>
+      <w:r>
+        <w:rPr>
+          <w:lang w:val="es-ES"/>
+        </w:rPr>
+        <w:t xml:space="preserve"> reciben a través del </w:t>
+      </w:r>
+      <w:proofErr w:type="spellStart"/>
+      <w:r>
+        <w:rPr>
+          <w:lang w:val="es-ES"/>
+        </w:rPr>
+        <w:t>gateway</w:t>
+      </w:r>
+      <w:proofErr w:type="spellEnd"/>
+      <w:r>
+        <w:rPr>
+          <w:lang w:val="es-ES"/>
+        </w:rPr>
+        <w:t>.</w:t>
+      </w:r>
+    </w:p>
+    <w:p>
+      <w:pPr>
+        <w:pStyle w:val="Ttulo2"/>
+        <w:rPr>
+          <w:lang w:val="es-ES"/>
+        </w:rPr>
+      </w:pPr>
+      <w:bookmarkStart w:id="20" w:name="_Toc231290033"/>
+      <w:r>
+        <w:rPr>
+          <w:lang w:val="es-ES"/>
+        </w:rPr>
+        <w:t>4.2. Módulo de cartera (</w:t>
+      </w:r>
+      <w:proofErr w:type="spellStart"/>
+      <w:r>
+        <w:rPr>
+          <w:lang w:val="es-ES"/>
+        </w:rPr>
+        <w:t>wallet-service</w:t>
+      </w:r>
+      <w:proofErr w:type="spellEnd"/>
+      <w:r>
+        <w:rPr>
+          <w:lang w:val="es-ES"/>
+        </w:rPr>
+        <w:t>)</w:t>
+      </w:r>
+      <w:bookmarkEnd w:id="20"/>
+    </w:p>
+    <w:p>
+      <w:r>
+        <w:rPr>
+          <w:lang w:val="es-ES"/>
+        </w:rPr>
+        <w:t xml:space="preserve">Descripción: gestiona el saldo y los movimientos de la cartera digital de cada usuario. </w:t>
+      </w:r>
+      <w:r>
+        <w:t xml:space="preserve">Puerto 8083, base de </w:t>
+      </w:r>
+      <w:proofErr w:type="spellStart"/>
+      <w:r>
+        <w:t>datos</w:t>
+      </w:r>
+      <w:proofErr w:type="spellEnd"/>
+      <w:r>
+        <w:t xml:space="preserve"> </w:t>
+      </w:r>
+      <w:proofErr w:type="spellStart"/>
+      <w:r>
+        <w:t>wallet_db</w:t>
+      </w:r>
+      <w:proofErr w:type="spellEnd"/>
+      <w:r>
+        <w:t>.</w:t>
+      </w:r>
+    </w:p>
+    <w:p>
+      <w:proofErr w:type="spellStart"/>
+      <w:r>
+        <w:t>Funcionalidades</w:t>
+      </w:r>
+      <w:proofErr w:type="spellEnd"/>
+      <w:r>
+        <w:t>:</w:t>
+      </w:r>
+    </w:p>
+    <w:p>
+      <w:pPr>
+        <w:pStyle w:val="Listaconvietas"/>
+        <w:rPr>
+          <w:lang w:val="es-ES"/>
+        </w:rPr>
+      </w:pPr>
+      <w:r>
+        <w:rPr>
+          <w:lang w:val="es-ES"/>
+        </w:rPr>
+        <w:t xml:space="preserve">Consulta de saldo y de historial de movimientos (libro mayor / </w:t>
+      </w:r>
+      <w:proofErr w:type="spellStart"/>
+      <w:r>
+        <w:rPr>
+          <w:lang w:val="es-ES"/>
+        </w:rPr>
+        <w:t>ledger</w:t>
+      </w:r>
+      <w:proofErr w:type="spellEnd"/>
+      <w:r>
+        <w:rPr>
+          <w:lang w:val="es-ES"/>
+        </w:rPr>
+        <w:t>).</w:t>
+      </w:r>
+    </w:p>
+    <w:p>
+      <w:pPr>
+        <w:pStyle w:val="Listaconvietas"/>
+        <w:rPr>
+          <w:lang w:val="es-ES"/>
+        </w:rPr>
+      </w:pPr>
+      <w:r>
+        <w:rPr>
+          <w:lang w:val="es-ES"/>
+        </w:rPr>
+        <w:t>Transferencias P2P entre usuarios registrados.</w:t>
+      </w:r>
+    </w:p>
+    <w:p>
+      <w:pPr>
+        <w:pStyle w:val="Listaconvietas"/>
+        <w:rPr>
+          <w:lang w:val="es-ES"/>
+        </w:rPr>
+      </w:pPr>
+      <w:r>
+        <w:rPr>
+          <w:lang w:val="es-ES"/>
+        </w:rPr>
+        <w:t>Operación transaccional (@Transactional): el débito del emisor y el crédito del receptor se realizan de forma atómica; si algo falla, se revierte por completo (</w:t>
+      </w:r>
+      <w:proofErr w:type="spellStart"/>
+      <w:r>
+        <w:rPr>
+          <w:lang w:val="es-ES"/>
+        </w:rPr>
+        <w:t>rollback</w:t>
+      </w:r>
+      <w:proofErr w:type="spellEnd"/>
+      <w:r>
+        <w:rPr>
+          <w:lang w:val="es-ES"/>
+        </w:rPr>
+        <w:t>) para evitar inconsistencias de saldo.</w:t>
+      </w:r>
+    </w:p>
+    <w:p>
+      <w:pPr>
+        <w:pStyle w:val="Ttulo2"/>
+        <w:rPr>
+          <w:lang w:val="es-ES"/>
+        </w:rPr>
+      </w:pPr>
+      <w:bookmarkStart w:id="21" w:name="_Toc231290034"/>
+      <w:r>
+        <w:rPr>
+          <w:lang w:val="es-ES"/>
+        </w:rPr>
         <w:lastRenderedPageBreak/>
-        <w:t>Registro (POST /auth/register) y login (POST /auth/login) con emisión de un token JWT (HS256, 24 h).</w:t>
+        <w:t>4.3. Módulo de transacciones (</w:t>
+      </w:r>
+      <w:proofErr w:type="spellStart"/>
+      <w:r>
+        <w:rPr>
+          <w:lang w:val="es-ES"/>
+        </w:rPr>
+        <w:t>transaction-service</w:t>
+      </w:r>
+      <w:proofErr w:type="spellEnd"/>
+      <w:r>
+        <w:rPr>
+          <w:lang w:val="es-ES"/>
+        </w:rPr>
+        <w:t>)</w:t>
+      </w:r>
+      <w:bookmarkEnd w:id="21"/>
+    </w:p>
+    <w:p>
+      <w:r>
+        <w:rPr>
+          <w:lang w:val="es-ES"/>
+        </w:rPr>
+        <w:t xml:space="preserve">Descripción: permite llevar una contabilidad personal manual de ingresos y gastos. </w:t>
+      </w:r>
+      <w:r>
+        <w:t xml:space="preserve">Puerto 8082, base de </w:t>
+      </w:r>
+      <w:proofErr w:type="spellStart"/>
+      <w:r>
+        <w:t>datos</w:t>
+      </w:r>
+      <w:proofErr w:type="spellEnd"/>
+      <w:r>
+        <w:t xml:space="preserve"> </w:t>
+      </w:r>
+      <w:proofErr w:type="spellStart"/>
+      <w:r>
+        <w:t>transactions_db</w:t>
+      </w:r>
+      <w:proofErr w:type="spellEnd"/>
+      <w:r>
+        <w:t>.</w:t>
+      </w:r>
+    </w:p>
+    <w:p>
+      <w:proofErr w:type="spellStart"/>
+      <w:r>
+        <w:t>Funcionalidades</w:t>
+      </w:r>
+      <w:proofErr w:type="spellEnd"/>
+      <w:r>
+        <w:t>:</w:t>
       </w:r>
     </w:p>
     <w:p>
@@ -6737,7 +8440,7 @@
         <w:rPr>
           <w:lang w:val="es-ES"/>
         </w:rPr>
-        <w:t>Consulta y actualización del perfil (GET y PUT /auth/me).</w:t>
+        <w:t>Registro de movimientos de tipo INGRESO o GASTO con importe, fecha, concepto y categoría.</w:t>
       </w:r>
     </w:p>
     <w:p>
@@ -6751,7 +8454,7 @@
         <w:rPr>
           <w:lang w:val="es-ES"/>
         </w:rPr>
-        <w:t>Recuperación de contraseña por correo electrónico (POST /auth/reset-password).</w:t>
+        <w:t>Listado con filtros (tipo, fecha, búsqueda de texto), actualización y borrado.</w:t>
       </w:r>
     </w:p>
     <w:p>
@@ -6765,7 +8468,21 @@
         <w:rPr>
           <w:lang w:val="es-ES"/>
         </w:rPr>
-        <w:t>Gestión de roles y panel de administración (/admin/users): listar, cambiar rol y eliminar usuarios (solo ADMIN).</w:t>
+        <w:t xml:space="preserve">Resumen mensual (totales de ingresos, gastos y balance neto) usado por el </w:t>
+      </w:r>
+      <w:proofErr w:type="spellStart"/>
+      <w:r>
+        <w:rPr>
+          <w:lang w:val="es-ES"/>
+        </w:rPr>
+        <w:t>dashboard</w:t>
+      </w:r>
+      <w:proofErr w:type="spellEnd"/>
+      <w:r>
+        <w:rPr>
+          <w:lang w:val="es-ES"/>
+        </w:rPr>
+        <w:t xml:space="preserve"> y los gráficos.</w:t>
       </w:r>
     </w:p>
     <w:p>
@@ -6779,23 +8496,48 @@
         <w:rPr>
           <w:lang w:val="es-ES"/>
         </w:rPr>
-        <w:t>Pagos y suscripciones con Stripe (/payments/**): crear la sesión de pago del plan «Autónomos» y confirmarla, activando el plan tras verificar el pago y la suscripción.</w:t>
-      </w:r>
-    </w:p>
-    <w:p>
-      <w:pPr>
-        <w:rPr>
-          <w:lang w:val="es-ES"/>
-        </w:rPr>
-      </w:pPr>
-      <w:r>
-        <w:t xml:space="preserve">Dependencias: PostgreSQL (auth_db), Eureka, jjwt, stripe-java, springdoc-openapi. </w:t>
-      </w:r>
-      <w:r>
-        <w:rPr>
-          <w:lang w:val="es-ES"/>
-        </w:rPr>
-        <w:t>Provee la identidad que el resto de servicios reciben a través del gateway.</w:t>
+        <w:t>Exportación de un informe de movimientos en formato PDF.</w:t>
+      </w:r>
+    </w:p>
+    <w:p>
+      <w:pPr>
+        <w:rPr>
+          <w:lang w:val="es-ES"/>
+        </w:rPr>
+      </w:pPr>
+      <w:r>
+        <w:rPr>
+          <w:lang w:val="es-ES"/>
+        </w:rPr>
+        <w:t>Dependencias: PostgreSQL (</w:t>
+      </w:r>
+      <w:proofErr w:type="spellStart"/>
+      <w:r>
+        <w:rPr>
+          <w:lang w:val="es-ES"/>
+        </w:rPr>
+        <w:t>transactions_db</w:t>
+      </w:r>
+      <w:proofErr w:type="spellEnd"/>
+      <w:r>
+        <w:rPr>
+          <w:lang w:val="es-ES"/>
+        </w:rPr>
+        <w:t xml:space="preserve">), Eureka, </w:t>
+      </w:r>
+      <w:proofErr w:type="spellStart"/>
+      <w:r>
+        <w:rPr>
+          <w:lang w:val="es-ES"/>
+        </w:rPr>
+        <w:t>OpenPDF</w:t>
+      </w:r>
+      <w:proofErr w:type="spellEnd"/>
+      <w:r>
+        <w:rPr>
+          <w:lang w:val="es-ES"/>
+        </w:rPr>
+        <w:t>.</w:t>
       </w:r>
     </w:p>
     <w:p>
@@ -6805,29 +8547,120 @@
           <w:lang w:val="es-ES"/>
         </w:rPr>
       </w:pPr>
-      <w:bookmarkStart w:id="20" w:name="_Toc231290033"/>
-      <w:r>
-        <w:rPr>
-          <w:lang w:val="es-ES"/>
-        </w:rPr>
-        <w:t>4.2. Módulo de cartera (wallet-service)</w:t>
-      </w:r>
-      <w:bookmarkEnd w:id="20"/>
-    </w:p>
-    <w:p>
-      <w:r>
-        <w:rPr>
-          <w:lang w:val="es-ES"/>
-        </w:rPr>
-        <w:t xml:space="preserve">Descripción: gestiona el saldo y los movimientos de la cartera digital de cada usuario. </w:t>
-      </w:r>
-      <w:r>
-        <w:t>Puerto 8083, base de datos wallet_db.</w:t>
-      </w:r>
-    </w:p>
-    <w:p>
-      <w:r>
-        <w:t>Funcionalidades:</w:t>
+      <w:bookmarkStart w:id="22" w:name="_Toc231290035"/>
+      <w:r>
+        <w:rPr>
+          <w:lang w:val="es-ES"/>
+        </w:rPr>
+        <w:t>4.4. Módulo de banca (</w:t>
+      </w:r>
+      <w:proofErr w:type="spellStart"/>
+      <w:r>
+        <w:rPr>
+          <w:lang w:val="es-ES"/>
+        </w:rPr>
+        <w:t>bank-service</w:t>
+      </w:r>
+      <w:proofErr w:type="spellEnd"/>
+      <w:r>
+        <w:rPr>
+          <w:lang w:val="es-ES"/>
+        </w:rPr>
+        <w:t>)</w:t>
+      </w:r>
+      <w:bookmarkEnd w:id="22"/>
+    </w:p>
+    <w:p>
+      <w:r>
+        <w:rPr>
+          <w:lang w:val="es-ES"/>
+        </w:rPr>
+        <w:t xml:space="preserve">Descripción: integra </w:t>
+      </w:r>
+      <w:proofErr w:type="spellStart"/>
+      <w:r>
+        <w:rPr>
+          <w:lang w:val="es-ES"/>
+        </w:rPr>
+        <w:t>PayFlow</w:t>
+      </w:r>
+      <w:proofErr w:type="spellEnd"/>
+      <w:r>
+        <w:rPr>
+          <w:lang w:val="es-ES"/>
+        </w:rPr>
+        <w:t xml:space="preserve"> con cuentas bancarias reales mediante Open </w:t>
+      </w:r>
+      <w:proofErr w:type="spellStart"/>
+      <w:r>
+        <w:rPr>
+          <w:lang w:val="es-ES"/>
+        </w:rPr>
+        <w:t>Banking</w:t>
+      </w:r>
+      <w:proofErr w:type="spellEnd"/>
+      <w:r>
+        <w:rPr>
+          <w:lang w:val="es-ES"/>
+        </w:rPr>
+        <w:t xml:space="preserve"> (PSD2), usando la API de </w:t>
+      </w:r>
+      <w:proofErr w:type="spellStart"/>
+      <w:r>
+        <w:rPr>
+          <w:lang w:val="es-ES"/>
+        </w:rPr>
+        <w:t>Nordigen</w:t>
+      </w:r>
+      <w:proofErr w:type="spellEnd"/>
+      <w:r>
+        <w:rPr>
+          <w:lang w:val="es-ES"/>
+        </w:rPr>
+        <w:t>/</w:t>
+      </w:r>
+      <w:proofErr w:type="spellStart"/>
+      <w:r>
+        <w:rPr>
+          <w:lang w:val="es-ES"/>
+        </w:rPr>
+        <w:t>GoCardless</w:t>
+      </w:r>
+      <w:proofErr w:type="spellEnd"/>
+      <w:r>
+        <w:rPr>
+          <w:lang w:val="es-ES"/>
+        </w:rPr>
+        <w:t xml:space="preserve">. </w:t>
+      </w:r>
+      <w:r>
+        <w:t xml:space="preserve">Puerto 8085, base de </w:t>
+      </w:r>
+      <w:proofErr w:type="spellStart"/>
+      <w:r>
+        <w:t>datos</w:t>
+      </w:r>
+      <w:proofErr w:type="spellEnd"/>
+      <w:r>
+        <w:t xml:space="preserve"> </w:t>
+      </w:r>
+      <w:proofErr w:type="spellStart"/>
+      <w:r>
+        <w:t>bank_db</w:t>
+      </w:r>
+      <w:proofErr w:type="spellEnd"/>
+      <w:r>
+        <w:t>.</w:t>
+      </w:r>
+    </w:p>
+    <w:p>
+      <w:proofErr w:type="spellStart"/>
+      <w:r>
+        <w:t>Funcionalidades</w:t>
+      </w:r>
+      <w:proofErr w:type="spellEnd"/>
+      <w:r>
+        <w:t>:</w:t>
       </w:r>
     </w:p>
     <w:p>
@@ -6841,7 +8674,35 @@
         <w:rPr>
           <w:lang w:val="es-ES"/>
         </w:rPr>
-        <w:t>Consulta de saldo y de historial de movimientos (libro mayor / ledger).</w:t>
+        <w:t>Fase 1 — selección de banco: crea una «</w:t>
+      </w:r>
+      <w:proofErr w:type="spellStart"/>
+      <w:r>
+        <w:rPr>
+          <w:lang w:val="es-ES"/>
+        </w:rPr>
+        <w:t>requisition</w:t>
+      </w:r>
+      <w:proofErr w:type="spellEnd"/>
+      <w:r>
+        <w:rPr>
+          <w:lang w:val="es-ES"/>
+        </w:rPr>
+        <w:t xml:space="preserve">» en </w:t>
+      </w:r>
+      <w:proofErr w:type="spellStart"/>
+      <w:r>
+        <w:rPr>
+          <w:lang w:val="es-ES"/>
+        </w:rPr>
+        <w:t>Nordigen</w:t>
+      </w:r>
+      <w:proofErr w:type="spellEnd"/>
+      <w:r>
+        <w:rPr>
+          <w:lang w:val="es-ES"/>
+        </w:rPr>
+        <w:t xml:space="preserve"> y devuelve la URL de autorización.</w:t>
       </w:r>
     </w:p>
     <w:p>
@@ -6855,7 +8716,7 @@
         <w:rPr>
           <w:lang w:val="es-ES"/>
         </w:rPr>
-        <w:t>Transferencias P2P entre usuarios registrados.</w:t>
+        <w:t>Fase 2 — autorización PSD2: el usuario autoriza en el portal de su banco y este redirige de vuelta.</w:t>
       </w:r>
     </w:p>
     <w:p>
@@ -6869,13 +8730,118 @@
         <w:rPr>
           <w:lang w:val="es-ES"/>
         </w:rPr>
-        <w:t>Operación transaccional (@Transactional): el débito del emisor y el crédito del receptor se realizan de forma atómica; si algo falla, se revierte por completo (rollback) para evitar inconsistencias de saldo.</w:t>
-      </w:r>
-    </w:p>
-    <w:p>
-      <w:r>
-        <w:t>Dependencias: PostgreSQL (wallet_db), Eureka, Spring Data JPA.</w:t>
-      </w:r>
+        <w:t>Fase 3 — obtención de datos: se recuperan las cuentas y sus movimientos y se guardan localmente.</w:t>
+      </w:r>
+    </w:p>
+    <w:p>
+      <w:pPr>
+        <w:pStyle w:val="Listaconvietas"/>
+        <w:rPr>
+          <w:lang w:val="es-ES"/>
+        </w:rPr>
+      </w:pPr>
+      <w:r>
+        <w:rPr>
+          <w:lang w:val="es-ES"/>
+        </w:rPr>
+        <w:t>Estados de la conexión: PENDING, LINKED o EXPIRED (el consentimiento PSD2 caduca a los ~90 días).</w:t>
+      </w:r>
+    </w:p>
+    <w:p>
+      <w:pPr>
+        <w:pStyle w:val="Listaconvietas"/>
+        <w:rPr>
+          <w:lang w:val="es-ES"/>
+        </w:rPr>
+      </w:pPr>
+      <w:r>
+        <w:rPr>
+          <w:lang w:val="es-ES"/>
+        </w:rPr>
+        <w:t>Importación de movimientos bancarios a la contabilidad personal (</w:t>
+      </w:r>
+      <w:proofErr w:type="spellStart"/>
+      <w:r>
+        <w:rPr>
+          <w:lang w:val="es-ES"/>
+        </w:rPr>
+        <w:t>transaction-service</w:t>
+      </w:r>
+      <w:proofErr w:type="spellEnd"/>
+      <w:r>
+        <w:rPr>
+          <w:lang w:val="es-ES"/>
+        </w:rPr>
+        <w:t>).</w:t>
+      </w:r>
+    </w:p>
+    <w:p>
+      <w:pPr>
+        <w:rPr>
+          <w:lang w:val="es-ES"/>
+        </w:rPr>
+      </w:pPr>
+      <w:r>
+        <w:rPr>
+          <w:lang w:val="es-ES"/>
+        </w:rPr>
+        <w:t>Dependencias: PostgreSQL (</w:t>
+      </w:r>
+      <w:proofErr w:type="spellStart"/>
+      <w:r>
+        <w:rPr>
+          <w:lang w:val="es-ES"/>
+        </w:rPr>
+        <w:t>bank_db</w:t>
+      </w:r>
+      <w:proofErr w:type="spellEnd"/>
+      <w:r>
+        <w:rPr>
+          <w:lang w:val="es-ES"/>
+        </w:rPr>
+        <w:t xml:space="preserve">), Eureka, cliente HTTP, API externa </w:t>
+      </w:r>
+      <w:proofErr w:type="spellStart"/>
+      <w:r>
+        <w:rPr>
+          <w:lang w:val="es-ES"/>
+        </w:rPr>
+        <w:t>Nordigen</w:t>
+      </w:r>
+      <w:proofErr w:type="spellEnd"/>
+      <w:r>
+        <w:rPr>
+          <w:lang w:val="es-ES"/>
+        </w:rPr>
+        <w:t>/</w:t>
+      </w:r>
+      <w:proofErr w:type="spellStart"/>
+      <w:r>
+        <w:rPr>
+          <w:lang w:val="es-ES"/>
+        </w:rPr>
+        <w:t>GoCardless</w:t>
+      </w:r>
+      <w:proofErr w:type="spellEnd"/>
+      <w:r>
+        <w:rPr>
+          <w:lang w:val="es-ES"/>
+        </w:rPr>
+        <w:t>.</w:t>
+      </w:r>
+      <w:r>
+        <w:rPr>
+          <w:lang w:val="es-ES"/>
+        </w:rPr>
+        <w:br w:type="page"/>
+      </w:r>
+    </w:p>
+    <w:p>
+      <w:pPr>
+        <w:rPr>
+          <w:lang w:val="es-ES"/>
+        </w:rPr>
+      </w:pPr>
     </w:p>
     <w:p>
       <w:pPr>
@@ -6884,29 +8850,64 @@
           <w:lang w:val="es-ES"/>
         </w:rPr>
       </w:pPr>
-      <w:bookmarkStart w:id="21" w:name="_Toc231290034"/>
-      <w:r>
-        <w:rPr>
-          <w:lang w:val="es-ES"/>
-        </w:rPr>
-        <w:t>4.3. Módulo de transacciones (transaction-service)</w:t>
-      </w:r>
-      <w:bookmarkEnd w:id="21"/>
-    </w:p>
-    <w:p>
-      <w:r>
-        <w:rPr>
-          <w:lang w:val="es-ES"/>
-        </w:rPr>
-        <w:t xml:space="preserve">Descripción: permite llevar una contabilidad personal manual de ingresos y gastos. </w:t>
-      </w:r>
-      <w:r>
-        <w:t>Puerto 8082, base de datos transactions_db.</w:t>
-      </w:r>
-    </w:p>
-    <w:p>
-      <w:r>
-        <w:t>Funcionalidades:</w:t>
+      <w:bookmarkStart w:id="23" w:name="_Toc231290036"/>
+      <w:r>
+        <w:rPr>
+          <w:lang w:val="es-ES"/>
+        </w:rPr>
+        <w:t>4.5. Módulo de facturación (</w:t>
+      </w:r>
+      <w:proofErr w:type="spellStart"/>
+      <w:r>
+        <w:rPr>
+          <w:lang w:val="es-ES"/>
+        </w:rPr>
+        <w:t>invoicing-service</w:t>
+      </w:r>
+      <w:proofErr w:type="spellEnd"/>
+      <w:r>
+        <w:rPr>
+          <w:lang w:val="es-ES"/>
+        </w:rPr>
+        <w:t>)</w:t>
+      </w:r>
+      <w:bookmarkEnd w:id="23"/>
+    </w:p>
+    <w:p>
+      <w:r>
+        <w:rPr>
+          <w:lang w:val="es-ES"/>
+        </w:rPr>
+        <w:t xml:space="preserve">Descripción: orientado a autónomos y pequeñas empresas para gestionar su actividad fiscal. </w:t>
+      </w:r>
+      <w:r>
+        <w:t xml:space="preserve">Puerto 8086, base de </w:t>
+      </w:r>
+      <w:proofErr w:type="spellStart"/>
+      <w:r>
+        <w:t>datos</w:t>
+      </w:r>
+      <w:proofErr w:type="spellEnd"/>
+      <w:r>
+        <w:t xml:space="preserve"> </w:t>
+      </w:r>
+      <w:proofErr w:type="spellStart"/>
+      <w:r>
+        <w:t>invoicing_db</w:t>
+      </w:r>
+      <w:proofErr w:type="spellEnd"/>
+      <w:r>
+        <w:t>.</w:t>
+      </w:r>
+    </w:p>
+    <w:p>
+      <w:proofErr w:type="spellStart"/>
+      <w:r>
+        <w:t>Funcionalidades</w:t>
+      </w:r>
+      <w:proofErr w:type="spellEnd"/>
+      <w:r>
+        <w:t>:</w:t>
       </w:r>
     </w:p>
     <w:p>
@@ -6920,7 +8921,7 @@
         <w:rPr>
           <w:lang w:val="es-ES"/>
         </w:rPr>
-        <w:t>Registro de movimientos de tipo INGRESO o GASTO con importe, fecha, concepto y categoría.</w:t>
+        <w:t>Facturas: numeración automática correlativa (YYYY-NNN), base imponible, IVA (0/10/21 %), retención IRPF (0/7/15 %), estados PENDIENTE/COBRADA/ANULADA y generación de PDF.</w:t>
       </w:r>
     </w:p>
     <w:p>
@@ -6934,7 +8935,7 @@
         <w:rPr>
           <w:lang w:val="es-ES"/>
         </w:rPr>
-        <w:t>Listado con filtros (tipo, fecha, búsqueda de texto), actualización y borrado.</w:t>
+        <w:t>Gastos deducibles: registro con su tipo de IVA soportado y clasificación por categorías.</w:t>
       </w:r>
     </w:p>
     <w:p>
@@ -6948,7 +8949,108 @@
         <w:rPr>
           <w:lang w:val="es-ES"/>
         </w:rPr>
-        <w:t>Resumen mensual (totales de ingresos, gastos y balance neto) usado por el dashboard y los gráficos.</w:t>
+        <w:t>Liquidaciones trimestrales: cálculo automático del modelo 303 (IVA) y modelo 130 (IRPF).</w:t>
+      </w:r>
+    </w:p>
+    <w:p>
+      <w:proofErr w:type="spellStart"/>
+      <w:r>
+        <w:t>Dependencias</w:t>
+      </w:r>
+      <w:proofErr w:type="spellEnd"/>
+      <w:r>
+        <w:t>: PostgreSQL (</w:t>
+      </w:r>
+      <w:proofErr w:type="spellStart"/>
+      <w:r>
+        <w:t>invoicing_db</w:t>
+      </w:r>
+      <w:proofErr w:type="spellEnd"/>
+      <w:r>
+        <w:t xml:space="preserve">), Eureka, </w:t>
+      </w:r>
+      <w:proofErr w:type="spellStart"/>
+      <w:r>
+        <w:t>OpenPDF</w:t>
+      </w:r>
+      <w:proofErr w:type="spellEnd"/>
+      <w:r>
+        <w:t>/</w:t>
+      </w:r>
+      <w:proofErr w:type="spellStart"/>
+      <w:r>
+        <w:t>iText</w:t>
+      </w:r>
+      <w:proofErr w:type="spellEnd"/>
+      <w:r>
+        <w:t>.</w:t>
+      </w:r>
+    </w:p>
+    <w:p>
+      <w:pPr>
+        <w:pStyle w:val="Ttulo2"/>
+        <w:rPr>
+          <w:lang w:val="es-ES"/>
+        </w:rPr>
+      </w:pPr>
+      <w:bookmarkStart w:id="24" w:name="_Toc231290037"/>
+      <w:r>
+        <w:rPr>
+          <w:lang w:val="es-ES"/>
+        </w:rPr>
+        <w:t>4.6. API Gateway y Discovery Service</w:t>
+      </w:r>
+      <w:bookmarkEnd w:id="24"/>
+    </w:p>
+    <w:p>
+      <w:pPr>
+        <w:rPr>
+          <w:lang w:val="es-ES"/>
+        </w:rPr>
+      </w:pPr>
+      <w:r>
+        <w:rPr>
+          <w:lang w:val="es-ES"/>
+        </w:rPr>
+        <w:t>Descripción: el api-</w:t>
+      </w:r>
+      <w:proofErr w:type="spellStart"/>
+      <w:r>
+        <w:rPr>
+          <w:lang w:val="es-ES"/>
+        </w:rPr>
+        <w:t>gateway</w:t>
+      </w:r>
+      <w:proofErr w:type="spellEnd"/>
+      <w:r>
+        <w:rPr>
+          <w:lang w:val="es-ES"/>
+        </w:rPr>
+        <w:t xml:space="preserve"> (puerto 8080) es el punto de entrada único; el </w:t>
+      </w:r>
+      <w:proofErr w:type="spellStart"/>
+      <w:r>
+        <w:rPr>
+          <w:lang w:val="es-ES"/>
+        </w:rPr>
+        <w:t>discovery-service</w:t>
+      </w:r>
+      <w:proofErr w:type="spellEnd"/>
+      <w:r>
+        <w:rPr>
+          <w:lang w:val="es-ES"/>
+        </w:rPr>
+        <w:t xml:space="preserve"> (puerto 8761) es un servidor Eureka.</w:t>
+      </w:r>
+    </w:p>
+    <w:p>
+      <w:proofErr w:type="spellStart"/>
+      <w:r>
+        <w:t>Funcionalidades</w:t>
+      </w:r>
+      <w:proofErr w:type="spellEnd"/>
+      <w:r>
+        <w:t>:</w:t>
       </w:r>
     </w:p>
     <w:p>
@@ -6962,23 +9064,169 @@
         <w:rPr>
           <w:lang w:val="es-ES"/>
         </w:rPr>
-        <w:t>Exportación de un informe de movimientos en formato PDF.</w:t>
-      </w:r>
-    </w:p>
-    <w:p>
-      <w:pPr>
-        <w:rPr>
-          <w:lang w:val="es-ES"/>
-        </w:rPr>
-      </w:pPr>
-      <w:r>
-        <w:rPr>
-          <w:lang w:val="es-ES"/>
-        </w:rPr>
-        <w:lastRenderedPageBreak/>
-        <w:t>Dependencias: PostgreSQL (transactions_db), Eureka, OpenPDF.</w:t>
-      </w:r>
-    </w:p>
+        <w:t>Enrutado dinámico hacia los microservicios por nombre de servicio (lb://...) resuelto por Eureka.</w:t>
+      </w:r>
+    </w:p>
+    <w:p>
+      <w:pPr>
+        <w:pStyle w:val="Listaconvietas"/>
+        <w:rPr>
+          <w:lang w:val="es-ES"/>
+        </w:rPr>
+      </w:pPr>
+      <w:r>
+        <w:rPr>
+          <w:lang w:val="es-ES"/>
+        </w:rPr>
+        <w:t xml:space="preserve">Filtro </w:t>
+      </w:r>
+      <w:proofErr w:type="spellStart"/>
+      <w:r>
+        <w:rPr>
+          <w:lang w:val="es-ES"/>
+        </w:rPr>
+        <w:t>JwtAuthFilter</w:t>
+      </w:r>
+      <w:proofErr w:type="spellEnd"/>
+      <w:r>
+        <w:rPr>
+          <w:lang w:val="es-ES"/>
+        </w:rPr>
+        <w:t>: valida la firma del JWT y propaga la identidad (X-</w:t>
+      </w:r>
+      <w:proofErr w:type="spellStart"/>
+      <w:r>
+        <w:rPr>
+          <w:lang w:val="es-ES"/>
+        </w:rPr>
+        <w:t>User</w:t>
+      </w:r>
+      <w:proofErr w:type="spellEnd"/>
+      <w:r>
+        <w:rPr>
+          <w:lang w:val="es-ES"/>
+        </w:rPr>
+        <w:t>-Id, X-</w:t>
+      </w:r>
+      <w:proofErr w:type="spellStart"/>
+      <w:r>
+        <w:rPr>
+          <w:lang w:val="es-ES"/>
+        </w:rPr>
+        <w:t>User</w:t>
+      </w:r>
+      <w:proofErr w:type="spellEnd"/>
+      <w:r>
+        <w:rPr>
+          <w:lang w:val="es-ES"/>
+        </w:rPr>
+        <w:t>-Email, X-</w:t>
+      </w:r>
+      <w:proofErr w:type="spellStart"/>
+      <w:r>
+        <w:rPr>
+          <w:lang w:val="es-ES"/>
+        </w:rPr>
+        <w:t>User</w:t>
+      </w:r>
+      <w:proofErr w:type="spellEnd"/>
+      <w:r>
+        <w:rPr>
+          <w:lang w:val="es-ES"/>
+        </w:rPr>
+        <w:t>-Rol) al servicio destino.</w:t>
+      </w:r>
+    </w:p>
+    <w:p>
+      <w:pPr>
+        <w:pStyle w:val="Listaconvietas"/>
+        <w:rPr>
+          <w:lang w:val="es-ES"/>
+        </w:rPr>
+      </w:pPr>
+      <w:r>
+        <w:rPr>
+          <w:lang w:val="es-ES"/>
+        </w:rPr>
+        <w:t xml:space="preserve">Filtro </w:t>
+      </w:r>
+      <w:proofErr w:type="spellStart"/>
+      <w:r>
+        <w:rPr>
+          <w:lang w:val="es-ES"/>
+        </w:rPr>
+        <w:t>AdminRoleFilter</w:t>
+      </w:r>
+      <w:proofErr w:type="spellEnd"/>
+      <w:r>
+        <w:rPr>
+          <w:lang w:val="es-ES"/>
+        </w:rPr>
+        <w:t>: protege las rutas /</w:t>
+      </w:r>
+      <w:proofErr w:type="spellStart"/>
+      <w:r>
+        <w:rPr>
+          <w:lang w:val="es-ES"/>
+        </w:rPr>
+        <w:t>admin</w:t>
+      </w:r>
+      <w:proofErr w:type="spellEnd"/>
+      <w:r>
+        <w:rPr>
+          <w:lang w:val="es-ES"/>
+        </w:rPr>
+        <w:t>/** exigiendo el rol ADMIN (403 en caso contrario).</w:t>
+      </w:r>
+    </w:p>
+    <w:p>
+      <w:pPr>
+        <w:pStyle w:val="Listaconvietas"/>
+        <w:rPr>
+          <w:lang w:val="es-ES"/>
+        </w:rPr>
+      </w:pPr>
+      <w:r>
+        <w:rPr>
+          <w:lang w:val="es-ES"/>
+        </w:rPr>
+        <w:t xml:space="preserve">Configuración de CORS para el </w:t>
+      </w:r>
+      <w:proofErr w:type="spellStart"/>
+      <w:r>
+        <w:rPr>
+          <w:lang w:val="es-ES"/>
+        </w:rPr>
+        <w:t>frontend</w:t>
+      </w:r>
+      <w:proofErr w:type="spellEnd"/>
+      <w:r>
+        <w:rPr>
+          <w:lang w:val="es-ES"/>
+        </w:rPr>
+        <w:t>.</w:t>
+      </w:r>
+      <w:r>
+        <w:rPr>
+          <w:lang w:val="es-ES"/>
+        </w:rPr>
+        <w:br w:type="page"/>
+      </w:r>
+    </w:p>
+    <w:p>
+      <w:pPr>
+        <w:pStyle w:val="Listaconvietas"/>
+        <w:numPr>
+          <w:ilvl w:val="0"/>
+          <w:numId w:val="0"/>
+        </w:numPr>
+        <w:ind w:left="360"/>
+        <w:rPr>
+          <w:lang w:val="es-ES"/>
+        </w:rPr>
+      </w:pPr>
+    </w:p>
+    <w:p/>
     <w:p>
       <w:pPr>
         <w:pStyle w:val="Ttulo2"/>
@@ -6986,29 +9234,105 @@
           <w:lang w:val="es-ES"/>
         </w:rPr>
       </w:pPr>
-      <w:bookmarkStart w:id="22" w:name="_Toc231290035"/>
-      <w:r>
-        <w:rPr>
-          <w:lang w:val="es-ES"/>
-        </w:rPr>
-        <w:t>4.4. Módulo de banca (bank-service)</w:t>
-      </w:r>
-      <w:bookmarkEnd w:id="22"/>
-    </w:p>
-    <w:p>
-      <w:r>
-        <w:rPr>
-          <w:lang w:val="es-ES"/>
-        </w:rPr>
-        <w:t xml:space="preserve">Descripción: integra PayFlow con cuentas bancarias reales mediante Open Banking (PSD2), usando la API de Nordigen/GoCardless. </w:t>
-      </w:r>
-      <w:r>
-        <w:t>Puerto 8085, base de datos bank_db.</w:t>
-      </w:r>
-    </w:p>
-    <w:p>
-      <w:r>
-        <w:t>Funcionalidades:</w:t>
+      <w:bookmarkStart w:id="25" w:name="_Toc231290038"/>
+      <w:r>
+        <w:rPr>
+          <w:lang w:val="es-ES"/>
+        </w:rPr>
+        <w:t xml:space="preserve">4.7. </w:t>
+      </w:r>
+      <w:proofErr w:type="spellStart"/>
+      <w:r>
+        <w:rPr>
+          <w:lang w:val="es-ES"/>
+        </w:rPr>
+        <w:t>Frontend</w:t>
+      </w:r>
+      <w:proofErr w:type="spellEnd"/>
+      <w:r>
+        <w:rPr>
+          <w:lang w:val="es-ES"/>
+        </w:rPr>
+        <w:t xml:space="preserve"> (SPA </w:t>
+      </w:r>
+      <w:proofErr w:type="spellStart"/>
+      <w:r>
+        <w:rPr>
+          <w:lang w:val="es-ES"/>
+        </w:rPr>
+        <w:t>React</w:t>
+      </w:r>
+      <w:proofErr w:type="spellEnd"/>
+      <w:r>
+        <w:rPr>
+          <w:lang w:val="es-ES"/>
+        </w:rPr>
+        <w:t>)</w:t>
+      </w:r>
+      <w:bookmarkEnd w:id="25"/>
+    </w:p>
+    <w:p>
+      <w:r>
+        <w:rPr>
+          <w:lang w:val="es-ES"/>
+        </w:rPr>
+        <w:t xml:space="preserve">Descripción: aplicación de una sola página construida con </w:t>
+      </w:r>
+      <w:proofErr w:type="spellStart"/>
+      <w:r>
+        <w:rPr>
+          <w:lang w:val="es-ES"/>
+        </w:rPr>
+        <w:t>React</w:t>
+      </w:r>
+      <w:proofErr w:type="spellEnd"/>
+      <w:r>
+        <w:rPr>
+          <w:lang w:val="es-ES"/>
+        </w:rPr>
+        <w:t xml:space="preserve"> 19 y Vite. </w:t>
+      </w:r>
+      <w:proofErr w:type="spellStart"/>
+      <w:r>
+        <w:t>Arquitectura</w:t>
+      </w:r>
+      <w:proofErr w:type="spellEnd"/>
+      <w:r>
+        <w:t xml:space="preserve"> de </w:t>
+      </w:r>
+      <w:proofErr w:type="spellStart"/>
+      <w:r>
+        <w:t>páginas</w:t>
+      </w:r>
+      <w:proofErr w:type="spellEnd"/>
+      <w:r>
+        <w:t xml:space="preserve"> con layouts </w:t>
+      </w:r>
+      <w:proofErr w:type="spellStart"/>
+      <w:r>
+        <w:t>compartidos</w:t>
+      </w:r>
+      <w:proofErr w:type="spellEnd"/>
+      <w:r>
+        <w:t>.</w:t>
+      </w:r>
+    </w:p>
+    <w:p>
+      <w:proofErr w:type="spellStart"/>
+      <w:r>
+        <w:t>Funcionalidades</w:t>
+      </w:r>
+      <w:proofErr w:type="spellEnd"/>
+      <w:r>
+        <w:t xml:space="preserve"> / vistas </w:t>
+      </w:r>
+      <w:proofErr w:type="spellStart"/>
+      <w:r>
+        <w:t>principales</w:t>
+      </w:r>
+      <w:proofErr w:type="spellEnd"/>
+      <w:r>
+        <w:t>:</w:t>
       </w:r>
     </w:p>
     <w:p>
@@ -7018,11 +9342,33 @@
           <w:lang w:val="es-ES"/>
         </w:rPr>
       </w:pPr>
-      <w:r>
-        <w:rPr>
-          <w:lang w:val="es-ES"/>
-        </w:rPr>
-        <w:t>Fase 1 — selección de banco: crea una «requisition» en Nordigen y devuelve la URL de autorización.</w:t>
+      <w:proofErr w:type="spellStart"/>
+      <w:r>
+        <w:rPr>
+          <w:lang w:val="es-ES"/>
+        </w:rPr>
+        <w:t>AppLayout</w:t>
+      </w:r>
+      <w:proofErr w:type="spellEnd"/>
+      <w:r>
+        <w:rPr>
+          <w:lang w:val="es-ES"/>
+        </w:rPr>
+        <w:t xml:space="preserve">: </w:t>
+      </w:r>
+      <w:proofErr w:type="spellStart"/>
+      <w:r>
+        <w:rPr>
+          <w:lang w:val="es-ES"/>
+        </w:rPr>
+        <w:t>navbar</w:t>
+      </w:r>
+      <w:proofErr w:type="spellEnd"/>
+      <w:r>
+        <w:rPr>
+          <w:lang w:val="es-ES"/>
+        </w:rPr>
+        <w:t xml:space="preserve"> lateral (escritorio) y barra inferior (móvil) en las vistas autenticadas.</w:t>
       </w:r>
     </w:p>
     <w:p>
@@ -7036,7 +9382,21 @@
         <w:rPr>
           <w:lang w:val="es-ES"/>
         </w:rPr>
-        <w:t>Fase 2 — autorización PSD2: el usuario autoriza en el portal de su banco y este redirige de vuelta.</w:t>
+        <w:t xml:space="preserve">Home: </w:t>
+      </w:r>
+      <w:proofErr w:type="spellStart"/>
+      <w:r>
+        <w:rPr>
+          <w:lang w:val="es-ES"/>
+        </w:rPr>
+        <w:t>dashboard</w:t>
+      </w:r>
+      <w:proofErr w:type="spellEnd"/>
+      <w:r>
+        <w:rPr>
+          <w:lang w:val="es-ES"/>
+        </w:rPr>
+        <w:t xml:space="preserve"> con resumen de saldo, gráficos de ingresos/gastos y últimas transacciones.</w:t>
       </w:r>
     </w:p>
     <w:p>
@@ -7050,7 +9410,7 @@
         <w:rPr>
           <w:lang w:val="es-ES"/>
         </w:rPr>
-        <w:t>Fase 3 — obtención de datos: se recuperan las cuentas y sus movimientos y se guardan localmente.</w:t>
+        <w:t>Wallet, Transacciones, Banca y Autónomos: monedero, contabilidad, conexión bancaria y módulo fiscal.</w:t>
       </w:r>
     </w:p>
     <w:p>
@@ -7064,7 +9424,7 @@
         <w:rPr>
           <w:lang w:val="es-ES"/>
         </w:rPr>
-        <w:t>Estados de la conexión: PENDING, LINKED o EXPIRED (el consentimiento PSD2 caduca a los ~90 días).</w:t>
+        <w:t>Landing, Login, Register y Remember (recuperación de contraseña).</w:t>
       </w:r>
     </w:p>
     <w:p>
@@ -7078,52 +9438,35 @@
         <w:rPr>
           <w:lang w:val="es-ES"/>
         </w:rPr>
-        <w:t>Importación de movimientos bancarios a la contabilidad personal (transaction-service).</w:t>
-      </w:r>
-    </w:p>
-    <w:p>
-      <w:pPr>
-        <w:rPr>
-          <w:lang w:val="es-ES"/>
-        </w:rPr>
-      </w:pPr>
-      <w:r>
-        <w:rPr>
-          <w:lang w:val="es-ES"/>
-        </w:rPr>
-        <w:t>Dependencias: PostgreSQL (bank_db), Eureka, cliente HTTP, API externa Nordigen/GoCardless.</w:t>
-      </w:r>
-    </w:p>
-    <w:p>
-      <w:pPr>
-        <w:pStyle w:val="Ttulo2"/>
-        <w:rPr>
-          <w:lang w:val="es-ES"/>
-        </w:rPr>
-      </w:pPr>
-      <w:bookmarkStart w:id="23" w:name="_Toc231290036"/>
-      <w:r>
-        <w:rPr>
-          <w:lang w:val="es-ES"/>
-        </w:rPr>
-        <w:t>4.5. Módulo de facturación (invoicing-service)</w:t>
-      </w:r>
-      <w:bookmarkEnd w:id="23"/>
-    </w:p>
-    <w:p>
-      <w:r>
-        <w:rPr>
-          <w:lang w:val="es-ES"/>
-        </w:rPr>
-        <w:t xml:space="preserve">Descripción: orientado a autónomos y pequeñas empresas para gestionar su actividad fiscal. </w:t>
-      </w:r>
-      <w:r>
-        <w:t>Puerto 8086, base de datos invoicing_db.</w:t>
-      </w:r>
-    </w:p>
-    <w:p>
-      <w:r>
-        <w:t>Funcionalidades:</w:t>
+        <w:t xml:space="preserve">Pay, </w:t>
+      </w:r>
+      <w:proofErr w:type="spellStart"/>
+      <w:r>
+        <w:rPr>
+          <w:lang w:val="es-ES"/>
+        </w:rPr>
+        <w:t>PaymentSuccess</w:t>
+      </w:r>
+      <w:proofErr w:type="spellEnd"/>
+      <w:r>
+        <w:rPr>
+          <w:lang w:val="es-ES"/>
+        </w:rPr>
+        <w:t xml:space="preserve"> y </w:t>
+      </w:r>
+      <w:proofErr w:type="spellStart"/>
+      <w:r>
+        <w:rPr>
+          <w:lang w:val="es-ES"/>
+        </w:rPr>
+        <w:t>PaymentCancelled</w:t>
+      </w:r>
+      <w:proofErr w:type="spellEnd"/>
+      <w:r>
+        <w:rPr>
+          <w:lang w:val="es-ES"/>
+        </w:rPr>
+        <w:t>: contratación del plan «Autónomos» y retorno desde Stripe.</w:t>
       </w:r>
     </w:p>
     <w:p>
@@ -7137,270 +9480,150 @@
         <w:rPr>
           <w:lang w:val="es-ES"/>
         </w:rPr>
-        <w:t>Facturas: numeración automática correlativa (YYYY-NNN), base imponible, IVA (0/10/21 %), retención IRPF (0/7/15 %), estados PENDIENTE/COBRADA/ANULADA y generación de PDF.</w:t>
-      </w:r>
-    </w:p>
-    <w:p>
-      <w:pPr>
-        <w:pStyle w:val="Listaconvietas"/>
-        <w:rPr>
-          <w:lang w:val="es-ES"/>
-        </w:rPr>
-      </w:pPr>
-      <w:r>
-        <w:rPr>
-          <w:lang w:val="es-ES"/>
-        </w:rPr>
-        <w:t>Gastos deducibles: registro con su tipo de IVA soportado y clasificación por categorías.</w:t>
-      </w:r>
-    </w:p>
-    <w:p>
-      <w:pPr>
-        <w:pStyle w:val="Listaconvietas"/>
-        <w:rPr>
-          <w:lang w:val="es-ES"/>
-        </w:rPr>
-      </w:pPr>
-      <w:r>
-        <w:rPr>
-          <w:lang w:val="es-ES"/>
-        </w:rPr>
-        <w:t>Liquidaciones trimestrales: cálculo automático del modelo 303 (IVA) y modelo 130 (IRPF).</w:t>
-      </w:r>
-    </w:p>
-    <w:p>
-      <w:r>
-        <w:t>Dependencias: PostgreSQL (invoicing_db), Eureka, OpenPDF/iText.</w:t>
-      </w:r>
-    </w:p>
-    <w:p>
-      <w:pPr>
-        <w:pStyle w:val="Ttulo2"/>
-        <w:rPr>
-          <w:lang w:val="es-ES"/>
-        </w:rPr>
-      </w:pPr>
-      <w:bookmarkStart w:id="24" w:name="_Toc231290037"/>
-      <w:r>
-        <w:rPr>
-          <w:lang w:val="es-ES"/>
-        </w:rPr>
-        <w:t>4.6. API Gateway y Discovery Service</w:t>
-      </w:r>
-      <w:bookmarkEnd w:id="24"/>
-    </w:p>
-    <w:p>
-      <w:pPr>
-        <w:rPr>
-          <w:lang w:val="es-ES"/>
-        </w:rPr>
-      </w:pPr>
-      <w:r>
-        <w:rPr>
-          <w:lang w:val="es-ES"/>
-        </w:rPr>
-        <w:t>Descripción: el api-gateway (puerto 8080) es el punto de entrada único; el discovery-service (puerto 8761) es un servidor Eureka.</w:t>
-      </w:r>
-    </w:p>
-    <w:p>
-      <w:r>
-        <w:lastRenderedPageBreak/>
-        <w:t>Funcionalidades:</w:t>
-      </w:r>
-    </w:p>
-    <w:p>
-      <w:pPr>
-        <w:pStyle w:val="Listaconvietas"/>
-        <w:rPr>
-          <w:lang w:val="es-ES"/>
-        </w:rPr>
-      </w:pPr>
-      <w:r>
-        <w:rPr>
-          <w:lang w:val="es-ES"/>
-        </w:rPr>
-        <w:t>Enrutado dinámico hacia los microservicios por nombre de servicio (lb://...) resuelto por Eureka.</w:t>
-      </w:r>
-    </w:p>
-    <w:p>
-      <w:pPr>
-        <w:pStyle w:val="Listaconvietas"/>
-        <w:rPr>
-          <w:lang w:val="es-ES"/>
-        </w:rPr>
-      </w:pPr>
-      <w:r>
-        <w:rPr>
-          <w:lang w:val="es-ES"/>
-        </w:rPr>
-        <w:t>Filtro JwtAuthFilter: valida la firma del JWT y propaga la identidad (X-User-Id, X-User-Email, X-User-Rol) al servicio destino.</w:t>
-      </w:r>
-    </w:p>
-    <w:p>
-      <w:pPr>
-        <w:pStyle w:val="Listaconvietas"/>
-        <w:rPr>
-          <w:lang w:val="es-ES"/>
-        </w:rPr>
-      </w:pPr>
-      <w:r>
-        <w:rPr>
-          <w:lang w:val="es-ES"/>
-        </w:rPr>
-        <w:t>Filtro AdminRoleFilter: protege las rutas /admin/** exigiendo el rol ADMIN (403 en caso contrario).</w:t>
-      </w:r>
-    </w:p>
-    <w:p>
-      <w:pPr>
-        <w:pStyle w:val="Listaconvietas"/>
-        <w:rPr>
-          <w:lang w:val="es-ES"/>
-        </w:rPr>
-      </w:pPr>
-      <w:r>
-        <w:rPr>
-          <w:lang w:val="es-ES"/>
-        </w:rPr>
-        <w:t>Configuración de CORS para el frontend.</w:t>
-      </w:r>
-    </w:p>
-    <w:p>
-      <w:r>
-        <w:t>Dependencias: Spring Cloud Gateway, Eureka, jjwt.</w:t>
-      </w:r>
-    </w:p>
-    <w:p>
-      <w:pPr>
-        <w:pStyle w:val="Ttulo2"/>
-        <w:rPr>
-          <w:lang w:val="es-ES"/>
-        </w:rPr>
-      </w:pPr>
-      <w:bookmarkStart w:id="25" w:name="_Toc231290038"/>
-      <w:r>
-        <w:rPr>
-          <w:lang w:val="es-ES"/>
-        </w:rPr>
-        <w:t>4.7. Frontend (SPA React)</w:t>
-      </w:r>
-      <w:bookmarkEnd w:id="25"/>
-    </w:p>
-    <w:p>
-      <w:r>
-        <w:rPr>
-          <w:lang w:val="es-ES"/>
-        </w:rPr>
-        <w:t xml:space="preserve">Descripción: aplicación de una sola página construida con React 19 y Vite. </w:t>
-      </w:r>
-      <w:r>
-        <w:t>Arquitectura de páginas con layouts compartidos.</w:t>
-      </w:r>
-    </w:p>
-    <w:p>
-      <w:r>
-        <w:t>Funcionalidades / vistas principales:</w:t>
-      </w:r>
-    </w:p>
-    <w:p>
-      <w:pPr>
-        <w:pStyle w:val="Listaconvietas"/>
-        <w:rPr>
-          <w:lang w:val="es-ES"/>
-        </w:rPr>
-      </w:pPr>
-      <w:r>
-        <w:rPr>
-          <w:lang w:val="es-ES"/>
-        </w:rPr>
-        <w:t>AppLayout: navbar lateral (escritorio) y barra inferior (móvil) en las vistas autenticadas.</w:t>
-      </w:r>
-    </w:p>
-    <w:p>
-      <w:pPr>
-        <w:pStyle w:val="Listaconvietas"/>
-        <w:rPr>
-          <w:lang w:val="es-ES"/>
-        </w:rPr>
-      </w:pPr>
-      <w:r>
-        <w:rPr>
-          <w:lang w:val="es-ES"/>
-        </w:rPr>
-        <w:t>Home: dashboard con resumen de saldo, gráficos de ingresos/gastos y últimas transacciones.</w:t>
-      </w:r>
-    </w:p>
-    <w:p>
-      <w:pPr>
-        <w:pStyle w:val="Listaconvietas"/>
-        <w:rPr>
-          <w:lang w:val="es-ES"/>
-        </w:rPr>
-      </w:pPr>
-      <w:r>
-        <w:rPr>
-          <w:lang w:val="es-ES"/>
-        </w:rPr>
-        <w:t>Wallet, Transacciones, Banca y Autónomos: monedero, contabilidad, conexión bancaria y módulo fiscal.</w:t>
-      </w:r>
-    </w:p>
-    <w:p>
-      <w:pPr>
-        <w:pStyle w:val="Listaconvietas"/>
-        <w:rPr>
-          <w:lang w:val="es-ES"/>
-        </w:rPr>
-      </w:pPr>
-      <w:r>
-        <w:rPr>
-          <w:lang w:val="es-ES"/>
-        </w:rPr>
-        <w:t>Landing, Login, Register y Remember (recuperación de contraseña).</w:t>
-      </w:r>
-    </w:p>
-    <w:p>
-      <w:pPr>
-        <w:pStyle w:val="Listaconvietas"/>
-        <w:rPr>
-          <w:lang w:val="es-ES"/>
-        </w:rPr>
-      </w:pPr>
-      <w:r>
-        <w:rPr>
-          <w:lang w:val="es-ES"/>
-        </w:rPr>
-        <w:t>Pay, PaymentSuccess y PaymentCancelled: contratación del plan «Autónomos» y retorno desde Stripe.</w:t>
-      </w:r>
-    </w:p>
-    <w:p>
-      <w:pPr>
-        <w:pStyle w:val="Listaconvietas"/>
-        <w:rPr>
-          <w:lang w:val="es-ES"/>
-        </w:rPr>
-      </w:pPr>
-      <w:r>
-        <w:rPr>
-          <w:lang w:val="es-ES"/>
-        </w:rPr>
-        <w:t>Panel de administración (React Admin) y un asistente financiero flotante que responde sobre saldo, gastos y movimientos a partir de los datos del usuario.</w:t>
-      </w:r>
-    </w:p>
-    <w:p>
-      <w:pPr>
-        <w:rPr>
-          <w:lang w:val="es-ES"/>
-        </w:rPr>
-      </w:pPr>
-      <w:r>
-        <w:rPr>
-          <w:lang w:val="es-ES"/>
-        </w:rPr>
-        <w:t>Sistema de diseño: centralizado en design-system.scss (SASS). Una paleta primitiva en variables SASS (teal #0891b2 como color primario) alimenta tokens semánticos como CSS Custom Properties, permitiendo tema claro/oscuro en caliente. Tipografía principal Geist. Estilos por vista con CSS Modules; gráficos con Recharts; enrutado con React Router 7.</w:t>
-      </w:r>
-    </w:p>
-    <w:p>
-      <w:r>
-        <w:t>Dependencias: React 19, React Router 7, Material UI, Bootstrap, React Admin, Recharts, SASS.</w:t>
+        <w:t>Panel de administración (</w:t>
+      </w:r>
+      <w:proofErr w:type="spellStart"/>
+      <w:r>
+        <w:rPr>
+          <w:lang w:val="es-ES"/>
+        </w:rPr>
+        <w:t>React</w:t>
+      </w:r>
+      <w:proofErr w:type="spellEnd"/>
+      <w:r>
+        <w:rPr>
+          <w:lang w:val="es-ES"/>
+        </w:rPr>
+        <w:t xml:space="preserve"> </w:t>
+      </w:r>
+      <w:proofErr w:type="spellStart"/>
+      <w:r>
+        <w:rPr>
+          <w:lang w:val="es-ES"/>
+        </w:rPr>
+        <w:t>Admin</w:t>
+      </w:r>
+      <w:proofErr w:type="spellEnd"/>
+      <w:r>
+        <w:rPr>
+          <w:lang w:val="es-ES"/>
+        </w:rPr>
+        <w:t>) y un asistente financiero flotante que responde sobre saldo, gastos y movimientos a partir de los datos del usuario.</w:t>
+      </w:r>
+    </w:p>
+    <w:p>
+      <w:pPr>
+        <w:rPr>
+          <w:lang w:val="es-ES"/>
+        </w:rPr>
+      </w:pPr>
+      <w:r>
+        <w:rPr>
+          <w:lang w:val="es-ES"/>
+        </w:rPr>
+        <w:t xml:space="preserve">Sistema de diseño: centralizado en </w:t>
+      </w:r>
+      <w:proofErr w:type="spellStart"/>
+      <w:r>
+        <w:rPr>
+          <w:lang w:val="es-ES"/>
+        </w:rPr>
+        <w:t>design-</w:t>
+      </w:r>
+      <w:proofErr w:type="gramStart"/>
+      <w:r>
+        <w:rPr>
+          <w:lang w:val="es-ES"/>
+        </w:rPr>
+        <w:t>system.scss</w:t>
+      </w:r>
+      <w:proofErr w:type="spellEnd"/>
+      <w:proofErr w:type="gramEnd"/>
+      <w:r>
+        <w:rPr>
+          <w:lang w:val="es-ES"/>
+        </w:rPr>
+        <w:t xml:space="preserve"> (SASS). Una paleta primitiva en variables SASS (teal #0891b2 como color primario) alimenta tokens semánticos como CSS </w:t>
+      </w:r>
+      <w:proofErr w:type="spellStart"/>
+      <w:r>
+        <w:rPr>
+          <w:lang w:val="es-ES"/>
+        </w:rPr>
+        <w:t>Custom</w:t>
+      </w:r>
+      <w:proofErr w:type="spellEnd"/>
+      <w:r>
+        <w:rPr>
+          <w:lang w:val="es-ES"/>
+        </w:rPr>
+        <w:t xml:space="preserve"> </w:t>
+      </w:r>
+      <w:proofErr w:type="spellStart"/>
+      <w:r>
+        <w:rPr>
+          <w:lang w:val="es-ES"/>
+        </w:rPr>
+        <w:t>Properties</w:t>
+      </w:r>
+      <w:proofErr w:type="spellEnd"/>
+      <w:r>
+        <w:rPr>
+          <w:lang w:val="es-ES"/>
+        </w:rPr>
+        <w:t xml:space="preserve">, permitiendo tema claro/oscuro en caliente. Tipografía principal Geist. Estilos por vista con CSS Modules; gráficos con </w:t>
+      </w:r>
+      <w:proofErr w:type="spellStart"/>
+      <w:r>
+        <w:rPr>
+          <w:lang w:val="es-ES"/>
+        </w:rPr>
+        <w:t>Recharts</w:t>
+      </w:r>
+      <w:proofErr w:type="spellEnd"/>
+      <w:r>
+        <w:rPr>
+          <w:lang w:val="es-ES"/>
+        </w:rPr>
+        <w:t xml:space="preserve">; enrutado con </w:t>
+      </w:r>
+      <w:proofErr w:type="spellStart"/>
+      <w:r>
+        <w:rPr>
+          <w:lang w:val="es-ES"/>
+        </w:rPr>
+        <w:t>React</w:t>
+      </w:r>
+      <w:proofErr w:type="spellEnd"/>
+      <w:r>
+        <w:rPr>
+          <w:lang w:val="es-ES"/>
+        </w:rPr>
+        <w:t xml:space="preserve"> </w:t>
+      </w:r>
+      <w:proofErr w:type="spellStart"/>
+      <w:r>
+        <w:rPr>
+          <w:lang w:val="es-ES"/>
+        </w:rPr>
+        <w:t>Router</w:t>
+      </w:r>
+      <w:proofErr w:type="spellEnd"/>
+      <w:r>
+        <w:rPr>
+          <w:lang w:val="es-ES"/>
+        </w:rPr>
+        <w:t xml:space="preserve"> 7.</w:t>
+      </w:r>
+    </w:p>
+    <w:p>
+      <w:proofErr w:type="spellStart"/>
+      <w:r>
+        <w:t>Dependencias</w:t>
+      </w:r>
+      <w:proofErr w:type="spellEnd"/>
+      <w:r>
+        <w:t>: React 19, React Router 7, Material UI, Bootstrap, React Admin, Recharts, SASS.</w:t>
       </w:r>
     </w:p>
     <w:p>
@@ -7672,42 +9895,12 @@
           <w:lang w:val="es-ES"/>
         </w:rPr>
       </w:pPr>
-    </w:p>
-    <w:p>
-      <w:pPr>
-        <w:jc w:val="center"/>
-        <w:rPr>
-          <w:lang w:val="es-ES"/>
-        </w:rPr>
-      </w:pPr>
-      <w:r>
-        <w:rPr>
-          <w:b/>
-          <w:color w:val="999999"/>
-          <w:lang w:val="es-ES"/>
-        </w:rPr>
-        <w:t xml:space="preserve">— Panel de administración (React Admin) ]  </w:t>
-      </w:r>
-      <w:r>
-        <w:rPr>
-          <w:b/>
-          <w:color w:val="999999"/>
-        </w:rPr>
-        <w:t>⬚</w:t>
-      </w:r>
-    </w:p>
-    <w:p>
-      <w:pPr>
-        <w:pStyle w:val="Ttulo2"/>
-        <w:rPr>
-          <w:lang w:val="es-ES"/>
-        </w:rPr>
-      </w:pPr>
       <w:bookmarkStart w:id="28" w:name="_Toc231290041"/>
       <w:r>
         <w:rPr>
           <w:lang w:val="es-ES"/>
         </w:rPr>
+        <w:lastRenderedPageBreak/>
         <w:t>5.2. Explicación de la interacción con el usuario</w:t>
       </w:r>
       <w:bookmarkEnd w:id="28"/>
@@ -7722,20 +9915,48 @@
         <w:rPr>
           <w:lang w:val="es-ES"/>
         </w:rPr>
-        <w:t>La navegación se realiza desde una barra lateral en escritorio y una barra inferior en móvil, lo que mantiene accesibles las secciones principales en cualquier dispositivo. Tras iniciar sesión, el usuario aterriza en el dashboard, que ofrece una visión general de su situación financiera (saldo, evolución de ingresos y gastos y últimos movimientos).</w:t>
-      </w:r>
-    </w:p>
-    <w:p>
-      <w:pPr>
-        <w:rPr>
-          <w:lang w:val="es-ES"/>
-        </w:rPr>
-      </w:pPr>
-      <w:r>
-        <w:rPr>
-          <w:lang w:val="es-ES"/>
-        </w:rPr>
-        <w:t>Las acciones frecuentes se resuelven con modales y formularios en línea: enviar o solicitar dinero en el monedero, registrar un ingreso o un gasto, conectar un banco o emitir una factura. Los formularios validan los datos antes de enviarlos al backend y muestran mensajes de error claros. El cambio de tema claro/oscuro es inmediato gracias a los tokens de diseño, y el asistente financiero flotante permite consultar datos mediante preguntas en lenguaje natural.</w:t>
+        <w:t xml:space="preserve">La navegación se realiza desde una barra lateral en escritorio y una barra inferior en móvil, lo que mantiene accesibles las secciones principales en cualquier dispositivo. Tras iniciar sesión, el usuario aterriza en el </w:t>
+      </w:r>
+      <w:proofErr w:type="spellStart"/>
+      <w:r>
+        <w:rPr>
+          <w:lang w:val="es-ES"/>
+        </w:rPr>
+        <w:t>dashboard</w:t>
+      </w:r>
+      <w:proofErr w:type="spellEnd"/>
+      <w:r>
+        <w:rPr>
+          <w:lang w:val="es-ES"/>
+        </w:rPr>
+        <w:t>, que ofrece una visión general de su situación financiera (saldo, evolución de ingresos y gastos y últimos movimientos).</w:t>
+      </w:r>
+    </w:p>
+    <w:p>
+      <w:pPr>
+        <w:rPr>
+          <w:lang w:val="es-ES"/>
+        </w:rPr>
+      </w:pPr>
+      <w:r>
+        <w:rPr>
+          <w:lang w:val="es-ES"/>
+        </w:rPr>
+        <w:t xml:space="preserve">Las acciones frecuentes se resuelven con modales y formularios en línea: enviar o solicitar dinero en el monedero, registrar un ingreso o un gasto, conectar un banco o emitir una factura. Los formularios validan los datos antes de enviarlos al </w:t>
+      </w:r>
+      <w:proofErr w:type="spellStart"/>
+      <w:r>
+        <w:rPr>
+          <w:lang w:val="es-ES"/>
+        </w:rPr>
+        <w:t>backend</w:t>
+      </w:r>
+      <w:proofErr w:type="spellEnd"/>
+      <w:r>
+        <w:rPr>
+          <w:lang w:val="es-ES"/>
+        </w:rPr>
+        <w:t xml:space="preserve"> y muestran mensajes de error claros. El cambio de tema claro/oscuro es inmediato gracias a los tokens de diseño, y el asistente financiero flotante permite consultar datos mediante preguntas en lenguaje natural.</w:t>
       </w:r>
     </w:p>
     <w:p>
@@ -7789,8 +10010,17 @@
           <w:sz w:val="18"/>
         </w:rPr>
         <w:br/>
-        <w:t>cd payflow</w:t>
-      </w:r>
+        <w:t xml:space="preserve">cd </w:t>
+      </w:r>
+      <w:proofErr w:type="spellStart"/>
+      <w:r>
+        <w:rPr>
+          <w:rFonts w:ascii="Consolas" w:hAnsi="Consolas"/>
+          <w:sz w:val="18"/>
+        </w:rPr>
+        <w:t>payflow</w:t>
+      </w:r>
+      <w:proofErr w:type="spellEnd"/>
     </w:p>
     <w:p>
       <w:pPr>
@@ -7816,7 +10046,15 @@
         <w:t xml:space="preserve">Los servicios leen sus secretos de variables de entorno, con valores por defecto solo para desarrollo. </w:t>
       </w:r>
       <w:r>
-        <w:t>Las principales son:</w:t>
+        <w:t xml:space="preserve">Las </w:t>
+      </w:r>
+      <w:proofErr w:type="spellStart"/>
+      <w:r>
+        <w:t>principales</w:t>
+      </w:r>
+      <w:proofErr w:type="spellEnd"/>
+      <w:r>
+        <w:t xml:space="preserve"> son:</w:t>
       </w:r>
     </w:p>
     <w:tbl>
@@ -7877,6 +10115,7 @@
             <w:pPr>
               <w:spacing w:line="240" w:lineRule="auto"/>
             </w:pPr>
+            <w:proofErr w:type="spellStart"/>
             <w:r>
               <w:rPr>
                 <w:b/>
@@ -7884,6 +10123,7 @@
               </w:rPr>
               <w:t>Descripción</w:t>
             </w:r>
+            <w:proofErr w:type="spellEnd"/>
           </w:p>
         </w:tc>
       </w:tr>
@@ -7919,7 +10159,21 @@
               <w:rPr>
                 <w:sz w:val="20"/>
               </w:rPr>
-              <w:t>auth-service, api-gateway</w:t>
+              <w:t xml:space="preserve">auth-service, </w:t>
+            </w:r>
+            <w:proofErr w:type="spellStart"/>
+            <w:r>
+              <w:rPr>
+                <w:sz w:val="20"/>
+              </w:rPr>
+              <w:t>api</w:t>
+            </w:r>
+            <w:proofErr w:type="spellEnd"/>
+            <w:r>
+              <w:rPr>
+                <w:sz w:val="20"/>
+              </w:rPr>
+              <w:t>-gateway</w:t>
             </w:r>
           </w:p>
         </w:tc>
@@ -7972,11 +10226,19 @@
             <w:pPr>
               <w:spacing w:line="240" w:lineRule="auto"/>
             </w:pPr>
-            <w:r>
-              <w:rPr>
-                <w:sz w:val="20"/>
-              </w:rPr>
-              <w:t>auth-service</w:t>
+            <w:proofErr w:type="gramStart"/>
+            <w:r>
+              <w:rPr>
+                <w:sz w:val="20"/>
+              </w:rPr>
+              <w:t>auth</w:t>
+            </w:r>
+            <w:proofErr w:type="gramEnd"/>
+            <w:r>
+              <w:rPr>
+                <w:sz w:val="20"/>
+              </w:rPr>
+              <w:t>-service</w:t>
             </w:r>
           </w:p>
         </w:tc>
@@ -7996,7 +10258,23 @@
                 <w:sz w:val="20"/>
                 <w:lang w:val="es-ES"/>
               </w:rPr>
-              <w:t>Clave secreta de la API de Stripe (sk_test_... en pruebas).</w:t>
+              <w:t>Clave secreta de la API de Stripe (</w:t>
+            </w:r>
+            <w:proofErr w:type="spellStart"/>
+            <w:r>
+              <w:rPr>
+                <w:sz w:val="20"/>
+                <w:lang w:val="es-ES"/>
+              </w:rPr>
+              <w:t>sk_test</w:t>
+            </w:r>
+            <w:proofErr w:type="spellEnd"/>
+            <w:r>
+              <w:rPr>
+                <w:sz w:val="20"/>
+                <w:lang w:val="es-ES"/>
+              </w:rPr>
+              <w:t>_... en pruebas).</w:t>
             </w:r>
           </w:p>
         </w:tc>
@@ -8029,11 +10307,19 @@
             <w:pPr>
               <w:spacing w:line="240" w:lineRule="auto"/>
             </w:pPr>
-            <w:r>
-              <w:rPr>
-                <w:sz w:val="20"/>
-              </w:rPr>
-              <w:t>auth-service</w:t>
+            <w:proofErr w:type="gramStart"/>
+            <w:r>
+              <w:rPr>
+                <w:sz w:val="20"/>
+              </w:rPr>
+              <w:t>auth</w:t>
+            </w:r>
+            <w:proofErr w:type="gramEnd"/>
+            <w:r>
+              <w:rPr>
+                <w:sz w:val="20"/>
+              </w:rPr>
+              <w:t>-service</w:t>
             </w:r>
           </w:p>
         </w:tc>
@@ -8053,7 +10339,23 @@
                 <w:sz w:val="20"/>
                 <w:lang w:val="es-ES"/>
               </w:rPr>
-              <w:t>ID del precio recurrente del plan Autónomos (price_...).</w:t>
+              <w:t>ID del precio recurrente del plan Autónomos (</w:t>
+            </w:r>
+            <w:proofErr w:type="spellStart"/>
+            <w:r>
+              <w:rPr>
+                <w:sz w:val="20"/>
+                <w:lang w:val="es-ES"/>
+              </w:rPr>
+              <w:t>price</w:t>
+            </w:r>
+            <w:proofErr w:type="spellEnd"/>
+            <w:r>
+              <w:rPr>
+                <w:sz w:val="20"/>
+                <w:lang w:val="es-ES"/>
+              </w:rPr>
+              <w:t>_...).</w:t>
             </w:r>
           </w:p>
         </w:tc>
@@ -8086,11 +10388,19 @@
             <w:pPr>
               <w:spacing w:line="240" w:lineRule="auto"/>
             </w:pPr>
-            <w:r>
-              <w:rPr>
-                <w:sz w:val="20"/>
-              </w:rPr>
-              <w:t>auth-service</w:t>
+            <w:proofErr w:type="gramStart"/>
+            <w:r>
+              <w:rPr>
+                <w:sz w:val="20"/>
+              </w:rPr>
+              <w:t>auth</w:t>
+            </w:r>
+            <w:proofErr w:type="gramEnd"/>
+            <w:r>
+              <w:rPr>
+                <w:sz w:val="20"/>
+              </w:rPr>
+              <w:t>-service</w:t>
             </w:r>
           </w:p>
         </w:tc>
@@ -8110,7 +10420,23 @@
                 <w:sz w:val="20"/>
                 <w:lang w:val="es-ES"/>
               </w:rPr>
-              <w:t>URL del frontend para la redirección tras el pago.</w:t>
+              <w:t xml:space="preserve">URL del </w:t>
+            </w:r>
+            <w:proofErr w:type="spellStart"/>
+            <w:r>
+              <w:rPr>
+                <w:sz w:val="20"/>
+                <w:lang w:val="es-ES"/>
+              </w:rPr>
+              <w:t>frontend</w:t>
+            </w:r>
+            <w:proofErr w:type="spellEnd"/>
+            <w:r>
+              <w:rPr>
+                <w:sz w:val="20"/>
+                <w:lang w:val="es-ES"/>
+              </w:rPr>
+              <w:t xml:space="preserve"> para la redirección tras el pago.</w:t>
             </w:r>
           </w:p>
         </w:tc>
@@ -8159,11 +10485,33 @@
             <w:pPr>
               <w:spacing w:line="240" w:lineRule="auto"/>
             </w:pPr>
-            <w:r>
-              <w:rPr>
-                <w:sz w:val="20"/>
-              </w:rPr>
-              <w:t>Credenciales de Nordigen/GoCardless.</w:t>
+            <w:proofErr w:type="spellStart"/>
+            <w:r>
+              <w:rPr>
+                <w:sz w:val="20"/>
+              </w:rPr>
+              <w:t>Credenciales</w:t>
+            </w:r>
+            <w:proofErr w:type="spellEnd"/>
+            <w:r>
+              <w:rPr>
+                <w:sz w:val="20"/>
+              </w:rPr>
+              <w:t xml:space="preserve"> de </w:t>
+            </w:r>
+            <w:proofErr w:type="spellStart"/>
+            <w:r>
+              <w:rPr>
+                <w:sz w:val="20"/>
+              </w:rPr>
+              <w:t>Nordigen</w:t>
+            </w:r>
+            <w:proofErr w:type="spellEnd"/>
+            <w:r>
+              <w:rPr>
+                <w:sz w:val="20"/>
+              </w:rPr>
+              <w:t>/GoCardless.</w:t>
             </w:r>
           </w:p>
         </w:tc>
@@ -8196,12 +10544,42 @@
             <w:pPr>
               <w:spacing w:line="240" w:lineRule="auto"/>
             </w:pPr>
-            <w:r>
-              <w:rPr>
-                <w:sz w:val="20"/>
-              </w:rPr>
-              <w:t>todos los de datos</w:t>
-            </w:r>
+            <w:proofErr w:type="spellStart"/>
+            <w:r>
+              <w:rPr>
+                <w:sz w:val="20"/>
+              </w:rPr>
+              <w:t>todos</w:t>
+            </w:r>
+            <w:proofErr w:type="spellEnd"/>
+            <w:r>
+              <w:rPr>
+                <w:sz w:val="20"/>
+              </w:rPr>
+              <w:t xml:space="preserve"> </w:t>
+            </w:r>
+            <w:proofErr w:type="spellStart"/>
+            <w:r>
+              <w:rPr>
+                <w:sz w:val="20"/>
+              </w:rPr>
+              <w:t>los</w:t>
+            </w:r>
+            <w:proofErr w:type="spellEnd"/>
+            <w:r>
+              <w:rPr>
+                <w:sz w:val="20"/>
+              </w:rPr>
+              <w:t xml:space="preserve"> de </w:t>
+            </w:r>
+            <w:proofErr w:type="spellStart"/>
+            <w:r>
+              <w:rPr>
+                <w:sz w:val="20"/>
+              </w:rPr>
+              <w:t>datos</w:t>
+            </w:r>
+            <w:proofErr w:type="spellEnd"/>
           </w:p>
         </w:tc>
         <w:tc>
@@ -8236,28 +10614,72 @@
         <w:rPr>
           <w:lang w:val="es-ES"/>
         </w:rPr>
-        <w:t xml:space="preserve">En desarrollo se puede crear un archivo application-local.properties en auth-service con esas claves y arrancar con el perfil local (SPRING_PROFILES_ACTIVE=local). Dicho archivo está </w:t>
-      </w:r>
+        <w:t xml:space="preserve">En desarrollo se puede crear un archivo </w:t>
+      </w:r>
+      <w:proofErr w:type="spellStart"/>
+      <w:r>
+        <w:rPr>
+          <w:lang w:val="es-ES"/>
+        </w:rPr>
+        <w:t>application-</w:t>
+      </w:r>
+      <w:proofErr w:type="gramStart"/>
+      <w:r>
+        <w:rPr>
+          <w:lang w:val="es-ES"/>
+        </w:rPr>
+        <w:t>local.properties</w:t>
+      </w:r>
+      <w:proofErr w:type="spellEnd"/>
+      <w:proofErr w:type="gramEnd"/>
+      <w:r>
+        <w:rPr>
+          <w:lang w:val="es-ES"/>
+        </w:rPr>
+        <w:t xml:space="preserve"> en </w:t>
+      </w:r>
+      <w:proofErr w:type="spellStart"/>
+      <w:r>
+        <w:rPr>
+          <w:lang w:val="es-ES"/>
+        </w:rPr>
+        <w:t>auth-service</w:t>
+      </w:r>
+      <w:proofErr w:type="spellEnd"/>
+      <w:r>
+        <w:rPr>
+          <w:lang w:val="es-ES"/>
+        </w:rPr>
+        <w:t xml:space="preserve"> con esas claves y arrancar con el perfil local (SPRING_PROFILES_ACTIVE=local). Dicho archivo está ignorado por Git, de modo que las claves nunca se versionan. Si </w:t>
+      </w:r>
+      <w:proofErr w:type="spellStart"/>
+      <w:r>
+        <w:rPr>
+          <w:lang w:val="es-ES"/>
+        </w:rPr>
+        <w:t>auth-service</w:t>
+      </w:r>
+      <w:proofErr w:type="spellEnd"/>
+      <w:r>
+        <w:rPr>
+          <w:lang w:val="es-ES"/>
+        </w:rPr>
+        <w:t xml:space="preserve"> detecta el secreto JWT por defecto, avisa por consola.</w:t>
+      </w:r>
+    </w:p>
+    <w:p>
+      <w:pPr>
+        <w:pStyle w:val="Ttulo2"/>
+        <w:rPr>
+          <w:lang w:val="es-ES"/>
+        </w:rPr>
+      </w:pPr>
+      <w:bookmarkStart w:id="32" w:name="_Toc231290045"/>
       <w:r>
         <w:rPr>
           <w:lang w:val="es-ES"/>
         </w:rPr>
         <w:lastRenderedPageBreak/>
-        <w:t>ignorado por Git, de modo que las claves nunca se versionan. Si auth-service detecta el secreto JWT por defecto, avisa por consola.</w:t>
-      </w:r>
-    </w:p>
-    <w:p>
-      <w:pPr>
-        <w:pStyle w:val="Ttulo2"/>
-        <w:rPr>
-          <w:lang w:val="es-ES"/>
-        </w:rPr>
-      </w:pPr>
-      <w:bookmarkStart w:id="32" w:name="_Toc231290045"/>
-      <w:r>
-        <w:rPr>
-          <w:lang w:val="es-ES"/>
-        </w:rPr>
         <w:t>6.3. Ejecución en local</w:t>
       </w:r>
       <w:bookmarkEnd w:id="32"/>
@@ -8272,7 +10694,35 @@
         <w:rPr>
           <w:lang w:val="es-ES"/>
         </w:rPr>
-        <w:t>Opción A — Docker Compose (recomendada). Levanta PostgreSQL, Eureka, el gateway y los microservicios:</w:t>
+        <w:t xml:space="preserve">Opción A — Docker </w:t>
+      </w:r>
+      <w:proofErr w:type="spellStart"/>
+      <w:r>
+        <w:rPr>
+          <w:lang w:val="es-ES"/>
+        </w:rPr>
+        <w:t>Compose</w:t>
+      </w:r>
+      <w:proofErr w:type="spellEnd"/>
+      <w:r>
+        <w:rPr>
+          <w:lang w:val="es-ES"/>
+        </w:rPr>
+        <w:t xml:space="preserve"> (recomendada). Levanta PostgreSQL, Eureka, el </w:t>
+      </w:r>
+      <w:proofErr w:type="spellStart"/>
+      <w:r>
+        <w:rPr>
+          <w:lang w:val="es-ES"/>
+        </w:rPr>
+        <w:t>gateway</w:t>
+      </w:r>
+      <w:proofErr w:type="spellEnd"/>
+      <w:r>
+        <w:rPr>
+          <w:lang w:val="es-ES"/>
+        </w:rPr>
+        <w:t xml:space="preserve"> y los microservicios:</w:t>
       </w:r>
     </w:p>
     <w:p>
@@ -8307,7 +10757,21 @@
         <w:rPr>
           <w:lang w:val="es-ES"/>
         </w:rPr>
-        <w:t>Opción B — ejecución manual. Arrancar primero PostgreSQL y el discovery-service, después el resto:</w:t>
+        <w:t xml:space="preserve">Opción B — ejecución manual. Arrancar primero PostgreSQL y el </w:t>
+      </w:r>
+      <w:proofErr w:type="spellStart"/>
+      <w:r>
+        <w:rPr>
+          <w:lang w:val="es-ES"/>
+        </w:rPr>
+        <w:t>discovery-service</w:t>
+      </w:r>
+      <w:proofErr w:type="spellEnd"/>
+      <w:r>
+        <w:rPr>
+          <w:lang w:val="es-ES"/>
+        </w:rPr>
+        <w:t>, después el resto:</w:t>
       </w:r>
     </w:p>
     <w:p>
@@ -8321,23 +10785,123 @@
           <w:rFonts w:ascii="Consolas" w:hAnsi="Consolas"/>
           <w:sz w:val="18"/>
         </w:rPr>
-        <w:t>cd backend/discovery-service &amp;&amp; mvn spring-boot:run</w:t>
-      </w:r>
+        <w:t xml:space="preserve">cd backend/discovery-service &amp;&amp; </w:t>
+      </w:r>
+      <w:proofErr w:type="spellStart"/>
       <w:r>
         <w:rPr>
           <w:rFonts w:ascii="Consolas" w:hAnsi="Consolas"/>
           <w:sz w:val="18"/>
         </w:rPr>
-        <w:br/>
-        <w:t>cd backend/auth-service     &amp;&amp; mvn spring-boot:run</w:t>
-      </w:r>
+        <w:t>mvn</w:t>
+      </w:r>
+      <w:proofErr w:type="spellEnd"/>
       <w:r>
         <w:rPr>
           <w:rFonts w:ascii="Consolas" w:hAnsi="Consolas"/>
           <w:sz w:val="18"/>
         </w:rPr>
+        <w:t xml:space="preserve"> </w:t>
+      </w:r>
+      <w:proofErr w:type="spellStart"/>
+      <w:r>
+        <w:rPr>
+          <w:rFonts w:ascii="Consolas" w:hAnsi="Consolas"/>
+          <w:sz w:val="18"/>
+        </w:rPr>
+        <w:t>spring-</w:t>
+      </w:r>
+      <w:proofErr w:type="gramStart"/>
+      <w:r>
+        <w:rPr>
+          <w:rFonts w:ascii="Consolas" w:hAnsi="Consolas"/>
+          <w:sz w:val="18"/>
+        </w:rPr>
+        <w:t>boot:run</w:t>
+      </w:r>
+      <w:proofErr w:type="spellEnd"/>
+      <w:proofErr w:type="gramEnd"/>
+      <w:r>
+        <w:rPr>
+          <w:rFonts w:ascii="Consolas" w:hAnsi="Consolas"/>
+          <w:sz w:val="18"/>
+        </w:rPr>
         <w:br/>
-        <w:t># repetir para transaction, wallet, bank, invoicing y api-gateway</w:t>
+        <w:t xml:space="preserve">cd backend/auth-service     &amp;&amp; </w:t>
+      </w:r>
+      <w:proofErr w:type="spellStart"/>
+      <w:r>
+        <w:rPr>
+          <w:rFonts w:ascii="Consolas" w:hAnsi="Consolas"/>
+          <w:sz w:val="18"/>
+        </w:rPr>
+        <w:t>mvn</w:t>
+      </w:r>
+      <w:proofErr w:type="spellEnd"/>
+      <w:r>
+        <w:rPr>
+          <w:rFonts w:ascii="Consolas" w:hAnsi="Consolas"/>
+          <w:sz w:val="18"/>
+        </w:rPr>
+        <w:t xml:space="preserve"> </w:t>
+      </w:r>
+      <w:proofErr w:type="spellStart"/>
+      <w:r>
+        <w:rPr>
+          <w:rFonts w:ascii="Consolas" w:hAnsi="Consolas"/>
+          <w:sz w:val="18"/>
+        </w:rPr>
+        <w:t>spring-</w:t>
+      </w:r>
+      <w:proofErr w:type="gramStart"/>
+      <w:r>
+        <w:rPr>
+          <w:rFonts w:ascii="Consolas" w:hAnsi="Consolas"/>
+          <w:sz w:val="18"/>
+        </w:rPr>
+        <w:t>boot:run</w:t>
+      </w:r>
+      <w:proofErr w:type="spellEnd"/>
+      <w:proofErr w:type="gramEnd"/>
+      <w:r>
+        <w:rPr>
+          <w:rFonts w:ascii="Consolas" w:hAnsi="Consolas"/>
+          <w:sz w:val="18"/>
+        </w:rPr>
+        <w:br/>
+        <w:t xml:space="preserve"># </w:t>
+      </w:r>
+      <w:proofErr w:type="spellStart"/>
+      <w:r>
+        <w:rPr>
+          <w:rFonts w:ascii="Consolas" w:hAnsi="Consolas"/>
+          <w:sz w:val="18"/>
+        </w:rPr>
+        <w:t>repetir</w:t>
+      </w:r>
+      <w:proofErr w:type="spellEnd"/>
+      <w:r>
+        <w:rPr>
+          <w:rFonts w:ascii="Consolas" w:hAnsi="Consolas"/>
+          <w:sz w:val="18"/>
+        </w:rPr>
+        <w:t xml:space="preserve"> para transaction, wallet, bank, invoicing y </w:t>
+      </w:r>
+      <w:proofErr w:type="spellStart"/>
+      <w:r>
+        <w:rPr>
+          <w:rFonts w:ascii="Consolas" w:hAnsi="Consolas"/>
+          <w:sz w:val="18"/>
+        </w:rPr>
+        <w:t>api</w:t>
+      </w:r>
+      <w:proofErr w:type="spellEnd"/>
+      <w:r>
+        <w:rPr>
+          <w:rFonts w:ascii="Consolas" w:hAnsi="Consolas"/>
+          <w:sz w:val="18"/>
+        </w:rPr>
+        <w:t>-gateway</w:t>
       </w:r>
     </w:p>
     <w:p>
@@ -8364,15 +10928,61 @@
           <w:sz w:val="18"/>
         </w:rPr>
         <w:br/>
-        <w:t>npm install</w:t>
-      </w:r>
+      </w:r>
+      <w:proofErr w:type="spellStart"/>
       <w:r>
         <w:rPr>
           <w:rFonts w:ascii="Consolas" w:hAnsi="Consolas"/>
           <w:sz w:val="18"/>
         </w:rPr>
+        <w:t>npm</w:t>
+      </w:r>
+      <w:proofErr w:type="spellEnd"/>
+      <w:r>
+        <w:rPr>
+          <w:rFonts w:ascii="Consolas" w:hAnsi="Consolas"/>
+          <w:sz w:val="18"/>
+        </w:rPr>
+        <w:t xml:space="preserve"> install</w:t>
+      </w:r>
+      <w:r>
+        <w:rPr>
+          <w:rFonts w:ascii="Consolas" w:hAnsi="Consolas"/>
+          <w:sz w:val="18"/>
+        </w:rPr>
         <w:br/>
-        <w:t>npm run dev   # disponible en http://localhost:5173</w:t>
+      </w:r>
+      <w:proofErr w:type="spellStart"/>
+      <w:r>
+        <w:rPr>
+          <w:rFonts w:ascii="Consolas" w:hAnsi="Consolas"/>
+          <w:sz w:val="18"/>
+        </w:rPr>
+        <w:t>npm</w:t>
+      </w:r>
+      <w:proofErr w:type="spellEnd"/>
+      <w:r>
+        <w:rPr>
+          <w:rFonts w:ascii="Consolas" w:hAnsi="Consolas"/>
+          <w:sz w:val="18"/>
+        </w:rPr>
+        <w:t xml:space="preserve"> run dev   # disponible </w:t>
+      </w:r>
+      <w:proofErr w:type="spellStart"/>
+      <w:r>
+        <w:rPr>
+          <w:rFonts w:ascii="Consolas" w:hAnsi="Consolas"/>
+          <w:sz w:val="18"/>
+        </w:rPr>
+        <w:t>en</w:t>
+      </w:r>
+      <w:proofErr w:type="spellEnd"/>
+      <w:r>
+        <w:rPr>
+          <w:rFonts w:ascii="Consolas" w:hAnsi="Consolas"/>
+          <w:sz w:val="18"/>
+        </w:rPr>
+        <w:t xml:space="preserve"> http://localhost:5173</w:t>
       </w:r>
     </w:p>
     <w:p>
@@ -8414,7 +11024,203 @@
         <w:rPr>
           <w:lang w:val="es-ES"/>
         </w:rPr>
-        <w:t>El despliegue se realiza con las mismas imágenes Docker usadas en local. En un servidor (VPS o plataforma cloud) basta con instalar Docker y Docker Compose, clonar el repositorio, definir las variables de entorno de producción (secretos fuertes, claves reales de Stripe y Nordigen, URL pública del frontend) y ejecutar docker compose up -d --build. Se recomienda situar un proxy inverso (Nginx o Traefik) delante del gateway para terminar TLS (HTTPS) y servir el frontend ya compilado (npm run build). Como mejora futura se contempla automatizar este proceso con un pipeline de CI/CD (GitHub Actions).</w:t>
+        <w:t xml:space="preserve">El despliegue se realiza con las mismas imágenes Docker usadas en local. En un servidor (VPS o plataforma </w:t>
+      </w:r>
+      <w:proofErr w:type="spellStart"/>
+      <w:r>
+        <w:rPr>
+          <w:lang w:val="es-ES"/>
+        </w:rPr>
+        <w:t>cloud</w:t>
+      </w:r>
+      <w:proofErr w:type="spellEnd"/>
+      <w:r>
+        <w:rPr>
+          <w:lang w:val="es-ES"/>
+        </w:rPr>
+        <w:t xml:space="preserve">) basta con instalar Docker y Docker </w:t>
+      </w:r>
+      <w:proofErr w:type="spellStart"/>
+      <w:r>
+        <w:rPr>
+          <w:lang w:val="es-ES"/>
+        </w:rPr>
+        <w:t>Compose</w:t>
+      </w:r>
+      <w:proofErr w:type="spellEnd"/>
+      <w:r>
+        <w:rPr>
+          <w:lang w:val="es-ES"/>
+        </w:rPr>
+        <w:t xml:space="preserve">, clonar el repositorio, definir las variables de entorno de producción (secretos fuertes, claves reales de Stripe y </w:t>
+      </w:r>
+      <w:proofErr w:type="spellStart"/>
+      <w:r>
+        <w:rPr>
+          <w:lang w:val="es-ES"/>
+        </w:rPr>
+        <w:t>Nordigen</w:t>
+      </w:r>
+      <w:proofErr w:type="spellEnd"/>
+      <w:r>
+        <w:rPr>
+          <w:lang w:val="es-ES"/>
+        </w:rPr>
+        <w:t xml:space="preserve">, URL pública del </w:t>
+      </w:r>
+      <w:proofErr w:type="spellStart"/>
+      <w:r>
+        <w:rPr>
+          <w:lang w:val="es-ES"/>
+        </w:rPr>
+        <w:t>frontend</w:t>
+      </w:r>
+      <w:proofErr w:type="spellEnd"/>
+      <w:r>
+        <w:rPr>
+          <w:lang w:val="es-ES"/>
+        </w:rPr>
+        <w:t xml:space="preserve">) y ejecutar </w:t>
+      </w:r>
+      <w:proofErr w:type="spellStart"/>
+      <w:r>
+        <w:rPr>
+          <w:lang w:val="es-ES"/>
+        </w:rPr>
+        <w:t>docker</w:t>
+      </w:r>
+      <w:proofErr w:type="spellEnd"/>
+      <w:r>
+        <w:rPr>
+          <w:lang w:val="es-ES"/>
+        </w:rPr>
+        <w:t xml:space="preserve"> </w:t>
+      </w:r>
+      <w:proofErr w:type="spellStart"/>
+      <w:r>
+        <w:rPr>
+          <w:lang w:val="es-ES"/>
+        </w:rPr>
+        <w:t>compose</w:t>
+      </w:r>
+      <w:proofErr w:type="spellEnd"/>
+      <w:r>
+        <w:rPr>
+          <w:lang w:val="es-ES"/>
+        </w:rPr>
+        <w:t xml:space="preserve"> up -d --</w:t>
+      </w:r>
+      <w:proofErr w:type="spellStart"/>
+      <w:r>
+        <w:rPr>
+          <w:lang w:val="es-ES"/>
+        </w:rPr>
+        <w:t>build</w:t>
+      </w:r>
+      <w:proofErr w:type="spellEnd"/>
+      <w:r>
+        <w:rPr>
+          <w:lang w:val="es-ES"/>
+        </w:rPr>
+        <w:t>. Se recomienda situar un proxy inverso (</w:t>
+      </w:r>
+      <w:proofErr w:type="spellStart"/>
+      <w:r>
+        <w:rPr>
+          <w:lang w:val="es-ES"/>
+        </w:rPr>
+        <w:t>Nginx</w:t>
+      </w:r>
+      <w:proofErr w:type="spellEnd"/>
+      <w:r>
+        <w:rPr>
+          <w:lang w:val="es-ES"/>
+        </w:rPr>
+        <w:t xml:space="preserve"> o </w:t>
+      </w:r>
+      <w:proofErr w:type="spellStart"/>
+      <w:r>
+        <w:rPr>
+          <w:lang w:val="es-ES"/>
+        </w:rPr>
+        <w:t>Traefik</w:t>
+      </w:r>
+      <w:proofErr w:type="spellEnd"/>
+      <w:r>
+        <w:rPr>
+          <w:lang w:val="es-ES"/>
+        </w:rPr>
+        <w:t xml:space="preserve">) delante del </w:t>
+      </w:r>
+      <w:proofErr w:type="spellStart"/>
+      <w:r>
+        <w:rPr>
+          <w:lang w:val="es-ES"/>
+        </w:rPr>
+        <w:t>gateway</w:t>
+      </w:r>
+      <w:proofErr w:type="spellEnd"/>
+      <w:r>
+        <w:rPr>
+          <w:lang w:val="es-ES"/>
+        </w:rPr>
+        <w:t xml:space="preserve"> para terminar TLS (HTTPS) y servir el </w:t>
+      </w:r>
+      <w:proofErr w:type="spellStart"/>
+      <w:r>
+        <w:rPr>
+          <w:lang w:val="es-ES"/>
+        </w:rPr>
+        <w:t>frontend</w:t>
+      </w:r>
+      <w:proofErr w:type="spellEnd"/>
+      <w:r>
+        <w:rPr>
+          <w:lang w:val="es-ES"/>
+        </w:rPr>
+        <w:t xml:space="preserve"> ya compilado (</w:t>
+      </w:r>
+      <w:proofErr w:type="spellStart"/>
+      <w:r>
+        <w:rPr>
+          <w:lang w:val="es-ES"/>
+        </w:rPr>
+        <w:t>npm</w:t>
+      </w:r>
+      <w:proofErr w:type="spellEnd"/>
+      <w:r>
+        <w:rPr>
+          <w:lang w:val="es-ES"/>
+        </w:rPr>
+        <w:t xml:space="preserve"> run </w:t>
+      </w:r>
+      <w:proofErr w:type="spellStart"/>
+      <w:r>
+        <w:rPr>
+          <w:lang w:val="es-ES"/>
+        </w:rPr>
+        <w:t>build</w:t>
+      </w:r>
+      <w:proofErr w:type="spellEnd"/>
+      <w:r>
+        <w:rPr>
+          <w:lang w:val="es-ES"/>
+        </w:rPr>
+        <w:t xml:space="preserve">). Como mejora futura se contempla automatizar este proceso con un pipeline de CI/CD (GitHub </w:t>
+      </w:r>
+      <w:proofErr w:type="spellStart"/>
+      <w:r>
+        <w:rPr>
+          <w:lang w:val="es-ES"/>
+        </w:rPr>
+        <w:t>Actions</w:t>
+      </w:r>
+      <w:proofErr w:type="spellEnd"/>
+      <w:r>
+        <w:rPr>
+          <w:lang w:val="es-ES"/>
+        </w:rPr>
+        <w:t>).</w:t>
       </w:r>
     </w:p>
     <w:p>
@@ -8423,9 +11229,30 @@
       </w:pPr>
       <w:bookmarkStart w:id="34" w:name="_Toc231290047"/>
       <w:r>
-        <w:t>6.5. Problemas comunes y soluciones</w:t>
+        <w:t xml:space="preserve">6.5. </w:t>
+      </w:r>
+      <w:proofErr w:type="spellStart"/>
+      <w:r>
+        <w:t>Problemas</w:t>
+      </w:r>
+      <w:proofErr w:type="spellEnd"/>
+      <w:r>
+        <w:t xml:space="preserve"> </w:t>
+      </w:r>
+      <w:proofErr w:type="spellStart"/>
+      <w:r>
+        <w:t>comunes</w:t>
+      </w:r>
+      <w:proofErr w:type="spellEnd"/>
+      <w:r>
+        <w:t xml:space="preserve"> y </w:t>
+      </w:r>
+      <w:proofErr w:type="spellStart"/>
+      <w:r>
+        <w:t>soluciones</w:t>
       </w:r>
       <w:bookmarkEnd w:id="34"/>
+      <w:proofErr w:type="spellEnd"/>
     </w:p>
     <w:tbl>
       <w:tblPr>
@@ -8450,6 +11277,7 @@
             <w:pPr>
               <w:spacing w:line="240" w:lineRule="auto"/>
             </w:pPr>
+            <w:proofErr w:type="spellStart"/>
             <w:r>
               <w:rPr>
                 <w:b/>
@@ -8457,6 +11285,7 @@
               </w:rPr>
               <w:t>Problema</w:t>
             </w:r>
+            <w:proofErr w:type="spellEnd"/>
           </w:p>
         </w:tc>
         <w:tc>
@@ -8472,8 +11301,17 @@
                 <w:b/>
                 <w:sz w:val="20"/>
               </w:rPr>
-              <w:t>Causa / Solución</w:t>
-            </w:r>
+              <w:t xml:space="preserve">Causa / </w:t>
+            </w:r>
+            <w:proofErr w:type="spellStart"/>
+            <w:r>
+              <w:rPr>
+                <w:b/>
+                <w:sz w:val="20"/>
+              </w:rPr>
+              <w:t>Solución</w:t>
+            </w:r>
+            <w:proofErr w:type="spellEnd"/>
           </w:p>
         </w:tc>
       </w:tr>
@@ -8513,7 +11351,77 @@
               <w:rPr>
                 <w:sz w:val="20"/>
               </w:rPr>
-              <w:t>JWT_SECRET distinto en auth-service y api-gateway: deben coincidir.</w:t>
+              <w:t xml:space="preserve">JWT_SECRET </w:t>
+            </w:r>
+            <w:proofErr w:type="spellStart"/>
+            <w:r>
+              <w:rPr>
+                <w:sz w:val="20"/>
+              </w:rPr>
+              <w:t>distinto</w:t>
+            </w:r>
+            <w:proofErr w:type="spellEnd"/>
+            <w:r>
+              <w:rPr>
+                <w:sz w:val="20"/>
+              </w:rPr>
+              <w:t xml:space="preserve"> </w:t>
+            </w:r>
+            <w:proofErr w:type="spellStart"/>
+            <w:r>
+              <w:rPr>
+                <w:sz w:val="20"/>
+              </w:rPr>
+              <w:t>en</w:t>
+            </w:r>
+            <w:proofErr w:type="spellEnd"/>
+            <w:r>
+              <w:rPr>
+                <w:sz w:val="20"/>
+              </w:rPr>
+              <w:t xml:space="preserve"> auth-service y </w:t>
+            </w:r>
+            <w:proofErr w:type="spellStart"/>
+            <w:r>
+              <w:rPr>
+                <w:sz w:val="20"/>
+              </w:rPr>
+              <w:t>api</w:t>
+            </w:r>
+            <w:proofErr w:type="spellEnd"/>
+            <w:r>
+              <w:rPr>
+                <w:sz w:val="20"/>
+              </w:rPr>
+              <w:t xml:space="preserve">-gateway: </w:t>
+            </w:r>
+            <w:proofErr w:type="spellStart"/>
+            <w:r>
+              <w:rPr>
+                <w:sz w:val="20"/>
+              </w:rPr>
+              <w:t>deben</w:t>
+            </w:r>
+            <w:proofErr w:type="spellEnd"/>
+            <w:r>
+              <w:rPr>
+                <w:sz w:val="20"/>
+              </w:rPr>
+              <w:t xml:space="preserve"> </w:t>
+            </w:r>
+            <w:proofErr w:type="spellStart"/>
+            <w:r>
+              <w:rPr>
+                <w:sz w:val="20"/>
+              </w:rPr>
+              <w:t>coincidir</w:t>
+            </w:r>
+            <w:proofErr w:type="spellEnd"/>
+            <w:r>
+              <w:rPr>
+                <w:sz w:val="20"/>
+              </w:rPr>
+              <w:t>.</w:t>
             </w:r>
           </w:p>
         </w:tc>
@@ -8558,7 +11466,23 @@
                 <w:sz w:val="20"/>
                 <w:lang w:val="es-ES"/>
               </w:rPr>
-              <w:t>Arrancar primero el discovery-service; revisar EUREKA_URI.</w:t>
+              <w:t xml:space="preserve">Arrancar primero el </w:t>
+            </w:r>
+            <w:proofErr w:type="spellStart"/>
+            <w:r>
+              <w:rPr>
+                <w:sz w:val="20"/>
+                <w:lang w:val="es-ES"/>
+              </w:rPr>
+              <w:t>discovery-service</w:t>
+            </w:r>
+            <w:proofErr w:type="spellEnd"/>
+            <w:r>
+              <w:rPr>
+                <w:sz w:val="20"/>
+                <w:lang w:val="es-ES"/>
+              </w:rPr>
+              <w:t>; revisar EUREKA_URI.</w:t>
             </w:r>
           </w:p>
         </w:tc>
@@ -8603,7 +11527,39 @@
                 <w:sz w:val="20"/>
                 <w:lang w:val="es-ES"/>
               </w:rPr>
-              <w:t>PostgreSQL no está listo: el compose espera con healthcheck; revisar DB_URL.</w:t>
+              <w:t xml:space="preserve">PostgreSQL no está listo: el </w:t>
+            </w:r>
+            <w:proofErr w:type="spellStart"/>
+            <w:r>
+              <w:rPr>
+                <w:sz w:val="20"/>
+                <w:lang w:val="es-ES"/>
+              </w:rPr>
+              <w:t>compose</w:t>
+            </w:r>
+            <w:proofErr w:type="spellEnd"/>
+            <w:r>
+              <w:rPr>
+                <w:sz w:val="20"/>
+                <w:lang w:val="es-ES"/>
+              </w:rPr>
+              <w:t xml:space="preserve"> espera con </w:t>
+            </w:r>
+            <w:proofErr w:type="spellStart"/>
+            <w:r>
+              <w:rPr>
+                <w:sz w:val="20"/>
+                <w:lang w:val="es-ES"/>
+              </w:rPr>
+              <w:t>healthcheck</w:t>
+            </w:r>
+            <w:proofErr w:type="spellEnd"/>
+            <w:r>
+              <w:rPr>
+                <w:sz w:val="20"/>
+                <w:lang w:val="es-ES"/>
+              </w:rPr>
+              <w:t>; revisar DB_URL.</w:t>
             </w:r>
           </w:p>
         </w:tc>
@@ -8628,7 +11584,6 @@
                 <w:sz w:val="20"/>
                 <w:lang w:val="es-ES"/>
               </w:rPr>
-              <w:lastRenderedPageBreak/>
               <w:t>Error al crear el pago</w:t>
             </w:r>
           </w:p>
@@ -8670,7 +11625,35 @@
               <w:rPr>
                 <w:sz w:val="20"/>
               </w:rPr>
-              <w:t>CORS bloquea el frontend</w:t>
+              <w:t xml:space="preserve">CORS </w:t>
+            </w:r>
+            <w:proofErr w:type="spellStart"/>
+            <w:r>
+              <w:rPr>
+                <w:sz w:val="20"/>
+              </w:rPr>
+              <w:t>bloquea</w:t>
+            </w:r>
+            <w:proofErr w:type="spellEnd"/>
+            <w:r>
+              <w:rPr>
+                <w:sz w:val="20"/>
+              </w:rPr>
+              <w:t xml:space="preserve"> </w:t>
+            </w:r>
+            <w:proofErr w:type="spellStart"/>
+            <w:r>
+              <w:rPr>
+                <w:sz w:val="20"/>
+              </w:rPr>
+              <w:t>el</w:t>
+            </w:r>
+            <w:proofErr w:type="spellEnd"/>
+            <w:r>
+              <w:rPr>
+                <w:sz w:val="20"/>
+              </w:rPr>
+              <w:t xml:space="preserve"> frontend</w:t>
             </w:r>
           </w:p>
         </w:tc>
@@ -8690,7 +11673,23 @@
                 <w:sz w:val="20"/>
                 <w:lang w:val="es-ES"/>
               </w:rPr>
-              <w:t>El gateway permite http://localhost:*; ajustar el origen en producción.</w:t>
+              <w:t xml:space="preserve">El </w:t>
+            </w:r>
+            <w:proofErr w:type="spellStart"/>
+            <w:r>
+              <w:rPr>
+                <w:sz w:val="20"/>
+                <w:lang w:val="es-ES"/>
+              </w:rPr>
+              <w:t>gateway</w:t>
+            </w:r>
+            <w:proofErr w:type="spellEnd"/>
+            <w:r>
+              <w:rPr>
+                <w:sz w:val="20"/>
+                <w:lang w:val="es-ES"/>
+              </w:rPr>
+              <w:t xml:space="preserve"> permite http://localhost:*; ajustar el origen en producción.</w:t>
             </w:r>
           </w:p>
         </w:tc>
@@ -8707,12 +11706,29 @@
             <w:pPr>
               <w:spacing w:line="240" w:lineRule="auto"/>
             </w:pPr>
-            <w:r>
-              <w:rPr>
-                <w:sz w:val="20"/>
-              </w:rPr>
-              <w:t>Conflicto de puertos</w:t>
-            </w:r>
+            <w:proofErr w:type="spellStart"/>
+            <w:r>
+              <w:rPr>
+                <w:sz w:val="20"/>
+              </w:rPr>
+              <w:lastRenderedPageBreak/>
+              <w:t>Conflicto</w:t>
+            </w:r>
+            <w:proofErr w:type="spellEnd"/>
+            <w:r>
+              <w:rPr>
+                <w:sz w:val="20"/>
+              </w:rPr>
+              <w:t xml:space="preserve"> de </w:t>
+            </w:r>
+            <w:proofErr w:type="spellStart"/>
+            <w:r>
+              <w:rPr>
+                <w:sz w:val="20"/>
+              </w:rPr>
+              <w:t>puertos</w:t>
+            </w:r>
+            <w:proofErr w:type="spellEnd"/>
           </w:p>
         </w:tc>
         <w:tc>
@@ -8731,7 +11747,23 @@
                 <w:sz w:val="20"/>
                 <w:lang w:val="es-ES"/>
               </w:rPr>
-              <w:t>Otro proceso usa el puerto; liberar el puerto o cambiarlo en el compose.</w:t>
+              <w:t xml:space="preserve">Otro proceso usa el puerto; liberar el puerto o cambiarlo en el </w:t>
+            </w:r>
+            <w:proofErr w:type="spellStart"/>
+            <w:r>
+              <w:rPr>
+                <w:sz w:val="20"/>
+                <w:lang w:val="es-ES"/>
+              </w:rPr>
+              <w:t>compose</w:t>
+            </w:r>
+            <w:proofErr w:type="spellEnd"/>
+            <w:r>
+              <w:rPr>
+                <w:sz w:val="20"/>
+                <w:lang w:val="es-ES"/>
+              </w:rPr>
+              <w:t>.</w:t>
             </w:r>
           </w:p>
         </w:tc>
@@ -8808,7 +11840,77 @@
         <w:rPr>
           <w:lang w:val="es-ES"/>
         </w:rPr>
-        <w:t>El proyecto se ha desarrollado principalmente sobre la rama main, que contiene siempre una versión estable y desplegable. Para un trabajo en equipo o una evolución continua se recomienda el flujo siguiente: main (producción/estable), develop (integración) y ramas feature/&lt;nombre&gt; por funcionalidad, que se fusionan mediante Pull Requests revisados.</w:t>
+        <w:t xml:space="preserve">El proyecto se ha desarrollado principalmente sobre la rama </w:t>
+      </w:r>
+      <w:proofErr w:type="spellStart"/>
+      <w:r>
+        <w:rPr>
+          <w:lang w:val="es-ES"/>
+        </w:rPr>
+        <w:t>main</w:t>
+      </w:r>
+      <w:proofErr w:type="spellEnd"/>
+      <w:r>
+        <w:rPr>
+          <w:lang w:val="es-ES"/>
+        </w:rPr>
+        <w:t xml:space="preserve">, que contiene siempre una versión estable y desplegable. Para un trabajo en equipo o una evolución continua se recomienda el flujo siguiente: </w:t>
+      </w:r>
+      <w:proofErr w:type="spellStart"/>
+      <w:r>
+        <w:rPr>
+          <w:lang w:val="es-ES"/>
+        </w:rPr>
+        <w:t>main</w:t>
+      </w:r>
+      <w:proofErr w:type="spellEnd"/>
+      <w:r>
+        <w:rPr>
+          <w:lang w:val="es-ES"/>
+        </w:rPr>
+        <w:t xml:space="preserve"> (producción/estable), </w:t>
+      </w:r>
+      <w:proofErr w:type="spellStart"/>
+      <w:r>
+        <w:rPr>
+          <w:lang w:val="es-ES"/>
+        </w:rPr>
+        <w:t>develop</w:t>
+      </w:r>
+      <w:proofErr w:type="spellEnd"/>
+      <w:r>
+        <w:rPr>
+          <w:lang w:val="es-ES"/>
+        </w:rPr>
+        <w:t xml:space="preserve"> (integración) y ramas </w:t>
+      </w:r>
+      <w:proofErr w:type="spellStart"/>
+      <w:r>
+        <w:rPr>
+          <w:lang w:val="es-ES"/>
+        </w:rPr>
+        <w:t>feature</w:t>
+      </w:r>
+      <w:proofErr w:type="spellEnd"/>
+      <w:r>
+        <w:rPr>
+          <w:lang w:val="es-ES"/>
+        </w:rPr>
+        <w:t xml:space="preserve">/&lt;nombre&gt; por funcionalidad, que se fusionan mediante Pull </w:t>
+      </w:r>
+      <w:proofErr w:type="spellStart"/>
+      <w:r>
+        <w:rPr>
+          <w:lang w:val="es-ES"/>
+        </w:rPr>
+        <w:t>Requests</w:t>
+      </w:r>
+      <w:proofErr w:type="spellEnd"/>
+      <w:r>
+        <w:rPr>
+          <w:lang w:val="es-ES"/>
+        </w:rPr>
+        <w:t xml:space="preserve"> revisados.</w:t>
       </w:r>
     </w:p>
     <w:p>
@@ -8832,10 +11934,40 @@
         <w:rPr>
           <w:lang w:val="es-ES"/>
         </w:rPr>
-        <w:t xml:space="preserve">Se sigue la convención Conventional Commits: &lt;tipo&gt;(&lt;ámbito&gt;): &lt;descripción&gt;. </w:t>
-      </w:r>
-      <w:r>
-        <w:t>Los tipos empleados son:</w:t>
+        <w:t xml:space="preserve">Se sigue la convención </w:t>
+      </w:r>
+      <w:proofErr w:type="spellStart"/>
+      <w:r>
+        <w:rPr>
+          <w:lang w:val="es-ES"/>
+        </w:rPr>
+        <w:t>Conventional</w:t>
+      </w:r>
+      <w:proofErr w:type="spellEnd"/>
+      <w:r>
+        <w:rPr>
+          <w:lang w:val="es-ES"/>
+        </w:rPr>
+        <w:t xml:space="preserve"> Commits: &lt;tipo&gt;(&lt;ámbito&gt;): &lt;descripción&gt;. </w:t>
+      </w:r>
+      <w:r>
+        <w:t xml:space="preserve">Los </w:t>
+      </w:r>
+      <w:proofErr w:type="spellStart"/>
+      <w:r>
+        <w:t>tipos</w:t>
+      </w:r>
+      <w:proofErr w:type="spellEnd"/>
+      <w:r>
+        <w:t xml:space="preserve"> </w:t>
+      </w:r>
+      <w:proofErr w:type="spellStart"/>
+      <w:r>
+        <w:t>empleados</w:t>
+      </w:r>
+      <w:proofErr w:type="spellEnd"/>
+      <w:r>
+        <w:t xml:space="preserve"> son:</w:t>
       </w:r>
     </w:p>
     <w:tbl>
@@ -8896,6 +12028,7 @@
             <w:pPr>
               <w:spacing w:line="240" w:lineRule="auto"/>
             </w:pPr>
+            <w:proofErr w:type="spellStart"/>
             <w:r>
               <w:rPr>
                 <w:b/>
@@ -8903,6 +12036,7 @@
               </w:rPr>
               <w:t>Ejemplo</w:t>
             </w:r>
+            <w:proofErr w:type="spellEnd"/>
           </w:p>
         </w:tc>
       </w:tr>
@@ -8938,8 +12072,16 @@
               <w:rPr>
                 <w:sz w:val="20"/>
               </w:rPr>
-              <w:t>Nueva funcionalidad</w:t>
-            </w:r>
+              <w:t xml:space="preserve">Nueva </w:t>
+            </w:r>
+            <w:proofErr w:type="spellStart"/>
+            <w:r>
+              <w:rPr>
+                <w:sz w:val="20"/>
+              </w:rPr>
+              <w:t>funcionalidad</w:t>
+            </w:r>
+            <w:proofErr w:type="spellEnd"/>
           </w:p>
         </w:tc>
         <w:tc>
@@ -8954,8 +12096,30 @@
               <w:rPr>
                 <w:sz w:val="20"/>
               </w:rPr>
-              <w:t>feat(wallet): transferencias P2P transaccionales</w:t>
-            </w:r>
+              <w:t xml:space="preserve">feat(wallet): </w:t>
+            </w:r>
+            <w:proofErr w:type="spellStart"/>
+            <w:r>
+              <w:rPr>
+                <w:sz w:val="20"/>
+              </w:rPr>
+              <w:t>transferencias</w:t>
+            </w:r>
+            <w:proofErr w:type="spellEnd"/>
+            <w:r>
+              <w:rPr>
+                <w:sz w:val="20"/>
+              </w:rPr>
+              <w:t xml:space="preserve"> P2P </w:t>
+            </w:r>
+            <w:proofErr w:type="spellStart"/>
+            <w:r>
+              <w:rPr>
+                <w:sz w:val="20"/>
+              </w:rPr>
+              <w:t>transaccionales</w:t>
+            </w:r>
+            <w:proofErr w:type="spellEnd"/>
           </w:p>
         </w:tc>
       </w:tr>
@@ -8987,11 +12151,19 @@
             <w:pPr>
               <w:spacing w:line="240" w:lineRule="auto"/>
             </w:pPr>
-            <w:r>
-              <w:rPr>
-                <w:sz w:val="20"/>
-              </w:rPr>
-              <w:t>Corrección de error</w:t>
+            <w:proofErr w:type="spellStart"/>
+            <w:r>
+              <w:rPr>
+                <w:sz w:val="20"/>
+              </w:rPr>
+              <w:t>Corrección</w:t>
+            </w:r>
+            <w:proofErr w:type="spellEnd"/>
+            <w:r>
+              <w:rPr>
+                <w:sz w:val="20"/>
+              </w:rPr>
+              <w:t xml:space="preserve"> de error</w:t>
             </w:r>
           </w:p>
         </w:tc>
@@ -9006,12 +12178,21 @@
                 <w:lang w:val="es-ES"/>
               </w:rPr>
             </w:pPr>
+            <w:proofErr w:type="spellStart"/>
             <w:r>
               <w:rPr>
                 <w:sz w:val="20"/>
                 <w:lang w:val="es-ES"/>
               </w:rPr>
-              <w:t>fix(pagos): la confirmación valida la suscripción</w:t>
+              <w:t>fix</w:t>
+            </w:r>
+            <w:proofErr w:type="spellEnd"/>
+            <w:r>
+              <w:rPr>
+                <w:sz w:val="20"/>
+                <w:lang w:val="es-ES"/>
+              </w:rPr>
+              <w:t>(pagos): la confirmación valida la suscripción</w:t>
             </w:r>
           </w:p>
         </w:tc>
@@ -9067,12 +12248,21 @@
                 <w:lang w:val="es-ES"/>
               </w:rPr>
             </w:pPr>
+            <w:proofErr w:type="spellStart"/>
             <w:r>
               <w:rPr>
                 <w:sz w:val="20"/>
                 <w:lang w:val="es-ES"/>
               </w:rPr>
-              <w:t>refactor(api): excepciones con su código HTTP</w:t>
+              <w:t>refactor</w:t>
+            </w:r>
+            <w:proofErr w:type="spellEnd"/>
+            <w:r>
+              <w:rPr>
+                <w:sz w:val="20"/>
+                <w:lang w:val="es-ES"/>
+              </w:rPr>
+              <w:t>(api): excepciones con su código HTTP</w:t>
             </w:r>
           </w:p>
         </w:tc>
@@ -9105,12 +12295,14 @@
             <w:pPr>
               <w:spacing w:line="240" w:lineRule="auto"/>
             </w:pPr>
+            <w:proofErr w:type="spellStart"/>
             <w:r>
               <w:rPr>
                 <w:sz w:val="20"/>
               </w:rPr>
               <w:t>Documentación</w:t>
             </w:r>
+            <w:proofErr w:type="spellEnd"/>
           </w:p>
         </w:tc>
         <w:tc>
@@ -9124,12 +12316,21 @@
                 <w:lang w:val="es-ES"/>
               </w:rPr>
             </w:pPr>
+            <w:proofErr w:type="spellStart"/>
             <w:r>
               <w:rPr>
                 <w:sz w:val="20"/>
                 <w:lang w:val="es-ES"/>
               </w:rPr>
-              <w:t>docs: actualiza el README con pagos Stripe</w:t>
+              <w:t>docs</w:t>
+            </w:r>
+            <w:proofErr w:type="spellEnd"/>
+            <w:r>
+              <w:rPr>
+                <w:sz w:val="20"/>
+                <w:lang w:val="es-ES"/>
+              </w:rPr>
+              <w:t>: actualiza el README con pagos Stripe</w:t>
             </w:r>
           </w:p>
         </w:tc>
@@ -9162,12 +12363,14 @@
             <w:pPr>
               <w:spacing w:line="240" w:lineRule="auto"/>
             </w:pPr>
+            <w:proofErr w:type="spellStart"/>
             <w:r>
               <w:rPr>
                 <w:sz w:val="20"/>
               </w:rPr>
               <w:t>Pruebas</w:t>
             </w:r>
+            <w:proofErr w:type="spellEnd"/>
           </w:p>
         </w:tc>
         <w:tc>
@@ -9182,7 +12385,35 @@
               <w:rPr>
                 <w:sz w:val="20"/>
               </w:rPr>
-              <w:t>test: añade tests de servicio (auth, wallet)</w:t>
+              <w:t xml:space="preserve">test: </w:t>
+            </w:r>
+            <w:proofErr w:type="spellStart"/>
+            <w:r>
+              <w:rPr>
+                <w:sz w:val="20"/>
+              </w:rPr>
+              <w:t>añade</w:t>
+            </w:r>
+            <w:proofErr w:type="spellEnd"/>
+            <w:r>
+              <w:rPr>
+                <w:sz w:val="20"/>
+              </w:rPr>
+              <w:t xml:space="preserve"> tests de </w:t>
+            </w:r>
+            <w:proofErr w:type="spellStart"/>
+            <w:r>
+              <w:rPr>
+                <w:sz w:val="20"/>
+              </w:rPr>
+              <w:t>servicio</w:t>
+            </w:r>
+            <w:proofErr w:type="spellEnd"/>
+            <w:r>
+              <w:rPr>
+                <w:sz w:val="20"/>
+              </w:rPr>
+              <w:t xml:space="preserve"> (auth, wallet)</w:t>
             </w:r>
           </w:p>
         </w:tc>
@@ -9215,12 +12446,28 @@
             <w:pPr>
               <w:spacing w:line="240" w:lineRule="auto"/>
             </w:pPr>
-            <w:r>
-              <w:rPr>
-                <w:sz w:val="20"/>
-              </w:rPr>
-              <w:t>Tareas de mantenimiento</w:t>
-            </w:r>
+            <w:proofErr w:type="spellStart"/>
+            <w:r>
+              <w:rPr>
+                <w:sz w:val="20"/>
+              </w:rPr>
+              <w:t>Tareas</w:t>
+            </w:r>
+            <w:proofErr w:type="spellEnd"/>
+            <w:r>
+              <w:rPr>
+                <w:sz w:val="20"/>
+              </w:rPr>
+              <w:t xml:space="preserve"> de </w:t>
+            </w:r>
+            <w:proofErr w:type="spellStart"/>
+            <w:r>
+              <w:rPr>
+                <w:sz w:val="20"/>
+              </w:rPr>
+              <w:t>mantenimiento</w:t>
+            </w:r>
+            <w:proofErr w:type="spellEnd"/>
           </w:p>
         </w:tc>
         <w:tc>
@@ -9235,7 +12482,35 @@
               <w:rPr>
                 <w:sz w:val="20"/>
               </w:rPr>
-              <w:t>chore: ignora credenciales locales</w:t>
+              <w:t xml:space="preserve">chore: </w:t>
+            </w:r>
+            <w:proofErr w:type="spellStart"/>
+            <w:r>
+              <w:rPr>
+                <w:sz w:val="20"/>
+              </w:rPr>
+              <w:t>ignora</w:t>
+            </w:r>
+            <w:proofErr w:type="spellEnd"/>
+            <w:r>
+              <w:rPr>
+                <w:sz w:val="20"/>
+              </w:rPr>
+              <w:t xml:space="preserve"> </w:t>
+            </w:r>
+            <w:proofErr w:type="spellStart"/>
+            <w:r>
+              <w:rPr>
+                <w:sz w:val="20"/>
+              </w:rPr>
+              <w:t>credenciales</w:t>
+            </w:r>
+            <w:proofErr w:type="spellEnd"/>
+            <w:r>
+              <w:rPr>
+                <w:sz w:val="20"/>
+              </w:rPr>
+              <w:t xml:space="preserve"> locales</w:t>
             </w:r>
           </w:p>
         </w:tc>
@@ -9272,25 +12547,25 @@
           <w:sz w:val="18"/>
           <w:lang w:val="es-ES"/>
         </w:rPr>
-        <w:t>git log --oneline --graph --decorate    # historial resumido y ramificado</w:t>
-      </w:r>
+        <w:t>git log --</w:t>
+      </w:r>
+      <w:proofErr w:type="spellStart"/>
       <w:r>
         <w:rPr>
           <w:rFonts w:ascii="Consolas" w:hAnsi="Consolas"/>
           <w:sz w:val="18"/>
           <w:lang w:val="es-ES"/>
         </w:rPr>
-        <w:br/>
-        <w:t>git log --stat                          # cambios por fichero en cada commit</w:t>
-      </w:r>
+        <w:t>oneline</w:t>
+      </w:r>
+      <w:proofErr w:type="spellEnd"/>
       <w:r>
         <w:rPr>
           <w:rFonts w:ascii="Consolas" w:hAnsi="Consolas"/>
           <w:sz w:val="18"/>
           <w:lang w:val="es-ES"/>
         </w:rPr>
-        <w:br/>
-        <w:t>git show &lt;hash&gt;                          # detalle completo de un commit</w:t>
+        <w:t xml:space="preserve"> --graph --decorate    # historial resumido y ramificado</w:t>
       </w:r>
       <w:r>
         <w:rPr>
@@ -9299,35 +12574,171 @@
           <w:lang w:val="es-ES"/>
         </w:rPr>
         <w:br/>
-        <w:t>git diff &lt;hashA&gt; &lt;hashB&gt;                 # diferencias entre dos versiones</w:t>
-      </w:r>
-    </w:p>
-    <w:p>
-      <w:pPr>
-        <w:rPr>
-          <w:lang w:val="es-ES"/>
-        </w:rPr>
-      </w:pPr>
+        <w:t>git log --</w:t>
+      </w:r>
+      <w:proofErr w:type="spellStart"/>
+      <w:r>
+        <w:rPr>
+          <w:rFonts w:ascii="Consolas" w:hAnsi="Consolas"/>
+          <w:sz w:val="18"/>
+          <w:lang w:val="es-ES"/>
+        </w:rPr>
+        <w:t>stat</w:t>
+      </w:r>
+      <w:proofErr w:type="spellEnd"/>
+      <w:r>
+        <w:rPr>
+          <w:rFonts w:ascii="Consolas" w:hAnsi="Consolas"/>
+          <w:sz w:val="18"/>
+          <w:lang w:val="es-ES"/>
+        </w:rPr>
+        <w:t xml:space="preserve">                          # cambios por fichero en cada commit</w:t>
+      </w:r>
+      <w:r>
+        <w:rPr>
+          <w:rFonts w:ascii="Consolas" w:hAnsi="Consolas"/>
+          <w:sz w:val="18"/>
+          <w:lang w:val="es-ES"/>
+        </w:rPr>
+        <w:br/>
+        <w:t xml:space="preserve">git </w:t>
+      </w:r>
+      <w:proofErr w:type="gramStart"/>
+      <w:r>
+        <w:rPr>
+          <w:rFonts w:ascii="Consolas" w:hAnsi="Consolas"/>
+          <w:sz w:val="18"/>
+          <w:lang w:val="es-ES"/>
+        </w:rPr>
+        <w:t>show</w:t>
+      </w:r>
+      <w:proofErr w:type="gramEnd"/>
+      <w:r>
+        <w:rPr>
+          <w:rFonts w:ascii="Consolas" w:hAnsi="Consolas"/>
+          <w:sz w:val="18"/>
+          <w:lang w:val="es-ES"/>
+        </w:rPr>
+        <w:t xml:space="preserve"> &lt;hash&gt;                          # detalle completo de un commit</w:t>
+      </w:r>
+      <w:r>
+        <w:rPr>
+          <w:rFonts w:ascii="Consolas" w:hAnsi="Consolas"/>
+          <w:sz w:val="18"/>
+          <w:lang w:val="es-ES"/>
+        </w:rPr>
+        <w:br/>
+        <w:t xml:space="preserve">git </w:t>
+      </w:r>
+      <w:proofErr w:type="spellStart"/>
+      <w:r>
+        <w:rPr>
+          <w:rFonts w:ascii="Consolas" w:hAnsi="Consolas"/>
+          <w:sz w:val="18"/>
+          <w:lang w:val="es-ES"/>
+        </w:rPr>
+        <w:t>diff</w:t>
+      </w:r>
+      <w:proofErr w:type="spellEnd"/>
+      <w:r>
+        <w:rPr>
+          <w:rFonts w:ascii="Consolas" w:hAnsi="Consolas"/>
+          <w:sz w:val="18"/>
+          <w:lang w:val="es-ES"/>
+        </w:rPr>
+        <w:t xml:space="preserve"> &lt;</w:t>
+      </w:r>
+      <w:proofErr w:type="spellStart"/>
+      <w:r>
+        <w:rPr>
+          <w:rFonts w:ascii="Consolas" w:hAnsi="Consolas"/>
+          <w:sz w:val="18"/>
+          <w:lang w:val="es-ES"/>
+        </w:rPr>
+        <w:t>hashA</w:t>
+      </w:r>
+      <w:proofErr w:type="spellEnd"/>
+      <w:r>
+        <w:rPr>
+          <w:rFonts w:ascii="Consolas" w:hAnsi="Consolas"/>
+          <w:sz w:val="18"/>
+          <w:lang w:val="es-ES"/>
+        </w:rPr>
+        <w:t>&gt; &lt;</w:t>
+      </w:r>
+      <w:proofErr w:type="spellStart"/>
+      <w:r>
+        <w:rPr>
+          <w:rFonts w:ascii="Consolas" w:hAnsi="Consolas"/>
+          <w:sz w:val="18"/>
+          <w:lang w:val="es-ES"/>
+        </w:rPr>
+        <w:t>hashB</w:t>
+      </w:r>
+      <w:proofErr w:type="spellEnd"/>
+      <w:r>
+        <w:rPr>
+          <w:rFonts w:ascii="Consolas" w:hAnsi="Consolas"/>
+          <w:sz w:val="18"/>
+          <w:lang w:val="es-ES"/>
+        </w:rPr>
+        <w:t>&gt;                 # diferencias entre dos versiones</w:t>
+      </w:r>
+    </w:p>
+    <w:p>
+      <w:pPr>
+        <w:rPr>
+          <w:lang w:val="es-ES"/>
+        </w:rPr>
+      </w:pPr>
+      <w:r>
+        <w:rPr>
+          <w:lang w:val="es-ES"/>
+        </w:rPr>
+        <w:t xml:space="preserve">A fecha de redacción, el repositorio acumula más de 40 commits que reflejan la evolución del proyecto, desde la reestructuración inicial en </w:t>
+      </w:r>
+      <w:proofErr w:type="spellStart"/>
+      <w:r>
+        <w:rPr>
+          <w:lang w:val="es-ES"/>
+        </w:rPr>
+        <w:t>backend</w:t>
+      </w:r>
+      <w:proofErr w:type="spellEnd"/>
+      <w:r>
+        <w:rPr>
+          <w:lang w:val="es-ES"/>
+        </w:rPr>
+        <w:t xml:space="preserve">/ y </w:t>
+      </w:r>
+      <w:proofErr w:type="spellStart"/>
+      <w:r>
+        <w:rPr>
+          <w:lang w:val="es-ES"/>
+        </w:rPr>
+        <w:t>frontend</w:t>
+      </w:r>
+      <w:proofErr w:type="spellEnd"/>
+      <w:r>
+        <w:rPr>
+          <w:lang w:val="es-ES"/>
+        </w:rPr>
+        <w:t>/ hasta la integración de pagos con Stripe y la migración del sistema de diseño a SASS.</w:t>
+      </w:r>
+    </w:p>
+    <w:p>
+      <w:pPr>
+        <w:pStyle w:val="Ttulo2"/>
+        <w:rPr>
+          <w:lang w:val="es-ES"/>
+        </w:rPr>
+      </w:pPr>
+      <w:bookmarkStart w:id="40" w:name="_Toc231290053"/>
       <w:r>
         <w:rPr>
           <w:lang w:val="es-ES"/>
         </w:rPr>
         <w:lastRenderedPageBreak/>
-        <w:t>A fecha de redacción, el repositorio acumula más de 40 commits que reflejan la evolución del proyecto, desde la reestructuración inicial en backend/ y frontend/ hasta la integración de pagos con Stripe y la migración del sistema de diseño a SASS.</w:t>
-      </w:r>
-    </w:p>
-    <w:p>
-      <w:pPr>
-        <w:pStyle w:val="Ttulo2"/>
-        <w:rPr>
-          <w:lang w:val="es-ES"/>
-        </w:rPr>
-      </w:pPr>
-      <w:bookmarkStart w:id="40" w:name="_Toc231290053"/>
-      <w:r>
-        <w:rPr>
-          <w:lang w:val="es-ES"/>
-        </w:rPr>
         <w:t>7.5. Capturas de hitos importantes del proyecto</w:t>
       </w:r>
       <w:bookmarkEnd w:id="40"/>
@@ -9339,6 +12750,7 @@
           <w:lang w:val="es-ES"/>
         </w:rPr>
       </w:pPr>
+      <w:proofErr w:type="gramStart"/>
       <w:r>
         <w:rPr>
           <w:b/>
@@ -9352,53 +12764,45 @@
           <w:color w:val="999999"/>
           <w:lang w:val="es-ES"/>
         </w:rPr>
-        <w:t xml:space="preserve">  [ HUECO PARA IMAGEN — insertar aquí: captura — historial de commits en GitHub (red/insights) ]  </w:t>
-      </w:r>
+        <w:t xml:space="preserve">  [</w:t>
+      </w:r>
+      <w:proofErr w:type="gramEnd"/>
       <w:r>
         <w:rPr>
           <w:b/>
           <w:color w:val="999999"/>
-        </w:rPr>
-        <w:t>⬚</w:t>
-      </w:r>
-    </w:p>
-    <w:p>
-      <w:pPr>
-        <w:jc w:val="center"/>
-        <w:rPr>
-          <w:lang w:val="es-ES"/>
-        </w:rPr>
-      </w:pPr>
+          <w:lang w:val="es-ES"/>
+        </w:rPr>
+        <w:t xml:space="preserve"> HUECO PARA IMAGEN — insertar aquí: captura — historial de commits en GitHub (red/</w:t>
+      </w:r>
+      <w:proofErr w:type="spellStart"/>
       <w:r>
         <w:rPr>
           <w:b/>
           <w:color w:val="999999"/>
-        </w:rPr>
-        <w:t>⬚</w:t>
-      </w:r>
+          <w:lang w:val="es-ES"/>
+        </w:rPr>
+        <w:t>insights</w:t>
+      </w:r>
+      <w:proofErr w:type="spellEnd"/>
+      <w:proofErr w:type="gramStart"/>
       <w:r>
         <w:rPr>
           <w:b/>
           <w:color w:val="999999"/>
           <w:lang w:val="es-ES"/>
         </w:rPr>
-        <w:t xml:space="preserve">  [ HUECO PARA IMAGEN — insertar aquí: captura — hito: primer despliegue completo con Docker Compose ]  </w:t>
-      </w:r>
+        <w:t>) ]</w:t>
+      </w:r>
+      <w:proofErr w:type="gramEnd"/>
       <w:r>
         <w:rPr>
           <w:b/>
           <w:color w:val="999999"/>
-        </w:rPr>
-        <w:t>⬚</w:t>
-      </w:r>
-    </w:p>
-    <w:p>
-      <w:pPr>
-        <w:jc w:val="center"/>
-        <w:rPr>
-          <w:lang w:val="es-ES"/>
-        </w:rPr>
-      </w:pPr>
+          <w:lang w:val="es-ES"/>
+        </w:rPr>
+        <w:t xml:space="preserve">  </w:t>
+      </w:r>
       <w:r>
         <w:rPr>
           <w:b/>
@@ -9406,13 +12810,124 @@
         </w:rPr>
         <w:t>⬚</w:t>
       </w:r>
+    </w:p>
+    <w:p>
+      <w:pPr>
+        <w:jc w:val="center"/>
+        <w:rPr>
+          <w:lang w:val="es-ES"/>
+        </w:rPr>
+      </w:pPr>
+      <w:proofErr w:type="gramStart"/>
       <w:r>
         <w:rPr>
           <w:b/>
           <w:color w:val="999999"/>
-          <w:lang w:val="es-ES"/>
-        </w:rPr>
-        <w:t xml:space="preserve">  [ HUECO PARA IMAGEN — insertar aquí: captura — hito: integración de pagos con Stripe funcionando ]  </w:t>
+        </w:rPr>
+        <w:t>⬚</w:t>
+      </w:r>
+      <w:r>
+        <w:rPr>
+          <w:b/>
+          <w:color w:val="999999"/>
+          <w:lang w:val="es-ES"/>
+        </w:rPr>
+        <w:t xml:space="preserve">  [</w:t>
+      </w:r>
+      <w:proofErr w:type="gramEnd"/>
+      <w:r>
+        <w:rPr>
+          <w:b/>
+          <w:color w:val="999999"/>
+          <w:lang w:val="es-ES"/>
+        </w:rPr>
+        <w:t xml:space="preserve"> HUECO PARA IMAGEN — insertar aquí: captura — hito: primer despliegue completo con Docker </w:t>
+      </w:r>
+      <w:proofErr w:type="spellStart"/>
+      <w:proofErr w:type="gramStart"/>
+      <w:r>
+        <w:rPr>
+          <w:b/>
+          <w:color w:val="999999"/>
+          <w:lang w:val="es-ES"/>
+        </w:rPr>
+        <w:t>Compose</w:t>
+      </w:r>
+      <w:proofErr w:type="spellEnd"/>
+      <w:r>
+        <w:rPr>
+          <w:b/>
+          <w:color w:val="999999"/>
+          <w:lang w:val="es-ES"/>
+        </w:rPr>
+        <w:t xml:space="preserve"> ]</w:t>
+      </w:r>
+      <w:proofErr w:type="gramEnd"/>
+      <w:r>
+        <w:rPr>
+          <w:b/>
+          <w:color w:val="999999"/>
+          <w:lang w:val="es-ES"/>
+        </w:rPr>
+        <w:t xml:space="preserve">  </w:t>
+      </w:r>
+      <w:r>
+        <w:rPr>
+          <w:b/>
+          <w:color w:val="999999"/>
+        </w:rPr>
+        <w:t>⬚</w:t>
+      </w:r>
+    </w:p>
+    <w:p>
+      <w:pPr>
+        <w:jc w:val="center"/>
+        <w:rPr>
+          <w:lang w:val="es-ES"/>
+        </w:rPr>
+      </w:pPr>
+      <w:proofErr w:type="gramStart"/>
+      <w:r>
+        <w:rPr>
+          <w:b/>
+          <w:color w:val="999999"/>
+        </w:rPr>
+        <w:t>⬚</w:t>
+      </w:r>
+      <w:r>
+        <w:rPr>
+          <w:b/>
+          <w:color w:val="999999"/>
+          <w:lang w:val="es-ES"/>
+        </w:rPr>
+        <w:t xml:space="preserve">  [</w:t>
+      </w:r>
+      <w:proofErr w:type="gramEnd"/>
+      <w:r>
+        <w:rPr>
+          <w:b/>
+          <w:color w:val="999999"/>
+          <w:lang w:val="es-ES"/>
+        </w:rPr>
+        <w:t xml:space="preserve"> HUECO PARA IMAGEN — insertar aquí: captura — hito: integración de pagos con Stripe </w:t>
+      </w:r>
+      <w:proofErr w:type="gramStart"/>
+      <w:r>
+        <w:rPr>
+          <w:b/>
+          <w:color w:val="999999"/>
+          <w:lang w:val="es-ES"/>
+        </w:rPr>
+        <w:t>funcionando ]</w:t>
+      </w:r>
+      <w:proofErr w:type="gramEnd"/>
+      <w:r>
+        <w:rPr>
+          <w:b/>
+          <w:color w:val="999999"/>
+          <w:lang w:val="es-ES"/>
+        </w:rPr>
+        <w:t xml:space="preserve">  </w:t>
       </w:r>
       <w:r>
         <w:rPr>
@@ -9501,8 +13016,17 @@
                 <w:b/>
                 <w:sz w:val="20"/>
               </w:rPr>
-              <w:t>Caso de prueba</w:t>
-            </w:r>
+              <w:t xml:space="preserve">Caso de </w:t>
+            </w:r>
+            <w:proofErr w:type="spellStart"/>
+            <w:r>
+              <w:rPr>
+                <w:b/>
+                <w:sz w:val="20"/>
+              </w:rPr>
+              <w:t>prueba</w:t>
+            </w:r>
+            <w:proofErr w:type="spellEnd"/>
           </w:p>
         </w:tc>
         <w:tc>
@@ -9513,13 +13037,31 @@
             <w:pPr>
               <w:spacing w:line="240" w:lineRule="auto"/>
             </w:pPr>
+            <w:proofErr w:type="spellStart"/>
             <w:r>
               <w:rPr>
                 <w:b/>
                 <w:sz w:val="20"/>
               </w:rPr>
-              <w:t>Resultado esperado</w:t>
-            </w:r>
+              <w:t>Resultado</w:t>
+            </w:r>
+            <w:proofErr w:type="spellEnd"/>
+            <w:r>
+              <w:rPr>
+                <w:b/>
+                <w:sz w:val="20"/>
+              </w:rPr>
+              <w:t xml:space="preserve"> </w:t>
+            </w:r>
+            <w:proofErr w:type="spellStart"/>
+            <w:r>
+              <w:rPr>
+                <w:b/>
+                <w:sz w:val="20"/>
+              </w:rPr>
+              <w:t>esperado</w:t>
+            </w:r>
+            <w:proofErr w:type="spellEnd"/>
           </w:p>
         </w:tc>
         <w:tc>
@@ -9645,8 +13187,30 @@
               <w:rPr>
                 <w:sz w:val="20"/>
               </w:rPr>
-              <w:t>Login con credenciales incorrectas</w:t>
-            </w:r>
+              <w:t xml:space="preserve">Login con </w:t>
+            </w:r>
+            <w:proofErr w:type="spellStart"/>
+            <w:r>
+              <w:rPr>
+                <w:sz w:val="20"/>
+              </w:rPr>
+              <w:t>credenciales</w:t>
+            </w:r>
+            <w:proofErr w:type="spellEnd"/>
+            <w:r>
+              <w:rPr>
+                <w:sz w:val="20"/>
+              </w:rPr>
+              <w:t xml:space="preserve"> </w:t>
+            </w:r>
+            <w:proofErr w:type="spellStart"/>
+            <w:r>
+              <w:rPr>
+                <w:sz w:val="20"/>
+              </w:rPr>
+              <w:t>incorrectas</w:t>
+            </w:r>
+            <w:proofErr w:type="spellEnd"/>
           </w:p>
         </w:tc>
         <w:tc>
@@ -9734,7 +13298,35 @@
               <w:rPr>
                 <w:sz w:val="20"/>
               </w:rPr>
-              <w:t>HTTP 401 desde el gateway</w:t>
+              <w:t xml:space="preserve">HTTP 401 </w:t>
+            </w:r>
+            <w:proofErr w:type="spellStart"/>
+            <w:r>
+              <w:rPr>
+                <w:sz w:val="20"/>
+              </w:rPr>
+              <w:t>desde</w:t>
+            </w:r>
+            <w:proofErr w:type="spellEnd"/>
+            <w:r>
+              <w:rPr>
+                <w:sz w:val="20"/>
+              </w:rPr>
+              <w:t xml:space="preserve"> </w:t>
+            </w:r>
+            <w:proofErr w:type="spellStart"/>
+            <w:r>
+              <w:rPr>
+                <w:sz w:val="20"/>
+              </w:rPr>
+              <w:t>el</w:t>
+            </w:r>
+            <w:proofErr w:type="spellEnd"/>
+            <w:r>
+              <w:rPr>
+                <w:sz w:val="20"/>
+              </w:rPr>
+              <w:t xml:space="preserve"> gateway</w:t>
             </w:r>
           </w:p>
         </w:tc>
@@ -9807,7 +13399,21 @@
               <w:rPr>
                 <w:sz w:val="20"/>
               </w:rPr>
-              <w:t>HTTP 400 + mensaje de error</w:t>
+              <w:t xml:space="preserve">HTTP 400 + </w:t>
+            </w:r>
+            <w:proofErr w:type="spellStart"/>
+            <w:r>
+              <w:rPr>
+                <w:sz w:val="20"/>
+              </w:rPr>
+              <w:t>mensaje</w:t>
+            </w:r>
+            <w:proofErr w:type="spellEnd"/>
+            <w:r>
+              <w:rPr>
+                <w:sz w:val="20"/>
+              </w:rPr>
+              <w:t xml:space="preserve"> de error</w:t>
             </w:r>
           </w:p>
         </w:tc>
@@ -9880,8 +13486,30 @@
               <w:rPr>
                 <w:sz w:val="20"/>
               </w:rPr>
-              <w:t>Estado LINKED, movimientos cargados</w:t>
-            </w:r>
+              <w:t xml:space="preserve">Estado LINKED, </w:t>
+            </w:r>
+            <w:proofErr w:type="spellStart"/>
+            <w:r>
+              <w:rPr>
+                <w:sz w:val="20"/>
+              </w:rPr>
+              <w:t>movimientos</w:t>
+            </w:r>
+            <w:proofErr w:type="spellEnd"/>
+            <w:r>
+              <w:rPr>
+                <w:sz w:val="20"/>
+              </w:rPr>
+              <w:t xml:space="preserve"> </w:t>
+            </w:r>
+            <w:proofErr w:type="spellStart"/>
+            <w:r>
+              <w:rPr>
+                <w:sz w:val="20"/>
+              </w:rPr>
+              <w:t>cargados</w:t>
+            </w:r>
+            <w:proofErr w:type="spellEnd"/>
           </w:p>
         </w:tc>
         <w:tc>
@@ -10168,7 +13796,23 @@
                 <w:sz w:val="20"/>
                 <w:lang w:val="es-ES"/>
               </w:rPr>
-              <w:t>Acceso a /admin/** sin rol ADMIN</w:t>
+              <w:t>Acceso a /</w:t>
+            </w:r>
+            <w:proofErr w:type="spellStart"/>
+            <w:r>
+              <w:rPr>
+                <w:sz w:val="20"/>
+                <w:lang w:val="es-ES"/>
+              </w:rPr>
+              <w:t>admin</w:t>
+            </w:r>
+            <w:proofErr w:type="spellEnd"/>
+            <w:r>
+              <w:rPr>
+                <w:sz w:val="20"/>
+                <w:lang w:val="es-ES"/>
+              </w:rPr>
+              <w:t>/** sin rol ADMIN</w:t>
             </w:r>
           </w:p>
         </w:tc>
@@ -10257,7 +13901,21 @@
               <w:rPr>
                 <w:sz w:val="20"/>
               </w:rPr>
-              <w:t>Layouts adaptados sin overflow</w:t>
+              <w:t xml:space="preserve">Layouts </w:t>
+            </w:r>
+            <w:proofErr w:type="spellStart"/>
+            <w:r>
+              <w:rPr>
+                <w:sz w:val="20"/>
+              </w:rPr>
+              <w:t>adaptados</w:t>
+            </w:r>
+            <w:proofErr w:type="spellEnd"/>
+            <w:r>
+              <w:rPr>
+                <w:sz w:val="20"/>
+              </w:rPr>
+              <w:t xml:space="preserve"> sin overflow</w:t>
             </w:r>
           </w:p>
         </w:tc>
@@ -10285,48 +13943,223 @@
       </w:pPr>
       <w:bookmarkStart w:id="43" w:name="_Toc231290056"/>
       <w:r>
+        <w:t xml:space="preserve">8.2. </w:t>
+      </w:r>
+      <w:proofErr w:type="spellStart"/>
+      <w:r>
+        <w:t>Pruebas</w:t>
+      </w:r>
+      <w:proofErr w:type="spellEnd"/>
+      <w:r>
+        <w:t xml:space="preserve"> de </w:t>
+      </w:r>
+      <w:proofErr w:type="spellStart"/>
+      <w:r>
+        <w:t>funcionalidad</w:t>
+      </w:r>
+      <w:proofErr w:type="spellEnd"/>
+      <w:r>
+        <w:t xml:space="preserve"> e </w:t>
+      </w:r>
+      <w:proofErr w:type="spellStart"/>
+      <w:r>
+        <w:t>integración</w:t>
+      </w:r>
+      <w:bookmarkEnd w:id="43"/>
+      <w:proofErr w:type="spellEnd"/>
+    </w:p>
+    <w:p>
+      <w:pPr>
+        <w:rPr>
+          <w:lang w:val="es-ES"/>
+        </w:rPr>
+      </w:pPr>
+      <w:r>
+        <w:rPr>
+          <w:lang w:val="es-ES"/>
+        </w:rPr>
+        <w:t xml:space="preserve">Pruebas unitarias: se han implementado con </w:t>
+      </w:r>
+      <w:proofErr w:type="spellStart"/>
+      <w:r>
+        <w:rPr>
+          <w:lang w:val="es-ES"/>
+        </w:rPr>
+        <w:t>JUnit</w:t>
+      </w:r>
+      <w:proofErr w:type="spellEnd"/>
+      <w:r>
+        <w:rPr>
+          <w:lang w:val="es-ES"/>
+        </w:rPr>
+        <w:t xml:space="preserve"> 5 y </w:t>
+      </w:r>
+      <w:proofErr w:type="spellStart"/>
+      <w:r>
+        <w:rPr>
+          <w:lang w:val="es-ES"/>
+        </w:rPr>
+        <w:t>Mockito</w:t>
+      </w:r>
+      <w:proofErr w:type="spellEnd"/>
+      <w:r>
+        <w:rPr>
+          <w:lang w:val="es-ES"/>
+        </w:rPr>
+        <w:t xml:space="preserve"> sobre la capa de servicio de cada microservicio, cubriendo los flujos de negocio principales (registro/</w:t>
+      </w:r>
+      <w:proofErr w:type="spellStart"/>
+      <w:r>
+        <w:rPr>
+          <w:lang w:val="es-ES"/>
+        </w:rPr>
+        <w:t>login</w:t>
+      </w:r>
+      <w:proofErr w:type="spellEnd"/>
+      <w:r>
+        <w:rPr>
+          <w:lang w:val="es-ES"/>
+        </w:rPr>
+        <w:t>, transferencia con saldo insuficiente, creación y cálculo de facturas y liquidaciones trimestrales).</w:t>
+      </w:r>
+    </w:p>
+    <w:p>
+      <w:pPr>
+        <w:rPr>
+          <w:lang w:val="es-ES"/>
+        </w:rPr>
+      </w:pPr>
+      <w:r>
+        <w:rPr>
+          <w:lang w:val="es-ES"/>
+        </w:rPr>
         <w:lastRenderedPageBreak/>
-        <w:t>8.2. Pruebas de funcionalidad e integración</w:t>
-      </w:r>
-      <w:bookmarkEnd w:id="43"/>
-    </w:p>
-    <w:p>
-      <w:pPr>
-        <w:rPr>
-          <w:lang w:val="es-ES"/>
-        </w:rPr>
-      </w:pPr>
-      <w:r>
-        <w:rPr>
-          <w:lang w:val="es-ES"/>
-        </w:rPr>
-        <w:t>Pruebas unitarias: se han implementado con JUnit 5 y Mockito sobre la capa de servicio de cada microservicio, cubriendo los flujos de negocio principales (registro/login, transferencia con saldo insuficiente, creación y cálculo de facturas y liquidaciones trimestrales).</w:t>
-      </w:r>
-    </w:p>
-    <w:p>
-      <w:pPr>
-        <w:rPr>
-          <w:lang w:val="es-ES"/>
-        </w:rPr>
-      </w:pPr>
-      <w:r>
-        <w:rPr>
-          <w:lang w:val="es-ES"/>
-        </w:rPr>
-        <w:t>Pruebas de integración: con @SpringBootTest y WebTestClient se levanta el contexto de Spring y se realizan peticiones HTTP reales contra los endpoints, comprobando los códigos de respuesta, los cuerpos JSON y la propagación de las cabeceras de autenticación a través del gateway.</w:t>
-      </w:r>
-    </w:p>
-    <w:p>
-      <w:pPr>
-        <w:rPr>
-          <w:lang w:val="es-ES"/>
-        </w:rPr>
-      </w:pPr>
-      <w:r>
-        <w:rPr>
-          <w:lang w:val="es-ES"/>
-        </w:rPr>
-        <w:t>Pruebas end-to-end y manuales: Playwright automatiza los flujos principales del frontend; además se ha usado el cliente HTTP Bruno (alternativa open-source a Postman) para validar manualmente todos los endpoints de la API.</w:t>
+        <w:t xml:space="preserve">Pruebas de integración: con @SpringBootTest y </w:t>
+      </w:r>
+      <w:proofErr w:type="spellStart"/>
+      <w:r>
+        <w:rPr>
+          <w:lang w:val="es-ES"/>
+        </w:rPr>
+        <w:t>WebTestClient</w:t>
+      </w:r>
+      <w:proofErr w:type="spellEnd"/>
+      <w:r>
+        <w:rPr>
+          <w:lang w:val="es-ES"/>
+        </w:rPr>
+        <w:t xml:space="preserve"> se levanta el contexto de Spring y se realizan peticiones HTTP reales contra los </w:t>
+      </w:r>
+      <w:proofErr w:type="spellStart"/>
+      <w:r>
+        <w:rPr>
+          <w:lang w:val="es-ES"/>
+        </w:rPr>
+        <w:t>endpoints</w:t>
+      </w:r>
+      <w:proofErr w:type="spellEnd"/>
+      <w:r>
+        <w:rPr>
+          <w:lang w:val="es-ES"/>
+        </w:rPr>
+        <w:t xml:space="preserve">, comprobando los códigos de respuesta, los cuerpos JSON y la propagación de las cabeceras de autenticación a través del </w:t>
+      </w:r>
+      <w:proofErr w:type="spellStart"/>
+      <w:r>
+        <w:rPr>
+          <w:lang w:val="es-ES"/>
+        </w:rPr>
+        <w:t>gateway</w:t>
+      </w:r>
+      <w:proofErr w:type="spellEnd"/>
+      <w:r>
+        <w:rPr>
+          <w:lang w:val="es-ES"/>
+        </w:rPr>
+        <w:t>.</w:t>
+      </w:r>
+    </w:p>
+    <w:p>
+      <w:pPr>
+        <w:rPr>
+          <w:lang w:val="es-ES"/>
+        </w:rPr>
+      </w:pPr>
+      <w:r>
+        <w:rPr>
+          <w:lang w:val="es-ES"/>
+        </w:rPr>
+        <w:t xml:space="preserve">Pruebas </w:t>
+      </w:r>
+      <w:proofErr w:type="spellStart"/>
+      <w:r>
+        <w:rPr>
+          <w:lang w:val="es-ES"/>
+        </w:rPr>
+        <w:t>end-to-end</w:t>
+      </w:r>
+      <w:proofErr w:type="spellEnd"/>
+      <w:r>
+        <w:rPr>
+          <w:lang w:val="es-ES"/>
+        </w:rPr>
+        <w:t xml:space="preserve"> y manuales: </w:t>
+      </w:r>
+      <w:proofErr w:type="spellStart"/>
+      <w:r>
+        <w:rPr>
+          <w:lang w:val="es-ES"/>
+        </w:rPr>
+        <w:t>Playwright</w:t>
+      </w:r>
+      <w:proofErr w:type="spellEnd"/>
+      <w:r>
+        <w:rPr>
+          <w:lang w:val="es-ES"/>
+        </w:rPr>
+        <w:t xml:space="preserve"> automatiza los flujos principales del </w:t>
+      </w:r>
+      <w:proofErr w:type="spellStart"/>
+      <w:r>
+        <w:rPr>
+          <w:lang w:val="es-ES"/>
+        </w:rPr>
+        <w:t>frontend</w:t>
+      </w:r>
+      <w:proofErr w:type="spellEnd"/>
+      <w:r>
+        <w:rPr>
+          <w:lang w:val="es-ES"/>
+        </w:rPr>
+        <w:t>; además se ha usado el cliente HTTP Bruno (alternativa open-</w:t>
+      </w:r>
+      <w:proofErr w:type="spellStart"/>
+      <w:r>
+        <w:rPr>
+          <w:lang w:val="es-ES"/>
+        </w:rPr>
+        <w:t>source</w:t>
+      </w:r>
+      <w:proofErr w:type="spellEnd"/>
+      <w:r>
+        <w:rPr>
+          <w:lang w:val="es-ES"/>
+        </w:rPr>
+        <w:t xml:space="preserve"> a Postman) para validar manualmente todos los </w:t>
+      </w:r>
+      <w:proofErr w:type="spellStart"/>
+      <w:r>
+        <w:rPr>
+          <w:lang w:val="es-ES"/>
+        </w:rPr>
+        <w:t>endpoints</w:t>
+      </w:r>
+      <w:proofErr w:type="spellEnd"/>
+      <w:r>
+        <w:rPr>
+          <w:lang w:val="es-ES"/>
+        </w:rPr>
+        <w:t xml:space="preserve"> de la API.</w:t>
       </w:r>
     </w:p>
     <w:p>
@@ -10355,7 +14188,21 @@
         <w:rPr>
           <w:lang w:val="es-ES"/>
         </w:rPr>
-        <w:t>Se ha validado la interfaz en los navegadores Chrome, Firefox y Safari, con pruebas de diseño responsive a 375px, 768px y 1440px. En materia de accesibilidad se han cuidado: el uso de HTML semántico y etiquetas asociadas a los campos de formulario, el contraste de color suficiente entre texto y fondo (verificado en los temas claro y oscuro), la navegación por teclado y los textos alternativos en los elementos no textuales. Como mejora futura se plantea una auditoría sistemática con herramientas como Lighthouse o axe para alcanzar el nivel AA de las WCAG 2.1.</w:t>
+        <w:t xml:space="preserve">Se ha validado la interfaz en los navegadores Chrome, Firefox y Safari, con pruebas de diseño responsive a 375px, 768px y 1440px. En materia de accesibilidad se han cuidado: el uso de HTML semántico y etiquetas asociadas a los campos de formulario, el contraste de color suficiente entre texto y fondo (verificado en los temas claro y oscuro), la navegación por teclado y los textos alternativos en los elementos no textuales. Como mejora futura se plantea una auditoría sistemática con herramientas como Lighthouse o </w:t>
+      </w:r>
+      <w:proofErr w:type="spellStart"/>
+      <w:r>
+        <w:rPr>
+          <w:lang w:val="es-ES"/>
+        </w:rPr>
+        <w:t>axe</w:t>
+      </w:r>
+      <w:proofErr w:type="spellEnd"/>
+      <w:r>
+        <w:rPr>
+          <w:lang w:val="es-ES"/>
+        </w:rPr>
+        <w:t xml:space="preserve"> para alcanzar el nivel AA de las WCAG 2.1.</w:t>
       </w:r>
     </w:p>
     <w:p>
@@ -10401,7 +14248,21 @@
         <w:rPr>
           <w:lang w:val="es-ES"/>
         </w:rPr>
-        <w:t>Autenticación con JWT (HS256) firmado con una clave secreta; el token caduca a las 24 horas.</w:t>
+        <w:t xml:space="preserve">Autenticación con JWT (HS256) firmado con una clave secreta; el </w:t>
+      </w:r>
+      <w:proofErr w:type="gramStart"/>
+      <w:r>
+        <w:rPr>
+          <w:lang w:val="es-ES"/>
+        </w:rPr>
+        <w:t>token caduca</w:t>
+      </w:r>
+      <w:proofErr w:type="gramEnd"/>
+      <w:r>
+        <w:rPr>
+          <w:lang w:val="es-ES"/>
+        </w:rPr>
+        <w:t xml:space="preserve"> a las 24 horas.</w:t>
       </w:r>
     </w:p>
     <w:p>
@@ -10415,7 +14276,21 @@
         <w:rPr>
           <w:lang w:val="es-ES"/>
         </w:rPr>
-        <w:t>Contraseñas cifradas con BCrypt; nunca se almacenan ni se devuelven en claro (@JsonIgnore).</w:t>
+        <w:t xml:space="preserve">Contraseñas cifradas con </w:t>
+      </w:r>
+      <w:proofErr w:type="spellStart"/>
+      <w:r>
+        <w:rPr>
+          <w:lang w:val="es-ES"/>
+        </w:rPr>
+        <w:t>BCrypt</w:t>
+      </w:r>
+      <w:proofErr w:type="spellEnd"/>
+      <w:r>
+        <w:rPr>
+          <w:lang w:val="es-ES"/>
+        </w:rPr>
+        <w:t>; nunca se almacenan ni se devuelven en claro (@JsonIgnore).</w:t>
       </w:r>
     </w:p>
     <w:p>
@@ -10429,7 +14304,35 @@
         <w:rPr>
           <w:lang w:val="es-ES"/>
         </w:rPr>
-        <w:t>Autorización por roles: el filtro AdminRoleFilter protege las rutas /admin/** exigiendo rol ADMIN.</w:t>
+        <w:t xml:space="preserve">Autorización por roles: el filtro </w:t>
+      </w:r>
+      <w:proofErr w:type="spellStart"/>
+      <w:r>
+        <w:rPr>
+          <w:lang w:val="es-ES"/>
+        </w:rPr>
+        <w:t>AdminRoleFilter</w:t>
+      </w:r>
+      <w:proofErr w:type="spellEnd"/>
+      <w:r>
+        <w:rPr>
+          <w:lang w:val="es-ES"/>
+        </w:rPr>
+        <w:t xml:space="preserve"> protege las rutas /</w:t>
+      </w:r>
+      <w:proofErr w:type="spellStart"/>
+      <w:r>
+        <w:rPr>
+          <w:lang w:val="es-ES"/>
+        </w:rPr>
+        <w:t>admin</w:t>
+      </w:r>
+      <w:proofErr w:type="spellEnd"/>
+      <w:r>
+        <w:rPr>
+          <w:lang w:val="es-ES"/>
+        </w:rPr>
+        <w:t>/** exigiendo rol ADMIN.</w:t>
       </w:r>
     </w:p>
     <w:p>
@@ -10443,7 +14346,21 @@
         <w:rPr>
           <w:lang w:val="es-ES"/>
         </w:rPr>
-        <w:t>Validación centralizada del JWT en el API Gateway; los microservicios no exponen puertos públicos salvo a través del gateway y reciben la identidad ya verificada.</w:t>
+        <w:t xml:space="preserve">Validación centralizada del JWT en el API Gateway; los microservicios no exponen puertos públicos salvo a través del </w:t>
+      </w:r>
+      <w:proofErr w:type="spellStart"/>
+      <w:r>
+        <w:rPr>
+          <w:lang w:val="es-ES"/>
+        </w:rPr>
+        <w:t>gateway</w:t>
+      </w:r>
+      <w:proofErr w:type="spellEnd"/>
+      <w:r>
+        <w:rPr>
+          <w:lang w:val="es-ES"/>
+        </w:rPr>
+        <w:t xml:space="preserve"> y reciben la identidad ya verificada.</w:t>
       </w:r>
     </w:p>
     <w:p>
@@ -10457,7 +14374,35 @@
         <w:rPr>
           <w:lang w:val="es-ES"/>
         </w:rPr>
-        <w:t>Validación de los datos de entrada en el backend con Bean Validation (@Valid) y manejo de errores con excepciones de negocio que devuelven su propio código HTTP.</w:t>
+        <w:t xml:space="preserve">Validación de los datos de entrada en el </w:t>
+      </w:r>
+      <w:proofErr w:type="spellStart"/>
+      <w:r>
+        <w:rPr>
+          <w:lang w:val="es-ES"/>
+        </w:rPr>
+        <w:t>backend</w:t>
+      </w:r>
+      <w:proofErr w:type="spellEnd"/>
+      <w:r>
+        <w:rPr>
+          <w:lang w:val="es-ES"/>
+        </w:rPr>
+        <w:t xml:space="preserve"> con Bean </w:t>
+      </w:r>
+      <w:proofErr w:type="spellStart"/>
+      <w:r>
+        <w:rPr>
+          <w:lang w:val="es-ES"/>
+        </w:rPr>
+        <w:t>Validation</w:t>
+      </w:r>
+      <w:proofErr w:type="spellEnd"/>
+      <w:r>
+        <w:rPr>
+          <w:lang w:val="es-ES"/>
+        </w:rPr>
+        <w:t xml:space="preserve"> (@Valid) y manejo de errores con excepciones de negocio que devuelven su propio código HTTP.</w:t>
       </w:r>
     </w:p>
     <w:p>
@@ -10471,8 +14416,58 @@
         <w:rPr>
           <w:lang w:val="es-ES"/>
         </w:rPr>
+        <w:t xml:space="preserve">Gestión de secretos por variables de entorno; las credenciales locales están </w:t>
+      </w:r>
+      <w:proofErr w:type="gramStart"/>
+      <w:r>
+        <w:rPr>
+          <w:lang w:val="es-ES"/>
+        </w:rPr>
+        <w:t>en .</w:t>
+      </w:r>
+      <w:proofErr w:type="spellStart"/>
+      <w:r>
+        <w:rPr>
+          <w:lang w:val="es-ES"/>
+        </w:rPr>
+        <w:t>gitignore</w:t>
+      </w:r>
+      <w:proofErr w:type="spellEnd"/>
+      <w:proofErr w:type="gramEnd"/>
+      <w:r>
+        <w:rPr>
+          <w:lang w:val="es-ES"/>
+        </w:rPr>
+        <w:t xml:space="preserve"> y nunca se versionan. Se avisa si se usa el secreto JWT por defecto.</w:t>
+      </w:r>
+    </w:p>
+    <w:p>
+      <w:pPr>
+        <w:pStyle w:val="Listaconvietas"/>
+        <w:rPr>
+          <w:lang w:val="es-ES"/>
+        </w:rPr>
+      </w:pPr>
+      <w:r>
+        <w:rPr>
+          <w:lang w:val="es-ES"/>
+        </w:rPr>
         <w:lastRenderedPageBreak/>
-        <w:t>Gestión de secretos por variables de entorno; las credenciales locales están en .gitignore y nunca se versionan. Se avisa si se usa el secreto JWT por defecto.</w:t>
+        <w:t xml:space="preserve">Pagos delegados en Stripe (PCI-DSS): </w:t>
+      </w:r>
+      <w:proofErr w:type="spellStart"/>
+      <w:r>
+        <w:rPr>
+          <w:lang w:val="es-ES"/>
+        </w:rPr>
+        <w:t>PayFlow</w:t>
+      </w:r>
+      <w:proofErr w:type="spellEnd"/>
+      <w:r>
+        <w:rPr>
+          <w:lang w:val="es-ES"/>
+        </w:rPr>
+        <w:t xml:space="preserve"> no almacena datos de tarjeta. La confirmación verifica el estado del pago y la existencia de una suscripción válida antes de activar el plan.</w:t>
       </w:r>
     </w:p>
     <w:p>
@@ -10486,7 +14481,21 @@
         <w:rPr>
           <w:lang w:val="es-ES"/>
         </w:rPr>
-        <w:t>Pagos delegados en Stripe (PCI-DSS): PayFlow no almacena datos de tarjeta. La confirmación verifica el estado del pago y la existencia de una suscripción válida antes de activar el plan.</w:t>
+        <w:t xml:space="preserve">Open </w:t>
+      </w:r>
+      <w:proofErr w:type="spellStart"/>
+      <w:r>
+        <w:rPr>
+          <w:lang w:val="es-ES"/>
+        </w:rPr>
+        <w:t>Banking</w:t>
+      </w:r>
+      <w:proofErr w:type="spellEnd"/>
+      <w:r>
+        <w:rPr>
+          <w:lang w:val="es-ES"/>
+        </w:rPr>
+        <w:t xml:space="preserve"> conforme a PSD2: el acceso a los datos bancarios requiere el consentimiento explícito del usuario en el portal de su banco y caduca automáticamente.</w:t>
       </w:r>
     </w:p>
     <w:p>
@@ -10500,8 +14509,39 @@
         <w:rPr>
           <w:lang w:val="es-ES"/>
         </w:rPr>
-        <w:t>Open Banking conforme a PSD2: el acceso a los datos bancarios requiere el consentimiento explícito del usuario en el portal de su banco y caduca automáticamente.</w:t>
-      </w:r>
+        <w:t>CORS restringido y recomendación de TLS/HTTPS y un secreto JWT fuerte en producción.</w:t>
+      </w:r>
+    </w:p>
+    <w:p>
+      <w:pPr>
+        <w:pStyle w:val="Ttulo2"/>
+      </w:pPr>
+      <w:bookmarkStart w:id="47" w:name="_Toc231290060"/>
+      <w:r>
+        <w:t xml:space="preserve">9.2. </w:t>
+      </w:r>
+      <w:proofErr w:type="spellStart"/>
+      <w:r>
+        <w:t>Buenas</w:t>
+      </w:r>
+      <w:proofErr w:type="spellEnd"/>
+      <w:r>
+        <w:t xml:space="preserve"> </w:t>
+      </w:r>
+      <w:proofErr w:type="spellStart"/>
+      <w:r>
+        <w:t>prácticas</w:t>
+      </w:r>
+      <w:proofErr w:type="spellEnd"/>
+      <w:r>
+        <w:t xml:space="preserve"> </w:t>
+      </w:r>
+      <w:proofErr w:type="spellStart"/>
+      <w:r>
+        <w:t>adoptadas</w:t>
+      </w:r>
+      <w:bookmarkEnd w:id="47"/>
+      <w:proofErr w:type="spellEnd"/>
     </w:p>
     <w:p>
       <w:pPr>
@@ -10514,18 +14554,306 @@
         <w:rPr>
           <w:lang w:val="es-ES"/>
         </w:rPr>
-        <w:t>CORS restringido y recomendación de TLS/HTTPS y un secreto JWT fuerte en producción.</w:t>
-      </w:r>
+        <w:t>Arquitectura por capas (</w:t>
+      </w:r>
+      <w:proofErr w:type="spellStart"/>
+      <w:r>
+        <w:rPr>
+          <w:lang w:val="es-ES"/>
+        </w:rPr>
+        <w:t>controller</w:t>
+      </w:r>
+      <w:proofErr w:type="spellEnd"/>
+      <w:r>
+        <w:rPr>
+          <w:lang w:val="es-ES"/>
+        </w:rPr>
+        <w:t xml:space="preserve"> / </w:t>
+      </w:r>
+      <w:proofErr w:type="spellStart"/>
+      <w:r>
+        <w:rPr>
+          <w:lang w:val="es-ES"/>
+        </w:rPr>
+        <w:t>service</w:t>
+      </w:r>
+      <w:proofErr w:type="spellEnd"/>
+      <w:r>
+        <w:rPr>
+          <w:lang w:val="es-ES"/>
+        </w:rPr>
+        <w:t xml:space="preserve"> / </w:t>
+      </w:r>
+      <w:proofErr w:type="spellStart"/>
+      <w:r>
+        <w:rPr>
+          <w:lang w:val="es-ES"/>
+        </w:rPr>
+        <w:t>repository</w:t>
+      </w:r>
+      <w:proofErr w:type="spellEnd"/>
+      <w:r>
+        <w:rPr>
+          <w:lang w:val="es-ES"/>
+        </w:rPr>
+        <w:t>) y aplicación de los principios SOLID.</w:t>
+      </w:r>
+    </w:p>
+    <w:p>
+      <w:pPr>
+        <w:pStyle w:val="Listaconvietas"/>
+        <w:rPr>
+          <w:lang w:val="es-ES"/>
+        </w:rPr>
+      </w:pPr>
+      <w:r>
+        <w:rPr>
+          <w:lang w:val="es-ES"/>
+        </w:rPr>
+        <w:t xml:space="preserve">Inyección de dependencias por constructor y uso de </w:t>
+      </w:r>
+      <w:proofErr w:type="spellStart"/>
+      <w:r>
+        <w:rPr>
+          <w:lang w:val="es-ES"/>
+        </w:rPr>
+        <w:t>DTOs</w:t>
+      </w:r>
+      <w:proofErr w:type="spellEnd"/>
+      <w:r>
+        <w:rPr>
+          <w:lang w:val="es-ES"/>
+        </w:rPr>
+        <w:t xml:space="preserve"> en la capa de presentación.</w:t>
+      </w:r>
+    </w:p>
+    <w:p>
+      <w:pPr>
+        <w:pStyle w:val="Listaconvietas"/>
+        <w:rPr>
+          <w:lang w:val="es-ES"/>
+        </w:rPr>
+      </w:pPr>
+      <w:r>
+        <w:rPr>
+          <w:lang w:val="es-ES"/>
+        </w:rPr>
+        <w:t>Aislamiento de datos por servicio (</w:t>
+      </w:r>
+      <w:proofErr w:type="spellStart"/>
+      <w:r>
+        <w:rPr>
+          <w:lang w:val="es-ES"/>
+        </w:rPr>
+        <w:t>database</w:t>
+      </w:r>
+      <w:proofErr w:type="spellEnd"/>
+      <w:r>
+        <w:rPr>
+          <w:lang w:val="es-ES"/>
+        </w:rPr>
+        <w:t>-per-</w:t>
+      </w:r>
+      <w:proofErr w:type="spellStart"/>
+      <w:r>
+        <w:rPr>
+          <w:lang w:val="es-ES"/>
+        </w:rPr>
+        <w:t>service</w:t>
+      </w:r>
+      <w:proofErr w:type="spellEnd"/>
+      <w:r>
+        <w:rPr>
+          <w:lang w:val="es-ES"/>
+        </w:rPr>
+        <w:t>): ningún servicio accede a las tablas de otro.</w:t>
+      </w:r>
+    </w:p>
+    <w:p>
+      <w:pPr>
+        <w:pStyle w:val="Listaconvietas"/>
+        <w:rPr>
+          <w:lang w:val="es-ES"/>
+        </w:rPr>
+      </w:pPr>
+      <w:r>
+        <w:rPr>
+          <w:lang w:val="es-ES"/>
+        </w:rPr>
+        <w:t>Documentación de la API con Swagger/</w:t>
+      </w:r>
+      <w:proofErr w:type="spellStart"/>
+      <w:r>
+        <w:rPr>
+          <w:lang w:val="es-ES"/>
+        </w:rPr>
+        <w:t>OpenAPI</w:t>
+      </w:r>
+      <w:proofErr w:type="spellEnd"/>
+      <w:r>
+        <w:rPr>
+          <w:lang w:val="es-ES"/>
+        </w:rPr>
+        <w:t xml:space="preserve"> (</w:t>
+      </w:r>
+      <w:proofErr w:type="spellStart"/>
+      <w:r>
+        <w:rPr>
+          <w:lang w:val="es-ES"/>
+        </w:rPr>
+        <w:t>springdoc</w:t>
+      </w:r>
+      <w:proofErr w:type="spellEnd"/>
+      <w:r>
+        <w:rPr>
+          <w:lang w:val="es-ES"/>
+        </w:rPr>
+        <w:t>) en cada microservicio.</w:t>
+      </w:r>
+    </w:p>
+    <w:p>
+      <w:pPr>
+        <w:pStyle w:val="Listaconvietas"/>
+        <w:rPr>
+          <w:lang w:val="es-ES"/>
+        </w:rPr>
+      </w:pPr>
+      <w:r>
+        <w:rPr>
+          <w:lang w:val="es-ES"/>
+        </w:rPr>
+        <w:t xml:space="preserve">Sistema de diseño basado en tokens (SASS + CSS </w:t>
+      </w:r>
+      <w:proofErr w:type="spellStart"/>
+      <w:r>
+        <w:rPr>
+          <w:lang w:val="es-ES"/>
+        </w:rPr>
+        <w:t>Custom</w:t>
+      </w:r>
+      <w:proofErr w:type="spellEnd"/>
+      <w:r>
+        <w:rPr>
+          <w:lang w:val="es-ES"/>
+        </w:rPr>
+        <w:t xml:space="preserve"> </w:t>
+      </w:r>
+      <w:proofErr w:type="spellStart"/>
+      <w:r>
+        <w:rPr>
+          <w:lang w:val="es-ES"/>
+        </w:rPr>
+        <w:t>Properties</w:t>
+      </w:r>
+      <w:proofErr w:type="spellEnd"/>
+      <w:r>
+        <w:rPr>
+          <w:lang w:val="es-ES"/>
+        </w:rPr>
+        <w:t>) para una UI coherente y temable.</w:t>
+      </w:r>
+    </w:p>
+    <w:p>
+      <w:pPr>
+        <w:pStyle w:val="Listaconvietas"/>
+        <w:rPr>
+          <w:lang w:val="es-ES"/>
+        </w:rPr>
+      </w:pPr>
+      <w:r>
+        <w:rPr>
+          <w:lang w:val="es-ES"/>
+        </w:rPr>
+        <w:t xml:space="preserve">Control de versiones con Git y mensajes de commit siguiendo </w:t>
+      </w:r>
+      <w:proofErr w:type="spellStart"/>
+      <w:r>
+        <w:rPr>
+          <w:lang w:val="es-ES"/>
+        </w:rPr>
+        <w:t>Conventional</w:t>
+      </w:r>
+      <w:proofErr w:type="spellEnd"/>
+      <w:r>
+        <w:rPr>
+          <w:lang w:val="es-ES"/>
+        </w:rPr>
+        <w:t xml:space="preserve"> Commits.</w:t>
+      </w:r>
+    </w:p>
+    <w:p>
+      <w:pPr>
+        <w:pStyle w:val="Listaconvietas"/>
+        <w:rPr>
+          <w:lang w:val="es-ES"/>
+        </w:rPr>
+      </w:pPr>
+      <w:r>
+        <w:rPr>
+          <w:lang w:val="es-ES"/>
+        </w:rPr>
+        <w:t xml:space="preserve">Orquestación reproducible con Docker </w:t>
+      </w:r>
+      <w:proofErr w:type="spellStart"/>
+      <w:r>
+        <w:rPr>
+          <w:lang w:val="es-ES"/>
+        </w:rPr>
+        <w:t>Compose</w:t>
+      </w:r>
+      <w:proofErr w:type="spellEnd"/>
+      <w:r>
+        <w:rPr>
+          <w:lang w:val="es-ES"/>
+        </w:rPr>
+        <w:t xml:space="preserve"> y comprobaciones de salud (</w:t>
+      </w:r>
+      <w:proofErr w:type="spellStart"/>
+      <w:r>
+        <w:rPr>
+          <w:lang w:val="es-ES"/>
+        </w:rPr>
+        <w:t>healthchecks</w:t>
+      </w:r>
+      <w:proofErr w:type="spellEnd"/>
+      <w:r>
+        <w:rPr>
+          <w:lang w:val="es-ES"/>
+        </w:rPr>
+        <w:t>).</w:t>
+      </w:r>
+    </w:p>
+    <w:p>
+      <w:pPr>
+        <w:pStyle w:val="Ttulo1"/>
+        <w:rPr>
+          <w:lang w:val="es-ES"/>
+        </w:rPr>
+      </w:pPr>
+      <w:bookmarkStart w:id="48" w:name="_Toc231290061"/>
+      <w:r>
+        <w:rPr>
+          <w:lang w:val="es-ES"/>
+        </w:rPr>
+        <w:t>10. Mantenimiento y futuras mejoras</w:t>
+      </w:r>
+      <w:bookmarkEnd w:id="48"/>
     </w:p>
     <w:p>
       <w:pPr>
         <w:pStyle w:val="Ttulo2"/>
-      </w:pPr>
-      <w:bookmarkStart w:id="47" w:name="_Toc231290060"/>
-      <w:r>
-        <w:t>9.2. Buenas prácticas adoptadas</w:t>
-      </w:r>
-      <w:bookmarkEnd w:id="47"/>
+        <w:rPr>
+          <w:lang w:val="es-ES"/>
+        </w:rPr>
+      </w:pPr>
+      <w:bookmarkStart w:id="49" w:name="_Toc231290062"/>
+      <w:r>
+        <w:rPr>
+          <w:lang w:val="es-ES"/>
+        </w:rPr>
+        <w:t>10.1. Cómo actualizar y mantener el proyecto</w:t>
+      </w:r>
+      <w:bookmarkEnd w:id="49"/>
     </w:p>
     <w:p>
       <w:pPr>
@@ -10538,7 +14866,169 @@
         <w:rPr>
           <w:lang w:val="es-ES"/>
         </w:rPr>
-        <w:t>Arquitectura por capas (controller / service / repository) y aplicación de los principios SOLID.</w:t>
+        <w:t xml:space="preserve">Actualizar dependencias: </w:t>
+      </w:r>
+      <w:proofErr w:type="spellStart"/>
+      <w:r>
+        <w:rPr>
+          <w:lang w:val="es-ES"/>
+        </w:rPr>
+        <w:t>mvn</w:t>
+      </w:r>
+      <w:proofErr w:type="spellEnd"/>
+      <w:r>
+        <w:rPr>
+          <w:lang w:val="es-ES"/>
+        </w:rPr>
+        <w:t xml:space="preserve"> </w:t>
+      </w:r>
+      <w:proofErr w:type="spellStart"/>
+      <w:proofErr w:type="gramStart"/>
+      <w:r>
+        <w:rPr>
+          <w:lang w:val="es-ES"/>
+        </w:rPr>
+        <w:t>versions:display</w:t>
+      </w:r>
+      <w:proofErr w:type="gramEnd"/>
+      <w:r>
+        <w:rPr>
+          <w:lang w:val="es-ES"/>
+        </w:rPr>
+        <w:t>-dependency-updates</w:t>
+      </w:r>
+      <w:proofErr w:type="spellEnd"/>
+      <w:r>
+        <w:rPr>
+          <w:lang w:val="es-ES"/>
+        </w:rPr>
+        <w:t xml:space="preserve"> en el </w:t>
+      </w:r>
+      <w:proofErr w:type="spellStart"/>
+      <w:r>
+        <w:rPr>
+          <w:lang w:val="es-ES"/>
+        </w:rPr>
+        <w:t>backend</w:t>
+      </w:r>
+      <w:proofErr w:type="spellEnd"/>
+      <w:r>
+        <w:rPr>
+          <w:lang w:val="es-ES"/>
+        </w:rPr>
+        <w:t xml:space="preserve"> y </w:t>
+      </w:r>
+      <w:proofErr w:type="spellStart"/>
+      <w:r>
+        <w:rPr>
+          <w:lang w:val="es-ES"/>
+        </w:rPr>
+        <w:t>npm</w:t>
+      </w:r>
+      <w:proofErr w:type="spellEnd"/>
+      <w:r>
+        <w:rPr>
+          <w:lang w:val="es-ES"/>
+        </w:rPr>
+        <w:t xml:space="preserve"> </w:t>
+      </w:r>
+      <w:proofErr w:type="spellStart"/>
+      <w:r>
+        <w:rPr>
+          <w:lang w:val="es-ES"/>
+        </w:rPr>
+        <w:t>outdated</w:t>
+      </w:r>
+      <w:proofErr w:type="spellEnd"/>
+      <w:r>
+        <w:rPr>
+          <w:lang w:val="es-ES"/>
+        </w:rPr>
+        <w:t xml:space="preserve"> / </w:t>
+      </w:r>
+      <w:proofErr w:type="spellStart"/>
+      <w:r>
+        <w:rPr>
+          <w:lang w:val="es-ES"/>
+        </w:rPr>
+        <w:t>npm</w:t>
+      </w:r>
+      <w:proofErr w:type="spellEnd"/>
+      <w:r>
+        <w:rPr>
+          <w:lang w:val="es-ES"/>
+        </w:rPr>
+        <w:t xml:space="preserve"> </w:t>
+      </w:r>
+      <w:proofErr w:type="spellStart"/>
+      <w:r>
+        <w:rPr>
+          <w:lang w:val="es-ES"/>
+        </w:rPr>
+        <w:t>update</w:t>
+      </w:r>
+      <w:proofErr w:type="spellEnd"/>
+      <w:r>
+        <w:rPr>
+          <w:lang w:val="es-ES"/>
+        </w:rPr>
+        <w:t xml:space="preserve"> en el </w:t>
+      </w:r>
+      <w:proofErr w:type="spellStart"/>
+      <w:r>
+        <w:rPr>
+          <w:lang w:val="es-ES"/>
+        </w:rPr>
+        <w:t>frontend</w:t>
+      </w:r>
+      <w:proofErr w:type="spellEnd"/>
+      <w:r>
+        <w:rPr>
+          <w:lang w:val="es-ES"/>
+        </w:rPr>
+        <w:t xml:space="preserve">; reconstruir las imágenes con </w:t>
+      </w:r>
+      <w:proofErr w:type="spellStart"/>
+      <w:r>
+        <w:rPr>
+          <w:lang w:val="es-ES"/>
+        </w:rPr>
+        <w:t>docker</w:t>
+      </w:r>
+      <w:proofErr w:type="spellEnd"/>
+      <w:r>
+        <w:rPr>
+          <w:lang w:val="es-ES"/>
+        </w:rPr>
+        <w:t xml:space="preserve"> </w:t>
+      </w:r>
+      <w:proofErr w:type="spellStart"/>
+      <w:r>
+        <w:rPr>
+          <w:lang w:val="es-ES"/>
+        </w:rPr>
+        <w:t>compose</w:t>
+      </w:r>
+      <w:proofErr w:type="spellEnd"/>
+      <w:r>
+        <w:rPr>
+          <w:lang w:val="es-ES"/>
+        </w:rPr>
+        <w:t xml:space="preserve"> </w:t>
+      </w:r>
+      <w:proofErr w:type="spellStart"/>
+      <w:r>
+        <w:rPr>
+          <w:lang w:val="es-ES"/>
+        </w:rPr>
+        <w:t>build</w:t>
+      </w:r>
+      <w:proofErr w:type="spellEnd"/>
+      <w:r>
+        <w:rPr>
+          <w:lang w:val="es-ES"/>
+        </w:rPr>
+        <w:t>.</w:t>
       </w:r>
     </w:p>
     <w:p>
@@ -10552,7 +15042,77 @@
         <w:rPr>
           <w:lang w:val="es-ES"/>
         </w:rPr>
-        <w:t>Inyección de dependencias por constructor y uso de DTOs en la capa de presentación.</w:t>
+        <w:t xml:space="preserve">Esquema de base de datos: en desarrollo lo genera </w:t>
+      </w:r>
+      <w:proofErr w:type="spellStart"/>
+      <w:r>
+        <w:rPr>
+          <w:lang w:val="es-ES"/>
+        </w:rPr>
+        <w:t>Hibernate</w:t>
+      </w:r>
+      <w:proofErr w:type="spellEnd"/>
+      <w:r>
+        <w:rPr>
+          <w:lang w:val="es-ES"/>
+        </w:rPr>
+        <w:t xml:space="preserve"> (</w:t>
+      </w:r>
+      <w:proofErr w:type="spellStart"/>
+      <w:r>
+        <w:rPr>
+          <w:lang w:val="es-ES"/>
+        </w:rPr>
+        <w:t>ddl</w:t>
+      </w:r>
+      <w:proofErr w:type="spellEnd"/>
+      <w:r>
+        <w:rPr>
+          <w:lang w:val="es-ES"/>
+        </w:rPr>
+        <w:t>-auto=</w:t>
+      </w:r>
+      <w:proofErr w:type="spellStart"/>
+      <w:r>
+        <w:rPr>
+          <w:lang w:val="es-ES"/>
+        </w:rPr>
+        <w:t>update</w:t>
+      </w:r>
+      <w:proofErr w:type="spellEnd"/>
+      <w:r>
+        <w:rPr>
+          <w:lang w:val="es-ES"/>
+        </w:rPr>
+        <w:t xml:space="preserve">); para producción se recomienda incorporar migraciones versionadas con </w:t>
+      </w:r>
+      <w:proofErr w:type="spellStart"/>
+      <w:r>
+        <w:rPr>
+          <w:lang w:val="es-ES"/>
+        </w:rPr>
+        <w:t>Flyway</w:t>
+      </w:r>
+      <w:proofErr w:type="spellEnd"/>
+      <w:r>
+        <w:rPr>
+          <w:lang w:val="es-ES"/>
+        </w:rPr>
+        <w:t xml:space="preserve"> o </w:t>
+      </w:r>
+      <w:proofErr w:type="spellStart"/>
+      <w:r>
+        <w:rPr>
+          <w:lang w:val="es-ES"/>
+        </w:rPr>
+        <w:t>Liquibase</w:t>
+      </w:r>
+      <w:proofErr w:type="spellEnd"/>
+      <w:r>
+        <w:rPr>
+          <w:lang w:val="es-ES"/>
+        </w:rPr>
+        <w:t>.</w:t>
       </w:r>
     </w:p>
     <w:p>
@@ -10566,7 +15126,35 @@
         <w:rPr>
           <w:lang w:val="es-ES"/>
         </w:rPr>
-        <w:t>Aislamiento de datos por servicio (database-per-service): ningún servicio accede a las tablas de otro.</w:t>
+        <w:t>Añadir un microservicio nuevo: crear el módulo, registrarlo en Eureka (spring.application.name) y añadir su ruta en el api-</w:t>
+      </w:r>
+      <w:proofErr w:type="spellStart"/>
+      <w:r>
+        <w:rPr>
+          <w:lang w:val="es-ES"/>
+        </w:rPr>
+        <w:t>gateway</w:t>
+      </w:r>
+      <w:proofErr w:type="spellEnd"/>
+      <w:r>
+        <w:rPr>
+          <w:lang w:val="es-ES"/>
+        </w:rPr>
+        <w:t xml:space="preserve">; no requiere tocar el resto de </w:t>
+      </w:r>
+      <w:proofErr w:type="gramStart"/>
+      <w:r>
+        <w:rPr>
+          <w:lang w:val="es-ES"/>
+        </w:rPr>
+        <w:t>servicios</w:t>
+      </w:r>
+      <w:proofErr w:type="gramEnd"/>
+      <w:r>
+        <w:rPr>
+          <w:lang w:val="es-ES"/>
+        </w:rPr>
+        <w:t>.</w:t>
       </w:r>
     </w:p>
     <w:p>
@@ -10580,8 +15168,40 @@
         <w:rPr>
           <w:lang w:val="es-ES"/>
         </w:rPr>
-        <w:t>Documentación de la API con Swagger/OpenAPI (springdoc) en cada microservicio.</w:t>
-      </w:r>
+        <w:t>Copias de seguridad: respaldar el volumen de datos de PostgreSQL y las variables de entorno de producción.</w:t>
+      </w:r>
+    </w:p>
+    <w:p>
+      <w:pPr>
+        <w:pStyle w:val="Ttulo2"/>
+      </w:pPr>
+      <w:bookmarkStart w:id="50" w:name="_Toc231290063"/>
+      <w:r>
+        <w:lastRenderedPageBreak/>
+        <w:t xml:space="preserve">10.2. </w:t>
+      </w:r>
+      <w:proofErr w:type="spellStart"/>
+      <w:r>
+        <w:t>Funcionalidades</w:t>
+      </w:r>
+      <w:proofErr w:type="spellEnd"/>
+      <w:r>
+        <w:t xml:space="preserve"> </w:t>
+      </w:r>
+      <w:proofErr w:type="spellStart"/>
+      <w:r>
+        <w:t>pendientes</w:t>
+      </w:r>
+      <w:proofErr w:type="spellEnd"/>
+      <w:r>
+        <w:t xml:space="preserve"> o ideas </w:t>
+      </w:r>
+      <w:proofErr w:type="spellStart"/>
+      <w:r>
+        <w:t>futuras</w:t>
+      </w:r>
+      <w:bookmarkEnd w:id="50"/>
+      <w:proofErr w:type="spellEnd"/>
     </w:p>
     <w:p>
       <w:pPr>
@@ -10594,7 +15214,49 @@
         <w:rPr>
           <w:lang w:val="es-ES"/>
         </w:rPr>
-        <w:t>Sistema de diseño basado en tokens (SASS + CSS Custom Properties) para una UI coherente y temable.</w:t>
+        <w:t>Notificaciones en tiempo real (</w:t>
+      </w:r>
+      <w:proofErr w:type="spellStart"/>
+      <w:r>
+        <w:rPr>
+          <w:lang w:val="es-ES"/>
+        </w:rPr>
+        <w:t>WebSockets</w:t>
+      </w:r>
+      <w:proofErr w:type="spellEnd"/>
+      <w:r>
+        <w:rPr>
+          <w:lang w:val="es-ES"/>
+        </w:rPr>
+        <w:t xml:space="preserve"> o Server-</w:t>
+      </w:r>
+      <w:proofErr w:type="spellStart"/>
+      <w:r>
+        <w:rPr>
+          <w:lang w:val="es-ES"/>
+        </w:rPr>
+        <w:t>Sent</w:t>
+      </w:r>
+      <w:proofErr w:type="spellEnd"/>
+      <w:r>
+        <w:rPr>
+          <w:lang w:val="es-ES"/>
+        </w:rPr>
+        <w:t xml:space="preserve"> </w:t>
+      </w:r>
+      <w:proofErr w:type="spellStart"/>
+      <w:r>
+        <w:rPr>
+          <w:lang w:val="es-ES"/>
+        </w:rPr>
+        <w:t>Events</w:t>
+      </w:r>
+      <w:proofErr w:type="spellEnd"/>
+      <w:r>
+        <w:rPr>
+          <w:lang w:val="es-ES"/>
+        </w:rPr>
+        <w:t>) para movimientos y transferencias.</w:t>
       </w:r>
     </w:p>
     <w:p>
@@ -10608,7 +15270,21 @@
         <w:rPr>
           <w:lang w:val="es-ES"/>
         </w:rPr>
-        <w:t>Control de versiones con Git y mensajes de commit siguiendo Conventional Commits.</w:t>
+        <w:t>Aplicación móvil nativa (</w:t>
+      </w:r>
+      <w:proofErr w:type="spellStart"/>
+      <w:r>
+        <w:rPr>
+          <w:lang w:val="es-ES"/>
+        </w:rPr>
+        <w:t>React</w:t>
+      </w:r>
+      <w:proofErr w:type="spellEnd"/>
+      <w:r>
+        <w:rPr>
+          <w:lang w:val="es-ES"/>
+        </w:rPr>
+        <w:t xml:space="preserve"> Native o Flutter) que consuma la misma API.</w:t>
       </w:r>
     </w:p>
     <w:p>
@@ -10622,7 +15298,119 @@
         <w:rPr>
           <w:lang w:val="es-ES"/>
         </w:rPr>
-        <w:t>Orquestación reproducible con Docker Compose y comprobaciones de salud (healthchecks).</w:t>
+        <w:t>Soporte multidivisa en la cartera (euros, dólares, etc.).</w:t>
+      </w:r>
+    </w:p>
+    <w:p>
+      <w:pPr>
+        <w:pStyle w:val="Listaconvietas"/>
+        <w:rPr>
+          <w:lang w:val="es-ES"/>
+        </w:rPr>
+      </w:pPr>
+      <w:r>
+        <w:rPr>
+          <w:lang w:val="es-ES"/>
+        </w:rPr>
+        <w:t>Categorización automática de gastos mediante un modelo de aprendizaje automático ligero.</w:t>
+      </w:r>
+    </w:p>
+    <w:p>
+      <w:pPr>
+        <w:pStyle w:val="Listaconvietas"/>
+        <w:rPr>
+          <w:lang w:val="es-ES"/>
+        </w:rPr>
+      </w:pPr>
+      <w:r>
+        <w:rPr>
+          <w:lang w:val="es-ES"/>
+        </w:rPr>
+        <w:t xml:space="preserve">Pipeline de CI/CD con GitHub </w:t>
+      </w:r>
+      <w:proofErr w:type="spellStart"/>
+      <w:r>
+        <w:rPr>
+          <w:lang w:val="es-ES"/>
+        </w:rPr>
+        <w:t>Actions</w:t>
+      </w:r>
+      <w:proofErr w:type="spellEnd"/>
+      <w:r>
+        <w:rPr>
+          <w:lang w:val="es-ES"/>
+        </w:rPr>
+        <w:t xml:space="preserve"> y despliegue automático en la nube.</w:t>
+      </w:r>
+    </w:p>
+    <w:p>
+      <w:pPr>
+        <w:pStyle w:val="Listaconvietas"/>
+        <w:rPr>
+          <w:lang w:val="es-ES"/>
+        </w:rPr>
+      </w:pPr>
+      <w:r>
+        <w:rPr>
+          <w:lang w:val="es-ES"/>
+        </w:rPr>
+        <w:t xml:space="preserve">Exportación contable a Excel/CSV compatible con programas como </w:t>
+      </w:r>
+      <w:proofErr w:type="spellStart"/>
+      <w:r>
+        <w:rPr>
+          <w:lang w:val="es-ES"/>
+        </w:rPr>
+        <w:t>Holded</w:t>
+      </w:r>
+      <w:proofErr w:type="spellEnd"/>
+      <w:r>
+        <w:rPr>
+          <w:lang w:val="es-ES"/>
+        </w:rPr>
+        <w:t xml:space="preserve"> o ContaPlus.</w:t>
+      </w:r>
+    </w:p>
+    <w:p>
+      <w:pPr>
+        <w:pStyle w:val="Listaconvietas"/>
+        <w:rPr>
+          <w:lang w:val="es-ES"/>
+        </w:rPr>
+      </w:pPr>
+      <w:r>
+        <w:rPr>
+          <w:lang w:val="es-ES"/>
+        </w:rPr>
+        <w:t xml:space="preserve">Auditoría de accesibilidad (WCAG 2.1 AA) y migraciones de base de datos con </w:t>
+      </w:r>
+      <w:proofErr w:type="spellStart"/>
+      <w:r>
+        <w:rPr>
+          <w:lang w:val="es-ES"/>
+        </w:rPr>
+        <w:t>Flyway</w:t>
+      </w:r>
+      <w:proofErr w:type="spellEnd"/>
+      <w:r>
+        <w:rPr>
+          <w:lang w:val="es-ES"/>
+        </w:rPr>
+        <w:t>/</w:t>
+      </w:r>
+      <w:proofErr w:type="spellStart"/>
+      <w:r>
+        <w:rPr>
+          <w:lang w:val="es-ES"/>
+        </w:rPr>
+        <w:t>Liquibase</w:t>
+      </w:r>
+      <w:proofErr w:type="spellEnd"/>
+      <w:r>
+        <w:rPr>
+          <w:lang w:val="es-ES"/>
+        </w:rPr>
+        <w:t>.</w:t>
       </w:r>
     </w:p>
     <w:p>
@@ -10632,14 +15420,14 @@
           <w:lang w:val="es-ES"/>
         </w:rPr>
       </w:pPr>
-      <w:bookmarkStart w:id="48" w:name="_Toc231290061"/>
-      <w:r>
-        <w:rPr>
-          <w:lang w:val="es-ES"/>
-        </w:rPr>
-        <w:t>10. Mantenimiento y futuras mejoras</w:t>
-      </w:r>
-      <w:bookmarkEnd w:id="48"/>
+      <w:bookmarkStart w:id="51" w:name="_Toc231290064"/>
+      <w:r>
+        <w:rPr>
+          <w:lang w:val="es-ES"/>
+        </w:rPr>
+        <w:t>11. Conclusión</w:t>
+      </w:r>
+      <w:bookmarkEnd w:id="51"/>
     </w:p>
     <w:p>
       <w:pPr>
@@ -10648,195 +15436,435 @@
           <w:lang w:val="es-ES"/>
         </w:rPr>
       </w:pPr>
-      <w:bookmarkStart w:id="49" w:name="_Toc231290062"/>
-      <w:r>
-        <w:rPr>
-          <w:lang w:val="es-ES"/>
-        </w:rPr>
-        <w:t>10.1. Cómo actualizar y mantener el proyecto</w:t>
-      </w:r>
-      <w:bookmarkEnd w:id="49"/>
-    </w:p>
-    <w:p>
-      <w:pPr>
-        <w:pStyle w:val="Listaconvietas"/>
-        <w:rPr>
-          <w:lang w:val="es-ES"/>
-        </w:rPr>
-      </w:pPr>
-      <w:r>
-        <w:rPr>
-          <w:lang w:val="es-ES"/>
-        </w:rPr>
-        <w:t>Actualizar dependencias: mvn versions:display-dependency-updates en el backend y npm outdated / npm update en el frontend; reconstruir las imágenes con docker compose build.</w:t>
-      </w:r>
-    </w:p>
-    <w:p>
-      <w:pPr>
-        <w:pStyle w:val="Listaconvietas"/>
-        <w:rPr>
-          <w:lang w:val="es-ES"/>
-        </w:rPr>
-      </w:pPr>
-      <w:r>
-        <w:rPr>
-          <w:lang w:val="es-ES"/>
-        </w:rPr>
-        <w:t>Esquema de base de datos: en desarrollo lo genera Hibernate (ddl-auto=update); para producción se recomienda incorporar migraciones versionadas con Flyway o Liquibase.</w:t>
-      </w:r>
-    </w:p>
-    <w:p>
-      <w:pPr>
-        <w:pStyle w:val="Listaconvietas"/>
-        <w:rPr>
-          <w:lang w:val="es-ES"/>
-        </w:rPr>
-      </w:pPr>
-      <w:r>
-        <w:rPr>
-          <w:lang w:val="es-ES"/>
-        </w:rPr>
-        <w:t>Añadir un microservicio nuevo: crear el módulo, registrarlo en Eureka (spring.application.name) y añadir su ruta en el api-gateway; no requiere tocar el resto de servicios.</w:t>
-      </w:r>
-    </w:p>
-    <w:p>
-      <w:pPr>
-        <w:pStyle w:val="Listaconvietas"/>
-        <w:rPr>
-          <w:lang w:val="es-ES"/>
-        </w:rPr>
-      </w:pPr>
+      <w:bookmarkStart w:id="52" w:name="_Toc231290065"/>
+      <w:r>
+        <w:rPr>
+          <w:lang w:val="es-ES"/>
+        </w:rPr>
+        <w:t>11.1. Valoración del proyecto</w:t>
+      </w:r>
+      <w:bookmarkEnd w:id="52"/>
+    </w:p>
+    <w:p>
+      <w:pPr>
+        <w:rPr>
+          <w:lang w:val="es-ES"/>
+        </w:rPr>
+      </w:pPr>
+      <w:proofErr w:type="spellStart"/>
+      <w:r>
+        <w:rPr>
+          <w:lang w:val="es-ES"/>
+        </w:rPr>
+        <w:t>PayFlow</w:t>
+      </w:r>
+      <w:proofErr w:type="spellEnd"/>
+      <w:r>
+        <w:rPr>
+          <w:lang w:val="es-ES"/>
+        </w:rPr>
+        <w:t xml:space="preserve"> ha alcanzado satisfactoriamente los objetivos planteados: una plataforma de finanzas personales completa y funcional, con una arquitectura de microservicios robusta y un </w:t>
+      </w:r>
+      <w:proofErr w:type="spellStart"/>
+      <w:r>
+        <w:rPr>
+          <w:lang w:val="es-ES"/>
+        </w:rPr>
+        <w:t>frontend</w:t>
+      </w:r>
+      <w:proofErr w:type="spellEnd"/>
+      <w:r>
+        <w:rPr>
+          <w:lang w:val="es-ES"/>
+        </w:rPr>
+        <w:t xml:space="preserve"> moderno, que integra funcionalidades poco habituales de forma conjunta (cartera P2P, Open </w:t>
+      </w:r>
+      <w:proofErr w:type="spellStart"/>
+      <w:r>
+        <w:rPr>
+          <w:lang w:val="es-ES"/>
+        </w:rPr>
+        <w:t>Banking</w:t>
+      </w:r>
+      <w:proofErr w:type="spellEnd"/>
+      <w:r>
+        <w:rPr>
+          <w:lang w:val="es-ES"/>
+        </w:rPr>
+        <w:t xml:space="preserve"> PSD2, módulo fiscal para autónomos y pagos con Stripe). La separación en servicios independientes con su propia base de datos, el </w:t>
+      </w:r>
+      <w:proofErr w:type="spellStart"/>
+      <w:r>
+        <w:rPr>
+          <w:lang w:val="es-ES"/>
+        </w:rPr>
+        <w:t>gateway</w:t>
+      </w:r>
+      <w:proofErr w:type="spellEnd"/>
+      <w:r>
+        <w:rPr>
+          <w:lang w:val="es-ES"/>
+        </w:rPr>
+        <w:t xml:space="preserve"> con seguridad centralizada y la orquestación con Docker </w:t>
+      </w:r>
+      <w:proofErr w:type="spellStart"/>
+      <w:r>
+        <w:rPr>
+          <w:lang w:val="es-ES"/>
+        </w:rPr>
+        <w:t>Compose</w:t>
+      </w:r>
+      <w:proofErr w:type="spellEnd"/>
+      <w:r>
+        <w:rPr>
+          <w:lang w:val="es-ES"/>
+        </w:rPr>
+        <w:t xml:space="preserve"> dan como resultado un sistema desacoplado, mantenible y reproducible.</w:t>
+      </w:r>
+    </w:p>
+    <w:p>
+      <w:pPr>
+        <w:pStyle w:val="Ttulo2"/>
+        <w:rPr>
+          <w:lang w:val="es-ES"/>
+        </w:rPr>
+      </w:pPr>
+      <w:bookmarkStart w:id="53" w:name="_Toc231290066"/>
+      <w:r>
+        <w:rPr>
+          <w:lang w:val="es-ES"/>
+        </w:rPr>
+        <w:t>11.2. Aprendizajes obtenidos</w:t>
+      </w:r>
+      <w:bookmarkEnd w:id="53"/>
+    </w:p>
+    <w:p>
+      <w:pPr>
+        <w:rPr>
+          <w:lang w:val="es-ES"/>
+        </w:rPr>
+      </w:pPr>
+      <w:r>
+        <w:rPr>
+          <w:lang w:val="es-ES"/>
+        </w:rPr>
+        <w:t xml:space="preserve">El proyecto ha permitido consolidar, en un contexto realista, los conocimientos del ciclo: programación en Java con Spring Boot, desarrollo </w:t>
+      </w:r>
+      <w:proofErr w:type="spellStart"/>
+      <w:r>
+        <w:rPr>
+          <w:lang w:val="es-ES"/>
+        </w:rPr>
+        <w:t>frontend</w:t>
+      </w:r>
+      <w:proofErr w:type="spellEnd"/>
+      <w:r>
+        <w:rPr>
+          <w:lang w:val="es-ES"/>
+        </w:rPr>
+        <w:t xml:space="preserve"> con </w:t>
+      </w:r>
+      <w:proofErr w:type="spellStart"/>
+      <w:r>
+        <w:rPr>
+          <w:lang w:val="es-ES"/>
+        </w:rPr>
+        <w:t>React</w:t>
+      </w:r>
+      <w:proofErr w:type="spellEnd"/>
+      <w:r>
+        <w:rPr>
+          <w:lang w:val="es-ES"/>
+        </w:rPr>
+        <w:t xml:space="preserve">, diseño de bases de datos relacionales, seguridad con JWT y roles, contenedorización con Docker e integración con </w:t>
+      </w:r>
+      <w:proofErr w:type="spellStart"/>
+      <w:r>
+        <w:rPr>
+          <w:lang w:val="es-ES"/>
+        </w:rPr>
+        <w:t>APIs</w:t>
+      </w:r>
+      <w:proofErr w:type="spellEnd"/>
+      <w:r>
+        <w:rPr>
+          <w:lang w:val="es-ES"/>
+        </w:rPr>
+        <w:t xml:space="preserve"> REST externas (</w:t>
+      </w:r>
+      <w:proofErr w:type="spellStart"/>
+      <w:r>
+        <w:rPr>
+          <w:lang w:val="es-ES"/>
+        </w:rPr>
+        <w:t>Nordigen</w:t>
+      </w:r>
+      <w:proofErr w:type="spellEnd"/>
+      <w:r>
+        <w:rPr>
+          <w:lang w:val="es-ES"/>
+        </w:rPr>
+        <w:t xml:space="preserve"> y Stripe). Entre las principales dificultades superadas destacan la integración del flujo de consentimiento PSD2, la particularidad de los Payment Links de Stripe (que no propagan metadatos, lo que obligó a validar el pago mediante el JWT y la suscripción), la consistencia de datos en operaciones que cruzan varios servicios y las diferencias de SQL entre motores (por ejemplo, sustituir </w:t>
+      </w:r>
+      <w:proofErr w:type="gramStart"/>
+      <w:r>
+        <w:rPr>
+          <w:lang w:val="es-ES"/>
+        </w:rPr>
+        <w:t>YEAR(</w:t>
+      </w:r>
+      <w:proofErr w:type="gramEnd"/>
+      <w:r>
+        <w:rPr>
+          <w:lang w:val="es-ES"/>
+        </w:rPr>
+        <w:t xml:space="preserve">) por </w:t>
+      </w:r>
+      <w:proofErr w:type="gramStart"/>
+      <w:r>
+        <w:rPr>
+          <w:lang w:val="es-ES"/>
+        </w:rPr>
+        <w:t>EXTRACT(</w:t>
+      </w:r>
+      <w:proofErr w:type="gramEnd"/>
+      <w:r>
+        <w:rPr>
+          <w:lang w:val="es-ES"/>
+        </w:rPr>
+        <w:t>YEAR FROM fecha) en PostgreSQL).</w:t>
+      </w:r>
+    </w:p>
+    <w:p>
+      <w:pPr>
+        <w:pStyle w:val="Ttulo1"/>
+        <w:rPr>
+          <w:lang w:val="es-ES"/>
+        </w:rPr>
+      </w:pPr>
+      <w:bookmarkStart w:id="54" w:name="_Toc231290067"/>
       <w:r>
         <w:rPr>
           <w:lang w:val="es-ES"/>
         </w:rPr>
         <w:lastRenderedPageBreak/>
-        <w:t>Copias de seguridad: respaldar el volumen de datos de PostgreSQL y las variables de entorno de producción.</w:t>
-      </w:r>
+        <w:t>12. Anexos</w:t>
+      </w:r>
+      <w:bookmarkEnd w:id="54"/>
     </w:p>
     <w:p>
       <w:pPr>
         <w:pStyle w:val="Ttulo2"/>
-      </w:pPr>
-      <w:bookmarkStart w:id="50" w:name="_Toc231290063"/>
-      <w:r>
-        <w:t>10.2. Funcionalidades pendientes o ideas futuras</w:t>
-      </w:r>
-      <w:bookmarkEnd w:id="50"/>
-    </w:p>
-    <w:p>
-      <w:pPr>
-        <w:pStyle w:val="Listaconvietas"/>
-        <w:rPr>
-          <w:lang w:val="es-ES"/>
-        </w:rPr>
-      </w:pPr>
-      <w:r>
-        <w:rPr>
-          <w:lang w:val="es-ES"/>
-        </w:rPr>
-        <w:t>Notificaciones en tiempo real (WebSockets o Server-Sent Events) para movimientos y transferencias.</w:t>
-      </w:r>
-    </w:p>
-    <w:p>
-      <w:pPr>
-        <w:pStyle w:val="Listaconvietas"/>
-        <w:rPr>
-          <w:lang w:val="es-ES"/>
-        </w:rPr>
-      </w:pPr>
-      <w:r>
-        <w:rPr>
-          <w:lang w:val="es-ES"/>
-        </w:rPr>
-        <w:t>Aplicación móvil nativa (React Native o Flutter) que consuma la misma API.</w:t>
-      </w:r>
-    </w:p>
-    <w:p>
-      <w:pPr>
-        <w:pStyle w:val="Listaconvietas"/>
-        <w:rPr>
-          <w:lang w:val="es-ES"/>
-        </w:rPr>
-      </w:pPr>
-      <w:r>
-        <w:rPr>
-          <w:lang w:val="es-ES"/>
-        </w:rPr>
-        <w:t>Soporte multidivisa en la cartera (euros, dólares, etc.).</w:t>
-      </w:r>
-    </w:p>
-    <w:p>
-      <w:pPr>
-        <w:pStyle w:val="Listaconvietas"/>
-        <w:rPr>
-          <w:lang w:val="es-ES"/>
-        </w:rPr>
-      </w:pPr>
-      <w:r>
-        <w:rPr>
-          <w:lang w:val="es-ES"/>
-        </w:rPr>
-        <w:t>Categorización automática de gastos mediante un modelo de aprendizaje automático ligero.</w:t>
-      </w:r>
-    </w:p>
-    <w:p>
-      <w:pPr>
-        <w:pStyle w:val="Listaconvietas"/>
-        <w:rPr>
-          <w:lang w:val="es-ES"/>
-        </w:rPr>
-      </w:pPr>
-      <w:r>
-        <w:rPr>
-          <w:lang w:val="es-ES"/>
-        </w:rPr>
-        <w:t>Pipeline de CI/CD con GitHub Actions y despliegue automático en la nube.</w:t>
-      </w:r>
-    </w:p>
-    <w:p>
-      <w:pPr>
-        <w:pStyle w:val="Listaconvietas"/>
-        <w:rPr>
-          <w:lang w:val="es-ES"/>
-        </w:rPr>
-      </w:pPr>
-      <w:r>
-        <w:rPr>
-          <w:lang w:val="es-ES"/>
-        </w:rPr>
-        <w:t>Exportación contable a Excel/CSV compatible con programas como Holded o ContaPlus.</w:t>
-      </w:r>
-    </w:p>
-    <w:p>
-      <w:pPr>
-        <w:pStyle w:val="Listaconvietas"/>
-        <w:rPr>
-          <w:lang w:val="es-ES"/>
-        </w:rPr>
-      </w:pPr>
-      <w:r>
-        <w:rPr>
-          <w:lang w:val="es-ES"/>
-        </w:rPr>
-        <w:t>Auditoría de accesibilidad (WCAG 2.1 AA) y migraciones de base de datos con Flyway/Liquibase.</w:t>
-      </w:r>
-    </w:p>
-    <w:p>
-      <w:pPr>
-        <w:pStyle w:val="Ttulo1"/>
-        <w:rPr>
-          <w:lang w:val="es-ES"/>
-        </w:rPr>
-      </w:pPr>
-      <w:bookmarkStart w:id="51" w:name="_Toc231290064"/>
-      <w:r>
-        <w:rPr>
-          <w:lang w:val="es-ES"/>
-        </w:rPr>
-        <w:t>11. Conclusión</w:t>
-      </w:r>
-      <w:bookmarkEnd w:id="51"/>
+        <w:rPr>
+          <w:lang w:val="es-ES"/>
+        </w:rPr>
+      </w:pPr>
+      <w:bookmarkStart w:id="55" w:name="_Toc231290068"/>
+      <w:r>
+        <w:rPr>
+          <w:lang w:val="es-ES"/>
+        </w:rPr>
+        <w:t>12.1. Código relevante comentado</w:t>
+      </w:r>
+      <w:bookmarkEnd w:id="55"/>
+    </w:p>
+    <w:p>
+      <w:pPr>
+        <w:rPr>
+          <w:lang w:val="es-ES"/>
+        </w:rPr>
+      </w:pPr>
+      <w:r>
+        <w:rPr>
+          <w:lang w:val="es-ES"/>
+        </w:rPr>
+        <w:t>A) Validación del JWT en el API Gateway y propagación de la identidad (</w:t>
+      </w:r>
+      <w:proofErr w:type="spellStart"/>
+      <w:r>
+        <w:rPr>
+          <w:lang w:val="es-ES"/>
+        </w:rPr>
+        <w:t>JwtAuthFilter</w:t>
+      </w:r>
+      <w:proofErr w:type="spellEnd"/>
+      <w:r>
+        <w:rPr>
+          <w:lang w:val="es-ES"/>
+        </w:rPr>
+        <w:t>):</w:t>
+      </w:r>
+    </w:p>
+    <w:p>
+      <w:pPr>
+        <w:rPr>
+          <w:lang w:val="es-ES"/>
+        </w:rPr>
+      </w:pPr>
+      <w:r>
+        <w:rPr>
+          <w:rFonts w:ascii="Consolas" w:hAnsi="Consolas"/>
+          <w:noProof/>
+          <w:sz w:val="18"/>
+          <w:lang w:val="es-ES"/>
+        </w:rPr>
+        <w:drawing>
+          <wp:inline distT="0" distB="0" distL="0" distR="0" wp14:anchorId="42F8934D" wp14:editId="5537D91F">
+            <wp:extent cx="5791200" cy="1752600"/>
+            <wp:effectExtent l="0" t="0" r="0" b="0"/>
+            <wp:docPr id="1322833966" name="Imagen 1"/>
+            <wp:cNvGraphicFramePr>
+              <a:graphicFrameLocks xmlns:a="http://schemas.openxmlformats.org/drawingml/2006/main" noChangeAspect="1"/>
+            </wp:cNvGraphicFramePr>
+            <a:graphic xmlns:a="http://schemas.openxmlformats.org/drawingml/2006/main">
+              <a:graphicData uri="http://schemas.openxmlformats.org/drawingml/2006/picture">
+                <pic:pic xmlns:pic="http://schemas.openxmlformats.org/drawingml/2006/picture">
+                  <pic:nvPicPr>
+                    <pic:cNvPr id="0" name="Picture 1"/>
+                    <pic:cNvPicPr>
+                      <a:picLocks noChangeAspect="1" noChangeArrowheads="1"/>
+                    </pic:cNvPicPr>
+                  </pic:nvPicPr>
+                  <pic:blipFill>
+                    <a:blip r:embed="rId14">
+                      <a:extLst>
+                        <a:ext uri="{28A0092B-C50C-407E-A947-70E740481C1C}">
+                          <a14:useLocalDpi xmlns:a14="http://schemas.microsoft.com/office/drawing/2010/main" val="0"/>
+                        </a:ext>
+                      </a:extLst>
+                    </a:blip>
+                    <a:srcRect/>
+                    <a:stretch>
+                      <a:fillRect/>
+                    </a:stretch>
+                  </pic:blipFill>
+                  <pic:spPr bwMode="auto">
+                    <a:xfrm>
+                      <a:off x="0" y="0"/>
+                      <a:ext cx="5791200" cy="1752600"/>
+                    </a:xfrm>
+                    <a:prstGeom prst="rect">
+                      <a:avLst/>
+                    </a:prstGeom>
+                    <a:noFill/>
+                    <a:ln>
+                      <a:noFill/>
+                    </a:ln>
+                  </pic:spPr>
+                </pic:pic>
+              </a:graphicData>
+            </a:graphic>
+          </wp:inline>
+        </w:drawing>
+      </w:r>
+    </w:p>
+    <w:p>
+      <w:pPr>
+        <w:rPr>
+          <w:lang w:val="es-ES"/>
+        </w:rPr>
+      </w:pPr>
+    </w:p>
+    <w:p>
+      <w:pPr>
+        <w:rPr>
+          <w:lang w:val="es-ES"/>
+        </w:rPr>
+      </w:pPr>
+      <w:r>
+        <w:rPr>
+          <w:lang w:val="es-ES"/>
+        </w:rPr>
+        <w:t>B) Confirmación del pago de Stripe: solo se activa el plan si el pago está «</w:t>
+      </w:r>
+      <w:proofErr w:type="spellStart"/>
+      <w:r>
+        <w:rPr>
+          <w:lang w:val="es-ES"/>
+        </w:rPr>
+        <w:t>paid</w:t>
+      </w:r>
+      <w:proofErr w:type="spellEnd"/>
+      <w:r>
+        <w:rPr>
+          <w:lang w:val="es-ES"/>
+        </w:rPr>
+        <w:t>» y existe suscripción:</w:t>
+      </w:r>
+    </w:p>
+    <w:p>
+      <w:pPr>
+        <w:rPr>
+          <w:lang w:val="es-ES"/>
+        </w:rPr>
+      </w:pPr>
+      <w:r>
+        <w:rPr>
+          <w:noProof/>
+          <w:lang w:val="es-ES"/>
+        </w:rPr>
+        <w:drawing>
+          <wp:inline distT="0" distB="0" distL="0" distR="0" wp14:anchorId="4145CEF6" wp14:editId="53FA23F7">
+            <wp:extent cx="5791200" cy="1974850"/>
+            <wp:effectExtent l="0" t="0" r="0" b="6350"/>
+            <wp:docPr id="244216050" name="Imagen 2"/>
+            <wp:cNvGraphicFramePr>
+              <a:graphicFrameLocks xmlns:a="http://schemas.openxmlformats.org/drawingml/2006/main" noChangeAspect="1"/>
+            </wp:cNvGraphicFramePr>
+            <a:graphic xmlns:a="http://schemas.openxmlformats.org/drawingml/2006/main">
+              <a:graphicData uri="http://schemas.openxmlformats.org/drawingml/2006/picture">
+                <pic:pic xmlns:pic="http://schemas.openxmlformats.org/drawingml/2006/picture">
+                  <pic:nvPicPr>
+                    <pic:cNvPr id="0" name="Picture 2"/>
+                    <pic:cNvPicPr>
+                      <a:picLocks noChangeAspect="1" noChangeArrowheads="1"/>
+                    </pic:cNvPicPr>
+                  </pic:nvPicPr>
+                  <pic:blipFill>
+                    <a:blip r:embed="rId15">
+                      <a:extLst>
+                        <a:ext uri="{28A0092B-C50C-407E-A947-70E740481C1C}">
+                          <a14:useLocalDpi xmlns:a14="http://schemas.microsoft.com/office/drawing/2010/main" val="0"/>
+                        </a:ext>
+                      </a:extLst>
+                    </a:blip>
+                    <a:srcRect/>
+                    <a:stretch>
+                      <a:fillRect/>
+                    </a:stretch>
+                  </pic:blipFill>
+                  <pic:spPr bwMode="auto">
+                    <a:xfrm>
+                      <a:off x="0" y="0"/>
+                      <a:ext cx="5791200" cy="1974850"/>
+                    </a:xfrm>
+                    <a:prstGeom prst="rect">
+                      <a:avLst/>
+                    </a:prstGeom>
+                    <a:noFill/>
+                    <a:ln>
+                      <a:noFill/>
+                    </a:ln>
+                  </pic:spPr>
+                </pic:pic>
+              </a:graphicData>
+            </a:graphic>
+          </wp:inline>
+        </w:drawing>
+      </w:r>
+      <w:r>
+        <w:rPr>
+          <w:lang w:val="es-ES"/>
+        </w:rPr>
+        <w:br w:type="page"/>
+      </w:r>
+    </w:p>
+    <w:p>
+      <w:pPr>
+        <w:rPr>
+          <w:lang w:val="es-ES"/>
+        </w:rPr>
+      </w:pPr>
     </w:p>
     <w:p>
       <w:pPr>
@@ -10845,289 +15873,6 @@
           <w:lang w:val="es-ES"/>
         </w:rPr>
       </w:pPr>
-      <w:bookmarkStart w:id="52" w:name="_Toc231290065"/>
-      <w:r>
-        <w:rPr>
-          <w:lang w:val="es-ES"/>
-        </w:rPr>
-        <w:t>11.1. Valoración del proyecto</w:t>
-      </w:r>
-      <w:bookmarkEnd w:id="52"/>
-    </w:p>
-    <w:p>
-      <w:pPr>
-        <w:rPr>
-          <w:lang w:val="es-ES"/>
-        </w:rPr>
-      </w:pPr>
-      <w:r>
-        <w:rPr>
-          <w:lang w:val="es-ES"/>
-        </w:rPr>
-        <w:t>PayFlow ha alcanzado satisfactoriamente los objetivos planteados: una plataforma de finanzas personales completa y funcional, con una arquitectura de microservicios robusta y un frontend moderno, que integra funcionalidades poco habituales de forma conjunta (cartera P2P, Open Banking PSD2, módulo fiscal para autónomos y pagos con Stripe). La separación en servicios independientes con su propia base de datos, el gateway con seguridad centralizada y la orquestación con Docker Compose dan como resultado un sistema desacoplado, mantenible y reproducible.</w:t>
-      </w:r>
-    </w:p>
-    <w:p>
-      <w:pPr>
-        <w:pStyle w:val="Ttulo2"/>
-        <w:rPr>
-          <w:lang w:val="es-ES"/>
-        </w:rPr>
-      </w:pPr>
-      <w:bookmarkStart w:id="53" w:name="_Toc231290066"/>
-      <w:r>
-        <w:rPr>
-          <w:lang w:val="es-ES"/>
-        </w:rPr>
-        <w:t>11.2. Aprendizajes obtenidos</w:t>
-      </w:r>
-      <w:bookmarkEnd w:id="53"/>
-    </w:p>
-    <w:p>
-      <w:pPr>
-        <w:rPr>
-          <w:lang w:val="es-ES"/>
-        </w:rPr>
-      </w:pPr>
-      <w:r>
-        <w:rPr>
-          <w:lang w:val="es-ES"/>
-        </w:rPr>
-        <w:t xml:space="preserve">El proyecto ha permitido consolidar, en un contexto realista, los conocimientos del ciclo: programación en Java con Spring Boot, desarrollo frontend con React, diseño de bases de datos relacionales, seguridad con JWT y roles, contenedorización con Docker e integración con APIs REST externas (Nordigen y Stripe). Entre las principales dificultades superadas destacan la integración del flujo de consentimiento PSD2, la particularidad de los Payment Links de Stripe (que no propagan metadatos, lo que obligó a validar el pago mediante el JWT y la suscripción), la consistencia de datos en operaciones que cruzan varios servicios y las </w:t>
-      </w:r>
-      <w:r>
-        <w:rPr>
-          <w:lang w:val="es-ES"/>
-        </w:rPr>
-        <w:lastRenderedPageBreak/>
-        <w:t>diferencias de SQL entre motores (por ejemplo, sustituir YEAR() por EXTRACT(YEAR FROM fecha) en PostgreSQL).</w:t>
-      </w:r>
-    </w:p>
-    <w:p>
-      <w:pPr>
-        <w:pStyle w:val="Ttulo1"/>
-        <w:rPr>
-          <w:lang w:val="es-ES"/>
-        </w:rPr>
-      </w:pPr>
-      <w:bookmarkStart w:id="54" w:name="_Toc231290067"/>
-      <w:r>
-        <w:rPr>
-          <w:lang w:val="es-ES"/>
-        </w:rPr>
-        <w:t>12. Anexos</w:t>
-      </w:r>
-      <w:bookmarkEnd w:id="54"/>
-    </w:p>
-    <w:p>
-      <w:pPr>
-        <w:pStyle w:val="Ttulo2"/>
-        <w:rPr>
-          <w:lang w:val="es-ES"/>
-        </w:rPr>
-      </w:pPr>
-      <w:bookmarkStart w:id="55" w:name="_Toc231290068"/>
-      <w:r>
-        <w:rPr>
-          <w:lang w:val="es-ES"/>
-        </w:rPr>
-        <w:t>12.1. Código relevante comentado</w:t>
-      </w:r>
-      <w:bookmarkEnd w:id="55"/>
-    </w:p>
-    <w:p>
-      <w:pPr>
-        <w:rPr>
-          <w:lang w:val="es-ES"/>
-        </w:rPr>
-      </w:pPr>
-      <w:r>
-        <w:rPr>
-          <w:lang w:val="es-ES"/>
-        </w:rPr>
-        <w:t>A) Validación del JWT en el API Gateway y propagación de la identidad (JwtAuthFilter):</w:t>
-      </w:r>
-    </w:p>
-    <w:p>
-      <w:pPr>
-        <w:spacing w:line="240" w:lineRule="auto"/>
-        <w:ind w:left="240"/>
-        <w:jc w:val="left"/>
-      </w:pPr>
-      <w:r>
-        <w:rPr>
-          <w:rFonts w:ascii="Consolas" w:hAnsi="Consolas"/>
-          <w:sz w:val="18"/>
-        </w:rPr>
-        <w:t>var claims = Jwts.parser().verifyWith(key).build()</w:t>
-      </w:r>
-      <w:r>
-        <w:rPr>
-          <w:rFonts w:ascii="Consolas" w:hAnsi="Consolas"/>
-          <w:sz w:val="18"/>
-        </w:rPr>
-        <w:br/>
-        <w:t xml:space="preserve">        .parseSignedClaims(token).getPayload();</w:t>
-      </w:r>
-      <w:r>
-        <w:rPr>
-          <w:rFonts w:ascii="Consolas" w:hAnsi="Consolas"/>
-          <w:sz w:val="18"/>
-        </w:rPr>
-        <w:br/>
-        <w:t>// Propaga la identidad ya verificada a los microservicios:</w:t>
-      </w:r>
-      <w:r>
-        <w:rPr>
-          <w:rFonts w:ascii="Consolas" w:hAnsi="Consolas"/>
-          <w:sz w:val="18"/>
-        </w:rPr>
-        <w:br/>
-        <w:t>var mutated = exchange.getRequest().mutate()</w:t>
-      </w:r>
-      <w:r>
-        <w:rPr>
-          <w:rFonts w:ascii="Consolas" w:hAnsi="Consolas"/>
-          <w:sz w:val="18"/>
-        </w:rPr>
-        <w:br/>
-        <w:t xml:space="preserve">        .header("X-User-Id",    claims.getSubject())</w:t>
-      </w:r>
-      <w:r>
-        <w:rPr>
-          <w:rFonts w:ascii="Consolas" w:hAnsi="Consolas"/>
-          <w:sz w:val="18"/>
-        </w:rPr>
-        <w:br/>
-        <w:t xml:space="preserve">        .header("X-User-Email", claims.get("email", String.class))</w:t>
-      </w:r>
-      <w:r>
-        <w:rPr>
-          <w:rFonts w:ascii="Consolas" w:hAnsi="Consolas"/>
-          <w:sz w:val="18"/>
-        </w:rPr>
-        <w:br/>
-        <w:t xml:space="preserve">        .header("X-User-Rol",   rol != null ? rol : "USER")</w:t>
-      </w:r>
-      <w:r>
-        <w:rPr>
-          <w:rFonts w:ascii="Consolas" w:hAnsi="Consolas"/>
-          <w:sz w:val="18"/>
-        </w:rPr>
-        <w:br/>
-        <w:t xml:space="preserve">        .build();</w:t>
-      </w:r>
-    </w:p>
-    <w:p>
-      <w:pPr>
-        <w:rPr>
-          <w:lang w:val="es-ES"/>
-        </w:rPr>
-      </w:pPr>
-      <w:r>
-        <w:rPr>
-          <w:lang w:val="es-ES"/>
-        </w:rPr>
-        <w:t>B) Confirmación del pago de Stripe: solo se activa el plan si el pago está «paid» y existe suscripción:</w:t>
-      </w:r>
-    </w:p>
-    <w:p>
-      <w:pPr>
-        <w:spacing w:line="240" w:lineRule="auto"/>
-        <w:ind w:left="240"/>
-        <w:jc w:val="left"/>
-        <w:rPr>
-          <w:lang w:val="es-ES"/>
-        </w:rPr>
-      </w:pPr>
-      <w:r>
-        <w:rPr>
-          <w:rFonts w:ascii="Consolas" w:hAnsi="Consolas"/>
-          <w:sz w:val="18"/>
-          <w:lang w:val="es-ES"/>
-        </w:rPr>
-        <w:t>if (!"paid".equals(data.paymentStatus()))</w:t>
-      </w:r>
-      <w:r>
-        <w:rPr>
-          <w:rFonts w:ascii="Consolas" w:hAnsi="Consolas"/>
-          <w:sz w:val="18"/>
-          <w:lang w:val="es-ES"/>
-        </w:rPr>
-        <w:br/>
-        <w:t xml:space="preserve">    throw ApiException.badRequest("El pago aún no está confirmado");</w:t>
-      </w:r>
-      <w:r>
-        <w:rPr>
-          <w:rFonts w:ascii="Consolas" w:hAnsi="Consolas"/>
-          <w:sz w:val="18"/>
-          <w:lang w:val="es-ES"/>
-        </w:rPr>
-        <w:br/>
-        <w:t>if (data.subscriptionId() == null || data.subscriptionId().isBlank())</w:t>
-      </w:r>
-      <w:r>
-        <w:rPr>
-          <w:rFonts w:ascii="Consolas" w:hAnsi="Consolas"/>
-          <w:sz w:val="18"/>
-          <w:lang w:val="es-ES"/>
-        </w:rPr>
-        <w:br/>
-        <w:t xml:space="preserve">    throw ApiException.badRequest("El pago no generó una suscripción válida");</w:t>
-      </w:r>
-      <w:r>
-        <w:rPr>
-          <w:rFonts w:ascii="Consolas" w:hAnsi="Consolas"/>
-          <w:sz w:val="18"/>
-          <w:lang w:val="es-ES"/>
-        </w:rPr>
-        <w:br/>
-        <w:t>user.setPlan(UserEntity.Plan.AUTONOMOS);</w:t>
-      </w:r>
-      <w:r>
-        <w:rPr>
-          <w:rFonts w:ascii="Consolas" w:hAnsi="Consolas"/>
-          <w:sz w:val="18"/>
-          <w:lang w:val="es-ES"/>
-        </w:rPr>
-        <w:br/>
-        <w:t>user.setStripeSubscriptionId(data.subscriptionId());</w:t>
-      </w:r>
-    </w:p>
-    <w:p>
-      <w:pPr>
-        <w:rPr>
-          <w:lang w:val="es-ES"/>
-        </w:rPr>
-      </w:pPr>
-      <w:r>
-        <w:rPr>
-          <w:lang w:val="es-ES"/>
-        </w:rPr>
-        <w:t>C) Compatibilidad SQL en PostgreSQL (extracción del año de una fecha):</w:t>
-      </w:r>
-    </w:p>
-    <w:p>
-      <w:pPr>
-        <w:spacing w:line="240" w:lineRule="auto"/>
-        <w:ind w:left="240"/>
-        <w:jc w:val="left"/>
-      </w:pPr>
-      <w:r>
-        <w:rPr>
-          <w:rFonts w:ascii="Consolas" w:hAnsi="Consolas"/>
-          <w:sz w:val="18"/>
-        </w:rPr>
-        <w:t>SELECT * FROM transactions WHERE EXTRACT(YEAR FROM fecha) = :anio;</w:t>
-      </w:r>
-    </w:p>
-    <w:p>
-      <w:pPr>
-        <w:pStyle w:val="Ttulo2"/>
-        <w:rPr>
-          <w:lang w:val="es-ES"/>
-        </w:rPr>
-      </w:pPr>
       <w:bookmarkStart w:id="56" w:name="_Toc231290069"/>
       <w:r>
         <w:rPr>
@@ -11147,7 +15892,35 @@
         <w:rPr>
           <w:lang w:val="es-ES"/>
         </w:rPr>
-        <w:t>Diagrama de casos de uso. Recoge las acciones de los actores (Usuario, Administrador y los sistemas externos Stripe y Banco) sobre el sistema, junto con sus relaciones «include» (obligatorias) y «extend» (opcionales).</w:t>
+        <w:t>Diagrama de casos de uso. Recoge las acciones de los actores (Usuario, Administrador y los sistemas externos Stripe y Banco) sobre el sistema, junto con sus relaciones «</w:t>
+      </w:r>
+      <w:proofErr w:type="spellStart"/>
+      <w:r>
+        <w:rPr>
+          <w:lang w:val="es-ES"/>
+        </w:rPr>
+        <w:t>include</w:t>
+      </w:r>
+      <w:proofErr w:type="spellEnd"/>
+      <w:r>
+        <w:rPr>
+          <w:lang w:val="es-ES"/>
+        </w:rPr>
+        <w:t>» (obligatorias) y «</w:t>
+      </w:r>
+      <w:proofErr w:type="spellStart"/>
+      <w:r>
+        <w:rPr>
+          <w:lang w:val="es-ES"/>
+        </w:rPr>
+        <w:t>extend</w:t>
+      </w:r>
+      <w:proofErr w:type="spellEnd"/>
+      <w:r>
+        <w:rPr>
+          <w:lang w:val="es-ES"/>
+        </w:rPr>
+        <w:t>» (opcionales).</w:t>
       </w:r>
     </w:p>
     <w:p>
@@ -11158,7 +15931,6 @@
         <w:rPr>
           <w:noProof/>
         </w:rPr>
-        <w:lastRenderedPageBreak/>
         <w:drawing>
           <wp:inline distT="0" distB="0" distL="0" distR="0" wp14:anchorId="0E4BAD65" wp14:editId="0847A641">
             <wp:extent cx="5792470" cy="4054729"/>
@@ -11175,7 +15947,7 @@
                     <pic:cNvPicPr/>
                   </pic:nvPicPr>
                   <pic:blipFill>
-                    <a:blip r:embed="rId14"/>
+                    <a:blip r:embed="rId16"/>
                     <a:stretch>
                       <a:fillRect/>
                     </a:stretch>
@@ -11211,7 +15983,61 @@
           <w:sz w:val="18"/>
           <w:lang w:val="es-ES"/>
         </w:rPr>
-        <w:t>Diagrama de casos de uso de PayFlow («include» a la derecha, «extend» a la izquierda).</w:t>
+        <w:t xml:space="preserve">Diagrama de casos de uso de </w:t>
+      </w:r>
+      <w:proofErr w:type="spellStart"/>
+      <w:r>
+        <w:rPr>
+          <w:i/>
+          <w:sz w:val="18"/>
+          <w:lang w:val="es-ES"/>
+        </w:rPr>
+        <w:t>PayFlow</w:t>
+      </w:r>
+      <w:proofErr w:type="spellEnd"/>
+      <w:r>
+        <w:rPr>
+          <w:i/>
+          <w:sz w:val="18"/>
+          <w:lang w:val="es-ES"/>
+        </w:rPr>
+        <w:t xml:space="preserve"> («</w:t>
+      </w:r>
+      <w:proofErr w:type="spellStart"/>
+      <w:r>
+        <w:rPr>
+          <w:i/>
+          <w:sz w:val="18"/>
+          <w:lang w:val="es-ES"/>
+        </w:rPr>
+        <w:t>include</w:t>
+      </w:r>
+      <w:proofErr w:type="spellEnd"/>
+      <w:r>
+        <w:rPr>
+          <w:i/>
+          <w:sz w:val="18"/>
+          <w:lang w:val="es-ES"/>
+        </w:rPr>
+        <w:t>» a la derecha, «</w:t>
+      </w:r>
+      <w:proofErr w:type="spellStart"/>
+      <w:r>
+        <w:rPr>
+          <w:i/>
+          <w:sz w:val="18"/>
+          <w:lang w:val="es-ES"/>
+        </w:rPr>
+        <w:t>extend</w:t>
+      </w:r>
+      <w:proofErr w:type="spellEnd"/>
+      <w:r>
+        <w:rPr>
+          <w:i/>
+          <w:sz w:val="18"/>
+          <w:lang w:val="es-ES"/>
+        </w:rPr>
+        <w:t>» a la izquierda).</w:t>
       </w:r>
     </w:p>
     <w:p>
@@ -11255,7 +16081,7 @@
                     <pic:cNvPicPr/>
                   </pic:nvPicPr>
                   <pic:blipFill>
-                    <a:blip r:embed="rId15"/>
+                    <a:blip r:embed="rId17"/>
                     <a:stretch>
                       <a:fillRect/>
                     </a:stretch>
@@ -11286,7 +16112,21 @@
         <w:rPr>
           <w:lang w:val="es-ES"/>
         </w:rPr>
-        <w:t>A continuación se incluyen el diagrama de despliegue (contenedores Docker) y el diagrama de secuencia del flujo de pago con Stripe.</w:t>
+        <w:t xml:space="preserve">A </w:t>
+      </w:r>
+      <w:proofErr w:type="gramStart"/>
+      <w:r>
+        <w:rPr>
+          <w:lang w:val="es-ES"/>
+        </w:rPr>
+        <w:t>continuación</w:t>
+      </w:r>
+      <w:proofErr w:type="gramEnd"/>
+      <w:r>
+        <w:rPr>
+          <w:lang w:val="es-ES"/>
+        </w:rPr>
+        <w:t xml:space="preserve"> se incluyen el diagrama de despliegue (contenedores Docker) y el diagrama de secuencia del flujo de pago con Stripe.</w:t>
       </w:r>
     </w:p>
     <w:p>
@@ -11314,7 +16154,7 @@
                     <pic:cNvPicPr/>
                   </pic:nvPicPr>
                   <pic:blipFill>
-                    <a:blip r:embed="rId16"/>
+                    <a:blip r:embed="rId18"/>
                     <a:stretch>
                       <a:fillRect/>
                     </a:stretch>
@@ -11350,7 +16190,43 @@
           <w:sz w:val="18"/>
           <w:lang w:val="es-ES"/>
         </w:rPr>
-        <w:t>Diagrama de despliegue de PayFlow (contenedores Docker / docker-compose).</w:t>
+        <w:t xml:space="preserve">Diagrama de despliegue de </w:t>
+      </w:r>
+      <w:proofErr w:type="spellStart"/>
+      <w:r>
+        <w:rPr>
+          <w:i/>
+          <w:sz w:val="18"/>
+          <w:lang w:val="es-ES"/>
+        </w:rPr>
+        <w:t>PayFlow</w:t>
+      </w:r>
+      <w:proofErr w:type="spellEnd"/>
+      <w:r>
+        <w:rPr>
+          <w:i/>
+          <w:sz w:val="18"/>
+          <w:lang w:val="es-ES"/>
+        </w:rPr>
+        <w:t xml:space="preserve"> (contenedores Docker / </w:t>
+      </w:r>
+      <w:proofErr w:type="spellStart"/>
+      <w:r>
+        <w:rPr>
+          <w:i/>
+          <w:sz w:val="18"/>
+          <w:lang w:val="es-ES"/>
+        </w:rPr>
+        <w:t>docker-compose</w:t>
+      </w:r>
+      <w:proofErr w:type="spellEnd"/>
+      <w:r>
+        <w:rPr>
+          <w:i/>
+          <w:sz w:val="18"/>
+          <w:lang w:val="es-ES"/>
+        </w:rPr>
+        <w:t>).</w:t>
       </w:r>
     </w:p>
     <w:p>
@@ -11378,7 +16254,7 @@
                     <pic:cNvPicPr/>
                   </pic:nvPicPr>
                   <pic:blipFill>
-                    <a:blip r:embed="rId17"/>
+                    <a:blip r:embed="rId19"/>
                     <a:stretch>
                       <a:fillRect/>
                     </a:stretch>
@@ -11427,7 +16303,35 @@
         <w:rPr>
           <w:lang w:val="es-ES"/>
         </w:rPr>
-        <w:t>Diagrama de secuencia del registro, el inicio de sesión y el acceso a una ruta protegida. Muestra la firma del token JWT (HS256), el cifrado de la contraseña con BCrypt y la inyección de «X-User-Id» por el API Gateway.</w:t>
+        <w:t xml:space="preserve">Diagrama de secuencia del registro, el inicio de sesión y el acceso a una ruta protegida. Muestra la firma del token JWT (HS256), el cifrado de la contraseña con </w:t>
+      </w:r>
+      <w:proofErr w:type="spellStart"/>
+      <w:r>
+        <w:rPr>
+          <w:lang w:val="es-ES"/>
+        </w:rPr>
+        <w:t>BCrypt</w:t>
+      </w:r>
+      <w:proofErr w:type="spellEnd"/>
+      <w:r>
+        <w:rPr>
+          <w:lang w:val="es-ES"/>
+        </w:rPr>
+        <w:t xml:space="preserve"> y la inyección de «X-</w:t>
+      </w:r>
+      <w:proofErr w:type="spellStart"/>
+      <w:r>
+        <w:rPr>
+          <w:lang w:val="es-ES"/>
+        </w:rPr>
+        <w:t>User</w:t>
+      </w:r>
+      <w:proofErr w:type="spellEnd"/>
+      <w:r>
+        <w:rPr>
+          <w:lang w:val="es-ES"/>
+        </w:rPr>
+        <w:t>-Id» por el API Gateway.</w:t>
       </w:r>
     </w:p>
     <w:p>
@@ -11455,7 +16359,7 @@
                     <pic:cNvPicPr/>
                   </pic:nvPicPr>
                   <pic:blipFill>
-                    <a:blip r:embed="rId18"/>
+                    <a:blip r:embed="rId20"/>
                     <a:stretch>
                       <a:fillRect/>
                     </a:stretch>
@@ -11491,20 +16395,52 @@
           <w:sz w:val="18"/>
           <w:lang w:val="es-ES"/>
         </w:rPr>
-        <w:t>Secuencia de registro, login y acceso con JWT.</w:t>
-      </w:r>
-    </w:p>
-    <w:p>
-      <w:pPr>
-        <w:rPr>
-          <w:lang w:val="es-ES"/>
-        </w:rPr>
-      </w:pPr>
-      <w:r>
-        <w:rPr>
-          <w:lang w:val="es-ES"/>
-        </w:rPr>
-        <w:t>Diagrama de secuencia del envío de dinero entre usuarios (P2P). Refleja el libro mayor de doble entrada (un asiento DEBIT en el remitente y otro CREDIT en el destinatario) y el control de idempotencia mediante «correlationId».</w:t>
+        <w:t xml:space="preserve">Secuencia de registro, </w:t>
+      </w:r>
+      <w:proofErr w:type="spellStart"/>
+      <w:r>
+        <w:rPr>
+          <w:i/>
+          <w:sz w:val="18"/>
+          <w:lang w:val="es-ES"/>
+        </w:rPr>
+        <w:t>login</w:t>
+      </w:r>
+      <w:proofErr w:type="spellEnd"/>
+      <w:r>
+        <w:rPr>
+          <w:i/>
+          <w:sz w:val="18"/>
+          <w:lang w:val="es-ES"/>
+        </w:rPr>
+        <w:t xml:space="preserve"> y acceso con JWT.</w:t>
+      </w:r>
+    </w:p>
+    <w:p>
+      <w:pPr>
+        <w:rPr>
+          <w:lang w:val="es-ES"/>
+        </w:rPr>
+      </w:pPr>
+      <w:r>
+        <w:rPr>
+          <w:lang w:val="es-ES"/>
+        </w:rPr>
+        <w:t>Diagrama de secuencia del envío de dinero entre usuarios (P2P). Refleja el libro mayor de doble entrada (un asiento DEBIT en el remitente y otro CREDIT en el destinatario) y el control de idempotencia mediante «</w:t>
+      </w:r>
+      <w:proofErr w:type="spellStart"/>
+      <w:r>
+        <w:rPr>
+          <w:lang w:val="es-ES"/>
+        </w:rPr>
+        <w:t>correlationId</w:t>
+      </w:r>
+      <w:proofErr w:type="spellEnd"/>
+      <w:r>
+        <w:rPr>
+          <w:lang w:val="es-ES"/>
+        </w:rPr>
+        <w:t>».</w:t>
       </w:r>
     </w:p>
     <w:p>
@@ -11532,7 +16468,7 @@
                     <pic:cNvPicPr/>
                   </pic:nvPicPr>
                   <pic:blipFill>
-                    <a:blip r:embed="rId19"/>
+                    <a:blip r:embed="rId21"/>
                     <a:stretch>
                       <a:fillRect/>
                     </a:stretch>
@@ -11609,7 +16545,7 @@
                     <pic:cNvPicPr/>
                   </pic:nvPicPr>
                   <pic:blipFill>
-                    <a:blip r:embed="rId20"/>
+                    <a:blip r:embed="rId22"/>
                     <a:stretch>
                       <a:fillRect/>
                     </a:stretch>
@@ -11655,6 +16591,7 @@
           <w:lang w:val="es-ES"/>
         </w:rPr>
       </w:pPr>
+      <w:proofErr w:type="gramStart"/>
       <w:r>
         <w:rPr>
           <w:b/>
@@ -11668,12 +16605,39 @@
           <w:color w:val="999999"/>
           <w:lang w:val="es-ES"/>
         </w:rPr>
-        <w:t xml:space="preserve">  [ HUECO PARA IMAGEN — insertar aquí: diagrama de despliegue / contenedores (opcional) ]  </w:t>
-      </w:r>
+        <w:t xml:space="preserve">  [</w:t>
+      </w:r>
+      <w:proofErr w:type="gramEnd"/>
       <w:r>
         <w:rPr>
           <w:b/>
           <w:color w:val="999999"/>
+          <w:lang w:val="es-ES"/>
+        </w:rPr>
+        <w:t xml:space="preserve"> HUECO PARA IMAGEN — insertar aquí: diagrama de despliegue / contenedores (opcional</w:t>
+      </w:r>
+      <w:proofErr w:type="gramStart"/>
+      <w:r>
+        <w:rPr>
+          <w:b/>
+          <w:color w:val="999999"/>
+          <w:lang w:val="es-ES"/>
+        </w:rPr>
+        <w:t>) ]</w:t>
+      </w:r>
+      <w:proofErr w:type="gramEnd"/>
+      <w:r>
+        <w:rPr>
+          <w:b/>
+          <w:color w:val="999999"/>
+          <w:lang w:val="es-ES"/>
+        </w:rPr>
+        <w:t xml:space="preserve">  </w:t>
+      </w:r>
+      <w:r>
+        <w:rPr>
+          <w:b/>
+          <w:color w:val="999999"/>
         </w:rPr>
         <w:t>⬚</w:t>
       </w:r>
@@ -11690,9 +16654,17 @@
         <w:rPr>
           <w:lang w:val="es-ES"/>
         </w:rPr>
-        <w:t>12.3. Documentación externa de librerías y frameworks</w:t>
+        <w:t xml:space="preserve">12.3. Documentación externa de librerías y </w:t>
+      </w:r>
+      <w:proofErr w:type="spellStart"/>
+      <w:r>
+        <w:rPr>
+          <w:lang w:val="es-ES"/>
+        </w:rPr>
+        <w:t>frameworks</w:t>
       </w:r>
       <w:bookmarkEnd w:id="57"/>
+      <w:proofErr w:type="spellEnd"/>
     </w:p>
     <w:p>
       <w:pPr>
@@ -11701,7 +16673,7 @@
       <w:r>
         <w:t xml:space="preserve">Spring Boot 3.x Reference — </w:t>
       </w:r>
-      <w:hyperlink r:id="rId21" w:history="1">
+      <w:hyperlink r:id="rId23" w:history="1">
         <w:r>
           <w:rPr>
             <w:color w:val="0563C1"/>
@@ -11718,7 +16690,7 @@
       <w:r>
         <w:t xml:space="preserve">Spring Cloud Gateway — </w:t>
       </w:r>
-      <w:hyperlink r:id="rId22" w:history="1">
+      <w:hyperlink r:id="rId24" w:history="1">
         <w:r>
           <w:rPr>
             <w:color w:val="0563C1"/>
@@ -11735,7 +16707,7 @@
       <w:r>
         <w:t xml:space="preserve">Spring Cloud Netflix Eureka — </w:t>
       </w:r>
-      <w:hyperlink r:id="rId23" w:history="1">
+      <w:hyperlink r:id="rId25" w:history="1">
         <w:r>
           <w:rPr>
             <w:color w:val="0563C1"/>
@@ -11752,7 +16724,7 @@
       <w:r>
         <w:t xml:space="preserve">React 19 — </w:t>
       </w:r>
-      <w:hyperlink r:id="rId24" w:history="1">
+      <w:hyperlink r:id="rId26" w:history="1">
         <w:r>
           <w:rPr>
             <w:color w:val="0563C1"/>
@@ -11769,7 +16741,7 @@
       <w:r>
         <w:t xml:space="preserve">Vite — </w:t>
       </w:r>
-      <w:hyperlink r:id="rId25" w:history="1">
+      <w:hyperlink r:id="rId27" w:history="1">
         <w:r>
           <w:rPr>
             <w:color w:val="0563C1"/>
@@ -11786,7 +16758,7 @@
       <w:r>
         <w:t xml:space="preserve">Material UI — </w:t>
       </w:r>
-      <w:hyperlink r:id="rId26" w:history="1">
+      <w:hyperlink r:id="rId28" w:history="1">
         <w:r>
           <w:rPr>
             <w:color w:val="0563C1"/>
@@ -11803,7 +16775,7 @@
       <w:r>
         <w:t xml:space="preserve">Sass (SCSS) — </w:t>
       </w:r>
-      <w:hyperlink r:id="rId27" w:history="1">
+      <w:hyperlink r:id="rId29" w:history="1">
         <w:r>
           <w:rPr>
             <w:color w:val="0563C1"/>
@@ -11820,7 +16792,7 @@
       <w:r>
         <w:t xml:space="preserve">Recharts — </w:t>
       </w:r>
-      <w:hyperlink r:id="rId28" w:history="1">
+      <w:hyperlink r:id="rId30" w:history="1">
         <w:r>
           <w:rPr>
             <w:color w:val="0563C1"/>
@@ -11837,7 +16809,7 @@
       <w:r>
         <w:t xml:space="preserve">Stripe API — </w:t>
       </w:r>
-      <w:hyperlink r:id="rId29" w:history="1">
+      <w:hyperlink r:id="rId31" w:history="1">
         <w:r>
           <w:rPr>
             <w:color w:val="0563C1"/>
@@ -11851,10 +16823,15 @@
       <w:pPr>
         <w:pStyle w:val="Listaconvietas"/>
       </w:pPr>
-      <w:r>
-        <w:t xml:space="preserve">Nordigen / GoCardless Bank Account Data — </w:t>
-      </w:r>
-      <w:hyperlink r:id="rId30" w:history="1">
+      <w:proofErr w:type="spellStart"/>
+      <w:r>
+        <w:t>Nordigen</w:t>
+      </w:r>
+      <w:proofErr w:type="spellEnd"/>
+      <w:r>
+        <w:t xml:space="preserve"> / GoCardless Bank Account Data — </w:t>
+      </w:r>
+      <w:hyperlink r:id="rId32" w:history="1">
         <w:r>
           <w:rPr>
             <w:color w:val="0563C1"/>
@@ -11868,10 +16845,15 @@
       <w:pPr>
         <w:pStyle w:val="Listaconvietas"/>
       </w:pPr>
-      <w:r>
-        <w:t xml:space="preserve">springdoc-openapi (Swagger UI) — </w:t>
-      </w:r>
-      <w:hyperlink r:id="rId31" w:history="1">
+      <w:proofErr w:type="spellStart"/>
+      <w:r>
+        <w:t>springdoc-openapi</w:t>
+      </w:r>
+      <w:proofErr w:type="spellEnd"/>
+      <w:r>
+        <w:t xml:space="preserve"> (Swagger UI) — </w:t>
+      </w:r>
+      <w:hyperlink r:id="rId33" w:history="1">
         <w:r>
           <w:rPr>
             <w:color w:val="0563C1"/>
@@ -11889,7 +16871,7 @@
         <w:lastRenderedPageBreak/>
         <w:t xml:space="preserve">JSON Web Token (JWT) — RFC 7519 — </w:t>
       </w:r>
-      <w:hyperlink r:id="rId32" w:history="1">
+      <w:hyperlink r:id="rId34" w:history="1">
         <w:r>
           <w:rPr>
             <w:color w:val="0563C1"/>
@@ -11912,7 +16894,7 @@
         </w:rPr>
         <w:t xml:space="preserve">PostgreSQL 16 — </w:t>
       </w:r>
-      <w:hyperlink r:id="rId33" w:history="1">
+      <w:hyperlink r:id="rId35" w:history="1">
         <w:r>
           <w:rPr>
             <w:color w:val="0563C1"/>
@@ -11930,7 +16912,7 @@
       <w:r>
         <w:t xml:space="preserve">Docker Compose — </w:t>
       </w:r>
-      <w:hyperlink r:id="rId34" w:history="1">
+      <w:hyperlink r:id="rId36" w:history="1">
         <w:r>
           <w:rPr>
             <w:color w:val="0563C1"/>
@@ -11944,10 +16926,15 @@
       <w:pPr>
         <w:pStyle w:val="Listaconvietas"/>
       </w:pPr>
-      <w:r>
-        <w:t xml:space="preserve">OpenPDF — </w:t>
-      </w:r>
-      <w:hyperlink r:id="rId35" w:history="1">
+      <w:proofErr w:type="spellStart"/>
+      <w:r>
+        <w:t>OpenPDF</w:t>
+      </w:r>
+      <w:proofErr w:type="spellEnd"/>
+      <w:r>
+        <w:t xml:space="preserve"> — </w:t>
+      </w:r>
+      <w:hyperlink r:id="rId37" w:history="1">
         <w:r>
           <w:rPr>
             <w:color w:val="0563C1"/>
@@ -11961,8 +16948,13 @@
       <w:pPr>
         <w:pStyle w:val="Listaconvietas"/>
       </w:pPr>
-      <w:r>
-        <w:t>Directiva (UE) 2015/2366 (PSD2)</w:t>
+      <w:proofErr w:type="spellStart"/>
+      <w:r>
+        <w:t>Directiva</w:t>
+      </w:r>
+      <w:proofErr w:type="spellEnd"/>
+      <w:r>
+        <w:t xml:space="preserve"> (UE) 2015/2366 (PSD2)</w:t>
       </w:r>
     </w:p>
     <w:p>
@@ -11978,7 +16970,7 @@
         </w:rPr>
         <w:t xml:space="preserve">Agencia Tributaria — Modelos 303 y 130 — </w:t>
       </w:r>
-      <w:hyperlink r:id="rId36" w:history="1">
+      <w:hyperlink r:id="rId38" w:history="1">
         <w:r>
           <w:rPr>
             <w:color w:val="0563C1"/>
@@ -11990,8 +16982,8 @@
       </w:hyperlink>
     </w:p>
     <w:sectPr>
-      <w:headerReference w:type="default" r:id="rId37"/>
-      <w:footerReference w:type="default" r:id="rId38"/>
+      <w:headerReference w:type="default" r:id="rId39"/>
+      <w:footerReference w:type="default" r:id="rId40"/>
       <w:pgSz w:w="12240" w:h="15840"/>
       <w:pgMar w:top="1417" w:right="1417" w:bottom="1417" w:left="1701" w:header="720" w:footer="720" w:gutter="0"/>
       <w:pgNumType w:start="1"/>
@@ -12044,6 +17036,7 @@
         <w:lang w:val="es-ES"/>
       </w:rPr>
     </w:pPr>
+    <w:proofErr w:type="spellStart"/>
     <w:r>
       <w:rPr>
         <w:color w:val="595959"/>
@@ -12051,7 +17044,17 @@
         <w:szCs w:val="18"/>
         <w:lang w:val="es-ES"/>
       </w:rPr>
-      <w:t>PayFlow – TFG DAW</w:t>
+      <w:t>PayFlow</w:t>
+    </w:r>
+    <w:proofErr w:type="spellEnd"/>
+    <w:r>
+      <w:rPr>
+        <w:color w:val="595959"/>
+        <w:sz w:val="18"/>
+        <w:szCs w:val="18"/>
+        <w:lang w:val="es-ES"/>
+      </w:rPr>
+      <w:t xml:space="preserve"> – TFG DAW</w:t>
     </w:r>
     <w:r>
       <w:rPr>
@@ -12108,7 +17111,7 @@
           <w:szCs w:val="18"/>
           <w:lang w:val="es-ES"/>
         </w:rPr>
-        <w:t>29</w:t>
+        <w:t>30</w:t>
       </w:r>
     </w:fldSimple>
   </w:p>
@@ -13004,7 +18007,6 @@
   <w:style w:type="character" w:default="1" w:styleId="Fuentedeprrafopredeter">
     <w:name w:val="Default Paragraph Font"/>
     <w:uiPriority w:val="1"/>
-    <w:semiHidden/>
     <w:unhideWhenUsed/>
   </w:style>
   <w:style w:type="table" w:default="1" w:styleId="Tablanormal">

--- a/doc/Documentacion_Tfg.docx
+++ b/doc/Documentacion_Tfg.docx
@@ -4244,158 +4244,24 @@
           <w:lang w:val="es-ES"/>
         </w:rPr>
       </w:pPr>
-      <w:proofErr w:type="spellStart"/>
-      <w:r>
-        <w:rPr>
-          <w:lang w:val="es-ES"/>
-        </w:rPr>
-        <w:t>PayFlow</w:t>
-      </w:r>
-      <w:proofErr w:type="spellEnd"/>
-      <w:r>
-        <w:rPr>
-          <w:lang w:val="es-ES"/>
-        </w:rPr>
-        <w:t xml:space="preserve"> es una aplicación web de gestión de finanzas personales orientada al usuario final. Permite llevar un seguimiento de ingresos y gastos, gestionar una cartera digital con transferencias entre usuarios (P2P), conectar cuentas bancarias reales mediante Open </w:t>
-      </w:r>
-      <w:proofErr w:type="spellStart"/>
-      <w:r>
-        <w:rPr>
-          <w:lang w:val="es-ES"/>
-        </w:rPr>
-        <w:t>Banking</w:t>
-      </w:r>
-      <w:proofErr w:type="spellEnd"/>
-      <w:r>
-        <w:rPr>
-          <w:lang w:val="es-ES"/>
-        </w:rPr>
-        <w:t xml:space="preserve"> (PSD2) a través de la API de </w:t>
-      </w:r>
-      <w:proofErr w:type="spellStart"/>
-      <w:r>
-        <w:rPr>
-          <w:lang w:val="es-ES"/>
-        </w:rPr>
-        <w:t>Nordigen</w:t>
-      </w:r>
-      <w:proofErr w:type="spellEnd"/>
-      <w:r>
-        <w:rPr>
-          <w:lang w:val="es-ES"/>
-        </w:rPr>
-        <w:t>/</w:t>
-      </w:r>
-      <w:proofErr w:type="spellStart"/>
-      <w:r>
-        <w:rPr>
-          <w:lang w:val="es-ES"/>
-        </w:rPr>
-        <w:t>GoCardless</w:t>
-      </w:r>
-      <w:proofErr w:type="spellEnd"/>
-      <w:r>
-        <w:rPr>
-          <w:lang w:val="es-ES"/>
-        </w:rPr>
-        <w:t>, y emitir facturas y resúmenes fiscales trimestrales para trabajadores autónomos. Incluye además la contratación de un plan de pago («Autónomos») mediante la pasarela Stripe, un panel de administración de usuarios y roles, y la recuperación de contraseña por correo electrónico.</w:t>
-      </w:r>
-    </w:p>
-    <w:p>
-      <w:pPr>
-        <w:rPr>
-          <w:lang w:val="es-ES"/>
-        </w:rPr>
-      </w:pPr>
-      <w:r>
-        <w:rPr>
-          <w:lang w:val="es-ES"/>
-        </w:rPr>
-        <w:t xml:space="preserve">El </w:t>
-      </w:r>
-      <w:proofErr w:type="spellStart"/>
-      <w:r>
-        <w:rPr>
-          <w:lang w:val="es-ES"/>
-        </w:rPr>
-        <w:t>backend</w:t>
-      </w:r>
-      <w:proofErr w:type="spellEnd"/>
-      <w:r>
-        <w:rPr>
-          <w:lang w:val="es-ES"/>
-        </w:rPr>
-        <w:t xml:space="preserve"> sigue una arquitectura de microservicios con Spring Boot 3 y Spring Cloud, y el </w:t>
-      </w:r>
-      <w:proofErr w:type="spellStart"/>
-      <w:r>
-        <w:rPr>
-          <w:lang w:val="es-ES"/>
-        </w:rPr>
-        <w:t>frontend</w:t>
-      </w:r>
-      <w:proofErr w:type="spellEnd"/>
-      <w:r>
-        <w:rPr>
-          <w:lang w:val="es-ES"/>
-        </w:rPr>
-        <w:t xml:space="preserve"> es una SPA (</w:t>
-      </w:r>
-      <w:proofErr w:type="gramStart"/>
-      <w:r>
-        <w:rPr>
-          <w:lang w:val="es-ES"/>
-        </w:rPr>
-        <w:t>Single</w:t>
-      </w:r>
-      <w:proofErr w:type="gramEnd"/>
-      <w:r>
-        <w:rPr>
-          <w:lang w:val="es-ES"/>
-        </w:rPr>
-        <w:t xml:space="preserve"> Page </w:t>
-      </w:r>
-      <w:proofErr w:type="spellStart"/>
-      <w:r>
-        <w:rPr>
-          <w:lang w:val="es-ES"/>
-        </w:rPr>
-        <w:t>Application</w:t>
-      </w:r>
-      <w:proofErr w:type="spellEnd"/>
-      <w:r>
-        <w:rPr>
-          <w:lang w:val="es-ES"/>
-        </w:rPr>
-        <w:t xml:space="preserve">) desarrollada con </w:t>
-      </w:r>
-      <w:proofErr w:type="spellStart"/>
-      <w:r>
-        <w:rPr>
-          <w:lang w:val="es-ES"/>
-        </w:rPr>
-        <w:t>React</w:t>
-      </w:r>
-      <w:proofErr w:type="spellEnd"/>
-      <w:r>
-        <w:rPr>
-          <w:lang w:val="es-ES"/>
-        </w:rPr>
-        <w:t xml:space="preserve"> 19 y Vite. Toda la plataforma se orquesta con Docker </w:t>
-      </w:r>
-      <w:proofErr w:type="spellStart"/>
-      <w:r>
-        <w:rPr>
-          <w:lang w:val="es-ES"/>
-        </w:rPr>
-        <w:t>Compose</w:t>
-      </w:r>
-      <w:proofErr w:type="spellEnd"/>
-      <w:r>
-        <w:rPr>
-          <w:lang w:val="es-ES"/>
-        </w:rPr>
-        <w:t>.</w:t>
+      <w:r>
+        <w:rPr>
+          <w:lang w:val="es-ES"/>
+        </w:rPr>
+        <w:t xml:space="preserve">PayFlow es una aplicación web de finanzas personales que permite controlar ingresos y gastos, gestionar una cartera digital con transferencias entre usuarios (P2P), conectar cuentas bancarias reales mediante Open Banking (PSD2, vía Nordigen/GoCardless) y emitir facturas y liquidaciones fiscales trimestrales para autónomos. Incluye un plan de pago («Autónomos») mediante Stripe, un panel de administración de usuarios y roles, y recuperación de contraseña por correo.</w:t>
+      </w:r>
+    </w:p>
+    <w:p>
+      <w:pPr>
+        <w:rPr>
+          <w:lang w:val="es-ES"/>
+        </w:rPr>
+      </w:pPr>
+      <w:r>
+        <w:rPr>
+          <w:lang w:val="es-ES"/>
+        </w:rPr>
+        <w:t xml:space="preserve">El backend es una arquitectura de microservicios con Spring Boot 3 y Spring Cloud; el frontend, una SPA en React 19 y Vite. Todo el conjunto se orquesta con Docker Compose.</w:t>
       </w:r>
     </w:p>
     <w:p>
@@ -4424,55 +4290,7 @@
         <w:rPr>
           <w:lang w:val="es-ES"/>
         </w:rPr>
-        <w:t xml:space="preserve">Diseñar, implementar y desplegar una plataforma web de finanzas personales completa y funcional, aplicando los conocimientos del Ciclo Formativo de Grado Superior en DAW, con énfasis en arquitecturas modernas de software (microservicios), seguridad en aplicaciones web (JWT, roles) e integración con servicios externos reales (Open </w:t>
-      </w:r>
-      <w:proofErr w:type="spellStart"/>
-      <w:r>
-        <w:rPr>
-          <w:lang w:val="es-ES"/>
-        </w:rPr>
-        <w:t>Banking</w:t>
-      </w:r>
-      <w:proofErr w:type="spellEnd"/>
-      <w:r>
-        <w:rPr>
-          <w:lang w:val="es-ES"/>
-        </w:rPr>
-        <w:t xml:space="preserve"> y pagos con Stripe). </w:t>
-      </w:r>
-      <w:proofErr w:type="spellStart"/>
-      <w:r>
-        <w:rPr>
-          <w:lang w:val="es-ES"/>
-        </w:rPr>
-        <w:t>PayFlow</w:t>
-      </w:r>
-      <w:proofErr w:type="spellEnd"/>
-      <w:r>
-        <w:rPr>
-          <w:lang w:val="es-ES"/>
-        </w:rPr>
-        <w:t xml:space="preserve"> aspira a cubrir un nicho no atendido por las soluciones del mercado: combinar en una sola aplicación cartera P2P, Open </w:t>
-      </w:r>
-      <w:proofErr w:type="spellStart"/>
-      <w:r>
-        <w:rPr>
-          <w:lang w:val="es-ES"/>
-        </w:rPr>
-        <w:t>Banking</w:t>
-      </w:r>
-      <w:proofErr w:type="spellEnd"/>
-      <w:r>
-        <w:rPr>
-          <w:lang w:val="es-ES"/>
-        </w:rPr>
-        <w:t xml:space="preserve"> europeo y un módulo fiscal para autónomos, con un enfoque en la privacidad del usuario.</w:t>
-      </w:r>
-      <w:r>
-        <w:rPr>
-          <w:lang w:val="es-ES"/>
-        </w:rPr>
-        <w:br w:type="page"/>
+        <w:t xml:space="preserve">El objetivo es diseñar, implementar y desplegar una plataforma de finanzas personales completa y funcional, aplicando los conocimientos del ciclo de DAW con énfasis en microservicios, seguridad web (JWT y roles) e integración con servicios externos reales (Open Banking y Stripe). PayFlow cubre un nicho poco atendido: combinar cartera P2P, Open Banking europeo y módulo fiscal para autónomos en una sola aplicación centrada en la privacidad.</w:t>
       </w:r>
     </w:p>
     <w:p>
@@ -6281,21 +6099,7 @@
         <w:rPr>
           <w:lang w:val="es-ES"/>
         </w:rPr>
-        <w:t xml:space="preserve">Memoria RAM: 8 GB como mínimo; 16 GB recomendados, ya que se ejecutan simultáneamente siete procesos Java, la base de datos PostgreSQL y el servidor de desarrollo del </w:t>
-      </w:r>
-      <w:proofErr w:type="spellStart"/>
-      <w:r>
-        <w:rPr>
-          <w:lang w:val="es-ES"/>
-        </w:rPr>
-        <w:t>frontend</w:t>
-      </w:r>
-      <w:proofErr w:type="spellEnd"/>
-      <w:r>
-        <w:rPr>
-          <w:lang w:val="es-ES"/>
-        </w:rPr>
-        <w:t>.</w:t>
+        <w:t xml:space="preserve">RAM: 8 GB como mínimo (16 GB recomendados), al ejecutarse simultáneamente siete procesos Java, PostgreSQL y el servidor de desarrollo del frontend.</w:t>
       </w:r>
     </w:p>
     <w:p>
@@ -6992,14 +6796,12 @@
           <w:lang w:val="es-ES"/>
         </w:rPr>
       </w:pPr>
-      <w:bookmarkStart w:id="10" w:name="_Toc231290023"/>
-      <w:r>
-        <w:rPr>
-          <w:lang w:val="es-ES"/>
-        </w:rPr>
-        <w:t>La elección de microservicios no es arbitraria: responde a la naturaleza del dominio financiero, que agrupa funcionalidades con ciclos de vida, requisitos de seguridad y necesidades de escalado radicalmente distintos. A continuación, los argumentos clave.</w:t>
-      </w:r>
-      <w:bookmarkEnd w:id="10"/>
+      <w:r>
+        <w:rPr>
+          <w:lang w:val="es-ES"/>
+        </w:rPr>
+        <w:t xml:space="preserve">La elección de microservicios responde a la naturaleza del dominio financiero, que agrupa funcionalidades con ciclos de vida, seguridad y escalado muy distintos:</w:t>
+      </w:r>
     </w:p>
     <w:p>
       <w:pPr>
@@ -7008,42 +6810,19 @@
           <w:lang w:val="es-ES"/>
         </w:rPr>
       </w:pPr>
-      <w:bookmarkStart w:id="11" w:name="_Toc231290024"/>
-      <w:r>
-        <w:rPr>
-          <w:lang w:val="es-ES"/>
-        </w:rPr>
-        <w:t xml:space="preserve">Aislamiento de fallos y alta disponibilidad. En un monolito, un error en la lógica de facturas puede tumbar toda la aplicación. En </w:t>
-      </w:r>
-      <w:proofErr w:type="spellStart"/>
-      <w:r>
-        <w:rPr>
-          <w:lang w:val="es-ES"/>
-        </w:rPr>
-        <w:t>PayFlow</w:t>
-      </w:r>
-      <w:proofErr w:type="spellEnd"/>
-      <w:r>
-        <w:rPr>
-          <w:lang w:val="es-ES"/>
-        </w:rPr>
-        <w:t xml:space="preserve">, si </w:t>
-      </w:r>
-      <w:proofErr w:type="spellStart"/>
-      <w:r>
-        <w:rPr>
-          <w:lang w:val="es-ES"/>
-        </w:rPr>
-        <w:t>invoicing-service</w:t>
-      </w:r>
-      <w:proofErr w:type="spellEnd"/>
-      <w:r>
-        <w:rPr>
-          <w:lang w:val="es-ES"/>
-        </w:rPr>
-        <w:t xml:space="preserve"> cae, el monedero P2P y las transacciones siguen operando. Cada servicio falla de forma independiente, lo que se traduce directamente en mayor disponibilidad para el usuario final.</w:t>
-      </w:r>
-      <w:bookmarkEnd w:id="11"/>
+      <w:r>
+        <w:rPr>
+          <w:b/>
+          <w:lang w:val="es-ES"/>
+        </w:rPr>
+        <w:t xml:space="preserve">Aislamiento de fallos. </w:t>
+      </w:r>
+      <w:r>
+        <w:rPr>
+          <w:lang w:val="es-ES"/>
+        </w:rPr>
+        <w:t xml:space="preserve">Si un servicio cae (p. ej. invoicing-service), el resto —monedero y transacciones— sigue operativo, lo que aumenta la disponibilidad.</w:t>
+      </w:r>
     </w:p>
     <w:p>
       <w:pPr>
@@ -7052,70 +6831,19 @@
           <w:lang w:val="es-ES"/>
         </w:rPr>
       </w:pPr>
-      <w:bookmarkStart w:id="12" w:name="_Toc231290025"/>
-      <w:r>
-        <w:rPr>
+      <w:r>
+        <w:rPr>
+          <w:b/>
           <w:lang w:val="es-ES"/>
         </w:rPr>
         <w:t xml:space="preserve">Escalado selectivo. </w:t>
       </w:r>
-      <w:proofErr w:type="spellStart"/>
-      <w:r>
-        <w:rPr>
-          <w:lang w:val="es-ES"/>
-        </w:rPr>
-        <w:t>transaction-service</w:t>
-      </w:r>
-      <w:proofErr w:type="spellEnd"/>
-      <w:r>
-        <w:rPr>
-          <w:lang w:val="es-ES"/>
-        </w:rPr>
-        <w:t xml:space="preserve"> y </w:t>
-      </w:r>
-      <w:proofErr w:type="spellStart"/>
-      <w:r>
-        <w:rPr>
-          <w:lang w:val="es-ES"/>
-        </w:rPr>
-        <w:t>wallet-service</w:t>
-      </w:r>
-      <w:proofErr w:type="spellEnd"/>
-      <w:r>
-        <w:rPr>
-          <w:lang w:val="es-ES"/>
-        </w:rPr>
-        <w:t xml:space="preserve"> soportarán la mayor carga operacional. Con microservicios, se pueden escalar esos dos servicios horizontalmente —añadiendo instancias registradas en Eureka— sin desperdiciar recursos escalando </w:t>
-      </w:r>
-      <w:proofErr w:type="spellStart"/>
-      <w:r>
-        <w:rPr>
-          <w:lang w:val="es-ES"/>
-        </w:rPr>
-        <w:t>invoicing-service</w:t>
-      </w:r>
-      <w:proofErr w:type="spellEnd"/>
-      <w:r>
-        <w:rPr>
-          <w:lang w:val="es-ES"/>
-        </w:rPr>
-        <w:t xml:space="preserve"> o </w:t>
-      </w:r>
-      <w:proofErr w:type="spellStart"/>
-      <w:r>
-        <w:rPr>
-          <w:lang w:val="es-ES"/>
-        </w:rPr>
-        <w:t>bank-service</w:t>
-      </w:r>
-      <w:proofErr w:type="spellEnd"/>
-      <w:r>
-        <w:rPr>
-          <w:lang w:val="es-ES"/>
-        </w:rPr>
-        <w:t>, que tienen tráfico mucho más bajo.</w:t>
-      </w:r>
-      <w:bookmarkEnd w:id="12"/>
+      <w:r>
+        <w:rPr>
+          <w:lang w:val="es-ES"/>
+        </w:rPr>
+        <w:t xml:space="preserve">Los servicios con más carga (transaction y wallet) se escalan horizontalmente con instancias registradas en Eureka, sin escalar los de menor tráfico.</w:t>
+      </w:r>
     </w:p>
     <w:p>
       <w:pPr>
@@ -7124,42 +6852,19 @@
           <w:lang w:val="es-ES"/>
         </w:rPr>
       </w:pPr>
-      <w:bookmarkStart w:id="13" w:name="_Toc231290026"/>
-      <w:r>
-        <w:rPr>
-          <w:lang w:val="es-ES"/>
-        </w:rPr>
-        <w:t xml:space="preserve">Autonomía de base de datos. Cada servicio posee su propio esquema en la base de datos (separación gestionada en </w:t>
-      </w:r>
-      <w:proofErr w:type="spellStart"/>
-      <w:r>
-        <w:rPr>
-          <w:lang w:val="es-ES"/>
-        </w:rPr>
-        <w:t>init.sql</w:t>
-      </w:r>
-      <w:proofErr w:type="spellEnd"/>
-      <w:r>
-        <w:rPr>
-          <w:lang w:val="es-ES"/>
-        </w:rPr>
-        <w:t xml:space="preserve">). Esto evita el acoplamiento de datos que hace que los monolitos sean tan difíciles de mantener: ningún servicio puede corromper el modelo de datos de otro, y se puede cambiar el esquema de </w:t>
-      </w:r>
-      <w:proofErr w:type="spellStart"/>
-      <w:r>
-        <w:rPr>
-          <w:lang w:val="es-ES"/>
-        </w:rPr>
-        <w:t>auth-service</w:t>
-      </w:r>
-      <w:proofErr w:type="spellEnd"/>
-      <w:r>
-        <w:rPr>
-          <w:lang w:val="es-ES"/>
-        </w:rPr>
-        <w:t xml:space="preserve"> sin tocar el resto.</w:t>
-      </w:r>
-      <w:bookmarkEnd w:id="13"/>
+      <w:r>
+        <w:rPr>
+          <w:b/>
+          <w:lang w:val="es-ES"/>
+        </w:rPr>
+        <w:t xml:space="preserve">Autonomía de datos. </w:t>
+      </w:r>
+      <w:r>
+        <w:rPr>
+          <w:lang w:val="es-ES"/>
+        </w:rPr>
+        <w:t xml:space="preserve">Cada servicio tiene su propio esquema (definido en init.sql); ninguno accede a las tablas de otro, evitando el acoplamiento del monolito.</w:t>
+      </w:r>
     </w:p>
     <w:p>
       <w:pPr>
@@ -7168,56 +6873,19 @@
           <w:lang w:val="es-ES"/>
         </w:rPr>
       </w:pPr>
-      <w:bookmarkStart w:id="14" w:name="_Toc231290027"/>
-      <w:r>
-        <w:rPr>
-          <w:lang w:val="es-ES"/>
-        </w:rPr>
-        <w:t xml:space="preserve">Seguridad por capas. El API Gateway centraliza la validación del token JWT y el control de acceso por roles </w:t>
-      </w:r>
-      <w:r>
-        <w:rPr>
-          <w:i/>
-          <w:iCs/>
-          <w:lang w:val="es-ES"/>
-        </w:rPr>
-        <w:t>antes</w:t>
-      </w:r>
-      <w:r>
-        <w:rPr>
-          <w:lang w:val="es-ES"/>
-        </w:rPr>
-        <w:t xml:space="preserve"> de que ninguna petición llegue a los servicios internos. Esto significa que </w:t>
-      </w:r>
-      <w:proofErr w:type="spellStart"/>
-      <w:r>
-        <w:rPr>
-          <w:lang w:val="es-ES"/>
-        </w:rPr>
-        <w:t>transaction-service</w:t>
-      </w:r>
-      <w:proofErr w:type="spellEnd"/>
-      <w:r>
-        <w:rPr>
-          <w:lang w:val="es-ES"/>
-        </w:rPr>
-        <w:t xml:space="preserve"> o </w:t>
-      </w:r>
-      <w:proofErr w:type="spellStart"/>
-      <w:r>
-        <w:rPr>
-          <w:lang w:val="es-ES"/>
-        </w:rPr>
-        <w:t>bank-service</w:t>
-      </w:r>
-      <w:proofErr w:type="spellEnd"/>
-      <w:r>
-        <w:rPr>
-          <w:lang w:val="es-ES"/>
-        </w:rPr>
-        <w:t xml:space="preserve"> nunca procesan una petición no autenticada: el perímetro de seguridad está definido en un único punto, pero cada servicio puede añadir su propia capa de autorización si el dominio lo requiere.</w:t>
-      </w:r>
-      <w:bookmarkEnd w:id="14"/>
+      <w:r>
+        <w:rPr>
+          <w:b/>
+          <w:lang w:val="es-ES"/>
+        </w:rPr>
+        <w:t xml:space="preserve">Seguridad por capas. </w:t>
+      </w:r>
+      <w:r>
+        <w:rPr>
+          <w:lang w:val="es-ES"/>
+        </w:rPr>
+        <w:t xml:space="preserve">El API Gateway centraliza la validación del JWT y el control de roles, de modo que ningún servicio interno procesa peticiones no autenticadas.</w:t>
+      </w:r>
     </w:p>
     <w:p>
       <w:pPr>
@@ -7226,127 +6894,19 @@
           <w:lang w:val="es-ES"/>
         </w:rPr>
       </w:pPr>
-      <w:bookmarkStart w:id="15" w:name="_Toc231290028"/>
-      <w:r>
-        <w:rPr>
-          <w:lang w:val="es-ES"/>
-        </w:rPr>
-        <w:lastRenderedPageBreak/>
-        <w:t xml:space="preserve">Separación de responsabilidades de negocio. Open </w:t>
-      </w:r>
-      <w:proofErr w:type="spellStart"/>
-      <w:r>
-        <w:rPr>
-          <w:lang w:val="es-ES"/>
-        </w:rPr>
-        <w:t>Banking</w:t>
-      </w:r>
-      <w:proofErr w:type="spellEnd"/>
-      <w:r>
-        <w:rPr>
-          <w:lang w:val="es-ES"/>
-        </w:rPr>
-        <w:t xml:space="preserve"> (</w:t>
-      </w:r>
-      <w:proofErr w:type="spellStart"/>
-      <w:r>
-        <w:rPr>
-          <w:lang w:val="es-ES"/>
-        </w:rPr>
-        <w:t>bank-service</w:t>
-      </w:r>
-      <w:proofErr w:type="spellEnd"/>
-      <w:r>
-        <w:rPr>
-          <w:lang w:val="es-ES"/>
-        </w:rPr>
-        <w:t xml:space="preserve"> vía </w:t>
-      </w:r>
-      <w:proofErr w:type="spellStart"/>
-      <w:r>
-        <w:rPr>
-          <w:lang w:val="es-ES"/>
-        </w:rPr>
-        <w:t>Nordigen</w:t>
-      </w:r>
-      <w:proofErr w:type="spellEnd"/>
-      <w:r>
-        <w:rPr>
-          <w:lang w:val="es-ES"/>
-        </w:rPr>
-        <w:t>/</w:t>
-      </w:r>
-      <w:proofErr w:type="spellStart"/>
-      <w:r>
-        <w:rPr>
-          <w:lang w:val="es-ES"/>
-        </w:rPr>
-        <w:t>GoCardless</w:t>
-      </w:r>
-      <w:proofErr w:type="spellEnd"/>
-      <w:r>
-        <w:rPr>
-          <w:lang w:val="es-ES"/>
-        </w:rPr>
-        <w:t xml:space="preserve">) tiene una superficie de integración externa con su propio </w:t>
-      </w:r>
-      <w:proofErr w:type="spellStart"/>
-      <w:r>
-        <w:rPr>
-          <w:lang w:val="es-ES"/>
-        </w:rPr>
-        <w:t>rate</w:t>
-      </w:r>
-      <w:proofErr w:type="spellEnd"/>
-      <w:r>
-        <w:rPr>
-          <w:lang w:val="es-ES"/>
-        </w:rPr>
-        <w:t xml:space="preserve"> </w:t>
-      </w:r>
-      <w:proofErr w:type="spellStart"/>
-      <w:r>
-        <w:rPr>
-          <w:lang w:val="es-ES"/>
-        </w:rPr>
-        <w:t>limiting</w:t>
-      </w:r>
-      <w:proofErr w:type="spellEnd"/>
-      <w:r>
-        <w:rPr>
-          <w:lang w:val="es-ES"/>
-        </w:rPr>
-        <w:t xml:space="preserve">, gestión de tokens OAuth y posibles cambios de API. Stripe en </w:t>
-      </w:r>
-      <w:proofErr w:type="spellStart"/>
-      <w:r>
-        <w:rPr>
-          <w:lang w:val="es-ES"/>
-        </w:rPr>
-        <w:t>auth-service</w:t>
-      </w:r>
-      <w:proofErr w:type="spellEnd"/>
-      <w:r>
-        <w:rPr>
-          <w:lang w:val="es-ES"/>
-        </w:rPr>
-        <w:t xml:space="preserve"> tiene sus propios </w:t>
-      </w:r>
-      <w:proofErr w:type="spellStart"/>
-      <w:r>
-        <w:rPr>
-          <w:lang w:val="es-ES"/>
-        </w:rPr>
-        <w:t>webhooks</w:t>
-      </w:r>
-      <w:proofErr w:type="spellEnd"/>
-      <w:r>
-        <w:rPr>
-          <w:lang w:val="es-ES"/>
-        </w:rPr>
-        <w:t>. Aislar estas integraciones evita que un cambio de terceros afecte al resto del sistema.</w:t>
-      </w:r>
-      <w:bookmarkEnd w:id="15"/>
+      <w:r>
+        <w:rPr>
+          <w:b/>
+          <w:lang w:val="es-ES"/>
+        </w:rPr>
+        <w:t xml:space="preserve">Separación de responsabilidades. </w:t>
+      </w:r>
+      <w:r>
+        <w:rPr>
+          <w:lang w:val="es-ES"/>
+        </w:rPr>
+        <w:t xml:space="preserve">Aislar las integraciones externas (Open Banking en bank-service, Stripe en auth-service) evita que un cambio de terceros afecte al resto del sistema.</w:t>
+      </w:r>
     </w:p>
     <w:p>
       <w:pPr>
@@ -7355,112 +6915,19 @@
           <w:lang w:val="es-ES"/>
         </w:rPr>
       </w:pPr>
-      <w:bookmarkStart w:id="16" w:name="_Toc231290029"/>
-      <w:r>
-        <w:rPr>
-          <w:lang w:val="es-ES"/>
-        </w:rPr>
-        <w:t xml:space="preserve">Despliegue independiente. La orquestación completa vive en un único </w:t>
-      </w:r>
-      <w:proofErr w:type="spellStart"/>
-      <w:r>
-        <w:rPr>
-          <w:lang w:val="es-ES"/>
-        </w:rPr>
-        <w:t>docker-compose.yml</w:t>
-      </w:r>
-      <w:proofErr w:type="spellEnd"/>
-      <w:r>
-        <w:rPr>
-          <w:lang w:val="es-ES"/>
-        </w:rPr>
-        <w:t xml:space="preserve">, pero cada servicio tiene su propio ciclo de </w:t>
-      </w:r>
-      <w:proofErr w:type="spellStart"/>
-      <w:r>
-        <w:rPr>
-          <w:lang w:val="es-ES"/>
-        </w:rPr>
-        <w:t>build</w:t>
-      </w:r>
-      <w:proofErr w:type="spellEnd"/>
-      <w:r>
-        <w:rPr>
-          <w:lang w:val="es-ES"/>
-        </w:rPr>
-        <w:t xml:space="preserve">. Se puede desplegar un </w:t>
-      </w:r>
-      <w:proofErr w:type="spellStart"/>
-      <w:r>
-        <w:rPr>
-          <w:lang w:val="es-ES"/>
-        </w:rPr>
-        <w:t>fix</w:t>
-      </w:r>
-      <w:proofErr w:type="spellEnd"/>
-      <w:r>
-        <w:rPr>
-          <w:lang w:val="es-ES"/>
-        </w:rPr>
-        <w:t xml:space="preserve"> en </w:t>
-      </w:r>
-      <w:proofErr w:type="spellStart"/>
-      <w:r>
-        <w:rPr>
-          <w:lang w:val="es-ES"/>
-        </w:rPr>
-        <w:t>invoicing-service</w:t>
-      </w:r>
-      <w:proofErr w:type="spellEnd"/>
-      <w:r>
-        <w:rPr>
-          <w:lang w:val="es-ES"/>
-        </w:rPr>
-        <w:t xml:space="preserve"> sin necesidad de </w:t>
-      </w:r>
-      <w:proofErr w:type="spellStart"/>
-      <w:r>
-        <w:rPr>
-          <w:lang w:val="es-ES"/>
-        </w:rPr>
-        <w:t>redeployar</w:t>
-      </w:r>
-      <w:proofErr w:type="spellEnd"/>
-      <w:r>
-        <w:rPr>
-          <w:lang w:val="es-ES"/>
-        </w:rPr>
-        <w:t xml:space="preserve"> ni </w:t>
-      </w:r>
-      <w:proofErr w:type="spellStart"/>
-      <w:r>
-        <w:rPr>
-          <w:lang w:val="es-ES"/>
-        </w:rPr>
-        <w:t>wallet-service</w:t>
-      </w:r>
-      <w:proofErr w:type="spellEnd"/>
-      <w:r>
-        <w:rPr>
-          <w:lang w:val="es-ES"/>
-        </w:rPr>
-        <w:t xml:space="preserve"> ni </w:t>
-      </w:r>
-      <w:proofErr w:type="spellStart"/>
-      <w:r>
-        <w:rPr>
-          <w:lang w:val="es-ES"/>
-        </w:rPr>
-        <w:t>transaction-service</w:t>
-      </w:r>
-      <w:proofErr w:type="spellEnd"/>
-      <w:r>
-        <w:rPr>
-          <w:lang w:val="es-ES"/>
-        </w:rPr>
-        <w:t>.</w:t>
-      </w:r>
-      <w:bookmarkEnd w:id="16"/>
+      <w:r>
+        <w:rPr>
+          <w:b/>
+          <w:lang w:val="es-ES"/>
+        </w:rPr>
+        <w:t xml:space="preserve">Despliegue independiente. </w:t>
+      </w:r>
+      <w:r>
+        <w:rPr>
+          <w:lang w:val="es-ES"/>
+        </w:rPr>
+        <w:t xml:space="preserve">Cada servicio tiene su propio ciclo de build dentro de un único docker-compose.yml, por lo que se puede actualizar uno sin redesplegar los demás.</w:t>
+      </w:r>
     </w:p>
     <w:p>
       <w:pPr>
@@ -7537,133 +7004,7 @@
         <w:rPr>
           <w:lang w:val="es-ES"/>
         </w:rPr>
-        <w:t xml:space="preserve">El flujo de datos es el siguiente </w:t>
-      </w:r>
-      <w:proofErr w:type="spellStart"/>
-      <w:r>
-        <w:rPr>
-          <w:lang w:val="es-ES"/>
-        </w:rPr>
-        <w:t>frontend</w:t>
-      </w:r>
-      <w:proofErr w:type="spellEnd"/>
-      <w:r>
-        <w:rPr>
-          <w:lang w:val="es-ES"/>
-        </w:rPr>
-        <w:t xml:space="preserve"> </w:t>
-      </w:r>
-      <w:proofErr w:type="spellStart"/>
-      <w:r>
-        <w:rPr>
-          <w:lang w:val="es-ES"/>
-        </w:rPr>
-        <w:t>React</w:t>
-      </w:r>
-      <w:proofErr w:type="spellEnd"/>
-      <w:r>
-        <w:rPr>
-          <w:lang w:val="es-ES"/>
-        </w:rPr>
-        <w:t xml:space="preserve"> envía todas las peticiones al API Gateway (:8080), que valida el JWT y enruta. El Gateway descubre los servicios mediante Eureka (:8761), donde cada microservicio se registra al arrancar. Los cinco microservicios Spring Boot (</w:t>
-      </w:r>
-      <w:proofErr w:type="spellStart"/>
-      <w:r>
-        <w:rPr>
-          <w:lang w:val="es-ES"/>
-        </w:rPr>
-        <w:t>auth</w:t>
-      </w:r>
-      <w:proofErr w:type="spellEnd"/>
-      <w:r>
-        <w:rPr>
-          <w:lang w:val="es-ES"/>
-        </w:rPr>
-        <w:t xml:space="preserve">, </w:t>
-      </w:r>
-      <w:proofErr w:type="spellStart"/>
-      <w:r>
-        <w:rPr>
-          <w:lang w:val="es-ES"/>
-        </w:rPr>
-        <w:t>transaction</w:t>
-      </w:r>
-      <w:proofErr w:type="spellEnd"/>
-      <w:r>
-        <w:rPr>
-          <w:lang w:val="es-ES"/>
-        </w:rPr>
-        <w:t xml:space="preserve">, </w:t>
-      </w:r>
-      <w:proofErr w:type="spellStart"/>
-      <w:r>
-        <w:rPr>
-          <w:lang w:val="es-ES"/>
-        </w:rPr>
-        <w:t>wallet</w:t>
-      </w:r>
-      <w:proofErr w:type="spellEnd"/>
-      <w:r>
-        <w:rPr>
-          <w:lang w:val="es-ES"/>
-        </w:rPr>
-        <w:t xml:space="preserve">, </w:t>
-      </w:r>
-      <w:proofErr w:type="spellStart"/>
-      <w:r>
-        <w:rPr>
-          <w:lang w:val="es-ES"/>
-        </w:rPr>
-        <w:t>bank</w:t>
-      </w:r>
-      <w:proofErr w:type="spellEnd"/>
-      <w:r>
-        <w:rPr>
-          <w:lang w:val="es-ES"/>
-        </w:rPr>
-        <w:t xml:space="preserve">, </w:t>
-      </w:r>
-      <w:proofErr w:type="spellStart"/>
-      <w:r>
-        <w:rPr>
-          <w:lang w:val="es-ES"/>
-        </w:rPr>
-        <w:t>invoicing</w:t>
-      </w:r>
-      <w:proofErr w:type="spellEnd"/>
-      <w:r>
-        <w:rPr>
-          <w:lang w:val="es-ES"/>
-        </w:rPr>
-        <w:t xml:space="preserve">) tienen cada uno su responsabilidad acotada y su propia base de datos PostgreSQL lo que garantiza el desacoplamiento. Algunos servicios se integran con </w:t>
-      </w:r>
-      <w:proofErr w:type="spellStart"/>
-      <w:r>
-        <w:rPr>
-          <w:lang w:val="es-ES"/>
-        </w:rPr>
-        <w:t>APIs</w:t>
-      </w:r>
-      <w:proofErr w:type="spellEnd"/>
-      <w:r>
-        <w:rPr>
-          <w:lang w:val="es-ES"/>
-        </w:rPr>
-        <w:t xml:space="preserve"> externas: Stripe para pagos y </w:t>
-      </w:r>
-      <w:proofErr w:type="spellStart"/>
-      <w:r>
-        <w:rPr>
-          <w:lang w:val="es-ES"/>
-        </w:rPr>
-        <w:t>Nordigen</w:t>
-      </w:r>
-      <w:proofErr w:type="spellEnd"/>
-      <w:r>
-        <w:rPr>
-          <w:lang w:val="es-ES"/>
-        </w:rPr>
-        <w:t xml:space="preserve"> para acceso bancario bajo PSD2. El flujo es siempre de arriba a abajo: cliente → Gateway → microservicio → su BD y/o servicio externo → respuesta de vuelta.</w:t>
+        <w:t xml:space="preserve">El frontend envía todas las peticiones al API Gateway (:8080), que valida el JWT y las enruta al microservicio correspondiente, localizado mediante Eureka (:8761). Cada uno de los cinco microservicios tiene una responsabilidad acotada y su propia base de datos PostgreSQL. Algunos se integran con APIs externas (Stripe y Nordigen). El flujo es siempre cliente → Gateway → microservicio → base de datos o servicio externo → respuesta.</w:t>
       </w:r>
     </w:p>
     <w:p>
@@ -7730,107 +7071,25 @@
       </w:pPr>
       <w:r>
         <w:rPr>
+          <w:lang w:val="es-ES"/>
+        </w:rPr>
+        <w:t xml:space="preserve">Si la ruta requiere autenticación, el Gateway valida el token: si no es válido devuelve 401; si lo es, reenvía la petición con las cabeceras X-User-Id, X-User-Email y X-User-Rol. El microservicio aplica su lógica, consulta su base de datos y responde en JSON. La autenticación queda así centralizada y los servicios solo confían en las cabeceras inyectadas por el Gateway.</w:t>
+      </w:r>
+    </w:p>
+    <w:p>
+      <w:pPr>
+        <w:jc w:val="center"/>
+        <w:rPr>
           <w:sz w:val="20"/>
           <w:szCs w:val="20"/>
           <w:lang w:val="es-ES"/>
         </w:rPr>
-        <w:t xml:space="preserve">El usuario realiza una acción en la SPA y el cliente envía la petición al API Gateway. Si la ruta requiere autenticación, el Gateway valida el token JWT: si no es válido, responde 401 </w:t>
-      </w:r>
-      <w:proofErr w:type="spellStart"/>
-      <w:r>
-        <w:rPr>
-          <w:sz w:val="20"/>
-          <w:szCs w:val="20"/>
-          <w:lang w:val="es-ES"/>
-        </w:rPr>
-        <w:t>Unauthorized</w:t>
-      </w:r>
-      <w:proofErr w:type="spellEnd"/>
-      <w:r>
-        <w:rPr>
-          <w:sz w:val="20"/>
-          <w:szCs w:val="20"/>
-          <w:lang w:val="es-ES"/>
-        </w:rPr>
-        <w:t>; si lo es, reenvía la petición al microservicio con las cabeceras X-</w:t>
-      </w:r>
-      <w:proofErr w:type="spellStart"/>
-      <w:r>
-        <w:rPr>
-          <w:sz w:val="20"/>
-          <w:szCs w:val="20"/>
-          <w:lang w:val="es-ES"/>
-        </w:rPr>
-        <w:t>User</w:t>
-      </w:r>
-      <w:proofErr w:type="spellEnd"/>
-      <w:r>
-        <w:rPr>
-          <w:sz w:val="20"/>
-          <w:szCs w:val="20"/>
-          <w:lang w:val="es-ES"/>
-        </w:rPr>
-        <w:t>-Id, X-</w:t>
-      </w:r>
-      <w:proofErr w:type="spellStart"/>
-      <w:r>
-        <w:rPr>
-          <w:sz w:val="20"/>
-          <w:szCs w:val="20"/>
-          <w:lang w:val="es-ES"/>
-        </w:rPr>
-        <w:t>User</w:t>
-      </w:r>
-      <w:proofErr w:type="spellEnd"/>
-      <w:r>
-        <w:rPr>
-          <w:sz w:val="20"/>
-          <w:szCs w:val="20"/>
-          <w:lang w:val="es-ES"/>
-        </w:rPr>
-        <w:t>-Email y X-</w:t>
-      </w:r>
-      <w:proofErr w:type="spellStart"/>
-      <w:r>
-        <w:rPr>
-          <w:sz w:val="20"/>
-          <w:szCs w:val="20"/>
-          <w:lang w:val="es-ES"/>
-        </w:rPr>
-        <w:t>User</w:t>
-      </w:r>
-      <w:proofErr w:type="spellEnd"/>
-      <w:r>
-        <w:rPr>
-          <w:sz w:val="20"/>
-          <w:szCs w:val="20"/>
-          <w:lang w:val="es-ES"/>
-        </w:rPr>
-        <w:t>-Rol. El microservicio aplica su lógica de negocio, consulta su base de datos PostgreSQL y devuelve la respuesta en JSON, con la que el cliente actualiza la interfaz. Así la autenticación queda centralizada en el Gateway y los microservicios solo confían en las cabeceras que este les inyecta</w:t>
-      </w:r>
-      <w:r>
-        <w:rPr>
-          <w:sz w:val="20"/>
-          <w:szCs w:val="20"/>
-          <w:lang w:val="es-ES"/>
-        </w:rPr>
-        <w:br w:type="page"/>
-      </w:r>
+      </w:pPr>
     </w:p>
     <w:p>
       <w:pPr>
         <w:jc w:val="center"/>
         <w:rPr>
-          <w:sz w:val="20"/>
-          <w:szCs w:val="20"/>
-          <w:lang w:val="es-ES"/>
-        </w:rPr>
-      </w:pPr>
-    </w:p>
-    <w:p>
-      <w:pPr>
-        <w:jc w:val="center"/>
-        <w:rPr>
           <w:lang w:val="es-ES"/>
         </w:rPr>
       </w:pPr>
@@ -7861,63 +7120,7 @@
         <w:rPr>
           <w:lang w:val="es-ES"/>
         </w:rPr>
-        <w:t xml:space="preserve">La plataforma se compone de siete microservicios </w:t>
-      </w:r>
-      <w:proofErr w:type="spellStart"/>
-      <w:r>
-        <w:rPr>
-          <w:lang w:val="es-ES"/>
-        </w:rPr>
-        <w:t>backend</w:t>
-      </w:r>
-      <w:proofErr w:type="spellEnd"/>
-      <w:r>
-        <w:rPr>
-          <w:lang w:val="es-ES"/>
-        </w:rPr>
-        <w:t xml:space="preserve"> (cinco de negocio más el </w:t>
-      </w:r>
-      <w:proofErr w:type="spellStart"/>
-      <w:r>
-        <w:rPr>
-          <w:lang w:val="es-ES"/>
-        </w:rPr>
-        <w:t>gateway</w:t>
-      </w:r>
-      <w:proofErr w:type="spellEnd"/>
-      <w:r>
-        <w:rPr>
-          <w:lang w:val="es-ES"/>
-        </w:rPr>
-        <w:t xml:space="preserve"> y el registro de servicios) y un </w:t>
-      </w:r>
-      <w:proofErr w:type="spellStart"/>
-      <w:r>
-        <w:rPr>
-          <w:lang w:val="es-ES"/>
-        </w:rPr>
-        <w:t>frontend</w:t>
-      </w:r>
-      <w:proofErr w:type="spellEnd"/>
-      <w:r>
-        <w:rPr>
-          <w:lang w:val="es-ES"/>
-        </w:rPr>
-        <w:t xml:space="preserve">. A </w:t>
-      </w:r>
-      <w:proofErr w:type="gramStart"/>
-      <w:r>
-        <w:rPr>
-          <w:lang w:val="es-ES"/>
-        </w:rPr>
-        <w:t>continuación</w:t>
-      </w:r>
-      <w:proofErr w:type="gramEnd"/>
-      <w:r>
-        <w:rPr>
-          <w:lang w:val="es-ES"/>
-        </w:rPr>
-        <w:t xml:space="preserve"> se describe cada módulo con su descripción, sus funcionalidades y sus dependencias.</w:t>
+        <w:t xml:space="preserve">La plataforma consta de siete microservicios (cinco de negocio, el gateway y el registro de servicios) y un frontend. Cada módulo se describe a continuación con su función, capacidades y dependencias.</w:t>
       </w:r>
     </w:p>
     <w:p>
@@ -9521,99 +8724,7 @@
         <w:rPr>
           <w:lang w:val="es-ES"/>
         </w:rPr>
-        <w:t xml:space="preserve">Sistema de diseño: centralizado en </w:t>
-      </w:r>
-      <w:proofErr w:type="spellStart"/>
-      <w:r>
-        <w:rPr>
-          <w:lang w:val="es-ES"/>
-        </w:rPr>
-        <w:t>design-</w:t>
-      </w:r>
-      <w:proofErr w:type="gramStart"/>
-      <w:r>
-        <w:rPr>
-          <w:lang w:val="es-ES"/>
-        </w:rPr>
-        <w:t>system.scss</w:t>
-      </w:r>
-      <w:proofErr w:type="spellEnd"/>
-      <w:proofErr w:type="gramEnd"/>
-      <w:r>
-        <w:rPr>
-          <w:lang w:val="es-ES"/>
-        </w:rPr>
-        <w:t xml:space="preserve"> (SASS). Una paleta primitiva en variables SASS (teal #0891b2 como color primario) alimenta tokens semánticos como CSS </w:t>
-      </w:r>
-      <w:proofErr w:type="spellStart"/>
-      <w:r>
-        <w:rPr>
-          <w:lang w:val="es-ES"/>
-        </w:rPr>
-        <w:t>Custom</w:t>
-      </w:r>
-      <w:proofErr w:type="spellEnd"/>
-      <w:r>
-        <w:rPr>
-          <w:lang w:val="es-ES"/>
-        </w:rPr>
-        <w:t xml:space="preserve"> </w:t>
-      </w:r>
-      <w:proofErr w:type="spellStart"/>
-      <w:r>
-        <w:rPr>
-          <w:lang w:val="es-ES"/>
-        </w:rPr>
-        <w:t>Properties</w:t>
-      </w:r>
-      <w:proofErr w:type="spellEnd"/>
-      <w:r>
-        <w:rPr>
-          <w:lang w:val="es-ES"/>
-        </w:rPr>
-        <w:t xml:space="preserve">, permitiendo tema claro/oscuro en caliente. Tipografía principal Geist. Estilos por vista con CSS Modules; gráficos con </w:t>
-      </w:r>
-      <w:proofErr w:type="spellStart"/>
-      <w:r>
-        <w:rPr>
-          <w:lang w:val="es-ES"/>
-        </w:rPr>
-        <w:t>Recharts</w:t>
-      </w:r>
-      <w:proofErr w:type="spellEnd"/>
-      <w:r>
-        <w:rPr>
-          <w:lang w:val="es-ES"/>
-        </w:rPr>
-        <w:t xml:space="preserve">; enrutado con </w:t>
-      </w:r>
-      <w:proofErr w:type="spellStart"/>
-      <w:r>
-        <w:rPr>
-          <w:lang w:val="es-ES"/>
-        </w:rPr>
-        <w:t>React</w:t>
-      </w:r>
-      <w:proofErr w:type="spellEnd"/>
-      <w:r>
-        <w:rPr>
-          <w:lang w:val="es-ES"/>
-        </w:rPr>
-        <w:t xml:space="preserve"> </w:t>
-      </w:r>
-      <w:proofErr w:type="spellStart"/>
-      <w:r>
-        <w:rPr>
-          <w:lang w:val="es-ES"/>
-        </w:rPr>
-        <w:t>Router</w:t>
-      </w:r>
-      <w:proofErr w:type="spellEnd"/>
-      <w:r>
-        <w:rPr>
-          <w:lang w:val="es-ES"/>
-        </w:rPr>
-        <w:t xml:space="preserve"> 7.</w:t>
+        <w:t xml:space="preserve">El sistema de diseño se centraliza en design-system.scss: una paleta primitiva en variables SASS (teal #0891b2) alimenta tokens semánticos (CSS Custom Properties) que permiten alternar tema claro/oscuro en caliente. Tipografía Geist, estilos por vista con CSS Modules, gráficos con Recharts y enrutado con React Router 7.</w:t>
       </w:r>
     </w:p>
     <w:p>
@@ -9915,48 +9026,20 @@
         <w:rPr>
           <w:lang w:val="es-ES"/>
         </w:rPr>
-        <w:t xml:space="preserve">La navegación se realiza desde una barra lateral en escritorio y una barra inferior en móvil, lo que mantiene accesibles las secciones principales en cualquier dispositivo. Tras iniciar sesión, el usuario aterriza en el </w:t>
-      </w:r>
-      <w:proofErr w:type="spellStart"/>
-      <w:r>
-        <w:rPr>
-          <w:lang w:val="es-ES"/>
-        </w:rPr>
-        <w:t>dashboard</w:t>
-      </w:r>
-      <w:proofErr w:type="spellEnd"/>
-      <w:r>
-        <w:rPr>
-          <w:lang w:val="es-ES"/>
-        </w:rPr>
-        <w:t>, que ofrece una visión general de su situación financiera (saldo, evolución de ingresos y gastos y últimos movimientos).</w:t>
-      </w:r>
-    </w:p>
-    <w:p>
-      <w:pPr>
-        <w:rPr>
-          <w:lang w:val="es-ES"/>
-        </w:rPr>
-      </w:pPr>
-      <w:r>
-        <w:rPr>
-          <w:lang w:val="es-ES"/>
-        </w:rPr>
-        <w:t xml:space="preserve">Las acciones frecuentes se resuelven con modales y formularios en línea: enviar o solicitar dinero en el monedero, registrar un ingreso o un gasto, conectar un banco o emitir una factura. Los formularios validan los datos antes de enviarlos al </w:t>
-      </w:r>
-      <w:proofErr w:type="spellStart"/>
-      <w:r>
-        <w:rPr>
-          <w:lang w:val="es-ES"/>
-        </w:rPr>
-        <w:t>backend</w:t>
-      </w:r>
-      <w:proofErr w:type="spellEnd"/>
-      <w:r>
-        <w:rPr>
-          <w:lang w:val="es-ES"/>
-        </w:rPr>
-        <w:t xml:space="preserve"> y muestran mensajes de error claros. El cambio de tema claro/oscuro es inmediato gracias a los tokens de diseño, y el asistente financiero flotante permite consultar datos mediante preguntas en lenguaje natural.</w:t>
+        <w:t xml:space="preserve">La navegación se realiza con una barra lateral en escritorio y una barra inferior en móvil. Tras iniciar sesión, el usuario llega al dashboard, con una visión general de su situación financiera (saldo, evolución de ingresos y gastos y últimos movimientos).</w:t>
+      </w:r>
+    </w:p>
+    <w:p>
+      <w:pPr>
+        <w:rPr>
+          <w:lang w:val="es-ES"/>
+        </w:rPr>
+      </w:pPr>
+      <w:r>
+        <w:rPr>
+          <w:lang w:val="es-ES"/>
+        </w:rPr>
+        <w:t xml:space="preserve">Las acciones frecuentes se resuelven con modales y formularios en línea (enviar dinero, registrar un ingreso o gasto, conectar un banco o emitir una factura), que validan los datos antes de enviarlos. El cambio de tema es inmediato y el asistente financiero flotante permite consultar datos en lenguaje natural.</w:t>
       </w:r>
     </w:p>
     <w:p>
@@ -10614,57 +9697,7 @@
         <w:rPr>
           <w:lang w:val="es-ES"/>
         </w:rPr>
-        <w:t xml:space="preserve">En desarrollo se puede crear un archivo </w:t>
-      </w:r>
-      <w:proofErr w:type="spellStart"/>
-      <w:r>
-        <w:rPr>
-          <w:lang w:val="es-ES"/>
-        </w:rPr>
-        <w:t>application-</w:t>
-      </w:r>
-      <w:proofErr w:type="gramStart"/>
-      <w:r>
-        <w:rPr>
-          <w:lang w:val="es-ES"/>
-        </w:rPr>
-        <w:t>local.properties</w:t>
-      </w:r>
-      <w:proofErr w:type="spellEnd"/>
-      <w:proofErr w:type="gramEnd"/>
-      <w:r>
-        <w:rPr>
-          <w:lang w:val="es-ES"/>
-        </w:rPr>
-        <w:t xml:space="preserve"> en </w:t>
-      </w:r>
-      <w:proofErr w:type="spellStart"/>
-      <w:r>
-        <w:rPr>
-          <w:lang w:val="es-ES"/>
-        </w:rPr>
-        <w:t>auth-service</w:t>
-      </w:r>
-      <w:proofErr w:type="spellEnd"/>
-      <w:r>
-        <w:rPr>
-          <w:lang w:val="es-ES"/>
-        </w:rPr>
-        <w:t xml:space="preserve"> con esas claves y arrancar con el perfil local (SPRING_PROFILES_ACTIVE=local). Dicho archivo está ignorado por Git, de modo que las claves nunca se versionan. Si </w:t>
-      </w:r>
-      <w:proofErr w:type="spellStart"/>
-      <w:r>
-        <w:rPr>
-          <w:lang w:val="es-ES"/>
-        </w:rPr>
-        <w:t>auth-service</w:t>
-      </w:r>
-      <w:proofErr w:type="spellEnd"/>
-      <w:r>
-        <w:rPr>
-          <w:lang w:val="es-ES"/>
-        </w:rPr>
-        <w:t xml:space="preserve"> detecta el secreto JWT por defecto, avisa por consola.</w:t>
+        <w:t xml:space="preserve">En desarrollo puede usarse un archivo application-local.properties (perfil local) con dichas claves; está ignorado por Git, por lo que nunca se versionan. Si auth-service detecta el secreto JWT por defecto, avisa por consola.</w:t>
       </w:r>
     </w:p>
     <w:p>
@@ -11024,203 +10057,7 @@
         <w:rPr>
           <w:lang w:val="es-ES"/>
         </w:rPr>
-        <w:t xml:space="preserve">El despliegue se realiza con las mismas imágenes Docker usadas en local. En un servidor (VPS o plataforma </w:t>
-      </w:r>
-      <w:proofErr w:type="spellStart"/>
-      <w:r>
-        <w:rPr>
-          <w:lang w:val="es-ES"/>
-        </w:rPr>
-        <w:t>cloud</w:t>
-      </w:r>
-      <w:proofErr w:type="spellEnd"/>
-      <w:r>
-        <w:rPr>
-          <w:lang w:val="es-ES"/>
-        </w:rPr>
-        <w:t xml:space="preserve">) basta con instalar Docker y Docker </w:t>
-      </w:r>
-      <w:proofErr w:type="spellStart"/>
-      <w:r>
-        <w:rPr>
-          <w:lang w:val="es-ES"/>
-        </w:rPr>
-        <w:t>Compose</w:t>
-      </w:r>
-      <w:proofErr w:type="spellEnd"/>
-      <w:r>
-        <w:rPr>
-          <w:lang w:val="es-ES"/>
-        </w:rPr>
-        <w:t xml:space="preserve">, clonar el repositorio, definir las variables de entorno de producción (secretos fuertes, claves reales de Stripe y </w:t>
-      </w:r>
-      <w:proofErr w:type="spellStart"/>
-      <w:r>
-        <w:rPr>
-          <w:lang w:val="es-ES"/>
-        </w:rPr>
-        <w:t>Nordigen</w:t>
-      </w:r>
-      <w:proofErr w:type="spellEnd"/>
-      <w:r>
-        <w:rPr>
-          <w:lang w:val="es-ES"/>
-        </w:rPr>
-        <w:t xml:space="preserve">, URL pública del </w:t>
-      </w:r>
-      <w:proofErr w:type="spellStart"/>
-      <w:r>
-        <w:rPr>
-          <w:lang w:val="es-ES"/>
-        </w:rPr>
-        <w:t>frontend</w:t>
-      </w:r>
-      <w:proofErr w:type="spellEnd"/>
-      <w:r>
-        <w:rPr>
-          <w:lang w:val="es-ES"/>
-        </w:rPr>
-        <w:t xml:space="preserve">) y ejecutar </w:t>
-      </w:r>
-      <w:proofErr w:type="spellStart"/>
-      <w:r>
-        <w:rPr>
-          <w:lang w:val="es-ES"/>
-        </w:rPr>
-        <w:t>docker</w:t>
-      </w:r>
-      <w:proofErr w:type="spellEnd"/>
-      <w:r>
-        <w:rPr>
-          <w:lang w:val="es-ES"/>
-        </w:rPr>
-        <w:t xml:space="preserve"> </w:t>
-      </w:r>
-      <w:proofErr w:type="spellStart"/>
-      <w:r>
-        <w:rPr>
-          <w:lang w:val="es-ES"/>
-        </w:rPr>
-        <w:t>compose</w:t>
-      </w:r>
-      <w:proofErr w:type="spellEnd"/>
-      <w:r>
-        <w:rPr>
-          <w:lang w:val="es-ES"/>
-        </w:rPr>
-        <w:t xml:space="preserve"> up -d --</w:t>
-      </w:r>
-      <w:proofErr w:type="spellStart"/>
-      <w:r>
-        <w:rPr>
-          <w:lang w:val="es-ES"/>
-        </w:rPr>
-        <w:t>build</w:t>
-      </w:r>
-      <w:proofErr w:type="spellEnd"/>
-      <w:r>
-        <w:rPr>
-          <w:lang w:val="es-ES"/>
-        </w:rPr>
-        <w:t>. Se recomienda situar un proxy inverso (</w:t>
-      </w:r>
-      <w:proofErr w:type="spellStart"/>
-      <w:r>
-        <w:rPr>
-          <w:lang w:val="es-ES"/>
-        </w:rPr>
-        <w:t>Nginx</w:t>
-      </w:r>
-      <w:proofErr w:type="spellEnd"/>
-      <w:r>
-        <w:rPr>
-          <w:lang w:val="es-ES"/>
-        </w:rPr>
-        <w:t xml:space="preserve"> o </w:t>
-      </w:r>
-      <w:proofErr w:type="spellStart"/>
-      <w:r>
-        <w:rPr>
-          <w:lang w:val="es-ES"/>
-        </w:rPr>
-        <w:t>Traefik</w:t>
-      </w:r>
-      <w:proofErr w:type="spellEnd"/>
-      <w:r>
-        <w:rPr>
-          <w:lang w:val="es-ES"/>
-        </w:rPr>
-        <w:t xml:space="preserve">) delante del </w:t>
-      </w:r>
-      <w:proofErr w:type="spellStart"/>
-      <w:r>
-        <w:rPr>
-          <w:lang w:val="es-ES"/>
-        </w:rPr>
-        <w:t>gateway</w:t>
-      </w:r>
-      <w:proofErr w:type="spellEnd"/>
-      <w:r>
-        <w:rPr>
-          <w:lang w:val="es-ES"/>
-        </w:rPr>
-        <w:t xml:space="preserve"> para terminar TLS (HTTPS) y servir el </w:t>
-      </w:r>
-      <w:proofErr w:type="spellStart"/>
-      <w:r>
-        <w:rPr>
-          <w:lang w:val="es-ES"/>
-        </w:rPr>
-        <w:t>frontend</w:t>
-      </w:r>
-      <w:proofErr w:type="spellEnd"/>
-      <w:r>
-        <w:rPr>
-          <w:lang w:val="es-ES"/>
-        </w:rPr>
-        <w:t xml:space="preserve"> ya compilado (</w:t>
-      </w:r>
-      <w:proofErr w:type="spellStart"/>
-      <w:r>
-        <w:rPr>
-          <w:lang w:val="es-ES"/>
-        </w:rPr>
-        <w:t>npm</w:t>
-      </w:r>
-      <w:proofErr w:type="spellEnd"/>
-      <w:r>
-        <w:rPr>
-          <w:lang w:val="es-ES"/>
-        </w:rPr>
-        <w:t xml:space="preserve"> run </w:t>
-      </w:r>
-      <w:proofErr w:type="spellStart"/>
-      <w:r>
-        <w:rPr>
-          <w:lang w:val="es-ES"/>
-        </w:rPr>
-        <w:t>build</w:t>
-      </w:r>
-      <w:proofErr w:type="spellEnd"/>
-      <w:r>
-        <w:rPr>
-          <w:lang w:val="es-ES"/>
-        </w:rPr>
-        <w:t xml:space="preserve">). Como mejora futura se contempla automatizar este proceso con un pipeline de CI/CD (GitHub </w:t>
-      </w:r>
-      <w:proofErr w:type="spellStart"/>
-      <w:r>
-        <w:rPr>
-          <w:lang w:val="es-ES"/>
-        </w:rPr>
-        <w:t>Actions</w:t>
-      </w:r>
-      <w:proofErr w:type="spellEnd"/>
-      <w:r>
-        <w:rPr>
-          <w:lang w:val="es-ES"/>
-        </w:rPr>
-        <w:t>).</w:t>
+        <w:t xml:space="preserve">El despliegue emplea las mismas imágenes Docker que en local: basta instalar Docker y Docker Compose, clonar el repositorio, definir las variables de entorno de producción (secretos fuertes, claves reales de Stripe y Nordigen, URL pública) y ejecutar docker compose up -d --build. Se recomienda un proxy inverso (Nginx) delante del gateway para TLS (HTTPS) y servir el frontend compilado. Como mejora futura se contempla un pipeline de CI/CD.</w:t>
       </w:r>
     </w:p>
     <w:p>
@@ -11840,77 +10677,7 @@
         <w:rPr>
           <w:lang w:val="es-ES"/>
         </w:rPr>
-        <w:t xml:space="preserve">El proyecto se ha desarrollado principalmente sobre la rama </w:t>
-      </w:r>
-      <w:proofErr w:type="spellStart"/>
-      <w:r>
-        <w:rPr>
-          <w:lang w:val="es-ES"/>
-        </w:rPr>
-        <w:t>main</w:t>
-      </w:r>
-      <w:proofErr w:type="spellEnd"/>
-      <w:r>
-        <w:rPr>
-          <w:lang w:val="es-ES"/>
-        </w:rPr>
-        <w:t xml:space="preserve">, que contiene siempre una versión estable y desplegable. Para un trabajo en equipo o una evolución continua se recomienda el flujo siguiente: </w:t>
-      </w:r>
-      <w:proofErr w:type="spellStart"/>
-      <w:r>
-        <w:rPr>
-          <w:lang w:val="es-ES"/>
-        </w:rPr>
-        <w:t>main</w:t>
-      </w:r>
-      <w:proofErr w:type="spellEnd"/>
-      <w:r>
-        <w:rPr>
-          <w:lang w:val="es-ES"/>
-        </w:rPr>
-        <w:t xml:space="preserve"> (producción/estable), </w:t>
-      </w:r>
-      <w:proofErr w:type="spellStart"/>
-      <w:r>
-        <w:rPr>
-          <w:lang w:val="es-ES"/>
-        </w:rPr>
-        <w:t>develop</w:t>
-      </w:r>
-      <w:proofErr w:type="spellEnd"/>
-      <w:r>
-        <w:rPr>
-          <w:lang w:val="es-ES"/>
-        </w:rPr>
-        <w:t xml:space="preserve"> (integración) y ramas </w:t>
-      </w:r>
-      <w:proofErr w:type="spellStart"/>
-      <w:r>
-        <w:rPr>
-          <w:lang w:val="es-ES"/>
-        </w:rPr>
-        <w:t>feature</w:t>
-      </w:r>
-      <w:proofErr w:type="spellEnd"/>
-      <w:r>
-        <w:rPr>
-          <w:lang w:val="es-ES"/>
-        </w:rPr>
-        <w:t xml:space="preserve">/&lt;nombre&gt; por funcionalidad, que se fusionan mediante Pull </w:t>
-      </w:r>
-      <w:proofErr w:type="spellStart"/>
-      <w:r>
-        <w:rPr>
-          <w:lang w:val="es-ES"/>
-        </w:rPr>
-        <w:t>Requests</w:t>
-      </w:r>
-      <w:proofErr w:type="spellEnd"/>
-      <w:r>
-        <w:rPr>
-          <w:lang w:val="es-ES"/>
-        </w:rPr>
-        <w:t xml:space="preserve"> revisados.</w:t>
+        <w:t xml:space="preserve">El proyecto se ha desarrollado sobre la rama main, que mantiene siempre una versión estable y desplegable. Para trabajo en equipo se recomienda el flujo main (estable), develop (integración) y ramas feature/&lt;nombre&gt; fusionadas mediante Pull Requests.</w:t>
       </w:r>
     </w:p>
     <w:p>
@@ -12695,35 +11462,7 @@
         <w:rPr>
           <w:lang w:val="es-ES"/>
         </w:rPr>
-        <w:t xml:space="preserve">A fecha de redacción, el repositorio acumula más de 40 commits que reflejan la evolución del proyecto, desde la reestructuración inicial en </w:t>
-      </w:r>
-      <w:proofErr w:type="spellStart"/>
-      <w:r>
-        <w:rPr>
-          <w:lang w:val="es-ES"/>
-        </w:rPr>
-        <w:t>backend</w:t>
-      </w:r>
-      <w:proofErr w:type="spellEnd"/>
-      <w:r>
-        <w:rPr>
-          <w:lang w:val="es-ES"/>
-        </w:rPr>
-        <w:t xml:space="preserve">/ y </w:t>
-      </w:r>
-      <w:proofErr w:type="spellStart"/>
-      <w:r>
-        <w:rPr>
-          <w:lang w:val="es-ES"/>
-        </w:rPr>
-        <w:t>frontend</w:t>
-      </w:r>
-      <w:proofErr w:type="spellEnd"/>
-      <w:r>
-        <w:rPr>
-          <w:lang w:val="es-ES"/>
-        </w:rPr>
-        <w:t>/ hasta la integración de pagos con Stripe y la migración del sistema de diseño a SASS.</w:t>
+        <w:t xml:space="preserve">El repositorio acumula más de 40 commits que reflejan la evolución del proyecto, desde la reestructuración inicial en backend/ y frontend/ hasta la integración de pagos con Stripe y la migración del sistema de diseño a SASS.</w:t>
       </w:r>
     </w:p>
     <w:p>
@@ -13978,61 +12717,6 @@
         <w:rPr>
           <w:lang w:val="es-ES"/>
         </w:rPr>
-        <w:t xml:space="preserve">Pruebas unitarias: se han implementado con </w:t>
-      </w:r>
-      <w:proofErr w:type="spellStart"/>
-      <w:r>
-        <w:rPr>
-          <w:lang w:val="es-ES"/>
-        </w:rPr>
-        <w:t>JUnit</w:t>
-      </w:r>
-      <w:proofErr w:type="spellEnd"/>
-      <w:r>
-        <w:rPr>
-          <w:lang w:val="es-ES"/>
-        </w:rPr>
-        <w:t xml:space="preserve"> 5 y </w:t>
-      </w:r>
-      <w:proofErr w:type="spellStart"/>
-      <w:r>
-        <w:rPr>
-          <w:lang w:val="es-ES"/>
-        </w:rPr>
-        <w:t>Mockito</w:t>
-      </w:r>
-      <w:proofErr w:type="spellEnd"/>
-      <w:r>
-        <w:rPr>
-          <w:lang w:val="es-ES"/>
-        </w:rPr>
-        <w:t xml:space="preserve"> sobre la capa de servicio de cada microservicio, cubriendo los flujos de negocio principales (registro/</w:t>
-      </w:r>
-      <w:proofErr w:type="spellStart"/>
-      <w:r>
-        <w:rPr>
-          <w:lang w:val="es-ES"/>
-        </w:rPr>
-        <w:t>login</w:t>
-      </w:r>
-      <w:proofErr w:type="spellEnd"/>
-      <w:r>
-        <w:rPr>
-          <w:lang w:val="es-ES"/>
-        </w:rPr>
-        <w:t>, transferencia con saldo insuficiente, creación y cálculo de facturas y liquidaciones trimestrales).</w:t>
-      </w:r>
-    </w:p>
-    <w:p>
-      <w:pPr>
-        <w:rPr>
-          <w:lang w:val="es-ES"/>
-        </w:rPr>
-      </w:pPr>
-      <w:r>
-        <w:rPr>
-          <w:lang w:val="es-ES"/>
-        </w:rPr>
         <w:lastRenderedPageBreak/>
         <w:t xml:space="preserve">Pruebas de integración: con @SpringBootTest y </w:t>
       </w:r>
@@ -14188,21 +12872,7 @@
         <w:rPr>
           <w:lang w:val="es-ES"/>
         </w:rPr>
-        <w:t xml:space="preserve">Se ha validado la interfaz en los navegadores Chrome, Firefox y Safari, con pruebas de diseño responsive a 375px, 768px y 1440px. En materia de accesibilidad se han cuidado: el uso de HTML semántico y etiquetas asociadas a los campos de formulario, el contraste de color suficiente entre texto y fondo (verificado en los temas claro y oscuro), la navegación por teclado y los textos alternativos en los elementos no textuales. Como mejora futura se plantea una auditoría sistemática con herramientas como Lighthouse o </w:t>
-      </w:r>
-      <w:proofErr w:type="spellStart"/>
-      <w:r>
-        <w:rPr>
-          <w:lang w:val="es-ES"/>
-        </w:rPr>
-        <w:t>axe</w:t>
-      </w:r>
-      <w:proofErr w:type="spellEnd"/>
-      <w:r>
-        <w:rPr>
-          <w:lang w:val="es-ES"/>
-        </w:rPr>
-        <w:t xml:space="preserve"> para alcanzar el nivel AA de las WCAG 2.1.</w:t>
+        <w:t xml:space="preserve">La interfaz se ha validado en Chrome, Firefox y Safari, con diseño responsive a 375, 768 y 1440 px. En accesibilidad se ha cuidado el HTML semántico, las etiquetas asociadas a los formularios, el contraste de color (temas claro y oscuro), la navegación por teclado y los textos alternativos. Como mejora futura se plantea una auditoría con Lighthouse o axe para el nivel AA de las WCAG 2.1.</w:t>
       </w:r>
     </w:p>
     <w:p>
@@ -15451,75 +14121,11 @@
           <w:lang w:val="es-ES"/>
         </w:rPr>
       </w:pPr>
-      <w:proofErr w:type="spellStart"/>
-      <w:r>
-        <w:rPr>
-          <w:lang w:val="es-ES"/>
-        </w:rPr>
-        <w:t>PayFlow</w:t>
-      </w:r>
-      <w:proofErr w:type="spellEnd"/>
-      <w:r>
-        <w:rPr>
-          <w:lang w:val="es-ES"/>
-        </w:rPr>
-        <w:t xml:space="preserve"> ha alcanzado satisfactoriamente los objetivos planteados: una plataforma de finanzas personales completa y funcional, con una arquitectura de microservicios robusta y un </w:t>
-      </w:r>
-      <w:proofErr w:type="spellStart"/>
-      <w:r>
-        <w:rPr>
-          <w:lang w:val="es-ES"/>
-        </w:rPr>
-        <w:t>frontend</w:t>
-      </w:r>
-      <w:proofErr w:type="spellEnd"/>
-      <w:r>
-        <w:rPr>
-          <w:lang w:val="es-ES"/>
-        </w:rPr>
-        <w:t xml:space="preserve"> moderno, que integra funcionalidades poco habituales de forma conjunta (cartera P2P, Open </w:t>
-      </w:r>
-      <w:proofErr w:type="spellStart"/>
-      <w:r>
-        <w:rPr>
-          <w:lang w:val="es-ES"/>
-        </w:rPr>
-        <w:t>Banking</w:t>
-      </w:r>
-      <w:proofErr w:type="spellEnd"/>
-      <w:r>
-        <w:rPr>
-          <w:lang w:val="es-ES"/>
-        </w:rPr>
-        <w:t xml:space="preserve"> PSD2, módulo fiscal para autónomos y pagos con Stripe). La separación en servicios independientes con su propia base de datos, el </w:t>
-      </w:r>
-      <w:proofErr w:type="spellStart"/>
-      <w:r>
-        <w:rPr>
-          <w:lang w:val="es-ES"/>
-        </w:rPr>
-        <w:t>gateway</w:t>
-      </w:r>
-      <w:proofErr w:type="spellEnd"/>
-      <w:r>
-        <w:rPr>
-          <w:lang w:val="es-ES"/>
-        </w:rPr>
-        <w:t xml:space="preserve"> con seguridad centralizada y la orquestación con Docker </w:t>
-      </w:r>
-      <w:proofErr w:type="spellStart"/>
-      <w:r>
-        <w:rPr>
-          <w:lang w:val="es-ES"/>
-        </w:rPr>
-        <w:t>Compose</w:t>
-      </w:r>
-      <w:proofErr w:type="spellEnd"/>
-      <w:r>
-        <w:rPr>
-          <w:lang w:val="es-ES"/>
-        </w:rPr>
-        <w:t xml:space="preserve"> dan como resultado un sistema desacoplado, mantenible y reproducible.</w:t>
+      <w:r>
+        <w:rPr>
+          <w:lang w:val="es-ES"/>
+        </w:rPr>
+        <w:t xml:space="preserve">PayFlow ha alcanzado los objetivos planteados: una plataforma de finanzas personales completa y funcional, con una arquitectura de microservicios sólida y un frontend moderno, que integra de forma conjunta funcionalidades poco habituales (cartera P2P, Open Banking PSD2, módulo fiscal y pagos con Stripe). La separación en servicios con base de datos propia, el gateway con seguridad centralizada y la orquestación con Docker Compose dan como resultado un sistema desacoplado, mantenible y reproducible.</w:t>
       </w:r>
     </w:p>
     <w:p>
@@ -15548,91 +14154,7 @@
         <w:rPr>
           <w:lang w:val="es-ES"/>
         </w:rPr>
-        <w:t xml:space="preserve">El proyecto ha permitido consolidar, en un contexto realista, los conocimientos del ciclo: programación en Java con Spring Boot, desarrollo </w:t>
-      </w:r>
-      <w:proofErr w:type="spellStart"/>
-      <w:r>
-        <w:rPr>
-          <w:lang w:val="es-ES"/>
-        </w:rPr>
-        <w:t>frontend</w:t>
-      </w:r>
-      <w:proofErr w:type="spellEnd"/>
-      <w:r>
-        <w:rPr>
-          <w:lang w:val="es-ES"/>
-        </w:rPr>
-        <w:t xml:space="preserve"> con </w:t>
-      </w:r>
-      <w:proofErr w:type="spellStart"/>
-      <w:r>
-        <w:rPr>
-          <w:lang w:val="es-ES"/>
-        </w:rPr>
-        <w:t>React</w:t>
-      </w:r>
-      <w:proofErr w:type="spellEnd"/>
-      <w:r>
-        <w:rPr>
-          <w:lang w:val="es-ES"/>
-        </w:rPr>
-        <w:t xml:space="preserve">, diseño de bases de datos relacionales, seguridad con JWT y roles, contenedorización con Docker e integración con </w:t>
-      </w:r>
-      <w:proofErr w:type="spellStart"/>
-      <w:r>
-        <w:rPr>
-          <w:lang w:val="es-ES"/>
-        </w:rPr>
-        <w:t>APIs</w:t>
-      </w:r>
-      <w:proofErr w:type="spellEnd"/>
-      <w:r>
-        <w:rPr>
-          <w:lang w:val="es-ES"/>
-        </w:rPr>
-        <w:t xml:space="preserve"> REST externas (</w:t>
-      </w:r>
-      <w:proofErr w:type="spellStart"/>
-      <w:r>
-        <w:rPr>
-          <w:lang w:val="es-ES"/>
-        </w:rPr>
-        <w:t>Nordigen</w:t>
-      </w:r>
-      <w:proofErr w:type="spellEnd"/>
-      <w:r>
-        <w:rPr>
-          <w:lang w:val="es-ES"/>
-        </w:rPr>
-        <w:t xml:space="preserve"> y Stripe). Entre las principales dificultades superadas destacan la integración del flujo de consentimiento PSD2, la particularidad de los Payment Links de Stripe (que no propagan metadatos, lo que obligó a validar el pago mediante el JWT y la suscripción), la consistencia de datos en operaciones que cruzan varios servicios y las diferencias de SQL entre motores (por ejemplo, sustituir </w:t>
-      </w:r>
-      <w:proofErr w:type="gramStart"/>
-      <w:r>
-        <w:rPr>
-          <w:lang w:val="es-ES"/>
-        </w:rPr>
-        <w:t>YEAR(</w:t>
-      </w:r>
-      <w:proofErr w:type="gramEnd"/>
-      <w:r>
-        <w:rPr>
-          <w:lang w:val="es-ES"/>
-        </w:rPr>
-        <w:t xml:space="preserve">) por </w:t>
-      </w:r>
-      <w:proofErr w:type="gramStart"/>
-      <w:r>
-        <w:rPr>
-          <w:lang w:val="es-ES"/>
-        </w:rPr>
-        <w:t>EXTRACT(</w:t>
-      </w:r>
-      <w:proofErr w:type="gramEnd"/>
-      <w:r>
-        <w:rPr>
-          <w:lang w:val="es-ES"/>
-        </w:rPr>
-        <w:t>YEAR FROM fecha) en PostgreSQL).</w:t>
+        <w:t xml:space="preserve">El proyecto ha permitido consolidar en un contexto realista los conocimientos del ciclo: Java con Spring Boot, frontend con React, bases de datos relacionales, seguridad con JWT y roles, contenedorización con Docker e integración con APIs externas (Nordigen y Stripe). Las principales dificultades superadas fueron la integración del consentimiento PSD2, la particularidad de los Payment Links de Stripe (que no propagan metadatos, lo que obligó a validar el pago por el JWT y la suscripción), la consistencia de datos entre servicios y las diferencias de SQL entre motores.</w:t>
       </w:r>
     </w:p>
     <w:p>
